--- a/docs/Thiết kế Event.docx
+++ b/docs/Thiết kế Event.docx
@@ -370,7 +370,1177 @@
     <w:tbl>
       <w:tblPr>
         <w:tblStyle w:val="a"/>
-        <w:tblW w:w="10500" w:type="dxa"/>
+        <w:tblW w:w="10080" w:type="dxa"/>
+        <w:tblInd w:w="-810" w:type="dxa"/>
+        <w:tblBorders>
+          <w:top w:val="single" w:sz="8" w:space="0" w:color="E2E8F0"/>
+          <w:left w:val="nil"/>
+          <w:bottom w:val="single" w:sz="8" w:space="0" w:color="E2E8F0"/>
+          <w:right w:val="nil"/>
+          <w:insideH w:val="single" w:sz="8" w:space="0" w:color="F1F5F9"/>
+          <w:insideV w:val="nil"/>
+        </w:tblBorders>
+        <w:tblLayout w:type="fixed"/>
+        <w:tblLook w:val="0620" w:firstRow="1" w:lastRow="0" w:firstColumn="0" w:lastColumn="0" w:noHBand="1" w:noVBand="1"/>
+      </w:tblPr>
+      <w:tblGrid>
+        <w:gridCol w:w="3510"/>
+        <w:gridCol w:w="2340"/>
+        <w:gridCol w:w="4230"/>
+      </w:tblGrid>
+      <w:tr>
+        <w:trPr>
+          <w:cnfStyle w:val="100000000000" w:firstRow="1" w:lastRow="0" w:firstColumn="0" w:lastColumn="0" w:oddVBand="0" w:evenVBand="0" w:oddHBand="0" w:evenHBand="0" w:firstRowFirstColumn="0" w:firstRowLastColumn="0" w:lastRowFirstColumn="0" w:lastRowLastColumn="0"/>
+          <w:tblHeader/>
+        </w:trPr>
+        <w:tc>
+          <w:tcPr>
+            <w:tcW w:w="3510" w:type="dxa"/>
+          </w:tcPr>
+          <w:p>
+            <w:pPr>
+              <w:rPr>
+                <w:color w:val="000000"/>
+              </w:rPr>
+            </w:pPr>
+            <w:r>
+              <w:rPr>
+                <w:color w:val="000000"/>
+              </w:rPr>
+              <w:t>Trường (Field)</w:t>
+            </w:r>
+          </w:p>
+        </w:tc>
+        <w:tc>
+          <w:tcPr>
+            <w:tcW w:w="2340" w:type="dxa"/>
+          </w:tcPr>
+          <w:p>
+            <w:pPr>
+              <w:rPr>
+                <w:color w:val="000000"/>
+              </w:rPr>
+            </w:pPr>
+            <w:r>
+              <w:rPr>
+                <w:color w:val="000000"/>
+              </w:rPr>
+              <w:t>Kiểu dữ liệu</w:t>
+            </w:r>
+          </w:p>
+        </w:tc>
+        <w:tc>
+          <w:tcPr>
+            <w:tcW w:w="4230" w:type="dxa"/>
+          </w:tcPr>
+          <w:p>
+            <w:pPr>
+              <w:rPr>
+                <w:color w:val="000000"/>
+              </w:rPr>
+            </w:pPr>
+            <w:r>
+              <w:rPr>
+                <w:color w:val="000000"/>
+              </w:rPr>
+              <w:t>Mô tả</w:t>
+            </w:r>
+          </w:p>
+        </w:tc>
+      </w:tr>
+      <w:tr>
+        <w:tc>
+          <w:tcPr>
+            <w:tcW w:w="3510" w:type="dxa"/>
+          </w:tcPr>
+          <w:p>
+            <w:pPr>
+              <w:rPr>
+                <w:color w:val="000000"/>
+              </w:rPr>
+            </w:pPr>
+            <w:r>
+              <w:rPr>
+                <w:rFonts w:ascii="Roboto Mono" w:eastAsia="Roboto Mono" w:hAnsi="Roboto Mono" w:cs="Roboto Mono"/>
+                <w:color w:val="000000"/>
+              </w:rPr>
+              <w:t>event_id</w:t>
+            </w:r>
+          </w:p>
+        </w:tc>
+        <w:tc>
+          <w:tcPr>
+            <w:tcW w:w="2340" w:type="dxa"/>
+          </w:tcPr>
+          <w:p>
+            <w:pPr>
+              <w:rPr>
+                <w:color w:val="000000"/>
+              </w:rPr>
+            </w:pPr>
+            <w:sdt>
+              <w:sdtPr>
+                <w:alias w:val="Kiểu dữ liệu"/>
+                <w:id w:val="279066893"/>
+                <w:dropDownList>
+                  <w:listItem w:displayText="Integer" w:value="Integer"/>
+                  <w:listItem w:displayText="Integer / Float" w:value="Integer / Float"/>
+                  <w:listItem w:displayText="String" w:value="String"/>
+                  <w:listItem w:displayText="Timestamp" w:value="Timestamp"/>
+                  <w:listItem w:displayText="UUID" w:value="UUID"/>
+                </w:dropDownList>
+              </w:sdtPr>
+              <w:sdtContent>
+                <w:r>
+                  <w:t>UUID</w:t>
+                </w:r>
+              </w:sdtContent>
+            </w:sdt>
+          </w:p>
+        </w:tc>
+        <w:tc>
+          <w:tcPr>
+            <w:tcW w:w="4230" w:type="dxa"/>
+          </w:tcPr>
+          <w:p>
+            <w:pPr>
+              <w:rPr>
+                <w:color w:val="000000"/>
+              </w:rPr>
+            </w:pPr>
+            <w:r>
+              <w:rPr>
+                <w:color w:val="000000"/>
+              </w:rPr>
+              <w:t>Đóng vai trò là idempotency key</w:t>
+            </w:r>
+          </w:p>
+        </w:tc>
+      </w:tr>
+      <w:tr>
+        <w:tc>
+          <w:tcPr>
+            <w:tcW w:w="3510" w:type="dxa"/>
+          </w:tcPr>
+          <w:p>
+            <w:pPr>
+              <w:rPr>
+                <w:color w:val="000000"/>
+              </w:rPr>
+            </w:pPr>
+            <w:r>
+              <w:rPr>
+                <w:rFonts w:ascii="Roboto Mono" w:eastAsia="Roboto Mono" w:hAnsi="Roboto Mono" w:cs="Roboto Mono"/>
+                <w:color w:val="000000"/>
+              </w:rPr>
+              <w:t>aggregate_id</w:t>
+            </w:r>
+          </w:p>
+        </w:tc>
+        <w:tc>
+          <w:tcPr>
+            <w:tcW w:w="2340" w:type="dxa"/>
+          </w:tcPr>
+          <w:p>
+            <w:pPr>
+              <w:rPr>
+                <w:color w:val="000000"/>
+              </w:rPr>
+            </w:pPr>
+            <w:sdt>
+              <w:sdtPr>
+                <w:alias w:val="Kiểu dữ liệu"/>
+                <w:id w:val="-469381718"/>
+                <w:dropDownList>
+                  <w:listItem w:displayText="Integer" w:value="Integer"/>
+                  <w:listItem w:displayText="Integer / Float" w:value="Integer / Float"/>
+                  <w:listItem w:displayText="String" w:value="String"/>
+                  <w:listItem w:displayText="Timestamp" w:value="Timestamp"/>
+                  <w:listItem w:displayText="UUID" w:value="UUID"/>
+                </w:dropDownList>
+              </w:sdtPr>
+              <w:sdtContent>
+                <w:r>
+                  <w:t>UUID</w:t>
+                </w:r>
+              </w:sdtContent>
+            </w:sdt>
+          </w:p>
+        </w:tc>
+        <w:tc>
+          <w:tcPr>
+            <w:tcW w:w="4230" w:type="dxa"/>
+          </w:tcPr>
+          <w:p>
+            <w:pPr>
+              <w:rPr>
+                <w:color w:val="000000"/>
+              </w:rPr>
+            </w:pPr>
+            <w:r>
+              <w:rPr>
+                <w:rFonts w:ascii="Roboto Mono" w:eastAsia="Roboto Mono" w:hAnsi="Roboto Mono" w:cs="Roboto Mono"/>
+                <w:color w:val="000000"/>
+              </w:rPr>
+              <w:t>attempt_id</w:t>
+            </w:r>
+            <w:r>
+              <w:rPr>
+                <w:color w:val="000000"/>
+              </w:rPr>
+              <w:t xml:space="preserve"> của lượt làm bài</w:t>
+            </w:r>
+          </w:p>
+        </w:tc>
+      </w:tr>
+      <w:tr>
+        <w:tc>
+          <w:tcPr>
+            <w:tcW w:w="3510" w:type="dxa"/>
+          </w:tcPr>
+          <w:p>
+            <w:pPr>
+              <w:rPr>
+                <w:color w:val="000000"/>
+              </w:rPr>
+            </w:pPr>
+            <w:r>
+              <w:rPr>
+                <w:rFonts w:ascii="Roboto Mono" w:eastAsia="Roboto Mono" w:hAnsi="Roboto Mono" w:cs="Roboto Mono"/>
+                <w:color w:val="000000"/>
+              </w:rPr>
+              <w:t>event_type</w:t>
+            </w:r>
+          </w:p>
+        </w:tc>
+        <w:tc>
+          <w:tcPr>
+            <w:tcW w:w="2340" w:type="dxa"/>
+          </w:tcPr>
+          <w:p>
+            <w:pPr>
+              <w:rPr>
+                <w:color w:val="000000"/>
+              </w:rPr>
+            </w:pPr>
+            <w:sdt>
+              <w:sdtPr>
+                <w:alias w:val="Kiểu dữ liệu"/>
+                <w:id w:val="2013929706"/>
+                <w:dropDownList>
+                  <w:listItem w:displayText="Integer" w:value="Integer"/>
+                  <w:listItem w:displayText="Integer / Float" w:value="Integer / Float"/>
+                  <w:listItem w:displayText="String" w:value="String"/>
+                  <w:listItem w:displayText="Timestamp" w:value="Timestamp"/>
+                  <w:listItem w:displayText="UUID" w:value="UUID"/>
+                </w:dropDownList>
+              </w:sdtPr>
+              <w:sdtContent>
+                <w:r>
+                  <w:t>String</w:t>
+                </w:r>
+              </w:sdtContent>
+            </w:sdt>
+          </w:p>
+        </w:tc>
+        <w:tc>
+          <w:tcPr>
+            <w:tcW w:w="4230" w:type="dxa"/>
+          </w:tcPr>
+          <w:p>
+            <w:pPr>
+              <w:rPr>
+                <w:color w:val="000000"/>
+              </w:rPr>
+            </w:pPr>
+            <w:r>
+              <w:rPr>
+                <w:color w:val="000000"/>
+              </w:rPr>
+              <w:t xml:space="preserve">Mặc định là </w:t>
+            </w:r>
+            <w:r>
+              <w:rPr>
+                <w:rFonts w:ascii="Roboto Mono" w:eastAsia="Roboto Mono" w:hAnsi="Roboto Mono" w:cs="Roboto Mono"/>
+                <w:color w:val="000000"/>
+              </w:rPr>
+              <w:t>TestSubmittedEvent</w:t>
+            </w:r>
+          </w:p>
+        </w:tc>
+      </w:tr>
+      <w:tr>
+        <w:tc>
+          <w:tcPr>
+            <w:tcW w:w="3510" w:type="dxa"/>
+          </w:tcPr>
+          <w:p>
+            <w:pPr>
+              <w:rPr>
+                <w:color w:val="000000"/>
+              </w:rPr>
+            </w:pPr>
+            <w:r>
+              <w:rPr>
+                <w:rFonts w:ascii="Roboto Mono" w:eastAsia="Roboto Mono" w:hAnsi="Roboto Mono" w:cs="Roboto Mono"/>
+                <w:color w:val="000000"/>
+              </w:rPr>
+              <w:t>user_id</w:t>
+            </w:r>
+          </w:p>
+        </w:tc>
+        <w:tc>
+          <w:tcPr>
+            <w:tcW w:w="2340" w:type="dxa"/>
+          </w:tcPr>
+          <w:p>
+            <w:pPr>
+              <w:rPr>
+                <w:color w:val="000000"/>
+              </w:rPr>
+            </w:pPr>
+            <w:sdt>
+              <w:sdtPr>
+                <w:alias w:val="Kiểu dữ liệu"/>
+                <w:id w:val="1453045356"/>
+                <w:dropDownList>
+                  <w:listItem w:displayText="Integer" w:value="Integer"/>
+                  <w:listItem w:displayText="Integer / Float" w:value="Integer / Float"/>
+                  <w:listItem w:displayText="String" w:value="String"/>
+                  <w:listItem w:displayText="Timestamp" w:value="Timestamp"/>
+                  <w:listItem w:displayText="UUID" w:value="UUID"/>
+                </w:dropDownList>
+              </w:sdtPr>
+              <w:sdtContent>
+                <w:r>
+                  <w:t>UUID</w:t>
+                </w:r>
+              </w:sdtContent>
+            </w:sdt>
+          </w:p>
+        </w:tc>
+        <w:tc>
+          <w:tcPr>
+            <w:tcW w:w="4230" w:type="dxa"/>
+          </w:tcPr>
+          <w:p>
+            <w:pPr>
+              <w:rPr>
+                <w:color w:val="000000"/>
+              </w:rPr>
+            </w:pPr>
+            <w:r>
+              <w:rPr>
+                <w:color w:val="000000"/>
+              </w:rPr>
+              <w:t>ID người dùng thực hiện bài thi</w:t>
+            </w:r>
+          </w:p>
+        </w:tc>
+      </w:tr>
+      <w:tr>
+        <w:tc>
+          <w:tcPr>
+            <w:tcW w:w="3510" w:type="dxa"/>
+          </w:tcPr>
+          <w:p>
+            <w:pPr>
+              <w:rPr>
+                <w:color w:val="000000"/>
+              </w:rPr>
+            </w:pPr>
+            <w:r>
+              <w:rPr>
+                <w:rFonts w:ascii="Roboto Mono" w:eastAsia="Roboto Mono" w:hAnsi="Roboto Mono" w:cs="Roboto Mono"/>
+                <w:color w:val="000000"/>
+              </w:rPr>
+              <w:t>test_id</w:t>
+            </w:r>
+          </w:p>
+        </w:tc>
+        <w:tc>
+          <w:tcPr>
+            <w:tcW w:w="2340" w:type="dxa"/>
+          </w:tcPr>
+          <w:p>
+            <w:pPr>
+              <w:rPr>
+                <w:color w:val="000000"/>
+              </w:rPr>
+            </w:pPr>
+            <w:sdt>
+              <w:sdtPr>
+                <w:alias w:val="Kiểu dữ liệu"/>
+                <w:id w:val="588404186"/>
+                <w:dropDownList>
+                  <w:listItem w:displayText="Integer" w:value="Integer"/>
+                  <w:listItem w:displayText="Integer / Float" w:value="Integer / Float"/>
+                  <w:listItem w:displayText="String" w:value="String"/>
+                  <w:listItem w:displayText="Timestamp" w:value="Timestamp"/>
+                  <w:listItem w:displayText="UUID" w:value="UUID"/>
+                </w:dropDownList>
+              </w:sdtPr>
+              <w:sdtContent>
+                <w:r>
+                  <w:t>UUID</w:t>
+                </w:r>
+              </w:sdtContent>
+            </w:sdt>
+          </w:p>
+        </w:tc>
+        <w:tc>
+          <w:tcPr>
+            <w:tcW w:w="4230" w:type="dxa"/>
+          </w:tcPr>
+          <w:p>
+            <w:pPr>
+              <w:rPr>
+                <w:color w:val="000000"/>
+              </w:rPr>
+            </w:pPr>
+            <w:r>
+              <w:rPr>
+                <w:color w:val="000000"/>
+              </w:rPr>
+              <w:t>ID của đề thi</w:t>
+            </w:r>
+          </w:p>
+        </w:tc>
+      </w:tr>
+      <w:tr>
+        <w:tc>
+          <w:tcPr>
+            <w:tcW w:w="3510" w:type="dxa"/>
+          </w:tcPr>
+          <w:p>
+            <w:pPr>
+              <w:rPr>
+                <w:color w:val="000000"/>
+              </w:rPr>
+            </w:pPr>
+            <w:r>
+              <w:rPr>
+                <w:rFonts w:ascii="Roboto Mono" w:eastAsia="Roboto Mono" w:hAnsi="Roboto Mono" w:cs="Roboto Mono"/>
+                <w:color w:val="000000"/>
+              </w:rPr>
+              <w:lastRenderedPageBreak/>
+              <w:t>score</w:t>
+            </w:r>
+          </w:p>
+        </w:tc>
+        <w:tc>
+          <w:tcPr>
+            <w:tcW w:w="2340" w:type="dxa"/>
+          </w:tcPr>
+          <w:p>
+            <w:pPr>
+              <w:rPr>
+                <w:color w:val="000000"/>
+              </w:rPr>
+            </w:pPr>
+            <w:sdt>
+              <w:sdtPr>
+                <w:alias w:val="Kiểu dữ liệu"/>
+                <w:id w:val="1598528962"/>
+                <w:dropDownList>
+                  <w:listItem w:displayText="Integer" w:value="Integer"/>
+                  <w:listItem w:displayText="Integer / Float" w:value="Integer / Float"/>
+                  <w:listItem w:displayText="String" w:value="String"/>
+                  <w:listItem w:displayText="Timestamp" w:value="Timestamp"/>
+                  <w:listItem w:displayText="UUID" w:value="UUID"/>
+                </w:dropDownList>
+              </w:sdtPr>
+              <w:sdtContent>
+                <w:r>
+                  <w:t>Integer / Float</w:t>
+                </w:r>
+              </w:sdtContent>
+            </w:sdt>
+          </w:p>
+        </w:tc>
+        <w:tc>
+          <w:tcPr>
+            <w:tcW w:w="4230" w:type="dxa"/>
+          </w:tcPr>
+          <w:p>
+            <w:pPr>
+              <w:rPr>
+                <w:color w:val="000000"/>
+              </w:rPr>
+            </w:pPr>
+            <w:r>
+              <w:rPr>
+                <w:color w:val="000000"/>
+              </w:rPr>
+              <w:t>Điểm tổng TOEIC (10-990)</w:t>
+            </w:r>
+          </w:p>
+        </w:tc>
+      </w:tr>
+      <w:tr>
+        <w:tc>
+          <w:tcPr>
+            <w:tcW w:w="3510" w:type="dxa"/>
+          </w:tcPr>
+          <w:p>
+            <w:pPr>
+              <w:rPr>
+                <w:color w:val="000000"/>
+              </w:rPr>
+            </w:pPr>
+            <w:r>
+              <w:rPr>
+                <w:rFonts w:ascii="Roboto Mono" w:eastAsia="Roboto Mono" w:hAnsi="Roboto Mono" w:cs="Roboto Mono"/>
+                <w:color w:val="000000"/>
+              </w:rPr>
+              <w:t>total_correct</w:t>
+            </w:r>
+          </w:p>
+        </w:tc>
+        <w:tc>
+          <w:tcPr>
+            <w:tcW w:w="2340" w:type="dxa"/>
+          </w:tcPr>
+          <w:p>
+            <w:pPr>
+              <w:rPr>
+                <w:color w:val="000000"/>
+              </w:rPr>
+            </w:pPr>
+            <w:sdt>
+              <w:sdtPr>
+                <w:alias w:val="Kiểu dữ liệu"/>
+                <w:id w:val="-534256819"/>
+                <w:dropDownList>
+                  <w:listItem w:displayText="Integer" w:value="Integer"/>
+                  <w:listItem w:displayText="Integer / Float" w:value="Integer / Float"/>
+                  <w:listItem w:displayText="String" w:value="String"/>
+                  <w:listItem w:displayText="Timestamp" w:value="Timestamp"/>
+                  <w:listItem w:displayText="UUID" w:value="UUID"/>
+                </w:dropDownList>
+              </w:sdtPr>
+              <w:sdtContent>
+                <w:r>
+                  <w:t>Integer</w:t>
+                </w:r>
+              </w:sdtContent>
+            </w:sdt>
+          </w:p>
+        </w:tc>
+        <w:tc>
+          <w:tcPr>
+            <w:tcW w:w="4230" w:type="dxa"/>
+          </w:tcPr>
+          <w:p>
+            <w:pPr>
+              <w:rPr>
+                <w:color w:val="000000"/>
+              </w:rPr>
+            </w:pPr>
+            <w:r>
+              <w:rPr>
+                <w:color w:val="000000"/>
+              </w:rPr>
+              <w:t>Tổng số câu trả lời đúng; kèm mảng chi tiết theo Part</w:t>
+            </w:r>
+          </w:p>
+        </w:tc>
+      </w:tr>
+      <w:tr>
+        <w:tc>
+          <w:tcPr>
+            <w:tcW w:w="3510" w:type="dxa"/>
+          </w:tcPr>
+          <w:p>
+            <w:pPr>
+              <w:rPr>
+                <w:rFonts w:ascii="Roboto Mono" w:eastAsia="Roboto Mono" w:hAnsi="Roboto Mono" w:cs="Roboto Mono"/>
+                <w:color w:val="000000"/>
+              </w:rPr>
+            </w:pPr>
+            <w:r>
+              <w:rPr>
+                <w:rFonts w:ascii="Roboto Mono" w:eastAsia="Roboto Mono" w:hAnsi="Roboto Mono" w:cs="Roboto Mono"/>
+                <w:color w:val="000000"/>
+              </w:rPr>
+              <w:t>score_listening</w:t>
+            </w:r>
+          </w:p>
+        </w:tc>
+        <w:tc>
+          <w:tcPr>
+            <w:tcW w:w="2340" w:type="dxa"/>
+          </w:tcPr>
+          <w:p>
+            <w:r>
+              <w:t>Integer</w:t>
+            </w:r>
+          </w:p>
+        </w:tc>
+        <w:tc>
+          <w:tcPr>
+            <w:tcW w:w="4230" w:type="dxa"/>
+          </w:tcPr>
+          <w:p>
+            <w:pPr>
+              <w:rPr>
+                <w:color w:val="000000"/>
+              </w:rPr>
+            </w:pPr>
+            <w:r>
+              <w:rPr>
+                <w:color w:val="000000"/>
+              </w:rPr>
+              <w:t>Điểm Listening (5-495)</w:t>
+            </w:r>
+          </w:p>
+        </w:tc>
+      </w:tr>
+      <w:tr>
+        <w:tc>
+          <w:tcPr>
+            <w:tcW w:w="3510" w:type="dxa"/>
+          </w:tcPr>
+          <w:p>
+            <w:pPr>
+              <w:rPr>
+                <w:rFonts w:ascii="Roboto Mono" w:eastAsia="Roboto Mono" w:hAnsi="Roboto Mono" w:cs="Roboto Mono"/>
+                <w:color w:val="000000"/>
+              </w:rPr>
+            </w:pPr>
+            <w:r>
+              <w:rPr>
+                <w:rFonts w:ascii="Roboto Mono" w:eastAsia="Roboto Mono" w:hAnsi="Roboto Mono" w:cs="Roboto Mono"/>
+                <w:color w:val="000000"/>
+              </w:rPr>
+              <w:t>score_reading</w:t>
+            </w:r>
+          </w:p>
+        </w:tc>
+        <w:tc>
+          <w:tcPr>
+            <w:tcW w:w="2340" w:type="dxa"/>
+          </w:tcPr>
+          <w:p>
+            <w:r>
+              <w:t>Integer</w:t>
+            </w:r>
+          </w:p>
+        </w:tc>
+        <w:tc>
+          <w:tcPr>
+            <w:tcW w:w="4230" w:type="dxa"/>
+          </w:tcPr>
+          <w:p>
+            <w:pPr>
+              <w:rPr>
+                <w:color w:val="000000"/>
+              </w:rPr>
+            </w:pPr>
+            <w:r>
+              <w:rPr>
+                <w:color w:val="000000"/>
+              </w:rPr>
+              <w:t>Điểm Reading (5-495)</w:t>
+            </w:r>
+          </w:p>
+        </w:tc>
+      </w:tr>
+      <w:tr>
+        <w:tc>
+          <w:tcPr>
+            <w:tcW w:w="3510" w:type="dxa"/>
+          </w:tcPr>
+          <w:p>
+            <w:pPr>
+              <w:rPr>
+                <w:rFonts w:ascii="Roboto Mono" w:eastAsia="Roboto Mono" w:hAnsi="Roboto Mono" w:cs="Roboto Mono"/>
+                <w:color w:val="000000"/>
+              </w:rPr>
+            </w:pPr>
+            <w:r>
+              <w:rPr>
+                <w:rFonts w:ascii="Roboto Mono" w:eastAsia="Roboto Mono" w:hAnsi="Roboto Mono" w:cs="Roboto Mono"/>
+                <w:color w:val="000000"/>
+              </w:rPr>
+              <w:t>correct_listening_count</w:t>
+            </w:r>
+          </w:p>
+        </w:tc>
+        <w:tc>
+          <w:tcPr>
+            <w:tcW w:w="2340" w:type="dxa"/>
+          </w:tcPr>
+          <w:p>
+            <w:r>
+              <w:t>Integer</w:t>
+            </w:r>
+          </w:p>
+        </w:tc>
+        <w:tc>
+          <w:tcPr>
+            <w:tcW w:w="4230" w:type="dxa"/>
+          </w:tcPr>
+          <w:p>
+            <w:pPr>
+              <w:rPr>
+                <w:color w:val="000000"/>
+              </w:rPr>
+            </w:pPr>
+            <w:r>
+              <w:rPr>
+                <w:color w:val="000000"/>
+              </w:rPr>
+              <w:t>Số câu đúng phần Listening</w:t>
+            </w:r>
+          </w:p>
+        </w:tc>
+      </w:tr>
+      <w:tr>
+        <w:tc>
+          <w:tcPr>
+            <w:tcW w:w="3510" w:type="dxa"/>
+          </w:tcPr>
+          <w:p>
+            <w:pPr>
+              <w:rPr>
+                <w:rFonts w:ascii="Roboto Mono" w:eastAsia="Roboto Mono" w:hAnsi="Roboto Mono" w:cs="Roboto Mono"/>
+                <w:color w:val="000000"/>
+              </w:rPr>
+            </w:pPr>
+            <w:r>
+              <w:rPr>
+                <w:rFonts w:ascii="Roboto Mono" w:eastAsia="Roboto Mono" w:hAnsi="Roboto Mono" w:cs="Roboto Mono"/>
+                <w:color w:val="000000"/>
+              </w:rPr>
+              <w:t>correct_reading_count</w:t>
+            </w:r>
+          </w:p>
+        </w:tc>
+        <w:tc>
+          <w:tcPr>
+            <w:tcW w:w="2340" w:type="dxa"/>
+          </w:tcPr>
+          <w:p>
+            <w:r>
+              <w:t>Integer</w:t>
+            </w:r>
+          </w:p>
+        </w:tc>
+        <w:tc>
+          <w:tcPr>
+            <w:tcW w:w="4230" w:type="dxa"/>
+          </w:tcPr>
+          <w:p>
+            <w:pPr>
+              <w:rPr>
+                <w:color w:val="000000"/>
+              </w:rPr>
+            </w:pPr>
+            <w:r>
+              <w:rPr>
+                <w:color w:val="000000"/>
+              </w:rPr>
+              <w:t>Số câu đúng phần Reading</w:t>
+            </w:r>
+          </w:p>
+        </w:tc>
+      </w:tr>
+      <w:tr>
+        <w:tc>
+          <w:tcPr>
+            <w:tcW w:w="3510" w:type="dxa"/>
+          </w:tcPr>
+          <w:p>
+            <w:pPr>
+              <w:rPr>
+                <w:rFonts w:ascii="Roboto Mono" w:eastAsia="Roboto Mono" w:hAnsi="Roboto Mono" w:cs="Roboto Mono"/>
+                <w:color w:val="000000"/>
+              </w:rPr>
+            </w:pPr>
+            <w:r>
+              <w:rPr>
+                <w:rFonts w:ascii="Roboto Mono" w:eastAsia="Roboto Mono" w:hAnsi="Roboto Mono" w:cs="Roboto Mono"/>
+                <w:color w:val="000000"/>
+              </w:rPr>
+              <w:t>part_details</w:t>
+            </w:r>
+          </w:p>
+        </w:tc>
+        <w:tc>
+          <w:tcPr>
+            <w:tcW w:w="2340" w:type="dxa"/>
+          </w:tcPr>
+          <w:p>
+            <w:r>
+              <w:t>Array</w:t>
+            </w:r>
+          </w:p>
+        </w:tc>
+        <w:tc>
+          <w:tcPr>
+            <w:tcW w:w="4230" w:type="dxa"/>
+          </w:tcPr>
+          <w:p>
+            <w:pPr>
+              <w:rPr>
+                <w:color w:val="000000"/>
+              </w:rPr>
+            </w:pPr>
+            <w:r>
+              <w:rPr>
+                <w:color w:val="000000"/>
+              </w:rPr>
+              <w:t>Mảng chi tiết theo Part: [{part, correct, total}]</w:t>
+            </w:r>
+          </w:p>
+        </w:tc>
+      </w:tr>
+      <w:tr>
+        <w:tc>
+          <w:tcPr>
+            <w:tcW w:w="3510" w:type="dxa"/>
+          </w:tcPr>
+          <w:p>
+            <w:pPr>
+              <w:rPr>
+                <w:color w:val="000000"/>
+              </w:rPr>
+            </w:pPr>
+            <w:r>
+              <w:rPr>
+                <w:rFonts w:ascii="Roboto Mono" w:eastAsia="Roboto Mono" w:hAnsi="Roboto Mono" w:cs="Roboto Mono"/>
+                <w:color w:val="000000"/>
+              </w:rPr>
+              <w:t>completed_at</w:t>
+            </w:r>
+          </w:p>
+        </w:tc>
+        <w:tc>
+          <w:tcPr>
+            <w:tcW w:w="2340" w:type="dxa"/>
+          </w:tcPr>
+          <w:p>
+            <w:pPr>
+              <w:rPr>
+                <w:color w:val="000000"/>
+              </w:rPr>
+            </w:pPr>
+            <w:sdt>
+              <w:sdtPr>
+                <w:alias w:val="Kiểu dữ liệu"/>
+                <w:id w:val="499762827"/>
+                <w:dropDownList>
+                  <w:listItem w:displayText="Integer" w:value="Integer"/>
+                  <w:listItem w:displayText="Integer / Float" w:value="Integer / Float"/>
+                  <w:listItem w:displayText="String" w:value="String"/>
+                  <w:listItem w:displayText="Timestamp" w:value="Timestamp"/>
+                  <w:listItem w:displayText="UUID" w:value="UUID"/>
+                </w:dropDownList>
+              </w:sdtPr>
+              <w:sdtContent>
+                <w:r>
+                  <w:t>Timestamp</w:t>
+                </w:r>
+              </w:sdtContent>
+            </w:sdt>
+          </w:p>
+        </w:tc>
+        <w:tc>
+          <w:tcPr>
+            <w:tcW w:w="4230" w:type="dxa"/>
+          </w:tcPr>
+          <w:p>
+            <w:pPr>
+              <w:rPr>
+                <w:color w:val="000000"/>
+              </w:rPr>
+            </w:pPr>
+            <w:r>
+              <w:rPr>
+                <w:color w:val="000000"/>
+              </w:rPr>
+              <w:t>Thời điểm nộp bài</w:t>
+            </w:r>
+          </w:p>
+        </w:tc>
+      </w:tr>
+    </w:tbl>
+    <w:p>
+      <w:pPr>
+        <w:widowControl w:val="0"/>
+        <w:pBdr>
+          <w:top w:val="nil"/>
+          <w:left w:val="nil"/>
+          <w:bottom w:val="nil"/>
+          <w:right w:val="nil"/>
+          <w:between w:val="nil"/>
+        </w:pBdr>
+        <w:spacing w:line="276" w:lineRule="auto"/>
+        <w:rPr>
+          <w:color w:val="000000"/>
+        </w:rPr>
+      </w:pPr>
+    </w:p>
+    <w:p>
+      <w:pPr>
+        <w:rPr>
+          <w:color w:val="000000"/>
+        </w:rPr>
+      </w:pPr>
+      <w:r>
+        <w:pict w14:anchorId="7D038732">
+          <v:rect id="_x0000_i1026" style="width:0;height:1.5pt" o:hralign="center" o:hrstd="t" o:hr="t" fillcolor="#a0a0a0" stroked="f"/>
+        </w:pict>
+      </w:r>
+    </w:p>
+    <w:p>
+      <w:pPr>
+        <w:pStyle w:val="Heading1"/>
+        <w:rPr>
+          <w:color w:val="000000"/>
+        </w:rPr>
+      </w:pPr>
+      <w:bookmarkStart w:id="3" w:name="_of3th5x8jjsb" w:colFirst="0" w:colLast="0"/>
+      <w:bookmarkEnd w:id="3"/>
+      <w:r>
+        <w:rPr>
+          <w:color w:val="000000"/>
+        </w:rPr>
+        <w:t>2. Sự kiện Quản lý Ngân hàng Câu hỏi (</w:t>
+      </w:r>
+      <w:r>
+        <w:rPr>
+          <w:rFonts w:ascii="Roboto Mono" w:eastAsia="Roboto Mono" w:hAnsi="Roboto Mono" w:cs="Roboto Mono"/>
+          <w:color w:val="000000"/>
+        </w:rPr>
+        <w:t>QuestionCreatedEvent</w:t>
+      </w:r>
+      <w:r>
+        <w:rPr>
+          <w:color w:val="000000"/>
+        </w:rPr>
+        <w:t xml:space="preserve"> / </w:t>
+      </w:r>
+      <w:r>
+        <w:rPr>
+          <w:rFonts w:ascii="Roboto Mono" w:eastAsia="Roboto Mono" w:hAnsi="Roboto Mono" w:cs="Roboto Mono"/>
+          <w:color w:val="000000"/>
+        </w:rPr>
+        <w:t>QuestionUpdatedEvent</w:t>
+      </w:r>
+      <w:r>
+        <w:rPr>
+          <w:color w:val="000000"/>
+        </w:rPr>
+        <w:t xml:space="preserve"> / </w:t>
+      </w:r>
+      <w:r>
+        <w:rPr>
+          <w:rFonts w:ascii="Roboto Mono" w:eastAsia="Roboto Mono" w:hAnsi="Roboto Mono" w:cs="Roboto Mono"/>
+          <w:color w:val="000000"/>
+        </w:rPr>
+        <w:t>QuestionDeletedEvent</w:t>
+      </w:r>
+      <w:r>
+        <w:rPr>
+          <w:color w:val="000000"/>
+        </w:rPr>
+        <w:t>)</w:t>
+      </w:r>
+    </w:p>
+    <w:p>
+      <w:pPr>
+        <w:numPr>
+          <w:ilvl w:val="0"/>
+          <w:numId w:val="1"/>
+        </w:numPr>
+      </w:pPr>
+      <w:r>
+        <w:rPr>
+          <w:b/>
+          <w:bCs/>
+          <w:color w:val="000000"/>
+        </w:rPr>
+        <w:t>Mục đích:</w:t>
+      </w:r>
+      <w:r>
+        <w:rPr>
+          <w:color w:val="000000"/>
+        </w:rPr>
+        <w:t xml:space="preserve"> Đồng bộ dữ liệu câu hỏi từ hệ thống CMS sang công cụ tìm kiếm.</w:t>
+      </w:r>
+    </w:p>
+    <w:p>
+      <w:pPr>
+        <w:numPr>
+          <w:ilvl w:val="0"/>
+          <w:numId w:val="1"/>
+        </w:numPr>
+      </w:pPr>
+      <w:r>
+        <w:rPr>
+          <w:b/>
+          <w:bCs/>
+          <w:color w:val="000000"/>
+        </w:rPr>
+        <w:t>Producer:</w:t>
+      </w:r>
+      <w:r>
+        <w:rPr>
+          <w:color w:val="000000"/>
+        </w:rPr>
+        <w:t xml:space="preserve"> Question Bank Service</w:t>
+      </w:r>
+    </w:p>
+    <w:p>
+      <w:pPr>
+        <w:numPr>
+          <w:ilvl w:val="0"/>
+          <w:numId w:val="1"/>
+        </w:numPr>
+      </w:pPr>
+      <w:r>
+        <w:rPr>
+          <w:b/>
+          <w:bCs/>
+          <w:color w:val="000000"/>
+        </w:rPr>
+        <w:t>Bảng Outbox:</w:t>
+      </w:r>
+      <w:r>
+        <w:rPr>
+          <w:color w:val="000000"/>
+        </w:rPr>
+        <w:t xml:space="preserve"> </w:t>
+      </w:r>
+      <w:r>
+        <w:rPr>
+          <w:rFonts w:ascii="Roboto Mono" w:eastAsia="Roboto Mono" w:hAnsi="Roboto Mono" w:cs="Roboto Mono"/>
+          <w:color w:val="000000"/>
+        </w:rPr>
+        <w:t>quest_db.outbox_events</w:t>
+      </w:r>
+    </w:p>
+    <w:p>
+      <w:pPr>
+        <w:numPr>
+          <w:ilvl w:val="0"/>
+          <w:numId w:val="1"/>
+        </w:numPr>
+      </w:pPr>
+      <w:r>
+        <w:rPr>
+          <w:b/>
+          <w:bCs/>
+          <w:color w:val="000000"/>
+        </w:rPr>
+        <w:t>Điều kiện kích hoạt (Trigger):</w:t>
+      </w:r>
+      <w:r>
+        <w:rPr>
+          <w:color w:val="000000"/>
+        </w:rPr>
+        <w:t xml:space="preserve"> Phát ra khi dữ liệu ở các bảng </w:t>
+      </w:r>
+      <w:r>
+        <w:rPr>
+          <w:rFonts w:ascii="Roboto Mono" w:eastAsia="Roboto Mono" w:hAnsi="Roboto Mono" w:cs="Roboto Mono"/>
+          <w:color w:val="000000"/>
+        </w:rPr>
+        <w:t>questions</w:t>
+      </w:r>
+      <w:r>
+        <w:rPr>
+          <w:color w:val="000000"/>
+        </w:rPr>
+        <w:t xml:space="preserve">, </w:t>
+      </w:r>
+      <w:r>
+        <w:rPr>
+          <w:rFonts w:ascii="Roboto Mono" w:eastAsia="Roboto Mono" w:hAnsi="Roboto Mono" w:cs="Roboto Mono"/>
+          <w:color w:val="000000"/>
+        </w:rPr>
+        <w:t>question_options</w:t>
+      </w:r>
+      <w:r>
+        <w:rPr>
+          <w:color w:val="000000"/>
+        </w:rPr>
+        <w:t xml:space="preserve">, và </w:t>
+      </w:r>
+      <w:r>
+        <w:rPr>
+          <w:rFonts w:ascii="Roboto Mono" w:eastAsia="Roboto Mono" w:hAnsi="Roboto Mono" w:cs="Roboto Mono"/>
+          <w:color w:val="000000"/>
+        </w:rPr>
+        <w:t>tags</w:t>
+      </w:r>
+      <w:r>
+        <w:rPr>
+          <w:color w:val="000000"/>
+        </w:rPr>
+        <w:t xml:space="preserve"> được ghi/thay đổi trong cùng một transaction.</w:t>
+      </w:r>
+    </w:p>
+    <w:p>
+      <w:pPr>
+        <w:numPr>
+          <w:ilvl w:val="0"/>
+          <w:numId w:val="1"/>
+        </w:numPr>
+      </w:pPr>
+      <w:r>
+        <w:rPr>
+          <w:b/>
+          <w:bCs/>
+          <w:color w:val="000000"/>
+        </w:rPr>
+        <w:t>Consumer: module Search (trong Question Bank Service)</w:t>
+      </w:r>
+    </w:p>
+    <w:p>
+      <w:pPr>
+        <w:numPr>
+          <w:ilvl w:val="0"/>
+          <w:numId w:val="1"/>
+        </w:numPr>
+      </w:pPr>
+      <w:r>
+        <w:rPr>
+          <w:b/>
+          <w:bCs/>
+          <w:color w:val="000000"/>
+        </w:rPr>
+        <w:t>Hành động dự kiến:</w:t>
+      </w:r>
+      <w:r>
+        <w:rPr>
+          <w:color w:val="000000"/>
+        </w:rPr>
+        <w:t xml:space="preserve"> Cập nhật hoặc xóa chỉ mục tìm kiếm trên Elasticsearch để hệ thống có thể tìm kiếm kết hợp keyword và bộ lọc.</w:t>
+      </w:r>
+    </w:p>
+    <w:p>
+      <w:pPr>
+        <w:pStyle w:val="Heading2"/>
+        <w:rPr>
+          <w:color w:val="000000"/>
+        </w:rPr>
+      </w:pPr>
+      <w:bookmarkStart w:id="4" w:name="_snls9bnpjm3v" w:colFirst="0" w:colLast="0"/>
+      <w:bookmarkEnd w:id="4"/>
+      <w:r>
+        <w:rPr>
+          <w:color w:val="000000"/>
+        </w:rPr>
+        <w:t>Cấu trúc dữ liệu (Payload)</w:t>
+      </w:r>
+    </w:p>
+    <w:tbl>
+      <w:tblPr>
+        <w:tblStyle w:val="a0"/>
+        <w:tblW w:w="9270" w:type="dxa"/>
         <w:tblInd w:w="0" w:type="dxa"/>
         <w:tblBorders>
           <w:top w:val="single" w:sz="8" w:space="0" w:color="E2E8F0"/>
@@ -384,9 +1554,9 @@
         <w:tblLook w:val="0620" w:firstRow="1" w:lastRow="0" w:firstColumn="0" w:lastColumn="0" w:noHBand="1" w:noVBand="1"/>
       </w:tblPr>
       <w:tblGrid>
-        <w:gridCol w:w="3500"/>
-        <w:gridCol w:w="3500"/>
-        <w:gridCol w:w="3500"/>
+        <w:gridCol w:w="2070"/>
+        <w:gridCol w:w="1710"/>
+        <w:gridCol w:w="5490"/>
       </w:tblGrid>
       <w:tr>
         <w:trPr>
@@ -395,7 +1565,7 @@
         </w:trPr>
         <w:tc>
           <w:tcPr>
-            <w:tcW w:w="3500" w:type="dxa"/>
+            <w:tcW w:w="2070" w:type="dxa"/>
           </w:tcPr>
           <w:p>
             <w:pPr>
@@ -413,7 +1583,7 @@
         </w:tc>
         <w:tc>
           <w:tcPr>
-            <w:tcW w:w="3500" w:type="dxa"/>
+            <w:tcW w:w="1710" w:type="dxa"/>
           </w:tcPr>
           <w:p>
             <w:pPr>
@@ -431,7 +1601,7 @@
         </w:tc>
         <w:tc>
           <w:tcPr>
-            <w:tcW w:w="3500" w:type="dxa"/>
+            <w:tcW w:w="5490" w:type="dxa"/>
           </w:tcPr>
           <w:p>
             <w:pPr>
@@ -451,7 +1621,7 @@
       <w:tr>
         <w:tc>
           <w:tcPr>
-            <w:tcW w:w="3500" w:type="dxa"/>
+            <w:tcW w:w="2070" w:type="dxa"/>
           </w:tcPr>
           <w:p>
             <w:pPr>
@@ -470,7 +1640,7 @@
         </w:tc>
         <w:tc>
           <w:tcPr>
-            <w:tcW w:w="3500" w:type="dxa"/>
+            <w:tcW w:w="1710" w:type="dxa"/>
           </w:tcPr>
           <w:p>
             <w:pPr>
@@ -481,16 +1651,13 @@
             <w:sdt>
               <w:sdtPr>
                 <w:alias w:val="Kiểu dữ liệu"/>
-                <w:id w:val="279066893"/>
+                <w:id w:val="1038449345"/>
                 <w:dropDownList>
-                  <w:listItem w:displayText="Integer" w:value="Integer"/>
-                  <w:listItem w:displayText="Integer / Float" w:value="Integer / Float"/>
+                  <w:listItem w:displayText="JSONB" w:value="JSONB"/>
                   <w:listItem w:displayText="String" w:value="String"/>
-                  <w:listItem w:displayText="Timestamp" w:value="Timestamp"/>
                   <w:listItem w:displayText="UUID" w:value="UUID"/>
                 </w:dropDownList>
               </w:sdtPr>
-              <w:sdtEndPr/>
               <w:sdtContent>
                 <w:r>
                   <w:t>UUID</w:t>
@@ -501,19 +1668,19 @@
         </w:tc>
         <w:tc>
           <w:tcPr>
-            <w:tcW w:w="3500" w:type="dxa"/>
-          </w:tcPr>
-          <w:p>
-            <w:pPr>
-              <w:rPr>
-                <w:color w:val="000000"/>
-              </w:rPr>
-            </w:pPr>
-            <w:r>
-              <w:rPr>
-                <w:color w:val="000000"/>
-              </w:rPr>
-              <w:t>Đóng vai trò là idempotency key</w:t>
+            <w:tcW w:w="5490" w:type="dxa"/>
+          </w:tcPr>
+          <w:p>
+            <w:pPr>
+              <w:rPr>
+                <w:color w:val="000000"/>
+              </w:rPr>
+            </w:pPr>
+            <w:r>
+              <w:rPr>
+                <w:color w:val="000000"/>
+              </w:rPr>
+              <w:t>Idempotency key</w:t>
             </w:r>
           </w:p>
         </w:tc>
@@ -521,26 +1688,27 @@
       <w:tr>
         <w:tc>
           <w:tcPr>
-            <w:tcW w:w="3500" w:type="dxa"/>
-          </w:tcPr>
-          <w:p>
-            <w:pPr>
-              <w:rPr>
-                <w:color w:val="000000"/>
-              </w:rPr>
-            </w:pPr>
-            <w:r>
-              <w:rPr>
-                <w:rFonts w:ascii="Roboto Mono" w:eastAsia="Roboto Mono" w:hAnsi="Roboto Mono" w:cs="Roboto Mono"/>
-                <w:color w:val="000000"/>
-              </w:rPr>
+            <w:tcW w:w="2070" w:type="dxa"/>
+          </w:tcPr>
+          <w:p>
+            <w:pPr>
+              <w:rPr>
+                <w:color w:val="000000"/>
+              </w:rPr>
+            </w:pPr>
+            <w:r>
+              <w:rPr>
+                <w:rFonts w:ascii="Roboto Mono" w:eastAsia="Roboto Mono" w:hAnsi="Roboto Mono" w:cs="Roboto Mono"/>
+                <w:color w:val="000000"/>
+              </w:rPr>
+              <w:lastRenderedPageBreak/>
               <w:t>aggregate_id</w:t>
             </w:r>
           </w:p>
         </w:tc>
         <w:tc>
           <w:tcPr>
-            <w:tcW w:w="3500" w:type="dxa"/>
+            <w:tcW w:w="1710" w:type="dxa"/>
           </w:tcPr>
           <w:p>
             <w:pPr>
@@ -551,16 +1719,13 @@
             <w:sdt>
               <w:sdtPr>
                 <w:alias w:val="Kiểu dữ liệu"/>
-                <w:id w:val="-469381718"/>
+                <w:id w:val="386932611"/>
                 <w:dropDownList>
-                  <w:listItem w:displayText="Integer" w:value="Integer"/>
-                  <w:listItem w:displayText="Integer / Float" w:value="Integer / Float"/>
+                  <w:listItem w:displayText="JSONB" w:value="JSONB"/>
                   <w:listItem w:displayText="String" w:value="String"/>
-                  <w:listItem w:displayText="Timestamp" w:value="Timestamp"/>
                   <w:listItem w:displayText="UUID" w:value="UUID"/>
                 </w:dropDownList>
               </w:sdtPr>
-              <w:sdtEndPr/>
               <w:sdtContent>
                 <w:r>
                   <w:t>UUID</w:t>
@@ -571,26 +1736,26 @@
         </w:tc>
         <w:tc>
           <w:tcPr>
-            <w:tcW w:w="3500" w:type="dxa"/>
-          </w:tcPr>
-          <w:p>
-            <w:pPr>
-              <w:rPr>
-                <w:color w:val="000000"/>
-              </w:rPr>
-            </w:pPr>
-            <w:r>
-              <w:rPr>
-                <w:rFonts w:ascii="Roboto Mono" w:eastAsia="Roboto Mono" w:hAnsi="Roboto Mono" w:cs="Roboto Mono"/>
-                <w:color w:val="000000"/>
-              </w:rPr>
-              <w:t>attempt_id</w:t>
-            </w:r>
-            <w:r>
-              <w:rPr>
-                <w:color w:val="000000"/>
-              </w:rPr>
-              <w:t xml:space="preserve"> của lượt làm bài</w:t>
+            <w:tcW w:w="5490" w:type="dxa"/>
+          </w:tcPr>
+          <w:p>
+            <w:pPr>
+              <w:rPr>
+                <w:color w:val="000000"/>
+              </w:rPr>
+            </w:pPr>
+            <w:r>
+              <w:rPr>
+                <w:rFonts w:ascii="Roboto Mono" w:eastAsia="Roboto Mono" w:hAnsi="Roboto Mono" w:cs="Roboto Mono"/>
+                <w:color w:val="000000"/>
+              </w:rPr>
+              <w:t>question_id</w:t>
+            </w:r>
+            <w:r>
+              <w:rPr>
+                <w:color w:val="000000"/>
+              </w:rPr>
+              <w:t xml:space="preserve"> của câu hỏi</w:t>
             </w:r>
           </w:p>
         </w:tc>
@@ -598,7 +1763,7 @@
       <w:tr>
         <w:tc>
           <w:tcPr>
-            <w:tcW w:w="3500" w:type="dxa"/>
+            <w:tcW w:w="2070" w:type="dxa"/>
           </w:tcPr>
           <w:p>
             <w:pPr>
@@ -617,7 +1782,7 @@
         </w:tc>
         <w:tc>
           <w:tcPr>
-            <w:tcW w:w="3500" w:type="dxa"/>
+            <w:tcW w:w="1710" w:type="dxa"/>
           </w:tcPr>
           <w:p>
             <w:pPr>
@@ -628,16 +1793,13 @@
             <w:sdt>
               <w:sdtPr>
                 <w:alias w:val="Kiểu dữ liệu"/>
-                <w:id w:val="2013929706"/>
+                <w:id w:val="-1930931613"/>
                 <w:dropDownList>
-                  <w:listItem w:displayText="Integer" w:value="Integer"/>
-                  <w:listItem w:displayText="Integer / Float" w:value="Integer / Float"/>
+                  <w:listItem w:displayText="JSONB" w:value="JSONB"/>
                   <w:listItem w:displayText="String" w:value="String"/>
-                  <w:listItem w:displayText="Timestamp" w:value="Timestamp"/>
                   <w:listItem w:displayText="UUID" w:value="UUID"/>
                 </w:dropDownList>
               </w:sdtPr>
-              <w:sdtEndPr/>
               <w:sdtContent>
                 <w:r>
                   <w:t>String</w:t>
@@ -648,26 +1810,58 @@
         </w:tc>
         <w:tc>
           <w:tcPr>
-            <w:tcW w:w="3500" w:type="dxa"/>
-          </w:tcPr>
-          <w:p>
-            <w:pPr>
-              <w:rPr>
-                <w:color w:val="000000"/>
-              </w:rPr>
-            </w:pPr>
-            <w:r>
-              <w:rPr>
-                <w:color w:val="000000"/>
-              </w:rPr>
-              <w:t xml:space="preserve">Mặc định là </w:t>
-            </w:r>
-            <w:r>
-              <w:rPr>
-                <w:rFonts w:ascii="Roboto Mono" w:eastAsia="Roboto Mono" w:hAnsi="Roboto Mono" w:cs="Roboto Mono"/>
-                <w:color w:val="000000"/>
-              </w:rPr>
-              <w:t>TestSubmittedEvent</w:t>
+            <w:tcW w:w="5490" w:type="dxa"/>
+          </w:tcPr>
+          <w:p>
+            <w:pPr>
+              <w:rPr>
+                <w:color w:val="000000"/>
+              </w:rPr>
+            </w:pPr>
+            <w:r>
+              <w:rPr>
+                <w:color w:val="000000"/>
+              </w:rPr>
+              <w:t>Tên sự kiện tương ứng (</w:t>
+            </w:r>
+            <w:r>
+              <w:rPr>
+                <w:rFonts w:ascii="Roboto Mono" w:eastAsia="Roboto Mono" w:hAnsi="Roboto Mono" w:cs="Roboto Mono"/>
+                <w:color w:val="000000"/>
+              </w:rPr>
+              <w:t>QuestionCreatedEvent</w:t>
+            </w:r>
+            <w:r>
+              <w:rPr>
+                <w:color w:val="000000"/>
+              </w:rPr>
+              <w:t xml:space="preserve">, </w:t>
+            </w:r>
+            <w:r>
+              <w:rPr>
+                <w:rFonts w:ascii="Roboto Mono" w:eastAsia="Roboto Mono" w:hAnsi="Roboto Mono" w:cs="Roboto Mono"/>
+                <w:color w:val="000000"/>
+              </w:rPr>
+              <w:t>QuestionUpdatedEvent</w:t>
+            </w:r>
+            <w:r>
+              <w:rPr>
+                <w:color w:val="000000"/>
+              </w:rPr>
+              <w:t xml:space="preserve">, </w:t>
+            </w:r>
+            <w:r>
+              <w:rPr>
+                <w:rFonts w:ascii="Roboto Mono" w:eastAsia="Roboto Mono" w:hAnsi="Roboto Mono" w:cs="Roboto Mono"/>
+                <w:color w:val="000000"/>
+              </w:rPr>
+              <w:t>QuestionDeletedEvent</w:t>
+            </w:r>
+            <w:r>
+              <w:rPr>
+                <w:color w:val="000000"/>
+              </w:rPr>
+              <w:t>)</w:t>
             </w:r>
           </w:p>
         </w:tc>
@@ -675,26 +1869,26 @@
       <w:tr>
         <w:tc>
           <w:tcPr>
-            <w:tcW w:w="3500" w:type="dxa"/>
-          </w:tcPr>
-          <w:p>
-            <w:pPr>
-              <w:rPr>
-                <w:color w:val="000000"/>
-              </w:rPr>
-            </w:pPr>
-            <w:r>
-              <w:rPr>
-                <w:rFonts w:ascii="Roboto Mono" w:eastAsia="Roboto Mono" w:hAnsi="Roboto Mono" w:cs="Roboto Mono"/>
-                <w:color w:val="000000"/>
-              </w:rPr>
-              <w:t>user_id</w:t>
-            </w:r>
-          </w:p>
-        </w:tc>
-        <w:tc>
-          <w:tcPr>
-            <w:tcW w:w="3500" w:type="dxa"/>
+            <w:tcW w:w="2070" w:type="dxa"/>
+          </w:tcPr>
+          <w:p>
+            <w:pPr>
+              <w:rPr>
+                <w:color w:val="000000"/>
+              </w:rPr>
+            </w:pPr>
+            <w:r>
+              <w:rPr>
+                <w:rFonts w:ascii="Roboto Mono" w:eastAsia="Roboto Mono" w:hAnsi="Roboto Mono" w:cs="Roboto Mono"/>
+                <w:color w:val="000000"/>
+              </w:rPr>
+              <w:t>payload</w:t>
+            </w:r>
+          </w:p>
+        </w:tc>
+        <w:tc>
+          <w:tcPr>
+            <w:tcW w:w="1710" w:type="dxa"/>
           </w:tcPr>
           <w:p>
             <w:pPr>
@@ -705,19 +1899,16 @@
             <w:sdt>
               <w:sdtPr>
                 <w:alias w:val="Kiểu dữ liệu"/>
-                <w:id w:val="1453045356"/>
+                <w:id w:val="2063539630"/>
                 <w:dropDownList>
-                  <w:listItem w:displayText="Integer" w:value="Integer"/>
-                  <w:listItem w:displayText="Integer / Float" w:value="Integer / Float"/>
+                  <w:listItem w:displayText="JSONB" w:value="JSONB"/>
                   <w:listItem w:displayText="String" w:value="String"/>
-                  <w:listItem w:displayText="Timestamp" w:value="Timestamp"/>
                   <w:listItem w:displayText="UUID" w:value="UUID"/>
                 </w:dropDownList>
               </w:sdtPr>
-              <w:sdtEndPr/>
               <w:sdtContent>
                 <w:r>
-                  <w:t>UUID</w:t>
+                  <w:t>JSONB</w:t>
                 </w:r>
               </w:sdtContent>
             </w:sdt>
@@ -725,550 +1916,31 @@
         </w:tc>
         <w:tc>
           <w:tcPr>
-            <w:tcW w:w="3500" w:type="dxa"/>
-          </w:tcPr>
-          <w:p>
-            <w:pPr>
-              <w:rPr>
-                <w:color w:val="000000"/>
-              </w:rPr>
-            </w:pPr>
-            <w:r>
-              <w:rPr>
-                <w:color w:val="000000"/>
-              </w:rPr>
-              <w:t>ID người dùng thực hiện bài thi</w:t>
-            </w:r>
-          </w:p>
-        </w:tc>
-      </w:tr>
-      <w:tr>
-        <w:tc>
-          <w:tcPr>
-            <w:tcW w:w="3500" w:type="dxa"/>
-          </w:tcPr>
-          <w:p>
-            <w:pPr>
-              <w:rPr>
-                <w:color w:val="000000"/>
-              </w:rPr>
-            </w:pPr>
-            <w:r>
-              <w:rPr>
-                <w:rFonts w:ascii="Roboto Mono" w:eastAsia="Roboto Mono" w:hAnsi="Roboto Mono" w:cs="Roboto Mono"/>
-                <w:color w:val="000000"/>
-              </w:rPr>
-              <w:lastRenderedPageBreak/>
-              <w:t>test_id</w:t>
-            </w:r>
-          </w:p>
-        </w:tc>
-        <w:tc>
-          <w:tcPr>
-            <w:tcW w:w="3500" w:type="dxa"/>
-          </w:tcPr>
-          <w:p>
-            <w:pPr>
-              <w:rPr>
-                <w:color w:val="000000"/>
-              </w:rPr>
-            </w:pPr>
-            <w:sdt>
-              <w:sdtPr>
-                <w:alias w:val="Kiểu dữ liệu"/>
-                <w:id w:val="588404186"/>
-                <w:dropDownList>
-                  <w:listItem w:displayText="Integer" w:value="Integer"/>
-                  <w:listItem w:displayText="Integer / Float" w:value="Integer / Float"/>
-                  <w:listItem w:displayText="String" w:value="String"/>
-                  <w:listItem w:displayText="Timestamp" w:value="Timestamp"/>
-                  <w:listItem w:displayText="UUID" w:value="UUID"/>
-                </w:dropDownList>
-              </w:sdtPr>
-              <w:sdtEndPr/>
-              <w:sdtContent>
-                <w:r>
-                  <w:t>UUID</w:t>
-                </w:r>
-              </w:sdtContent>
-            </w:sdt>
-          </w:p>
-        </w:tc>
-        <w:tc>
-          <w:tcPr>
-            <w:tcW w:w="3500" w:type="dxa"/>
-          </w:tcPr>
-          <w:p>
-            <w:pPr>
-              <w:rPr>
-                <w:color w:val="000000"/>
-              </w:rPr>
-            </w:pPr>
-            <w:r>
-              <w:rPr>
-                <w:color w:val="000000"/>
-              </w:rPr>
-              <w:t>ID của đề thi</w:t>
-            </w:r>
-          </w:p>
-        </w:tc>
-      </w:tr>
-      <w:tr>
-        <w:tc>
-          <w:tcPr>
-            <w:tcW w:w="3500" w:type="dxa"/>
-          </w:tcPr>
-          <w:p>
-            <w:pPr>
-              <w:rPr>
-                <w:color w:val="000000"/>
-              </w:rPr>
-            </w:pPr>
-            <w:r>
-              <w:rPr>
-                <w:rFonts w:ascii="Roboto Mono" w:eastAsia="Roboto Mono" w:hAnsi="Roboto Mono" w:cs="Roboto Mono"/>
-                <w:color w:val="000000"/>
-              </w:rPr>
-              <w:t>score</w:t>
-            </w:r>
-          </w:p>
-        </w:tc>
-        <w:tc>
-          <w:tcPr>
-            <w:tcW w:w="3500" w:type="dxa"/>
-          </w:tcPr>
-          <w:p>
-            <w:pPr>
-              <w:rPr>
-                <w:color w:val="000000"/>
-              </w:rPr>
-            </w:pPr>
-            <w:sdt>
-              <w:sdtPr>
-                <w:alias w:val="Kiểu dữ liệu"/>
-                <w:id w:val="1598528962"/>
-                <w:dropDownList>
-                  <w:listItem w:displayText="Integer" w:value="Integer"/>
-                  <w:listItem w:displayText="Integer / Float" w:value="Integer / Float"/>
-                  <w:listItem w:displayText="String" w:value="String"/>
-                  <w:listItem w:displayText="Timestamp" w:value="Timestamp"/>
-                  <w:listItem w:displayText="UUID" w:value="UUID"/>
-                </w:dropDownList>
-              </w:sdtPr>
-              <w:sdtEndPr/>
-              <w:sdtContent>
-                <w:r>
-                  <w:t>Integer / Float</w:t>
-                </w:r>
-              </w:sdtContent>
-            </w:sdt>
-          </w:p>
-        </w:tc>
-        <w:tc>
-          <w:tcPr>
-            <w:tcW w:w="3500" w:type="dxa"/>
-          </w:tcPr>
-          <w:p>
-            <w:pPr>
-              <w:rPr>
-                <w:color w:val="000000"/>
-              </w:rPr>
-            </w:pPr>
-            <w:r>
-              <w:rPr>
-                <w:color w:val="000000"/>
-              </w:rPr>
-              <w:t>Điểm tổng TOEIC (10-990)</w:t>
-            </w:r>
-          </w:p>
-        </w:tc>
-      </w:tr>
-      <w:tr>
-        <w:tc>
-          <w:tcPr>
-            <w:tcW w:w="3500" w:type="dxa"/>
-          </w:tcPr>
-          <w:p>
-            <w:pPr>
-              <w:rPr>
-                <w:color w:val="000000"/>
-              </w:rPr>
-            </w:pPr>
-            <w:r>
-              <w:rPr>
-                <w:rFonts w:ascii="Roboto Mono" w:eastAsia="Roboto Mono" w:hAnsi="Roboto Mono" w:cs="Roboto Mono"/>
-                <w:color w:val="000000"/>
-              </w:rPr>
-              <w:t>total_correct</w:t>
-            </w:r>
-          </w:p>
-        </w:tc>
-        <w:tc>
-          <w:tcPr>
-            <w:tcW w:w="3500" w:type="dxa"/>
-          </w:tcPr>
-          <w:p>
-            <w:pPr>
-              <w:rPr>
-                <w:color w:val="000000"/>
-              </w:rPr>
-            </w:pPr>
-            <w:sdt>
-              <w:sdtPr>
-                <w:alias w:val="Kiểu dữ liệu"/>
-                <w:id w:val="-534256819"/>
-                <w:dropDownList>
-                  <w:listItem w:displayText="Integer" w:value="Integer"/>
-                  <w:listItem w:displayText="Integer / Float" w:value="Integer / Float"/>
-                  <w:listItem w:displayText="String" w:value="String"/>
-                  <w:listItem w:displayText="Timestamp" w:value="Timestamp"/>
-                  <w:listItem w:displayText="UUID" w:value="UUID"/>
-                </w:dropDownList>
-              </w:sdtPr>
-              <w:sdtEndPr/>
-              <w:sdtContent>
-                <w:r>
-                  <w:t>Integer</w:t>
-                </w:r>
-              </w:sdtContent>
-            </w:sdt>
-          </w:p>
-        </w:tc>
-        <w:tc>
-          <w:tcPr>
-            <w:tcW w:w="3500" w:type="dxa"/>
-          </w:tcPr>
-          <w:p>
-            <w:pPr>
-              <w:rPr>
-                <w:color w:val="000000"/>
-              </w:rPr>
-            </w:pPr>
-            <w:r>
-              <w:rPr>
-                <w:color w:val="000000"/>
-              </w:rPr>
-              <w:t>Tổng số câu trả lời đúng; kèm mảng chi tiết theo Part</w:t>
-            </w:r>
-          </w:p>
-        </w:tc>
-      </w:tr>
-      <w:tr>
-        <w:tc>
-          <w:tcPr>
-            <w:tcW w:w="3500" w:type="dxa"/>
-          </w:tcPr>
-          <w:p>
-            <w:pPr>
-              <w:rPr>
-                <w:rFonts w:ascii="Roboto Mono" w:eastAsia="Roboto Mono" w:hAnsi="Roboto Mono" w:cs="Roboto Mono"/>
-                <w:color w:val="000000"/>
-              </w:rPr>
-            </w:pPr>
-            <w:r>
-              <w:rPr>
-                <w:rFonts w:ascii="Roboto Mono" w:eastAsia="Roboto Mono" w:hAnsi="Roboto Mono" w:cs="Roboto Mono"/>
-                <w:color w:val="000000"/>
-              </w:rPr>
-              <w:t>score_listening</w:t>
-            </w:r>
-          </w:p>
-        </w:tc>
-        <w:tc>
-          <w:tcPr>
-            <w:tcW w:w="3500" w:type="dxa"/>
-          </w:tcPr>
-          <w:p>
-            <w:r>
-              <w:t>Integer</w:t>
-            </w:r>
-          </w:p>
-        </w:tc>
-        <w:tc>
-          <w:tcPr>
-            <w:tcW w:w="3500" w:type="dxa"/>
-          </w:tcPr>
-          <w:p>
-            <w:pPr>
-              <w:rPr>
-                <w:color w:val="000000"/>
-              </w:rPr>
-            </w:pPr>
-            <w:r>
-              <w:rPr>
-                <w:color w:val="000000"/>
-              </w:rPr>
-              <w:t>Điểm Listening (5-495)</w:t>
-            </w:r>
-          </w:p>
-        </w:tc>
-      </w:tr>
-      <w:tr>
-        <w:tc>
-          <w:tcPr>
-            <w:tcW w:w="3500" w:type="dxa"/>
-          </w:tcPr>
-          <w:p>
-            <w:pPr>
-              <w:rPr>
-                <w:rFonts w:ascii="Roboto Mono" w:eastAsia="Roboto Mono" w:hAnsi="Roboto Mono" w:cs="Roboto Mono"/>
-                <w:color w:val="000000"/>
-              </w:rPr>
-            </w:pPr>
-            <w:r>
-              <w:rPr>
-                <w:rFonts w:ascii="Roboto Mono" w:eastAsia="Roboto Mono" w:hAnsi="Roboto Mono" w:cs="Roboto Mono"/>
-                <w:color w:val="000000"/>
-              </w:rPr>
-              <w:t>score_reading</w:t>
-            </w:r>
-          </w:p>
-        </w:tc>
-        <w:tc>
-          <w:tcPr>
-            <w:tcW w:w="3500" w:type="dxa"/>
-          </w:tcPr>
-          <w:p>
-            <w:r>
-              <w:t>Integer</w:t>
-            </w:r>
-          </w:p>
-        </w:tc>
-        <w:tc>
-          <w:tcPr>
-            <w:tcW w:w="3500" w:type="dxa"/>
-          </w:tcPr>
-          <w:p>
-            <w:pPr>
-              <w:rPr>
-                <w:color w:val="000000"/>
-              </w:rPr>
-            </w:pPr>
-            <w:r>
-              <w:rPr>
-                <w:color w:val="000000"/>
-              </w:rPr>
-              <w:t>Điểm Reading (5-495)</w:t>
-            </w:r>
-          </w:p>
-        </w:tc>
-      </w:tr>
-      <w:tr>
-        <w:tc>
-          <w:tcPr>
-            <w:tcW w:w="3500" w:type="dxa"/>
-          </w:tcPr>
-          <w:p>
-            <w:pPr>
-              <w:rPr>
-                <w:rFonts w:ascii="Roboto Mono" w:eastAsia="Roboto Mono" w:hAnsi="Roboto Mono" w:cs="Roboto Mono"/>
-                <w:color w:val="000000"/>
-              </w:rPr>
-            </w:pPr>
-            <w:r>
-              <w:rPr>
-                <w:rFonts w:ascii="Roboto Mono" w:eastAsia="Roboto Mono" w:hAnsi="Roboto Mono" w:cs="Roboto Mono"/>
-                <w:color w:val="000000"/>
-              </w:rPr>
-              <w:t>correct_listening_count</w:t>
-            </w:r>
-          </w:p>
-        </w:tc>
-        <w:tc>
-          <w:tcPr>
-            <w:tcW w:w="3500" w:type="dxa"/>
-          </w:tcPr>
-          <w:p>
-            <w:r>
-              <w:t>Integer</w:t>
-            </w:r>
-          </w:p>
-        </w:tc>
-        <w:tc>
-          <w:tcPr>
-            <w:tcW w:w="3500" w:type="dxa"/>
-          </w:tcPr>
-          <w:p>
-            <w:pPr>
-              <w:rPr>
-                <w:color w:val="000000"/>
-              </w:rPr>
-            </w:pPr>
-            <w:r>
-              <w:rPr>
-                <w:color w:val="000000"/>
-              </w:rPr>
-              <w:t>Số câu đúng phần Listening</w:t>
-            </w:r>
-          </w:p>
-        </w:tc>
-      </w:tr>
-      <w:tr>
-        <w:tc>
-          <w:tcPr>
-            <w:tcW w:w="3500" w:type="dxa"/>
-          </w:tcPr>
-          <w:p>
-            <w:pPr>
-              <w:rPr>
-                <w:rFonts w:ascii="Roboto Mono" w:eastAsia="Roboto Mono" w:hAnsi="Roboto Mono" w:cs="Roboto Mono"/>
-                <w:color w:val="000000"/>
-              </w:rPr>
-            </w:pPr>
-            <w:r>
-              <w:rPr>
-                <w:rFonts w:ascii="Roboto Mono" w:eastAsia="Roboto Mono" w:hAnsi="Roboto Mono" w:cs="Roboto Mono"/>
-                <w:color w:val="000000"/>
-              </w:rPr>
-              <w:t>correct_reading_count</w:t>
-            </w:r>
-          </w:p>
-        </w:tc>
-        <w:tc>
-          <w:tcPr>
-            <w:tcW w:w="3500" w:type="dxa"/>
-          </w:tcPr>
-          <w:p>
-            <w:r>
-              <w:t>Integer</w:t>
-            </w:r>
-          </w:p>
-        </w:tc>
-        <w:tc>
-          <w:tcPr>
-            <w:tcW w:w="3500" w:type="dxa"/>
-          </w:tcPr>
-          <w:p>
-            <w:pPr>
-              <w:rPr>
-                <w:color w:val="000000"/>
-              </w:rPr>
-            </w:pPr>
-            <w:r>
-              <w:rPr>
-                <w:color w:val="000000"/>
-              </w:rPr>
-              <w:t>Số câu đúng phần Reading</w:t>
-            </w:r>
-          </w:p>
-        </w:tc>
-      </w:tr>
-      <w:tr>
-        <w:tc>
-          <w:tcPr>
-            <w:tcW w:w="3500" w:type="dxa"/>
-          </w:tcPr>
-          <w:p>
-            <w:pPr>
-              <w:rPr>
-                <w:rFonts w:ascii="Roboto Mono" w:eastAsia="Roboto Mono" w:hAnsi="Roboto Mono" w:cs="Roboto Mono"/>
-                <w:color w:val="000000"/>
-              </w:rPr>
-            </w:pPr>
-            <w:r>
-              <w:rPr>
-                <w:rFonts w:ascii="Roboto Mono" w:eastAsia="Roboto Mono" w:hAnsi="Roboto Mono" w:cs="Roboto Mono"/>
-                <w:color w:val="000000"/>
-              </w:rPr>
-              <w:t>part_details</w:t>
-            </w:r>
-          </w:p>
-        </w:tc>
-        <w:tc>
-          <w:tcPr>
-            <w:tcW w:w="3500" w:type="dxa"/>
-          </w:tcPr>
-          <w:p>
-            <w:r>
-              <w:t>Array</w:t>
-            </w:r>
-          </w:p>
-        </w:tc>
-        <w:tc>
-          <w:tcPr>
-            <w:tcW w:w="3500" w:type="dxa"/>
-          </w:tcPr>
-          <w:p>
-            <w:pPr>
-              <w:rPr>
-                <w:color w:val="000000"/>
-              </w:rPr>
-            </w:pPr>
-            <w:r>
-              <w:rPr>
-                <w:color w:val="000000"/>
-              </w:rPr>
-              <w:t>Mảng chi tiết theo Part: [{part, correct, total}]</w:t>
-            </w:r>
-          </w:p>
-        </w:tc>
-      </w:tr>
-      <w:tr>
-        <w:tc>
-          <w:tcPr>
-            <w:tcW w:w="3500" w:type="dxa"/>
-          </w:tcPr>
-          <w:p>
-            <w:pPr>
-              <w:rPr>
-                <w:color w:val="000000"/>
-              </w:rPr>
-            </w:pPr>
-            <w:r>
-              <w:rPr>
-                <w:rFonts w:ascii="Roboto Mono" w:eastAsia="Roboto Mono" w:hAnsi="Roboto Mono" w:cs="Roboto Mono"/>
-                <w:color w:val="000000"/>
-              </w:rPr>
-              <w:t>taken_at</w:t>
-            </w:r>
-          </w:p>
-        </w:tc>
-        <w:tc>
-          <w:tcPr>
-            <w:tcW w:w="3500" w:type="dxa"/>
-          </w:tcPr>
-          <w:p>
-            <w:pPr>
-              <w:rPr>
-                <w:color w:val="000000"/>
-              </w:rPr>
-            </w:pPr>
-            <w:sdt>
-              <w:sdtPr>
-                <w:alias w:val="Kiểu dữ liệu"/>
-                <w:id w:val="499762827"/>
-                <w:dropDownList>
-                  <w:listItem w:displayText="Integer" w:value="Integer"/>
-                  <w:listItem w:displayText="Integer / Float" w:value="Integer / Float"/>
-                  <w:listItem w:displayText="String" w:value="String"/>
-                  <w:listItem w:displayText="Timestamp" w:value="Timestamp"/>
-                  <w:listItem w:displayText="UUID" w:value="UUID"/>
-                </w:dropDownList>
-              </w:sdtPr>
-              <w:sdtEndPr/>
-              <w:sdtContent>
-                <w:r>
-                  <w:t>Timestamp</w:t>
-                </w:r>
-              </w:sdtContent>
-            </w:sdt>
-          </w:p>
-        </w:tc>
-        <w:tc>
-          <w:tcPr>
-            <w:tcW w:w="3500" w:type="dxa"/>
-          </w:tcPr>
-          <w:p>
-            <w:pPr>
-              <w:rPr>
-                <w:color w:val="000000"/>
-              </w:rPr>
-            </w:pPr>
-            <w:r>
-              <w:rPr>
-                <w:color w:val="000000"/>
-              </w:rPr>
-              <w:t>Thời điểm nộp bài</w:t>
+            <w:tcW w:w="5490" w:type="dxa"/>
+          </w:tcPr>
+          <w:p>
+            <w:pPr>
+              <w:rPr>
+                <w:color w:val="000000"/>
+              </w:rPr>
+            </w:pPr>
+            <w:r>
+              <w:rPr>
+                <w:color w:val="000000"/>
+              </w:rPr>
+              <w:t xml:space="preserve">Khối dữ liệu chứa thông tin câu hỏi để lập chỉ mục (nội dung, TOEIC Part 1-7, </w:t>
+            </w:r>
+            <w:r>
+              <w:rPr>
+                <w:color w:val="000000"/>
+              </w:rPr>
+              <w:t>difficulty EASY/MEDIUM/HARD</w:t>
+            </w:r>
+            <w:r>
+              <w:rPr>
+                <w:color w:val="000000"/>
+              </w:rPr>
+              <w:t>, danh sách tags)</w:t>
             </w:r>
           </w:p>
         </w:tc>
@@ -1297,8 +1969,8 @@
         </w:rPr>
       </w:pPr>
       <w:r>
-        <w:pict w14:anchorId="7D038732">
-          <v:rect id="_x0000_i1026" style="width:0;height:1.5pt" o:hralign="center" o:hrstd="t" o:hr="t" fillcolor="#a0a0a0" stroked="f"/>
+        <w:pict w14:anchorId="0B6674C4">
+          <v:rect id="_x0000_i1027" style="width:0;height:1.5pt" o:hralign="center" o:hrstd="t" o:hr="t" fillcolor="#a0a0a0" stroked="f"/>
         </w:pict>
       </w:r>
     </w:p>
@@ -1309,20 +1981,20 @@
           <w:color w:val="000000"/>
         </w:rPr>
       </w:pPr>
-      <w:bookmarkStart w:id="3" w:name="_of3th5x8jjsb" w:colFirst="0" w:colLast="0"/>
-      <w:bookmarkEnd w:id="3"/>
-      <w:r>
-        <w:rPr>
-          <w:color w:val="000000"/>
-        </w:rPr>
-        <w:t>2. Sự kiện Quản lý Ngân hàng Câu hỏi (</w:t>
+      <w:bookmarkStart w:id="5" w:name="_1et78ozfb2l9" w:colFirst="0" w:colLast="0"/>
+      <w:bookmarkEnd w:id="5"/>
+      <w:r>
+        <w:rPr>
+          <w:color w:val="000000"/>
+        </w:rPr>
+        <w:t>3. Sự kiện Hoạt động Học tập (</w:t>
       </w:r>
       <w:r>
         <w:rPr>
           <w:rFonts w:ascii="Roboto Mono" w:eastAsia="Roboto Mono" w:hAnsi="Roboto Mono" w:cs="Roboto Mono"/>
           <w:color w:val="000000"/>
         </w:rPr>
-        <w:t>QuestionCreatedEvent</w:t>
+        <w:t>VocabularyLearnedEvent</w:t>
       </w:r>
       <w:r>
         <w:rPr>
@@ -1335,20 +2007,7 @@
           <w:rFonts w:ascii="Roboto Mono" w:eastAsia="Roboto Mono" w:hAnsi="Roboto Mono" w:cs="Roboto Mono"/>
           <w:color w:val="000000"/>
         </w:rPr>
-        <w:t>QuestionUpdatedEvent</w:t>
-      </w:r>
-      <w:r>
-        <w:rPr>
-          <w:color w:val="000000"/>
-        </w:rPr>
-        <w:t xml:space="preserve"> / </w:t>
-      </w:r>
-      <w:r>
-        <w:rPr>
-          <w:rFonts w:ascii="Roboto Mono" w:eastAsia="Roboto Mono" w:hAnsi="Roboto Mono" w:cs="Roboto Mono"/>
-          <w:color w:val="000000"/>
-        </w:rPr>
-        <w:t>QuestionDeletedEvent</w:t>
+        <w:t>LessonCompletedEvent</w:t>
       </w:r>
       <w:r>
         <w:rPr>
@@ -1376,7 +2035,7 @@
         <w:rPr>
           <w:color w:val="000000"/>
         </w:rPr>
-        <w:t xml:space="preserve"> Đồng bộ dữ liệu câu hỏi từ hệ thống CMS sang công cụ tìm kiếm.</w:t>
+        <w:t xml:space="preserve"> Ghi nhận tiến độ học lý thuyết ngữ pháp và từ vựng flashcard của học viên.</w:t>
       </w:r>
     </w:p>
     <w:p>
@@ -1398,7 +2057,7 @@
         <w:rPr>
           <w:color w:val="000000"/>
         </w:rPr>
-        <w:t xml:space="preserve"> Question Bank Service</w:t>
+        <w:t xml:space="preserve"> Learning &amp; Theory Service</w:t>
       </w:r>
     </w:p>
     <w:p>
@@ -1427,7 +2086,7 @@
           <w:rFonts w:ascii="Roboto Mono" w:eastAsia="Roboto Mono" w:hAnsi="Roboto Mono" w:cs="Roboto Mono"/>
           <w:color w:val="000000"/>
         </w:rPr>
-        <w:t>quest_db.outbox_events</w:t>
+        <w:t>learning_db.outbox_events</w:t>
       </w:r>
     </w:p>
     <w:p>
@@ -1449,46 +2108,7 @@
         <w:rPr>
           <w:color w:val="000000"/>
         </w:rPr>
-        <w:t xml:space="preserve"> Phát ra khi dữ liệu ở các bảng </w:t>
-      </w:r>
-      <w:r>
-        <w:rPr>
-          <w:rFonts w:ascii="Roboto Mono" w:eastAsia="Roboto Mono" w:hAnsi="Roboto Mono" w:cs="Roboto Mono"/>
-          <w:color w:val="000000"/>
-        </w:rPr>
-        <w:t>questions</w:t>
-      </w:r>
-      <w:r>
-        <w:rPr>
-          <w:color w:val="000000"/>
-        </w:rPr>
-        <w:t xml:space="preserve">, </w:t>
-      </w:r>
-      <w:r>
-        <w:rPr>
-          <w:rFonts w:ascii="Roboto Mono" w:eastAsia="Roboto Mono" w:hAnsi="Roboto Mono" w:cs="Roboto Mono"/>
-          <w:color w:val="000000"/>
-        </w:rPr>
-        <w:t>question_options</w:t>
-      </w:r>
-      <w:r>
-        <w:rPr>
-          <w:color w:val="000000"/>
-        </w:rPr>
-        <w:t xml:space="preserve">, và </w:t>
-      </w:r>
-      <w:r>
-        <w:rPr>
-          <w:rFonts w:ascii="Roboto Mono" w:eastAsia="Roboto Mono" w:hAnsi="Roboto Mono" w:cs="Roboto Mono"/>
-          <w:color w:val="000000"/>
-        </w:rPr>
-        <w:t>tags</w:t>
-      </w:r>
-      <w:r>
-        <w:rPr>
-          <w:color w:val="000000"/>
-        </w:rPr>
-        <w:t xml:space="preserve"> được ghi/thay đổi trong cùng một transaction.</w:t>
+        <w:t xml:space="preserve"> Phát ra khi đánh dấu hoàn thành bài học ngữ pháp hoặc khi đạt điều kiện nghiệp vụ trong thuật toán Spaced Repetition (SM-2) lúc ôn tập từ vựng.</w:t>
       </w:r>
     </w:p>
     <w:p>
@@ -1504,7 +2124,13 @@
           <w:bCs/>
           <w:color w:val="000000"/>
         </w:rPr>
-        <w:t>Consumer: module Search (trong Question Bank Service)</w:t>
+        <w:t>Consumer:</w:t>
+      </w:r>
+      <w:r>
+        <w:rPr>
+          <w:color w:val="000000"/>
+        </w:rPr>
+        <w:t xml:space="preserve"> History &amp; Analytics Service</w:t>
       </w:r>
     </w:p>
     <w:p>
@@ -1526,7 +2152,25 @@
         <w:rPr>
           <w:color w:val="000000"/>
         </w:rPr>
-        <w:t xml:space="preserve"> Cập nhật hoặc xóa chỉ mục tìm kiếm trên Elasticsearch để hệ thống có thể tìm kiếm kết hợp keyword và bộ lọc.</w:t>
+        <w:t xml:space="preserve"> </w:t>
+      </w:r>
+      <w:r>
+        <w:rPr>
+          <w:color w:val="000000"/>
+        </w:rPr>
+        <w:t>Consumer lắng nghe qua RabbitMQ để</w:t>
+      </w:r>
+      <w:r>
+        <w:rPr>
+          <w:color w:val="000000"/>
+        </w:rPr>
+        <w:t xml:space="preserve"> cập nhật thông tin tổng hợp tiến độ và tính toán chuỗi ngày học (Streak) của người dùng </w:t>
+      </w:r>
+      <w:r>
+        <w:rPr>
+          <w:color w:val="000000"/>
+        </w:rPr>
+        <w:t>vào bảng user_statistics (cột learning_streak_days, longest_streak) dựa trên ngày hoạt động liên tiếp.</w:t>
       </w:r>
     </w:p>
     <w:p>
@@ -1536,20 +2180,19 @@
           <w:color w:val="000000"/>
         </w:rPr>
       </w:pPr>
-      <w:bookmarkStart w:id="4" w:name="_snls9bnpjm3v" w:colFirst="0" w:colLast="0"/>
-      <w:bookmarkEnd w:id="4"/>
-      <w:r>
-        <w:rPr>
-          <w:color w:val="000000"/>
-        </w:rPr>
-        <w:lastRenderedPageBreak/>
+      <w:bookmarkStart w:id="6" w:name="_qx44lq6rtp1j" w:colFirst="0" w:colLast="0"/>
+      <w:bookmarkEnd w:id="6"/>
+      <w:r>
+        <w:rPr>
+          <w:color w:val="000000"/>
+        </w:rPr>
         <w:t>Cấu trúc dữ liệu (Payload)</w:t>
       </w:r>
     </w:p>
     <w:tbl>
       <w:tblPr>
-        <w:tblStyle w:val="a0"/>
-        <w:tblW w:w="10500" w:type="dxa"/>
+        <w:tblStyle w:val="a1"/>
+        <w:tblW w:w="8730" w:type="dxa"/>
         <w:tblInd w:w="0" w:type="dxa"/>
         <w:tblBorders>
           <w:top w:val="single" w:sz="8" w:space="0" w:color="E2E8F0"/>
@@ -1563,9 +2206,9 @@
         <w:tblLook w:val="0620" w:firstRow="1" w:lastRow="0" w:firstColumn="0" w:lastColumn="0" w:noHBand="1" w:noVBand="1"/>
       </w:tblPr>
       <w:tblGrid>
-        <w:gridCol w:w="3500"/>
-        <w:gridCol w:w="3500"/>
-        <w:gridCol w:w="3500"/>
+        <w:gridCol w:w="2070"/>
+        <w:gridCol w:w="1710"/>
+        <w:gridCol w:w="4950"/>
       </w:tblGrid>
       <w:tr>
         <w:trPr>
@@ -1574,7 +2217,7 @@
         </w:trPr>
         <w:tc>
           <w:tcPr>
-            <w:tcW w:w="3500" w:type="dxa"/>
+            <w:tcW w:w="2070" w:type="dxa"/>
           </w:tcPr>
           <w:p>
             <w:pPr>
@@ -1592,7 +2235,7 @@
         </w:tc>
         <w:tc>
           <w:tcPr>
-            <w:tcW w:w="3500" w:type="dxa"/>
+            <w:tcW w:w="1710" w:type="dxa"/>
           </w:tcPr>
           <w:p>
             <w:pPr>
@@ -1610,7 +2253,7 @@
         </w:tc>
         <w:tc>
           <w:tcPr>
-            <w:tcW w:w="3500" w:type="dxa"/>
+            <w:tcW w:w="4950" w:type="dxa"/>
           </w:tcPr>
           <w:p>
             <w:pPr>
@@ -1630,7 +2273,7 @@
       <w:tr>
         <w:tc>
           <w:tcPr>
-            <w:tcW w:w="3500" w:type="dxa"/>
+            <w:tcW w:w="2070" w:type="dxa"/>
           </w:tcPr>
           <w:p>
             <w:pPr>
@@ -1649,7 +2292,7 @@
         </w:tc>
         <w:tc>
           <w:tcPr>
-            <w:tcW w:w="3500" w:type="dxa"/>
+            <w:tcW w:w="1710" w:type="dxa"/>
           </w:tcPr>
           <w:p>
             <w:pPr>
@@ -1660,14 +2303,14 @@
             <w:sdt>
               <w:sdtPr>
                 <w:alias w:val="Kiểu dữ liệu"/>
-                <w:id w:val="1038449345"/>
+                <w:id w:val="1809467036"/>
                 <w:dropDownList>
                   <w:listItem w:displayText="JSONB" w:value="JSONB"/>
                   <w:listItem w:displayText="String" w:value="String"/>
+                  <w:listItem w:displayText="Timestamp" w:value="Timestamp"/>
                   <w:listItem w:displayText="UUID" w:value="UUID"/>
                 </w:dropDownList>
               </w:sdtPr>
-              <w:sdtEndPr/>
               <w:sdtContent>
                 <w:r>
                   <w:t>UUID</w:t>
@@ -1678,7 +2321,7 @@
         </w:tc>
         <w:tc>
           <w:tcPr>
-            <w:tcW w:w="3500" w:type="dxa"/>
+            <w:tcW w:w="4950" w:type="dxa"/>
           </w:tcPr>
           <w:p>
             <w:pPr>
@@ -1698,7 +2341,7 @@
       <w:tr>
         <w:tc>
           <w:tcPr>
-            <w:tcW w:w="3500" w:type="dxa"/>
+            <w:tcW w:w="2070" w:type="dxa"/>
           </w:tcPr>
           <w:p>
             <w:pPr>
@@ -1717,7 +2360,7 @@
         </w:tc>
         <w:tc>
           <w:tcPr>
-            <w:tcW w:w="3500" w:type="dxa"/>
+            <w:tcW w:w="1710" w:type="dxa"/>
           </w:tcPr>
           <w:p>
             <w:pPr>
@@ -1728,14 +2371,14 @@
             <w:sdt>
               <w:sdtPr>
                 <w:alias w:val="Kiểu dữ liệu"/>
-                <w:id w:val="386932611"/>
+                <w:id w:val="-633955776"/>
                 <w:dropDownList>
                   <w:listItem w:displayText="JSONB" w:value="JSONB"/>
                   <w:listItem w:displayText="String" w:value="String"/>
+                  <w:listItem w:displayText="Timestamp" w:value="Timestamp"/>
                   <w:listItem w:displayText="UUID" w:value="UUID"/>
                 </w:dropDownList>
               </w:sdtPr>
-              <w:sdtEndPr/>
               <w:sdtContent>
                 <w:r>
                   <w:t>UUID</w:t>
@@ -1746,26 +2389,33 @@
         </w:tc>
         <w:tc>
           <w:tcPr>
-            <w:tcW w:w="3500" w:type="dxa"/>
-          </w:tcPr>
-          <w:p>
-            <w:pPr>
-              <w:rPr>
-                <w:color w:val="000000"/>
-              </w:rPr>
-            </w:pPr>
-            <w:r>
-              <w:rPr>
-                <w:rFonts w:ascii="Roboto Mono" w:eastAsia="Roboto Mono" w:hAnsi="Roboto Mono" w:cs="Roboto Mono"/>
-                <w:color w:val="000000"/>
-              </w:rPr>
-              <w:t>question_id</w:t>
-            </w:r>
-            <w:r>
-              <w:rPr>
-                <w:color w:val="000000"/>
-              </w:rPr>
-              <w:t xml:space="preserve"> của câu hỏi</w:t>
+            <w:tcW w:w="4950" w:type="dxa"/>
+          </w:tcPr>
+          <w:p>
+            <w:pPr>
+              <w:rPr>
+                <w:color w:val="000000"/>
+              </w:rPr>
+            </w:pPr>
+            <w:r>
+              <w:rPr>
+                <w:rFonts w:ascii="Roboto Mono" w:eastAsia="Roboto Mono" w:hAnsi="Roboto Mono" w:cs="Roboto Mono"/>
+                <w:color w:val="000000"/>
+              </w:rPr>
+              <w:t>vocabulary_id</w:t>
+            </w:r>
+            <w:r>
+              <w:rPr>
+                <w:color w:val="000000"/>
+              </w:rPr>
+              <w:t xml:space="preserve"> hoặc </w:t>
+            </w:r>
+            <w:r>
+              <w:rPr>
+                <w:rFonts w:ascii="Roboto Mono" w:eastAsia="Roboto Mono" w:hAnsi="Roboto Mono" w:cs="Roboto Mono"/>
+                <w:color w:val="000000"/>
+              </w:rPr>
+              <w:t>lesson_id</w:t>
             </w:r>
           </w:p>
         </w:tc>
@@ -1773,26 +2423,27 @@
       <w:tr>
         <w:tc>
           <w:tcPr>
-            <w:tcW w:w="3500" w:type="dxa"/>
-          </w:tcPr>
-          <w:p>
-            <w:pPr>
-              <w:rPr>
-                <w:color w:val="000000"/>
-              </w:rPr>
-            </w:pPr>
-            <w:r>
-              <w:rPr>
-                <w:rFonts w:ascii="Roboto Mono" w:eastAsia="Roboto Mono" w:hAnsi="Roboto Mono" w:cs="Roboto Mono"/>
-                <w:color w:val="000000"/>
-              </w:rPr>
+            <w:tcW w:w="2070" w:type="dxa"/>
+          </w:tcPr>
+          <w:p>
+            <w:pPr>
+              <w:rPr>
+                <w:color w:val="000000"/>
+              </w:rPr>
+            </w:pPr>
+            <w:r>
+              <w:rPr>
+                <w:rFonts w:ascii="Roboto Mono" w:eastAsia="Roboto Mono" w:hAnsi="Roboto Mono" w:cs="Roboto Mono"/>
+                <w:color w:val="000000"/>
+              </w:rPr>
+              <w:lastRenderedPageBreak/>
               <w:t>event_type</w:t>
             </w:r>
           </w:p>
         </w:tc>
         <w:tc>
           <w:tcPr>
-            <w:tcW w:w="3500" w:type="dxa"/>
+            <w:tcW w:w="1710" w:type="dxa"/>
           </w:tcPr>
           <w:p>
             <w:pPr>
@@ -1803,14 +2454,14 @@
             <w:sdt>
               <w:sdtPr>
                 <w:alias w:val="Kiểu dữ liệu"/>
-                <w:id w:val="-1930931613"/>
+                <w:id w:val="-1023011473"/>
                 <w:dropDownList>
                   <w:listItem w:displayText="JSONB" w:value="JSONB"/>
                   <w:listItem w:displayText="String" w:value="String"/>
+                  <w:listItem w:displayText="Timestamp" w:value="Timestamp"/>
                   <w:listItem w:displayText="UUID" w:value="UUID"/>
                 </w:dropDownList>
               </w:sdtPr>
-              <w:sdtEndPr/>
               <w:sdtContent>
                 <w:r>
                   <w:t>String</w:t>
@@ -1821,58 +2472,33 @@
         </w:tc>
         <w:tc>
           <w:tcPr>
-            <w:tcW w:w="3500" w:type="dxa"/>
-          </w:tcPr>
-          <w:p>
-            <w:pPr>
-              <w:rPr>
-                <w:color w:val="000000"/>
-              </w:rPr>
-            </w:pPr>
-            <w:r>
-              <w:rPr>
-                <w:color w:val="000000"/>
-              </w:rPr>
-              <w:t>Tên sự kiện tương ứng (</w:t>
-            </w:r>
-            <w:r>
-              <w:rPr>
-                <w:rFonts w:ascii="Roboto Mono" w:eastAsia="Roboto Mono" w:hAnsi="Roboto Mono" w:cs="Roboto Mono"/>
-                <w:color w:val="000000"/>
-              </w:rPr>
-              <w:t>QuestionCreatedEvent</w:t>
-            </w:r>
-            <w:r>
-              <w:rPr>
-                <w:color w:val="000000"/>
-              </w:rPr>
-              <w:t xml:space="preserve">, </w:t>
-            </w:r>
-            <w:r>
-              <w:rPr>
-                <w:rFonts w:ascii="Roboto Mono" w:eastAsia="Roboto Mono" w:hAnsi="Roboto Mono" w:cs="Roboto Mono"/>
-                <w:color w:val="000000"/>
-              </w:rPr>
-              <w:t>QuestionUpdatedEvent</w:t>
-            </w:r>
-            <w:r>
-              <w:rPr>
-                <w:color w:val="000000"/>
-              </w:rPr>
-              <w:t xml:space="preserve">, </w:t>
-            </w:r>
-            <w:r>
-              <w:rPr>
-                <w:rFonts w:ascii="Roboto Mono" w:eastAsia="Roboto Mono" w:hAnsi="Roboto Mono" w:cs="Roboto Mono"/>
-                <w:color w:val="000000"/>
-              </w:rPr>
-              <w:t>QuestionDeletedEvent</w:t>
-            </w:r>
-            <w:r>
-              <w:rPr>
-                <w:color w:val="000000"/>
-              </w:rPr>
-              <w:t>)</w:t>
+            <w:tcW w:w="4950" w:type="dxa"/>
+          </w:tcPr>
+          <w:p>
+            <w:pPr>
+              <w:rPr>
+                <w:color w:val="000000"/>
+              </w:rPr>
+            </w:pPr>
+            <w:r>
+              <w:rPr>
+                <w:rFonts w:ascii="Roboto Mono" w:eastAsia="Roboto Mono" w:hAnsi="Roboto Mono" w:cs="Roboto Mono"/>
+                <w:color w:val="000000"/>
+              </w:rPr>
+              <w:t>VocabularyLearnedEvent</w:t>
+            </w:r>
+            <w:r>
+              <w:rPr>
+                <w:color w:val="000000"/>
+              </w:rPr>
+              <w:t xml:space="preserve"> hoặc </w:t>
+            </w:r>
+            <w:r>
+              <w:rPr>
+                <w:rFonts w:ascii="Roboto Mono" w:eastAsia="Roboto Mono" w:hAnsi="Roboto Mono" w:cs="Roboto Mono"/>
+                <w:color w:val="000000"/>
+              </w:rPr>
+              <w:t>LessonCompletedEvent</w:t>
             </w:r>
           </w:p>
         </w:tc>
@@ -1880,26 +2506,26 @@
       <w:tr>
         <w:tc>
           <w:tcPr>
-            <w:tcW w:w="3500" w:type="dxa"/>
-          </w:tcPr>
-          <w:p>
-            <w:pPr>
-              <w:rPr>
-                <w:color w:val="000000"/>
-              </w:rPr>
-            </w:pPr>
-            <w:r>
-              <w:rPr>
-                <w:rFonts w:ascii="Roboto Mono" w:eastAsia="Roboto Mono" w:hAnsi="Roboto Mono" w:cs="Roboto Mono"/>
-                <w:color w:val="000000"/>
-              </w:rPr>
-              <w:t>payload</w:t>
-            </w:r>
-          </w:p>
-        </w:tc>
-        <w:tc>
-          <w:tcPr>
-            <w:tcW w:w="3500" w:type="dxa"/>
+            <w:tcW w:w="2070" w:type="dxa"/>
+          </w:tcPr>
+          <w:p>
+            <w:pPr>
+              <w:rPr>
+                <w:color w:val="000000"/>
+              </w:rPr>
+            </w:pPr>
+            <w:r>
+              <w:rPr>
+                <w:rFonts w:ascii="Roboto Mono" w:eastAsia="Roboto Mono" w:hAnsi="Roboto Mono" w:cs="Roboto Mono"/>
+                <w:color w:val="000000"/>
+              </w:rPr>
+              <w:t>user_id</w:t>
+            </w:r>
+          </w:p>
+        </w:tc>
+        <w:tc>
+          <w:tcPr>
+            <w:tcW w:w="1710" w:type="dxa"/>
           </w:tcPr>
           <w:p>
             <w:pPr>
@@ -1910,14 +2536,218 @@
             <w:sdt>
               <w:sdtPr>
                 <w:alias w:val="Kiểu dữ liệu"/>
-                <w:id w:val="2063539630"/>
+                <w:id w:val="1944358495"/>
                 <w:dropDownList>
                   <w:listItem w:displayText="JSONB" w:value="JSONB"/>
                   <w:listItem w:displayText="String" w:value="String"/>
+                  <w:listItem w:displayText="Timestamp" w:value="Timestamp"/>
                   <w:listItem w:displayText="UUID" w:value="UUID"/>
                 </w:dropDownList>
               </w:sdtPr>
-              <w:sdtEndPr/>
+              <w:sdtContent>
+                <w:r>
+                  <w:t>UUID</w:t>
+                </w:r>
+              </w:sdtContent>
+            </w:sdt>
+          </w:p>
+        </w:tc>
+        <w:tc>
+          <w:tcPr>
+            <w:tcW w:w="4950" w:type="dxa"/>
+          </w:tcPr>
+          <w:p>
+            <w:pPr>
+              <w:rPr>
+                <w:color w:val="000000"/>
+              </w:rPr>
+            </w:pPr>
+            <w:r>
+              <w:rPr>
+                <w:color w:val="000000"/>
+              </w:rPr>
+              <w:t>ID của người dùng</w:t>
+            </w:r>
+          </w:p>
+        </w:tc>
+      </w:tr>
+      <w:tr>
+        <w:tc>
+          <w:tcPr>
+            <w:tcW w:w="2070" w:type="dxa"/>
+          </w:tcPr>
+          <w:p>
+            <w:pPr>
+              <w:rPr>
+                <w:color w:val="000000"/>
+              </w:rPr>
+            </w:pPr>
+            <w:r>
+              <w:rPr>
+                <w:rFonts w:ascii="Roboto Mono" w:eastAsia="Roboto Mono" w:hAnsi="Roboto Mono" w:cs="Roboto Mono"/>
+                <w:color w:val="000000"/>
+              </w:rPr>
+              <w:t>entity_id</w:t>
+            </w:r>
+          </w:p>
+        </w:tc>
+        <w:tc>
+          <w:tcPr>
+            <w:tcW w:w="1710" w:type="dxa"/>
+          </w:tcPr>
+          <w:p>
+            <w:pPr>
+              <w:rPr>
+                <w:color w:val="000000"/>
+              </w:rPr>
+            </w:pPr>
+            <w:sdt>
+              <w:sdtPr>
+                <w:alias w:val="Kiểu dữ liệu"/>
+                <w:id w:val="1042683924"/>
+                <w:dropDownList>
+                  <w:listItem w:displayText="JSONB" w:value="JSONB"/>
+                  <w:listItem w:displayText="String" w:value="String"/>
+                  <w:listItem w:displayText="Timestamp" w:value="Timestamp"/>
+                  <w:listItem w:displayText="UUID" w:value="UUID"/>
+                </w:dropDownList>
+              </w:sdtPr>
+              <w:sdtContent>
+                <w:r>
+                  <w:t>UUID</w:t>
+                </w:r>
+              </w:sdtContent>
+            </w:sdt>
+          </w:p>
+        </w:tc>
+        <w:tc>
+          <w:tcPr>
+            <w:tcW w:w="4950" w:type="dxa"/>
+          </w:tcPr>
+          <w:p>
+            <w:pPr>
+              <w:rPr>
+                <w:color w:val="000000"/>
+              </w:rPr>
+            </w:pPr>
+            <w:r>
+              <w:rPr>
+                <w:color w:val="000000"/>
+              </w:rPr>
+              <w:t>ID của đối tượng liên quan (bài học hoặc từ vựng)</w:t>
+            </w:r>
+          </w:p>
+        </w:tc>
+      </w:tr>
+      <w:tr>
+        <w:tc>
+          <w:tcPr>
+            <w:tcW w:w="2070" w:type="dxa"/>
+          </w:tcPr>
+          <w:p>
+            <w:pPr>
+              <w:rPr>
+                <w:color w:val="000000"/>
+              </w:rPr>
+            </w:pPr>
+            <w:r>
+              <w:rPr>
+                <w:rFonts w:ascii="Roboto Mono" w:eastAsia="Roboto Mono" w:hAnsi="Roboto Mono" w:cs="Roboto Mono"/>
+                <w:color w:val="000000"/>
+              </w:rPr>
+              <w:t>occurred_at</w:t>
+            </w:r>
+          </w:p>
+        </w:tc>
+        <w:tc>
+          <w:tcPr>
+            <w:tcW w:w="1710" w:type="dxa"/>
+          </w:tcPr>
+          <w:p>
+            <w:pPr>
+              <w:rPr>
+                <w:color w:val="000000"/>
+              </w:rPr>
+            </w:pPr>
+            <w:sdt>
+              <w:sdtPr>
+                <w:alias w:val="Kiểu dữ liệu"/>
+                <w:id w:val="1250344495"/>
+                <w:dropDownList>
+                  <w:listItem w:displayText="JSONB" w:value="JSONB"/>
+                  <w:listItem w:displayText="String" w:value="String"/>
+                  <w:listItem w:displayText="Timestamp" w:value="Timestamp"/>
+                  <w:listItem w:displayText="UUID" w:value="UUID"/>
+                </w:dropDownList>
+              </w:sdtPr>
+              <w:sdtContent>
+                <w:r>
+                  <w:t>Timestamp</w:t>
+                </w:r>
+              </w:sdtContent>
+            </w:sdt>
+          </w:p>
+        </w:tc>
+        <w:tc>
+          <w:tcPr>
+            <w:tcW w:w="4950" w:type="dxa"/>
+          </w:tcPr>
+          <w:p>
+            <w:pPr>
+              <w:rPr>
+                <w:color w:val="000000"/>
+              </w:rPr>
+            </w:pPr>
+            <w:r>
+              <w:rPr>
+                <w:color w:val="000000"/>
+              </w:rPr>
+              <w:t>Thời gian diễn ra sự kiện</w:t>
+            </w:r>
+          </w:p>
+        </w:tc>
+      </w:tr>
+      <w:tr>
+        <w:tc>
+          <w:tcPr>
+            <w:tcW w:w="2070" w:type="dxa"/>
+          </w:tcPr>
+          <w:p>
+            <w:pPr>
+              <w:rPr>
+                <w:color w:val="000000"/>
+              </w:rPr>
+            </w:pPr>
+            <w:r>
+              <w:rPr>
+                <w:rFonts w:ascii="Roboto Mono" w:eastAsia="Roboto Mono" w:hAnsi="Roboto Mono" w:cs="Roboto Mono"/>
+                <w:color w:val="000000"/>
+              </w:rPr>
+              <w:t>metadata</w:t>
+            </w:r>
+          </w:p>
+        </w:tc>
+        <w:tc>
+          <w:tcPr>
+            <w:tcW w:w="1710" w:type="dxa"/>
+          </w:tcPr>
+          <w:p>
+            <w:pPr>
+              <w:rPr>
+                <w:color w:val="000000"/>
+              </w:rPr>
+            </w:pPr>
+            <w:sdt>
+              <w:sdtPr>
+                <w:alias w:val="Kiểu dữ liệu"/>
+                <w:id w:val="-1466601092"/>
+                <w:dropDownList>
+                  <w:listItem w:displayText="JSONB" w:value="JSONB"/>
+                  <w:listItem w:displayText="String" w:value="String"/>
+                  <w:listItem w:displayText="Timestamp" w:value="Timestamp"/>
+                  <w:listItem w:displayText="UUID" w:value="UUID"/>
+                </w:dropDownList>
+              </w:sdtPr>
               <w:sdtContent>
                 <w:r>
                   <w:t>JSONB</w:t>
@@ -1928,31 +2758,19 @@
         </w:tc>
         <w:tc>
           <w:tcPr>
-            <w:tcW w:w="3500" w:type="dxa"/>
-          </w:tcPr>
-          <w:p>
-            <w:pPr>
-              <w:rPr>
-                <w:color w:val="000000"/>
-              </w:rPr>
-            </w:pPr>
-            <w:r>
-              <w:rPr>
-                <w:color w:val="000000"/>
-              </w:rPr>
-              <w:t xml:space="preserve">Khối dữ liệu chứa thông tin câu hỏi để lập chỉ mục (nội dung, TOEIC Part 1-7, </w:t>
-            </w:r>
-            <w:r>
-              <w:rPr>
-                <w:color w:val="000000"/>
-              </w:rPr>
-              <w:t>difficulty EASY/MEDIUM/HARD</w:t>
-            </w:r>
-            <w:r>
-              <w:rPr>
-                <w:color w:val="000000"/>
-              </w:rPr>
-              <w:t>, danh sách tags)</w:t>
+            <w:tcW w:w="4950" w:type="dxa"/>
+          </w:tcPr>
+          <w:p>
+            <w:pPr>
+              <w:rPr>
+                <w:color w:val="000000"/>
+              </w:rPr>
+            </w:pPr>
+            <w:r>
+              <w:rPr>
+                <w:color w:val="000000"/>
+              </w:rPr>
+              <w:t>Chứa các dữ liệu bổ sung</w:t>
             </w:r>
           </w:p>
         </w:tc>
@@ -1981,8 +2799,8 @@
         </w:rPr>
       </w:pPr>
       <w:r>
-        <w:pict w14:anchorId="0B6674C4">
-          <v:rect id="_x0000_i1027" style="width:0;height:1.5pt" o:hralign="center" o:hrstd="t" o:hr="t" fillcolor="#a0a0a0" stroked="f"/>
+        <w:pict w14:anchorId="749A3062">
+          <v:rect id="_x0000_i1028" style="width:0;height:1.5pt" o:hralign="center" o:hrstd="t" o:hr="t" fillcolor="#a0a0a0" stroked="f"/>
         </w:pict>
       </w:r>
     </w:p>
@@ -1993,33 +2811,20 @@
           <w:color w:val="000000"/>
         </w:rPr>
       </w:pPr>
-      <w:bookmarkStart w:id="5" w:name="_1et78ozfb2l9" w:colFirst="0" w:colLast="0"/>
-      <w:bookmarkEnd w:id="5"/>
-      <w:r>
-        <w:rPr>
-          <w:color w:val="000000"/>
-        </w:rPr>
-        <w:t>3. Sự kiện Hoạt động Học tập (</w:t>
+      <w:bookmarkStart w:id="7" w:name="_ngzhqzk95fds" w:colFirst="0" w:colLast="0"/>
+      <w:bookmarkEnd w:id="7"/>
+      <w:r>
+        <w:rPr>
+          <w:color w:val="000000"/>
+        </w:rPr>
+        <w:t>4. Sự kiện Đồng bộ Trạng thái (</w:t>
       </w:r>
       <w:r>
         <w:rPr>
           <w:rFonts w:ascii="Roboto Mono" w:eastAsia="Roboto Mono" w:hAnsi="Roboto Mono" w:cs="Roboto Mono"/>
           <w:color w:val="000000"/>
         </w:rPr>
-        <w:t>VocabularyLearnedEvent</w:t>
-      </w:r>
-      <w:r>
-        <w:rPr>
-          <w:color w:val="000000"/>
-        </w:rPr>
-        <w:t xml:space="preserve"> / </w:t>
-      </w:r>
-      <w:r>
-        <w:rPr>
-          <w:rFonts w:ascii="Roboto Mono" w:eastAsia="Roboto Mono" w:hAnsi="Roboto Mono" w:cs="Roboto Mono"/>
-          <w:color w:val="000000"/>
-        </w:rPr>
-        <w:t>LessonCompletedEvent</w:t>
+        <w:t>UserSyncCompletedEvent</w:t>
       </w:r>
       <w:r>
         <w:rPr>
@@ -2047,7 +2852,7 @@
         <w:rPr>
           <w:color w:val="000000"/>
         </w:rPr>
-        <w:t xml:space="preserve"> Ghi nhận tiến độ học lý thuyết ngữ pháp và từ vựng flashcard của học viên.</w:t>
+        <w:t xml:space="preserve"> Cập nhật trạng thái đồng bộ tiến trình học giữa các thiết bị của người dùng.</w:t>
       </w:r>
     </w:p>
     <w:p>
@@ -2063,13 +2868,7 @@
           <w:bCs/>
           <w:color w:val="000000"/>
         </w:rPr>
-        <w:t>Producer:</w:t>
-      </w:r>
-      <w:r>
-        <w:rPr>
-          <w:color w:val="000000"/>
-        </w:rPr>
-        <w:t xml:space="preserve"> Learning &amp; Theory Service</w:t>
+        <w:t>Producer: Auth &amp; User ServiceBảng Outbox: auth_db.outbox_events</w:t>
       </w:r>
     </w:p>
     <w:p>
@@ -2085,20 +2884,13 @@
           <w:bCs/>
           <w:color w:val="000000"/>
         </w:rPr>
-        <w:t>Bảng Outbox:</w:t>
-      </w:r>
-      <w:r>
-        <w:rPr>
-          <w:color w:val="000000"/>
-        </w:rPr>
-        <w:t xml:space="preserve"> </w:t>
-      </w:r>
-      <w:r>
-        <w:rPr>
-          <w:rFonts w:ascii="Roboto Mono" w:eastAsia="Roboto Mono" w:hAnsi="Roboto Mono" w:cs="Roboto Mono"/>
-          <w:color w:val="000000"/>
-        </w:rPr>
-        <w:t>learning_db.outbox_events</w:t>
+        <w:t>Điều kiện kích hoạt (Trigger):</w:t>
+      </w:r>
+      <w:r>
+        <w:rPr>
+          <w:color w:val="000000"/>
+        </w:rPr>
+        <w:t xml:space="preserve"> Kích hoạt sau khi tiến trình đồng bộ trạng thái đa thiết bị được ghi nhận thành công theo cơ chế Last-Write-Wins.</w:t>
       </w:r>
     </w:p>
     <w:p>
@@ -2114,13 +2906,13 @@
           <w:bCs/>
           <w:color w:val="000000"/>
         </w:rPr>
-        <w:t>Điều kiện kích hoạt (Trigger):</w:t>
-      </w:r>
-      <w:r>
-        <w:rPr>
-          <w:color w:val="000000"/>
-        </w:rPr>
-        <w:t xml:space="preserve"> Phát ra khi đánh dấu hoàn thành bài học ngữ pháp hoặc khi đạt điều kiện nghiệp vụ trong thuật toán Spaced Repetition (SM-2) lúc ôn tập từ vựng.</w:t>
+        <w:t>Consumer:</w:t>
+      </w:r>
+      <w:r>
+        <w:rPr>
+          <w:color w:val="000000"/>
+        </w:rPr>
+        <w:t xml:space="preserve"> Learning &amp; Theory Service</w:t>
       </w:r>
     </w:p>
     <w:p>
@@ -2136,64 +2928,24 @@
           <w:bCs/>
           <w:color w:val="000000"/>
         </w:rPr>
-        <w:t>Consumer:</w:t>
-      </w:r>
-      <w:r>
-        <w:rPr>
-          <w:color w:val="000000"/>
-        </w:rPr>
-        <w:t xml:space="preserve"> History &amp; Analytics Service</w:t>
+        <w:t>Hành động dự kiến:</w:t>
+      </w:r>
+      <w:r>
+        <w:rPr>
+          <w:color w:val="000000"/>
+        </w:rPr>
+        <w:t xml:space="preserve"> Nhận tín hiệu qua Message Broker để cập nhật dữ liệu tiến độ nội bộ trên server, đảm bảo dữ liệu cũ không ghi đè dữ liệu mới hơn.</w:t>
       </w:r>
     </w:p>
     <w:p>
       <w:pPr>
-        <w:numPr>
-          <w:ilvl w:val="0"/>
-          <w:numId w:val="1"/>
-        </w:numPr>
-      </w:pPr>
-      <w:r>
-        <w:rPr>
-          <w:b/>
-          <w:bCs/>
-          <w:color w:val="000000"/>
-        </w:rPr>
-        <w:t>Hành động dự kiến:</w:t>
-      </w:r>
-      <w:r>
-        <w:rPr>
-          <w:color w:val="000000"/>
-        </w:rPr>
-        <w:t xml:space="preserve"> </w:t>
-      </w:r>
-      <w:r>
-        <w:rPr>
-          <w:color w:val="000000"/>
-        </w:rPr>
-        <w:t>Consumer lắng nghe qua RabbitMQ để</w:t>
-      </w:r>
-      <w:r>
-        <w:rPr>
-          <w:color w:val="000000"/>
-        </w:rPr>
-        <w:t xml:space="preserve"> cập nhật thông tin tổng hợp tiến độ và tính toán chuỗi ngày học (Streak) của người dùng </w:t>
-      </w:r>
-      <w:r>
-        <w:rPr>
-          <w:color w:val="000000"/>
-        </w:rPr>
-        <w:t>vào bảng user_statistics (cột learning_streak_days, longest_streak) dựa trên ngày hoạt động liên tiếp.</w:t>
-      </w:r>
-    </w:p>
-    <w:p>
-      <w:pPr>
         <w:pStyle w:val="Heading2"/>
         <w:rPr>
           <w:color w:val="000000"/>
         </w:rPr>
       </w:pPr>
-      <w:bookmarkStart w:id="6" w:name="_qx44lq6rtp1j" w:colFirst="0" w:colLast="0"/>
-      <w:bookmarkEnd w:id="6"/>
+      <w:bookmarkStart w:id="8" w:name="_iihui0nk41l8" w:colFirst="0" w:colLast="0"/>
+      <w:bookmarkEnd w:id="8"/>
       <w:r>
         <w:rPr>
           <w:color w:val="000000"/>
@@ -2203,8 +2955,8 @@
     </w:p>
     <w:tbl>
       <w:tblPr>
-        <w:tblStyle w:val="a1"/>
-        <w:tblW w:w="10500" w:type="dxa"/>
+        <w:tblStyle w:val="a2"/>
+        <w:tblW w:w="8100" w:type="dxa"/>
         <w:tblInd w:w="0" w:type="dxa"/>
         <w:tblBorders>
           <w:top w:val="single" w:sz="8" w:space="0" w:color="E2E8F0"/>
@@ -2218,9 +2970,9 @@
         <w:tblLook w:val="0620" w:firstRow="1" w:lastRow="0" w:firstColumn="0" w:lastColumn="0" w:noHBand="1" w:noVBand="1"/>
       </w:tblPr>
       <w:tblGrid>
-        <w:gridCol w:w="3500"/>
-        <w:gridCol w:w="3500"/>
-        <w:gridCol w:w="3500"/>
+        <w:gridCol w:w="2160"/>
+        <w:gridCol w:w="1890"/>
+        <w:gridCol w:w="4050"/>
       </w:tblGrid>
       <w:tr>
         <w:trPr>
@@ -2229,7 +2981,7 @@
         </w:trPr>
         <w:tc>
           <w:tcPr>
-            <w:tcW w:w="3500" w:type="dxa"/>
+            <w:tcW w:w="2160" w:type="dxa"/>
           </w:tcPr>
           <w:p>
             <w:pPr>
@@ -2247,7 +2999,7 @@
         </w:tc>
         <w:tc>
           <w:tcPr>
-            <w:tcW w:w="3500" w:type="dxa"/>
+            <w:tcW w:w="1890" w:type="dxa"/>
           </w:tcPr>
           <w:p>
             <w:pPr>
@@ -2265,7 +3017,7 @@
         </w:tc>
         <w:tc>
           <w:tcPr>
-            <w:tcW w:w="3500" w:type="dxa"/>
+            <w:tcW w:w="4050" w:type="dxa"/>
           </w:tcPr>
           <w:p>
             <w:pPr>
@@ -2285,11 +3037,12 @@
       <w:tr>
         <w:tc>
           <w:tcPr>
-            <w:tcW w:w="3500" w:type="dxa"/>
-          </w:tcPr>
-          <w:p>
-            <w:pPr>
-              <w:rPr>
+            <w:tcW w:w="2160" w:type="dxa"/>
+          </w:tcPr>
+          <w:p>
+            <w:pPr>
+              <w:rPr>
+                <w:rFonts w:ascii="Roboto Mono" w:eastAsia="Roboto Mono" w:hAnsi="Roboto Mono" w:cs="Roboto Mono"/>
                 <w:color w:val="000000"/>
               </w:rPr>
             </w:pPr>
@@ -2304,37 +3057,25 @@
         </w:tc>
         <w:tc>
           <w:tcPr>
-            <w:tcW w:w="3500" w:type="dxa"/>
-          </w:tcPr>
-          <w:p>
-            <w:pPr>
-              <w:rPr>
-                <w:color w:val="000000"/>
-              </w:rPr>
-            </w:pPr>
-            <w:sdt>
-              <w:sdtPr>
-                <w:alias w:val="Kiểu dữ liệu"/>
-                <w:id w:val="1809467036"/>
-                <w:dropDownList>
-                  <w:listItem w:displayText="JSONB" w:value="JSONB"/>
-                  <w:listItem w:displayText="String" w:value="String"/>
-                  <w:listItem w:displayText="Timestamp" w:value="Timestamp"/>
-                  <w:listItem w:displayText="UUID" w:value="UUID"/>
-                </w:dropDownList>
-              </w:sdtPr>
-              <w:sdtEndPr/>
-              <w:sdtContent>
-                <w:r>
-                  <w:t>UUID</w:t>
-                </w:r>
-              </w:sdtContent>
-            </w:sdt>
-          </w:p>
-        </w:tc>
-        <w:tc>
-          <w:tcPr>
-            <w:tcW w:w="3500" w:type="dxa"/>
+            <w:tcW w:w="1890" w:type="dxa"/>
+          </w:tcPr>
+          <w:p>
+            <w:pPr>
+              <w:rPr>
+                <w:color w:val="000000"/>
+              </w:rPr>
+            </w:pPr>
+            <w:r>
+              <w:rPr>
+                <w:color w:val="000000"/>
+              </w:rPr>
+              <w:t>UUID</w:t>
+            </w:r>
+          </w:p>
+        </w:tc>
+        <w:tc>
+          <w:tcPr>
+            <w:tcW w:w="4050" w:type="dxa"/>
           </w:tcPr>
           <w:p>
             <w:pPr>
@@ -2354,82 +3095,57 @@
       <w:tr>
         <w:tc>
           <w:tcPr>
-            <w:tcW w:w="3500" w:type="dxa"/>
-          </w:tcPr>
-          <w:p>
-            <w:pPr>
-              <w:rPr>
-                <w:color w:val="000000"/>
-              </w:rPr>
-            </w:pPr>
-            <w:r>
-              <w:rPr>
-                <w:rFonts w:ascii="Roboto Mono" w:eastAsia="Roboto Mono" w:hAnsi="Roboto Mono" w:cs="Roboto Mono"/>
-                <w:color w:val="000000"/>
-              </w:rPr>
-              <w:t>aggregate_id</w:t>
-            </w:r>
-          </w:p>
-        </w:tc>
-        <w:tc>
-          <w:tcPr>
-            <w:tcW w:w="3500" w:type="dxa"/>
-          </w:tcPr>
-          <w:p>
-            <w:pPr>
-              <w:rPr>
-                <w:color w:val="000000"/>
-              </w:rPr>
-            </w:pPr>
-            <w:sdt>
-              <w:sdtPr>
-                <w:alias w:val="Kiểu dữ liệu"/>
-                <w:id w:val="-633955776"/>
-                <w:dropDownList>
-                  <w:listItem w:displayText="JSONB" w:value="JSONB"/>
-                  <w:listItem w:displayText="String" w:value="String"/>
-                  <w:listItem w:displayText="Timestamp" w:value="Timestamp"/>
-                  <w:listItem w:displayText="UUID" w:value="UUID"/>
-                </w:dropDownList>
-              </w:sdtPr>
-              <w:sdtEndPr/>
-              <w:sdtContent>
-                <w:r>
-                  <w:t>UUID</w:t>
-                </w:r>
-              </w:sdtContent>
-            </w:sdt>
-          </w:p>
-        </w:tc>
-        <w:tc>
-          <w:tcPr>
-            <w:tcW w:w="3500" w:type="dxa"/>
-          </w:tcPr>
-          <w:p>
-            <w:pPr>
-              <w:rPr>
-                <w:color w:val="000000"/>
-              </w:rPr>
-            </w:pPr>
-            <w:r>
-              <w:rPr>
-                <w:rFonts w:ascii="Roboto Mono" w:eastAsia="Roboto Mono" w:hAnsi="Roboto Mono" w:cs="Roboto Mono"/>
-                <w:color w:val="000000"/>
-              </w:rPr>
-              <w:t>vocabulary_id</w:t>
-            </w:r>
-            <w:r>
-              <w:rPr>
-                <w:color w:val="000000"/>
-              </w:rPr>
-              <w:t xml:space="preserve"> hoặc </w:t>
-            </w:r>
-            <w:r>
-              <w:rPr>
-                <w:rFonts w:ascii="Roboto Mono" w:eastAsia="Roboto Mono" w:hAnsi="Roboto Mono" w:cs="Roboto Mono"/>
-                <w:color w:val="000000"/>
-              </w:rPr>
-              <w:t>lesson_id</w:t>
+            <w:tcW w:w="2160" w:type="dxa"/>
+          </w:tcPr>
+          <w:p>
+            <w:pPr>
+              <w:rPr>
+                <w:rFonts w:ascii="Roboto Mono" w:eastAsia="Roboto Mono" w:hAnsi="Roboto Mono" w:cs="Roboto Mono"/>
+                <w:color w:val="000000"/>
+              </w:rPr>
+            </w:pPr>
+            <w:r>
+              <w:rPr>
+                <w:rFonts w:ascii="Roboto Mono" w:eastAsia="Roboto Mono" w:hAnsi="Roboto Mono" w:cs="Roboto Mono"/>
+                <w:color w:val="000000"/>
+              </w:rPr>
+              <w:t>occurred_at</w:t>
+            </w:r>
+          </w:p>
+        </w:tc>
+        <w:tc>
+          <w:tcPr>
+            <w:tcW w:w="1890" w:type="dxa"/>
+          </w:tcPr>
+          <w:p>
+            <w:pPr>
+              <w:rPr>
+                <w:color w:val="000000"/>
+              </w:rPr>
+            </w:pPr>
+            <w:r>
+              <w:rPr>
+                <w:color w:val="000000"/>
+              </w:rPr>
+              <w:t>Timestamp</w:t>
+            </w:r>
+          </w:p>
+        </w:tc>
+        <w:tc>
+          <w:tcPr>
+            <w:tcW w:w="4050" w:type="dxa"/>
+          </w:tcPr>
+          <w:p>
+            <w:pPr>
+              <w:rPr>
+                <w:color w:val="000000"/>
+              </w:rPr>
+            </w:pPr>
+            <w:r>
+              <w:rPr>
+                <w:color w:val="000000"/>
+              </w:rPr>
+              <w:t>Thời gian sự kiện xảy ra</w:t>
             </w:r>
           </w:p>
         </w:tc>
@@ -2437,82 +3153,56 @@
       <w:tr>
         <w:tc>
           <w:tcPr>
-            <w:tcW w:w="3500" w:type="dxa"/>
-          </w:tcPr>
-          <w:p>
-            <w:pPr>
-              <w:rPr>
-                <w:color w:val="000000"/>
-              </w:rPr>
-            </w:pPr>
-            <w:r>
-              <w:rPr>
-                <w:rFonts w:ascii="Roboto Mono" w:eastAsia="Roboto Mono" w:hAnsi="Roboto Mono" w:cs="Roboto Mono"/>
-                <w:color w:val="000000"/>
-              </w:rPr>
-              <w:t>event_type</w:t>
-            </w:r>
-          </w:p>
-        </w:tc>
-        <w:tc>
-          <w:tcPr>
-            <w:tcW w:w="3500" w:type="dxa"/>
-          </w:tcPr>
-          <w:p>
-            <w:pPr>
-              <w:rPr>
-                <w:color w:val="000000"/>
-              </w:rPr>
-            </w:pPr>
-            <w:sdt>
-              <w:sdtPr>
-                <w:alias w:val="Kiểu dữ liệu"/>
-                <w:id w:val="-1023011473"/>
-                <w:dropDownList>
-                  <w:listItem w:displayText="JSONB" w:value="JSONB"/>
-                  <w:listItem w:displayText="String" w:value="String"/>
-                  <w:listItem w:displayText="Timestamp" w:value="Timestamp"/>
-                  <w:listItem w:displayText="UUID" w:value="UUID"/>
-                </w:dropDownList>
-              </w:sdtPr>
-              <w:sdtEndPr/>
-              <w:sdtContent>
-                <w:r>
-                  <w:t>String</w:t>
-                </w:r>
-              </w:sdtContent>
-            </w:sdt>
-          </w:p>
-        </w:tc>
-        <w:tc>
-          <w:tcPr>
-            <w:tcW w:w="3500" w:type="dxa"/>
-          </w:tcPr>
-          <w:p>
-            <w:pPr>
-              <w:rPr>
-                <w:color w:val="000000"/>
-              </w:rPr>
-            </w:pPr>
-            <w:r>
-              <w:rPr>
-                <w:rFonts w:ascii="Roboto Mono" w:eastAsia="Roboto Mono" w:hAnsi="Roboto Mono" w:cs="Roboto Mono"/>
-                <w:color w:val="000000"/>
-              </w:rPr>
-              <w:t>VocabularyLearnedEvent</w:t>
-            </w:r>
-            <w:r>
-              <w:rPr>
-                <w:color w:val="000000"/>
-              </w:rPr>
-              <w:t xml:space="preserve"> hoặc </w:t>
-            </w:r>
-            <w:r>
-              <w:rPr>
-                <w:rFonts w:ascii="Roboto Mono" w:eastAsia="Roboto Mono" w:hAnsi="Roboto Mono" w:cs="Roboto Mono"/>
-                <w:color w:val="000000"/>
-              </w:rPr>
-              <w:t>LessonCompletedEvent</w:t>
+            <w:tcW w:w="2160" w:type="dxa"/>
+          </w:tcPr>
+          <w:p>
+            <w:pPr>
+              <w:rPr>
+                <w:color w:val="000000"/>
+              </w:rPr>
+            </w:pPr>
+            <w:r>
+              <w:rPr>
+                <w:rFonts w:ascii="Roboto Mono" w:eastAsia="Roboto Mono" w:hAnsi="Roboto Mono" w:cs="Roboto Mono"/>
+                <w:color w:val="000000"/>
+              </w:rPr>
+              <w:t>user_id</w:t>
+            </w:r>
+          </w:p>
+        </w:tc>
+        <w:tc>
+          <w:tcPr>
+            <w:tcW w:w="1890" w:type="dxa"/>
+          </w:tcPr>
+          <w:p>
+            <w:pPr>
+              <w:rPr>
+                <w:color w:val="000000"/>
+              </w:rPr>
+            </w:pPr>
+            <w:r>
+              <w:rPr>
+                <w:color w:val="000000"/>
+              </w:rPr>
+              <w:t>UUID</w:t>
+            </w:r>
+          </w:p>
+        </w:tc>
+        <w:tc>
+          <w:tcPr>
+            <w:tcW w:w="4050" w:type="dxa"/>
+          </w:tcPr>
+          <w:p>
+            <w:pPr>
+              <w:rPr>
+                <w:color w:val="000000"/>
+              </w:rPr>
+            </w:pPr>
+            <w:r>
+              <w:rPr>
+                <w:color w:val="000000"/>
+              </w:rPr>
+              <w:t>ID của người dùng</w:t>
             </w:r>
           </w:p>
         </w:tc>
@@ -2520,68 +3210,56 @@
       <w:tr>
         <w:tc>
           <w:tcPr>
-            <w:tcW w:w="3500" w:type="dxa"/>
-          </w:tcPr>
-          <w:p>
-            <w:pPr>
-              <w:rPr>
-                <w:color w:val="000000"/>
-              </w:rPr>
-            </w:pPr>
-            <w:r>
-              <w:rPr>
-                <w:rFonts w:ascii="Roboto Mono" w:eastAsia="Roboto Mono" w:hAnsi="Roboto Mono" w:cs="Roboto Mono"/>
-                <w:color w:val="000000"/>
-              </w:rPr>
-              <w:t>user_id</w:t>
-            </w:r>
-          </w:p>
-        </w:tc>
-        <w:tc>
-          <w:tcPr>
-            <w:tcW w:w="3500" w:type="dxa"/>
-          </w:tcPr>
-          <w:p>
-            <w:pPr>
-              <w:rPr>
-                <w:color w:val="000000"/>
-              </w:rPr>
-            </w:pPr>
-            <w:sdt>
-              <w:sdtPr>
-                <w:alias w:val="Kiểu dữ liệu"/>
-                <w:id w:val="1944358495"/>
-                <w:dropDownList>
-                  <w:listItem w:displayText="JSONB" w:value="JSONB"/>
-                  <w:listItem w:displayText="String" w:value="String"/>
-                  <w:listItem w:displayText="Timestamp" w:value="Timestamp"/>
-                  <w:listItem w:displayText="UUID" w:value="UUID"/>
-                </w:dropDownList>
-              </w:sdtPr>
-              <w:sdtEndPr/>
-              <w:sdtContent>
-                <w:r>
-                  <w:t>UUID</w:t>
-                </w:r>
-              </w:sdtContent>
-            </w:sdt>
-          </w:p>
-        </w:tc>
-        <w:tc>
-          <w:tcPr>
-            <w:tcW w:w="3500" w:type="dxa"/>
-          </w:tcPr>
-          <w:p>
-            <w:pPr>
-              <w:rPr>
-                <w:color w:val="000000"/>
-              </w:rPr>
-            </w:pPr>
-            <w:r>
-              <w:rPr>
-                <w:color w:val="000000"/>
-              </w:rPr>
-              <w:t>ID của người dùng</w:t>
+            <w:tcW w:w="2160" w:type="dxa"/>
+          </w:tcPr>
+          <w:p>
+            <w:pPr>
+              <w:rPr>
+                <w:color w:val="000000"/>
+              </w:rPr>
+            </w:pPr>
+            <w:r>
+              <w:rPr>
+                <w:rFonts w:ascii="Roboto Mono" w:eastAsia="Roboto Mono" w:hAnsi="Roboto Mono" w:cs="Roboto Mono"/>
+                <w:color w:val="000000"/>
+              </w:rPr>
+              <w:t>client_device_id</w:t>
+            </w:r>
+          </w:p>
+        </w:tc>
+        <w:tc>
+          <w:tcPr>
+            <w:tcW w:w="1890" w:type="dxa"/>
+          </w:tcPr>
+          <w:p>
+            <w:pPr>
+              <w:rPr>
+                <w:color w:val="000000"/>
+              </w:rPr>
+            </w:pPr>
+            <w:r>
+              <w:rPr>
+                <w:color w:val="000000"/>
+              </w:rPr>
+              <w:t>String</w:t>
+            </w:r>
+          </w:p>
+        </w:tc>
+        <w:tc>
+          <w:tcPr>
+            <w:tcW w:w="4050" w:type="dxa"/>
+          </w:tcPr>
+          <w:p>
+            <w:pPr>
+              <w:rPr>
+                <w:color w:val="000000"/>
+              </w:rPr>
+            </w:pPr>
+            <w:r>
+              <w:rPr>
+                <w:color w:val="000000"/>
+              </w:rPr>
+              <w:t>ID thiết bị (Client Device ID)</w:t>
             </w:r>
           </w:p>
         </w:tc>
@@ -2589,68 +3267,57 @@
       <w:tr>
         <w:tc>
           <w:tcPr>
-            <w:tcW w:w="3500" w:type="dxa"/>
-          </w:tcPr>
-          <w:p>
-            <w:pPr>
-              <w:rPr>
-                <w:color w:val="000000"/>
-              </w:rPr>
-            </w:pPr>
-            <w:r>
-              <w:rPr>
-                <w:rFonts w:ascii="Roboto Mono" w:eastAsia="Roboto Mono" w:hAnsi="Roboto Mono" w:cs="Roboto Mono"/>
-                <w:color w:val="000000"/>
-              </w:rPr>
-              <w:t>ref_id</w:t>
-            </w:r>
-          </w:p>
-        </w:tc>
-        <w:tc>
-          <w:tcPr>
-            <w:tcW w:w="3500" w:type="dxa"/>
-          </w:tcPr>
-          <w:p>
-            <w:pPr>
-              <w:rPr>
-                <w:color w:val="000000"/>
-              </w:rPr>
-            </w:pPr>
-            <w:sdt>
-              <w:sdtPr>
-                <w:alias w:val="Kiểu dữ liệu"/>
-                <w:id w:val="1042683924"/>
-                <w:dropDownList>
-                  <w:listItem w:displayText="JSONB" w:value="JSONB"/>
-                  <w:listItem w:displayText="String" w:value="String"/>
-                  <w:listItem w:displayText="Timestamp" w:value="Timestamp"/>
-                  <w:listItem w:displayText="UUID" w:value="UUID"/>
-                </w:dropDownList>
-              </w:sdtPr>
-              <w:sdtEndPr/>
-              <w:sdtContent>
-                <w:r>
-                  <w:t>UUID</w:t>
-                </w:r>
-              </w:sdtContent>
-            </w:sdt>
-          </w:p>
-        </w:tc>
-        <w:tc>
-          <w:tcPr>
-            <w:tcW w:w="3500" w:type="dxa"/>
-          </w:tcPr>
-          <w:p>
-            <w:pPr>
-              <w:rPr>
-                <w:color w:val="000000"/>
-              </w:rPr>
-            </w:pPr>
-            <w:r>
-              <w:rPr>
-                <w:color w:val="000000"/>
-              </w:rPr>
-              <w:t>ID của đối tượng liên quan (bài học hoặc từ vựng)</w:t>
+            <w:tcW w:w="2160" w:type="dxa"/>
+          </w:tcPr>
+          <w:p>
+            <w:pPr>
+              <w:rPr>
+                <w:color w:val="000000"/>
+              </w:rPr>
+            </w:pPr>
+            <w:r>
+              <w:rPr>
+                <w:rFonts w:ascii="Roboto Mono" w:eastAsia="Roboto Mono" w:hAnsi="Roboto Mono" w:cs="Roboto Mono"/>
+                <w:color w:val="000000"/>
+              </w:rPr>
+              <w:lastRenderedPageBreak/>
+              <w:t>server_updated_at</w:t>
+            </w:r>
+          </w:p>
+        </w:tc>
+        <w:tc>
+          <w:tcPr>
+            <w:tcW w:w="1890" w:type="dxa"/>
+          </w:tcPr>
+          <w:p>
+            <w:pPr>
+              <w:rPr>
+                <w:color w:val="000000"/>
+              </w:rPr>
+            </w:pPr>
+            <w:r>
+              <w:rPr>
+                <w:color w:val="000000"/>
+              </w:rPr>
+              <w:t>Timestamp</w:t>
+            </w:r>
+          </w:p>
+        </w:tc>
+        <w:tc>
+          <w:tcPr>
+            <w:tcW w:w="4050" w:type="dxa"/>
+          </w:tcPr>
+          <w:p>
+            <w:pPr>
+              <w:rPr>
+                <w:color w:val="000000"/>
+              </w:rPr>
+            </w:pPr>
+            <w:r>
+              <w:rPr>
+                <w:color w:val="000000"/>
+              </w:rPr>
+              <w:t>Thời điểm server ghi nhận trạng thái</w:t>
             </w:r>
           </w:p>
         </w:tc>
@@ -2658,68 +3325,56 @@
       <w:tr>
         <w:tc>
           <w:tcPr>
-            <w:tcW w:w="3500" w:type="dxa"/>
-          </w:tcPr>
-          <w:p>
-            <w:pPr>
-              <w:rPr>
-                <w:color w:val="000000"/>
-              </w:rPr>
-            </w:pPr>
-            <w:r>
-              <w:rPr>
-                <w:rFonts w:ascii="Roboto Mono" w:eastAsia="Roboto Mono" w:hAnsi="Roboto Mono" w:cs="Roboto Mono"/>
-                <w:color w:val="000000"/>
-              </w:rPr>
-              <w:t>occurred_at</w:t>
-            </w:r>
-          </w:p>
-        </w:tc>
-        <w:tc>
-          <w:tcPr>
-            <w:tcW w:w="3500" w:type="dxa"/>
-          </w:tcPr>
-          <w:p>
-            <w:pPr>
-              <w:rPr>
-                <w:color w:val="000000"/>
-              </w:rPr>
-            </w:pPr>
-            <w:sdt>
-              <w:sdtPr>
-                <w:alias w:val="Kiểu dữ liệu"/>
-                <w:id w:val="1250344495"/>
-                <w:dropDownList>
-                  <w:listItem w:displayText="JSONB" w:value="JSONB"/>
-                  <w:listItem w:displayText="String" w:value="String"/>
-                  <w:listItem w:displayText="Timestamp" w:value="Timestamp"/>
-                  <w:listItem w:displayText="UUID" w:value="UUID"/>
-                </w:dropDownList>
-              </w:sdtPr>
-              <w:sdtEndPr/>
-              <w:sdtContent>
-                <w:r>
-                  <w:t>Timestamp</w:t>
-                </w:r>
-              </w:sdtContent>
-            </w:sdt>
-          </w:p>
-        </w:tc>
-        <w:tc>
-          <w:tcPr>
-            <w:tcW w:w="3500" w:type="dxa"/>
-          </w:tcPr>
-          <w:p>
-            <w:pPr>
-              <w:rPr>
-                <w:color w:val="000000"/>
-              </w:rPr>
-            </w:pPr>
-            <w:r>
-              <w:rPr>
-                <w:color w:val="000000"/>
-              </w:rPr>
-              <w:t>Thời gian diễn ra sự kiện</w:t>
+            <w:tcW w:w="2160" w:type="dxa"/>
+          </w:tcPr>
+          <w:p>
+            <w:pPr>
+              <w:rPr>
+                <w:color w:val="000000"/>
+              </w:rPr>
+            </w:pPr>
+            <w:r>
+              <w:rPr>
+                <w:rFonts w:ascii="Roboto Mono" w:eastAsia="Roboto Mono" w:hAnsi="Roboto Mono" w:cs="Roboto Mono"/>
+                <w:color w:val="000000"/>
+              </w:rPr>
+              <w:t>version</w:t>
+            </w:r>
+          </w:p>
+        </w:tc>
+        <w:tc>
+          <w:tcPr>
+            <w:tcW w:w="1890" w:type="dxa"/>
+          </w:tcPr>
+          <w:p>
+            <w:pPr>
+              <w:rPr>
+                <w:color w:val="000000"/>
+              </w:rPr>
+            </w:pPr>
+            <w:r>
+              <w:rPr>
+                <w:color w:val="000000"/>
+              </w:rPr>
+              <w:t>BigInt / String</w:t>
+            </w:r>
+          </w:p>
+        </w:tc>
+        <w:tc>
+          <w:tcPr>
+            <w:tcW w:w="4050" w:type="dxa"/>
+          </w:tcPr>
+          <w:p>
+            <w:pPr>
+              <w:rPr>
+                <w:color w:val="000000"/>
+              </w:rPr>
+            </w:pPr>
+            <w:r>
+              <w:rPr>
+                <w:color w:val="000000"/>
+              </w:rPr>
+              <w:t>Phiên bản dữ liệu monotonic (tăng đơn điệu), dùng làm khóa so sánh LWW</w:t>
             </w:r>
           </w:p>
         </w:tc>
@@ -2727,671 +3382,57 @@
       <w:tr>
         <w:tc>
           <w:tcPr>
-            <w:tcW w:w="3500" w:type="dxa"/>
-          </w:tcPr>
-          <w:p>
-            <w:pPr>
-              <w:rPr>
-                <w:color w:val="000000"/>
-              </w:rPr>
-            </w:pPr>
-            <w:r>
-              <w:rPr>
-                <w:rFonts w:ascii="Roboto Mono" w:eastAsia="Roboto Mono" w:hAnsi="Roboto Mono" w:cs="Roboto Mono"/>
-                <w:color w:val="000000"/>
-              </w:rPr>
-              <w:t>metadata</w:t>
-            </w:r>
-          </w:p>
-        </w:tc>
-        <w:tc>
-          <w:tcPr>
-            <w:tcW w:w="3500" w:type="dxa"/>
-          </w:tcPr>
-          <w:p>
-            <w:pPr>
-              <w:rPr>
-                <w:color w:val="000000"/>
-              </w:rPr>
-            </w:pPr>
-            <w:sdt>
-              <w:sdtPr>
-                <w:alias w:val="Kiểu dữ liệu"/>
-                <w:id w:val="-1466601092"/>
-                <w:dropDownList>
-                  <w:listItem w:displayText="JSONB" w:value="JSONB"/>
-                  <w:listItem w:displayText="String" w:value="String"/>
-                  <w:listItem w:displayText="Timestamp" w:value="Timestamp"/>
-                  <w:listItem w:displayText="UUID" w:value="UUID"/>
-                </w:dropDownList>
-              </w:sdtPr>
-              <w:sdtEndPr/>
-              <w:sdtContent>
-                <w:r>
-                  <w:t>JSONB</w:t>
-                </w:r>
-              </w:sdtContent>
-            </w:sdt>
-          </w:p>
-        </w:tc>
-        <w:tc>
-          <w:tcPr>
-            <w:tcW w:w="3500" w:type="dxa"/>
-          </w:tcPr>
-          <w:p>
-            <w:pPr>
-              <w:rPr>
-                <w:color w:val="000000"/>
-              </w:rPr>
-            </w:pPr>
-            <w:r>
-              <w:rPr>
-                <w:color w:val="000000"/>
-              </w:rPr>
-              <w:t>Chứa các dữ liệu bổ sung</w:t>
-            </w:r>
-          </w:p>
-        </w:tc>
-      </w:tr>
-    </w:tbl>
-    <w:p>
-      <w:pPr>
-        <w:widowControl w:val="0"/>
-        <w:pBdr>
-          <w:top w:val="nil"/>
-          <w:left w:val="nil"/>
-          <w:bottom w:val="nil"/>
-          <w:right w:val="nil"/>
-          <w:between w:val="nil"/>
-        </w:pBdr>
-        <w:spacing w:line="276" w:lineRule="auto"/>
-        <w:rPr>
-          <w:color w:val="000000"/>
-        </w:rPr>
-      </w:pPr>
-    </w:p>
-    <w:p>
-      <w:pPr>
-        <w:rPr>
-          <w:color w:val="000000"/>
-        </w:rPr>
-      </w:pPr>
-      <w:r>
-        <w:pict w14:anchorId="749A3062">
-          <v:rect id="_x0000_i1028" style="width:0;height:1.5pt" o:hralign="center" o:hrstd="t" o:hr="t" fillcolor="#a0a0a0" stroked="f"/>
-        </w:pict>
-      </w:r>
-    </w:p>
-    <w:p>
-      <w:pPr>
-        <w:pStyle w:val="Heading1"/>
-        <w:rPr>
-          <w:color w:val="000000"/>
-        </w:rPr>
-      </w:pPr>
-      <w:bookmarkStart w:id="7" w:name="_ngzhqzk95fds" w:colFirst="0" w:colLast="0"/>
-      <w:bookmarkEnd w:id="7"/>
-      <w:r>
-        <w:rPr>
-          <w:color w:val="000000"/>
-        </w:rPr>
-        <w:t>4. Sự kiện Đồng bộ Trạng thái (</w:t>
-      </w:r>
-      <w:r>
-        <w:rPr>
-          <w:rFonts w:ascii="Roboto Mono" w:eastAsia="Roboto Mono" w:hAnsi="Roboto Mono" w:cs="Roboto Mono"/>
-          <w:color w:val="000000"/>
-        </w:rPr>
-        <w:t>UserSyncCompletedEvent</w:t>
-      </w:r>
-      <w:r>
-        <w:rPr>
-          <w:color w:val="000000"/>
-        </w:rPr>
-        <w:t>)</w:t>
-      </w:r>
-    </w:p>
-    <w:p>
-      <w:pPr>
-        <w:numPr>
-          <w:ilvl w:val="0"/>
-          <w:numId w:val="1"/>
-        </w:numPr>
-      </w:pPr>
-      <w:r>
-        <w:rPr>
-          <w:b/>
-          <w:bCs/>
-          <w:color w:val="000000"/>
-        </w:rPr>
-        <w:t>Mục đích:</w:t>
-      </w:r>
-      <w:r>
-        <w:rPr>
-          <w:color w:val="000000"/>
-        </w:rPr>
-        <w:t xml:space="preserve"> Cập nhật trạng thái đồng bộ tiến trình học giữa các thiết bị của người dùng.</w:t>
-      </w:r>
-    </w:p>
-    <w:p>
-      <w:pPr>
-        <w:numPr>
-          <w:ilvl w:val="0"/>
-          <w:numId w:val="1"/>
-        </w:numPr>
-      </w:pPr>
-      <w:r>
-        <w:rPr>
-          <w:b/>
-          <w:bCs/>
-          <w:color w:val="000000"/>
-        </w:rPr>
-        <w:t>Producer: Auth &amp; User Service</w:t>
-      </w:r>
-    </w:p>
-    <w:p>
-      <w:pPr>
-        <w:numPr>
-          <w:ilvl w:val="0"/>
-          <w:numId w:val="1"/>
-        </w:numPr>
-      </w:pPr>
-      <w:r>
-        <w:rPr>
-          <w:b/>
-          <w:bCs/>
-          <w:color w:val="000000"/>
-        </w:rPr>
-        <w:t>Điều kiện kích hoạt (Trigger):</w:t>
-      </w:r>
-      <w:r>
-        <w:rPr>
-          <w:color w:val="000000"/>
-        </w:rPr>
-        <w:t xml:space="preserve"> Kích hoạt sau khi tiến trình đồng bộ trạng thái đa thiết bị được ghi nhận thành công theo cơ chế Last-Write-Wins.</w:t>
-      </w:r>
-    </w:p>
-    <w:p>
-      <w:pPr>
-        <w:numPr>
-          <w:ilvl w:val="0"/>
-          <w:numId w:val="1"/>
-        </w:numPr>
-      </w:pPr>
-      <w:r>
-        <w:rPr>
-          <w:b/>
-          <w:bCs/>
-          <w:color w:val="000000"/>
-        </w:rPr>
-        <w:t>Consumer:</w:t>
-      </w:r>
-      <w:r>
-        <w:rPr>
-          <w:color w:val="000000"/>
-        </w:rPr>
-        <w:t xml:space="preserve"> Learning &amp; Theory Service</w:t>
-      </w:r>
-    </w:p>
-    <w:p>
-      <w:pPr>
-        <w:numPr>
-          <w:ilvl w:val="0"/>
-          <w:numId w:val="1"/>
-        </w:numPr>
-      </w:pPr>
-      <w:r>
-        <w:rPr>
-          <w:b/>
-          <w:bCs/>
-          <w:color w:val="000000"/>
-        </w:rPr>
-        <w:t>Hành động dự kiến:</w:t>
-      </w:r>
-      <w:r>
-        <w:rPr>
-          <w:color w:val="000000"/>
-        </w:rPr>
-        <w:t xml:space="preserve"> Nhận tín hiệu qua Message Broker để cập nhật dữ liệu tiến độ nội bộ trên server, đảm bảo dữ liệu cũ không ghi đè dữ liệu mới hơn.</w:t>
-      </w:r>
-    </w:p>
-    <w:p>
-      <w:pPr>
-        <w:pStyle w:val="Heading2"/>
-        <w:rPr>
-          <w:color w:val="000000"/>
-        </w:rPr>
-      </w:pPr>
-      <w:bookmarkStart w:id="8" w:name="_iihui0nk41l8" w:colFirst="0" w:colLast="0"/>
-      <w:bookmarkEnd w:id="8"/>
-      <w:r>
-        <w:rPr>
-          <w:color w:val="000000"/>
-        </w:rPr>
-        <w:t>Cấu trúc dữ liệu (Payload)</w:t>
-      </w:r>
-    </w:p>
-    <w:tbl>
-      <w:tblPr>
-        <w:tblStyle w:val="a2"/>
-        <w:tblW w:w="10500" w:type="dxa"/>
-        <w:tblInd w:w="0" w:type="dxa"/>
-        <w:tblBorders>
-          <w:top w:val="single" w:sz="8" w:space="0" w:color="E2E8F0"/>
-          <w:left w:val="nil"/>
-          <w:bottom w:val="single" w:sz="8" w:space="0" w:color="E2E8F0"/>
-          <w:right w:val="nil"/>
-          <w:insideH w:val="single" w:sz="8" w:space="0" w:color="F1F5F9"/>
-          <w:insideV w:val="nil"/>
-        </w:tblBorders>
-        <w:tblLayout w:type="fixed"/>
-        <w:tblLook w:val="0620" w:firstRow="1" w:lastRow="0" w:firstColumn="0" w:lastColumn="0" w:noHBand="1" w:noVBand="1"/>
-      </w:tblPr>
-      <w:tblGrid>
-        <w:gridCol w:w="3500"/>
-        <w:gridCol w:w="3500"/>
-        <w:gridCol w:w="3500"/>
-      </w:tblGrid>
-      <w:tr>
-        <w:trPr>
-          <w:cnfStyle w:val="100000000000" w:firstRow="1" w:lastRow="0" w:firstColumn="0" w:lastColumn="0" w:oddVBand="0" w:evenVBand="0" w:oddHBand="0" w:evenHBand="0" w:firstRowFirstColumn="0" w:firstRowLastColumn="0" w:lastRowFirstColumn="0" w:lastRowLastColumn="0"/>
-          <w:tblHeader/>
-        </w:trPr>
-        <w:tc>
-          <w:tcPr>
-            <w:tcW w:w="3500" w:type="dxa"/>
-          </w:tcPr>
-          <w:p>
-            <w:pPr>
-              <w:rPr>
-                <w:color w:val="000000"/>
-              </w:rPr>
-            </w:pPr>
-            <w:r>
-              <w:rPr>
-                <w:color w:val="000000"/>
-              </w:rPr>
-              <w:t>Trường (Field)</w:t>
-            </w:r>
-          </w:p>
-        </w:tc>
-        <w:tc>
-          <w:tcPr>
-            <w:tcW w:w="3500" w:type="dxa"/>
-          </w:tcPr>
-          <w:p>
-            <w:pPr>
-              <w:rPr>
-                <w:color w:val="000000"/>
-              </w:rPr>
-            </w:pPr>
-            <w:r>
-              <w:rPr>
-                <w:color w:val="000000"/>
-              </w:rPr>
-              <w:t>Kiểu dữ liệu</w:t>
-            </w:r>
-          </w:p>
-        </w:tc>
-        <w:tc>
-          <w:tcPr>
-            <w:tcW w:w="3500" w:type="dxa"/>
-          </w:tcPr>
-          <w:p>
-            <w:pPr>
-              <w:rPr>
-                <w:color w:val="000000"/>
-              </w:rPr>
-            </w:pPr>
-            <w:r>
-              <w:rPr>
-                <w:color w:val="000000"/>
-              </w:rPr>
-              <w:t>Mô tả</w:t>
-            </w:r>
-          </w:p>
-        </w:tc>
-      </w:tr>
-      <w:tr>
-        <w:tc>
-          <w:tcPr>
-            <w:tcW w:w="3500" w:type="dxa"/>
-          </w:tcPr>
-          <w:p>
-            <w:pPr>
-              <w:rPr>
-                <w:rFonts w:ascii="Roboto Mono" w:eastAsia="Roboto Mono" w:hAnsi="Roboto Mono" w:cs="Roboto Mono"/>
-                <w:color w:val="000000"/>
-              </w:rPr>
-            </w:pPr>
-            <w:r>
-              <w:rPr>
-                <w:rFonts w:ascii="Roboto Mono" w:eastAsia="Roboto Mono" w:hAnsi="Roboto Mono" w:cs="Roboto Mono"/>
-                <w:color w:val="000000"/>
-              </w:rPr>
-              <w:t>event_id</w:t>
-            </w:r>
-          </w:p>
-        </w:tc>
-        <w:tc>
-          <w:tcPr>
-            <w:tcW w:w="3500" w:type="dxa"/>
-          </w:tcPr>
-          <w:p>
-            <w:pPr>
-              <w:rPr>
-                <w:color w:val="000000"/>
-              </w:rPr>
-            </w:pPr>
-            <w:r>
-              <w:rPr>
-                <w:color w:val="000000"/>
-              </w:rPr>
-              <w:t>UUID</w:t>
-            </w:r>
-          </w:p>
-        </w:tc>
-        <w:tc>
-          <w:tcPr>
-            <w:tcW w:w="3500" w:type="dxa"/>
-          </w:tcPr>
-          <w:p>
-            <w:pPr>
-              <w:rPr>
-                <w:color w:val="000000"/>
-              </w:rPr>
-            </w:pPr>
-            <w:r>
-              <w:rPr>
-                <w:color w:val="000000"/>
-              </w:rPr>
-              <w:t>Idempotency key</w:t>
-            </w:r>
-          </w:p>
-        </w:tc>
-      </w:tr>
-      <w:tr>
-        <w:tc>
-          <w:tcPr>
-            <w:tcW w:w="3500" w:type="dxa"/>
-          </w:tcPr>
-          <w:p>
-            <w:pPr>
-              <w:rPr>
-                <w:rFonts w:ascii="Roboto Mono" w:eastAsia="Roboto Mono" w:hAnsi="Roboto Mono" w:cs="Roboto Mono"/>
-                <w:color w:val="000000"/>
-              </w:rPr>
-            </w:pPr>
-            <w:r>
-              <w:rPr>
-                <w:rFonts w:ascii="Roboto Mono" w:eastAsia="Roboto Mono" w:hAnsi="Roboto Mono" w:cs="Roboto Mono"/>
-                <w:color w:val="000000"/>
-              </w:rPr>
-              <w:t>occurred_at</w:t>
-            </w:r>
-          </w:p>
-        </w:tc>
-        <w:tc>
-          <w:tcPr>
-            <w:tcW w:w="3500" w:type="dxa"/>
-          </w:tcPr>
-          <w:p>
-            <w:pPr>
-              <w:rPr>
-                <w:color w:val="000000"/>
-              </w:rPr>
-            </w:pPr>
-            <w:r>
-              <w:rPr>
-                <w:color w:val="000000"/>
-              </w:rPr>
-              <w:t>Timestamp</w:t>
-            </w:r>
-          </w:p>
-        </w:tc>
-        <w:tc>
-          <w:tcPr>
-            <w:tcW w:w="3500" w:type="dxa"/>
-          </w:tcPr>
-          <w:p>
-            <w:pPr>
-              <w:rPr>
-                <w:color w:val="000000"/>
-              </w:rPr>
-            </w:pPr>
-            <w:r>
-              <w:rPr>
-                <w:color w:val="000000"/>
-              </w:rPr>
-              <w:t>Thời gian sự kiện xảy ra</w:t>
-            </w:r>
-          </w:p>
-        </w:tc>
-      </w:tr>
-      <w:tr>
-        <w:tc>
-          <w:tcPr>
-            <w:tcW w:w="3500" w:type="dxa"/>
-          </w:tcPr>
-          <w:p>
-            <w:pPr>
-              <w:rPr>
-                <w:color w:val="000000"/>
-              </w:rPr>
-            </w:pPr>
-            <w:r>
-              <w:rPr>
-                <w:rFonts w:ascii="Roboto Mono" w:eastAsia="Roboto Mono" w:hAnsi="Roboto Mono" w:cs="Roboto Mono"/>
-                <w:color w:val="000000"/>
-              </w:rPr>
-              <w:t>user_id</w:t>
-            </w:r>
-          </w:p>
-        </w:tc>
-        <w:tc>
-          <w:tcPr>
-            <w:tcW w:w="3500" w:type="dxa"/>
-          </w:tcPr>
-          <w:p>
-            <w:pPr>
-              <w:rPr>
-                <w:color w:val="000000"/>
-              </w:rPr>
-            </w:pPr>
-            <w:r>
-              <w:rPr>
-                <w:color w:val="000000"/>
-              </w:rPr>
-              <w:t>UUID</w:t>
-            </w:r>
-          </w:p>
-        </w:tc>
-        <w:tc>
-          <w:tcPr>
-            <w:tcW w:w="3500" w:type="dxa"/>
-          </w:tcPr>
-          <w:p>
-            <w:pPr>
-              <w:rPr>
-                <w:color w:val="000000"/>
-              </w:rPr>
-            </w:pPr>
-            <w:r>
-              <w:rPr>
-                <w:color w:val="000000"/>
-              </w:rPr>
-              <w:t>ID của người dùng</w:t>
-            </w:r>
-          </w:p>
-        </w:tc>
-      </w:tr>
-      <w:tr>
-        <w:tc>
-          <w:tcPr>
-            <w:tcW w:w="3500" w:type="dxa"/>
-          </w:tcPr>
-          <w:p>
-            <w:pPr>
-              <w:rPr>
-                <w:color w:val="000000"/>
-              </w:rPr>
-            </w:pPr>
-            <w:r>
-              <w:rPr>
-                <w:rFonts w:ascii="Roboto Mono" w:eastAsia="Roboto Mono" w:hAnsi="Roboto Mono" w:cs="Roboto Mono"/>
-                <w:color w:val="000000"/>
-              </w:rPr>
-              <w:t>client_device_id</w:t>
-            </w:r>
-          </w:p>
-        </w:tc>
-        <w:tc>
-          <w:tcPr>
-            <w:tcW w:w="3500" w:type="dxa"/>
-          </w:tcPr>
-          <w:p>
-            <w:pPr>
-              <w:rPr>
-                <w:color w:val="000000"/>
-              </w:rPr>
-            </w:pPr>
-            <w:r>
-              <w:rPr>
-                <w:color w:val="000000"/>
-              </w:rPr>
-              <w:t>String</w:t>
-            </w:r>
-          </w:p>
-        </w:tc>
-        <w:tc>
-          <w:tcPr>
-            <w:tcW w:w="3500" w:type="dxa"/>
-          </w:tcPr>
-          <w:p>
-            <w:pPr>
-              <w:rPr>
-                <w:color w:val="000000"/>
-              </w:rPr>
-            </w:pPr>
-            <w:r>
-              <w:rPr>
-                <w:color w:val="000000"/>
-              </w:rPr>
-              <w:t>ID thiết bị (Client Device ID)</w:t>
-            </w:r>
-          </w:p>
-        </w:tc>
-      </w:tr>
-      <w:tr>
-        <w:tc>
-          <w:tcPr>
-            <w:tcW w:w="3500" w:type="dxa"/>
-          </w:tcPr>
-          <w:p>
-            <w:pPr>
-              <w:rPr>
-                <w:color w:val="000000"/>
-              </w:rPr>
-            </w:pPr>
-            <w:r>
-              <w:rPr>
-                <w:rFonts w:ascii="Roboto Mono" w:eastAsia="Roboto Mono" w:hAnsi="Roboto Mono" w:cs="Roboto Mono"/>
-                <w:color w:val="000000"/>
-              </w:rPr>
-              <w:t>last_sync_time</w:t>
-            </w:r>
-          </w:p>
-        </w:tc>
-        <w:tc>
-          <w:tcPr>
-            <w:tcW w:w="3500" w:type="dxa"/>
-          </w:tcPr>
-          <w:p>
-            <w:pPr>
-              <w:rPr>
-                <w:color w:val="000000"/>
-              </w:rPr>
-            </w:pPr>
-            <w:r>
-              <w:rPr>
-                <w:color w:val="000000"/>
-              </w:rPr>
-              <w:t>Timestamp</w:t>
-            </w:r>
-          </w:p>
-        </w:tc>
-        <w:tc>
-          <w:tcPr>
-            <w:tcW w:w="3500" w:type="dxa"/>
-          </w:tcPr>
-          <w:p>
-            <w:pPr>
-              <w:rPr>
-                <w:color w:val="000000"/>
-              </w:rPr>
-            </w:pPr>
-            <w:r>
-              <w:rPr>
-                <w:color w:val="000000"/>
-              </w:rPr>
-              <w:t>Thời điểm đồng bộ thành công gần nhất</w:t>
-            </w:r>
-          </w:p>
-        </w:tc>
-      </w:tr>
-      <w:tr>
-        <w:tc>
-          <w:tcPr>
-            <w:tcW w:w="3500" w:type="dxa"/>
-          </w:tcPr>
-          <w:p>
-            <w:pPr>
-              <w:rPr>
-                <w:color w:val="000000"/>
-              </w:rPr>
-            </w:pPr>
-            <w:r>
-              <w:rPr>
-                <w:rFonts w:ascii="Roboto Mono" w:eastAsia="Roboto Mono" w:hAnsi="Roboto Mono" w:cs="Roboto Mono"/>
-                <w:color w:val="000000"/>
-              </w:rPr>
-              <w:t>version</w:t>
-            </w:r>
-          </w:p>
-        </w:tc>
-        <w:tc>
-          <w:tcPr>
-            <w:tcW w:w="3500" w:type="dxa"/>
-          </w:tcPr>
-          <w:p>
-            <w:pPr>
-              <w:rPr>
-                <w:color w:val="000000"/>
-              </w:rPr>
-            </w:pPr>
-            <w:r>
-              <w:rPr>
-                <w:color w:val="000000"/>
-              </w:rPr>
-              <w:t>BigInt / String</w:t>
-            </w:r>
-          </w:p>
-        </w:tc>
-        <w:tc>
-          <w:tcPr>
-            <w:tcW w:w="3500" w:type="dxa"/>
-          </w:tcPr>
-          <w:p>
-            <w:pPr>
-              <w:rPr>
-                <w:color w:val="000000"/>
-              </w:rPr>
-            </w:pPr>
-            <w:r>
-              <w:rPr>
-                <w:color w:val="000000"/>
-              </w:rPr>
-              <w:t>Phiên bản dữ liệu monotonic (tăng đơn điệu), dùng làm khóa so sánh LWW</w:t>
+            <w:tcW w:w="2160" w:type="dxa"/>
+          </w:tcPr>
+          <w:p>
+            <w:pPr>
+              <w:rPr>
+                <w:rFonts w:ascii="Roboto Mono" w:eastAsia="Roboto Mono" w:hAnsi="Roboto Mono" w:cs="Roboto Mono"/>
+                <w:color w:val="000000"/>
+              </w:rPr>
+            </w:pPr>
+            <w:r>
+              <w:rPr>
+                <w:rFonts w:ascii="Roboto Mono" w:eastAsia="Roboto Mono" w:hAnsi="Roboto Mono" w:cs="Roboto Mono"/>
+                <w:color w:val="000000"/>
+              </w:rPr>
+              <w:t>state_payload</w:t>
+            </w:r>
+          </w:p>
+        </w:tc>
+        <w:tc>
+          <w:tcPr>
+            <w:tcW w:w="1890" w:type="dxa"/>
+          </w:tcPr>
+          <w:p>
+            <w:pPr>
+              <w:rPr>
+                <w:color w:val="000000"/>
+              </w:rPr>
+            </w:pPr>
+            <w:r>
+              <w:rPr>
+                <w:color w:val="000000"/>
+              </w:rPr>
+              <w:t>JSONB</w:t>
+            </w:r>
+          </w:p>
+        </w:tc>
+        <w:tc>
+          <w:tcPr>
+            <w:tcW w:w="4050" w:type="dxa"/>
+          </w:tcPr>
+          <w:p>
+            <w:pPr>
+              <w:rPr>
+                <w:color w:val="000000"/>
+              </w:rPr>
+            </w:pPr>
+            <w:r>
+              <w:rPr>
+                <w:color w:val="000000"/>
+              </w:rPr>
+              <w:t>Trạng thái đồng bộ canonical</w:t>
             </w:r>
           </w:p>
         </w:tc>

--- a/docs/Thiết kế Event.docx
+++ b/docs/Thiết kế Event.docx
@@ -352,6 +352,12 @@
       </w:r>
     </w:p>
     <w:p>
+      <w:pPr/>
+      <w:r>
+        <w:t>Mọi phiên đều phát TestSubmittedEvent. Chỉ phiên MOCK_TEST toàn bộ đề, đủ Listening/Reading và có score khác NULL được ghi test_score_facts và tính dự đoán. Phiên còn lại cập nhật hoạt động/vùng yếu bằng part_details, không tạo điểm TOEIC từ dữ liệu thiếu. part_details chỉ chứa Part trong selected_part_ids, mỗi phần tử có correct từ 0 đến total và total &gt; 0.</w:t>
+      </w:r>
+    </w:p>
+    <w:p>
       <w:pPr>
         <w:pStyle w:val="Heading2"/>
         <w:rPr>
@@ -370,42 +376,60 @@
     <w:tbl>
       <w:tblPr>
         <w:tblStyle w:val="a"/>
-        <w:tblW w:w="10080" w:type="dxa"/>
-        <w:tblInd w:w="-810" w:type="dxa"/>
+        <w:tblW w:w="8856" w:type="dxa"/>
+        <w:tblInd w:w="0" w:type="dxa"/>
         <w:tblBorders>
-          <w:top w:val="single" w:sz="8" w:space="0" w:color="E2E8F0"/>
-          <w:left w:val="nil"/>
-          <w:bottom w:val="single" w:sz="8" w:space="0" w:color="E2E8F0"/>
-          <w:right w:val="nil"/>
-          <w:insideH w:val="single" w:sz="8" w:space="0" w:color="F1F5F9"/>
-          <w:insideV w:val="nil"/>
+          <w:top w:val="single" w:sz="4" w:space="0" w:color="D9D9D9"/>
+          <w:left w:val="single" w:sz="4" w:space="0" w:color="D9D9D9"/>
+          <w:bottom w:val="single" w:sz="4" w:space="0" w:color="D9D9D9"/>
+          <w:right w:val="single" w:sz="4" w:space="0" w:color="D9D9D9"/>
+          <w:insideH w:val="single" w:sz="4" w:space="0" w:color="D9D9D9"/>
+          <w:insideV w:val="single" w:sz="4" w:space="0" w:color="D9D9D9"/>
         </w:tblBorders>
         <w:tblLayout w:type="fixed"/>
         <w:tblLook w:val="0620" w:firstRow="1" w:lastRow="0" w:firstColumn="0" w:lastColumn="0" w:noHBand="1" w:noVBand="1"/>
       </w:tblPr>
       <w:tblGrid>
-        <w:gridCol w:w="3510"/>
-        <w:gridCol w:w="2340"/>
-        <w:gridCol w:w="4230"/>
+        <w:gridCol w:w="2664"/>
+        <w:gridCol w:w="1440"/>
+        <w:gridCol w:w="4752"/>
       </w:tblGrid>
       <w:tr>
         <w:trPr>
           <w:cnfStyle w:val="100000000000" w:firstRow="1" w:lastRow="0" w:firstColumn="0" w:lastColumn="0" w:oddVBand="0" w:evenVBand="0" w:oddHBand="0" w:evenHBand="0" w:firstRowFirstColumn="0" w:firstRowLastColumn="0" w:lastRowFirstColumn="0" w:lastRowLastColumn="0"/>
           <w:tblHeader/>
+          <w:tblHeader w:val="true"/>
+          <w:tblHeader w:val="true"/>
         </w:trPr>
         <w:tc>
           <w:tcPr>
-            <w:tcW w:w="3510" w:type="dxa"/>
-          </w:tcPr>
-          <w:p>
-            <w:pPr>
-              <w:rPr>
-                <w:color w:val="000000"/>
-              </w:rPr>
-            </w:pPr>
-            <w:r>
-              <w:rPr>
-                <w:color w:val="000000"/>
+            <w:tcW w:w="2664" w:type="dxa"/>
+            <w:vAlign w:val="center"/>
+            <w:tcMar>
+              <w:top w:w="90" w:type="dxa"/>
+              <w:start w:w="100" w:type="dxa"/>
+              <w:bottom w:w="90" w:type="dxa"/>
+              <w:end w:w="100" w:type="dxa"/>
+            </w:tcMar>
+            <w:shd w:fill="1F4E78"/>
+          </w:tcPr>
+          <w:p>
+            <w:pPr>
+              <w:keepNext w:val="0"/>
+              <w:keepLines w:val="0"/>
+              <w:pageBreakBefore w:val="0"/>
+              <w:spacing w:before="40" w:after="40" w:line="252" w:lineRule="auto"/>
+              <w:ind w:left="0" w:right="0" w:firstLine="0"/>
+              <w:jc w:val="left"/>
+              <w:rPr>
+                <w:color w:val="000000"/>
+              </w:rPr>
+            </w:pPr>
+            <w:r>
+              <w:rPr>
+                <w:b/>
+                <w:color w:val="FFFFFF"/>
+                <w:sz w:val="18"/>
               </w:rPr>
               <w:t>Trường (Field)</w:t>
             </w:r>
@@ -413,17 +437,33 @@
         </w:tc>
         <w:tc>
           <w:tcPr>
-            <w:tcW w:w="2340" w:type="dxa"/>
-          </w:tcPr>
-          <w:p>
-            <w:pPr>
-              <w:rPr>
-                <w:color w:val="000000"/>
-              </w:rPr>
-            </w:pPr>
-            <w:r>
-              <w:rPr>
-                <w:color w:val="000000"/>
+            <w:tcW w:w="1440" w:type="dxa"/>
+            <w:vAlign w:val="center"/>
+            <w:tcMar>
+              <w:top w:w="90" w:type="dxa"/>
+              <w:start w:w="100" w:type="dxa"/>
+              <w:bottom w:w="90" w:type="dxa"/>
+              <w:end w:w="100" w:type="dxa"/>
+            </w:tcMar>
+            <w:shd w:fill="1F4E78"/>
+          </w:tcPr>
+          <w:p>
+            <w:pPr>
+              <w:keepNext w:val="0"/>
+              <w:keepLines w:val="0"/>
+              <w:pageBreakBefore w:val="0"/>
+              <w:spacing w:before="40" w:after="40" w:line="252" w:lineRule="auto"/>
+              <w:ind w:left="0" w:right="0" w:firstLine="0"/>
+              <w:jc w:val="left"/>
+              <w:rPr>
+                <w:color w:val="000000"/>
+              </w:rPr>
+            </w:pPr>
+            <w:r>
+              <w:rPr>
+                <w:b/>
+                <w:color w:val="FFFFFF"/>
+                <w:sz w:val="18"/>
               </w:rPr>
               <w:t>Kiểu dữ liệu</w:t>
             </w:r>
@@ -431,17 +471,33 @@
         </w:tc>
         <w:tc>
           <w:tcPr>
-            <w:tcW w:w="4230" w:type="dxa"/>
-          </w:tcPr>
-          <w:p>
-            <w:pPr>
-              <w:rPr>
-                <w:color w:val="000000"/>
-              </w:rPr>
-            </w:pPr>
-            <w:r>
-              <w:rPr>
-                <w:color w:val="000000"/>
+            <w:tcW w:w="4752" w:type="dxa"/>
+            <w:vAlign w:val="center"/>
+            <w:tcMar>
+              <w:top w:w="90" w:type="dxa"/>
+              <w:start w:w="100" w:type="dxa"/>
+              <w:bottom w:w="90" w:type="dxa"/>
+              <w:end w:w="100" w:type="dxa"/>
+            </w:tcMar>
+            <w:shd w:fill="1F4E78"/>
+          </w:tcPr>
+          <w:p>
+            <w:pPr>
+              <w:keepNext w:val="0"/>
+              <w:keepLines w:val="0"/>
+              <w:pageBreakBefore w:val="0"/>
+              <w:spacing w:before="40" w:after="40" w:line="252" w:lineRule="auto"/>
+              <w:ind w:left="0" w:right="0" w:firstLine="0"/>
+              <w:jc w:val="left"/>
+              <w:rPr>
+                <w:color w:val="000000"/>
+              </w:rPr>
+            </w:pPr>
+            <w:r>
+              <w:rPr>
+                <w:b/>
+                <w:color w:val="FFFFFF"/>
+                <w:sz w:val="18"/>
               </w:rPr>
               <w:t>Mô tả</w:t>
             </w:r>
@@ -449,12 +505,27 @@
         </w:tc>
       </w:tr>
       <w:tr>
-        <w:tc>
-          <w:tcPr>
-            <w:tcW w:w="3510" w:type="dxa"/>
-          </w:tcPr>
-          <w:p>
-            <w:pPr>
+        <w:trPr/>
+        <w:tc>
+          <w:tcPr>
+            <w:tcW w:w="2664" w:type="dxa"/>
+            <w:vAlign w:val="center"/>
+            <w:tcMar>
+              <w:top w:w="90" w:type="dxa"/>
+              <w:start w:w="100" w:type="dxa"/>
+              <w:bottom w:w="90" w:type="dxa"/>
+              <w:end w:w="100" w:type="dxa"/>
+            </w:tcMar>
+            <w:shd w:fill="FFFFFF"/>
+          </w:tcPr>
+          <w:p>
+            <w:pPr>
+              <w:keepNext w:val="0"/>
+              <w:keepLines w:val="0"/>
+              <w:pageBreakBefore w:val="0"/>
+              <w:spacing w:before="40" w:after="40" w:line="252" w:lineRule="auto"/>
+              <w:ind w:left="0" w:right="0" w:firstLine="0"/>
+              <w:jc w:val="left"/>
               <w:rPr>
                 <w:color w:val="000000"/>
               </w:rPr>
@@ -462,7 +533,9 @@
             <w:r>
               <w:rPr>
                 <w:rFonts w:ascii="Roboto Mono" w:eastAsia="Roboto Mono" w:hAnsi="Roboto Mono" w:cs="Roboto Mono"/>
-                <w:color w:val="000000"/>
+                <w:b w:val="0"/>
+                <w:color w:val="000000"/>
+                <w:sz w:val="18"/>
               </w:rPr>
               <w:t>event_id</w:t>
             </w:r>
@@ -470,10 +543,24 @@
         </w:tc>
         <w:tc>
           <w:tcPr>
-            <w:tcW w:w="2340" w:type="dxa"/>
-          </w:tcPr>
-          <w:p>
-            <w:pPr>
+            <w:tcW w:w="1440" w:type="dxa"/>
+            <w:vAlign w:val="center"/>
+            <w:tcMar>
+              <w:top w:w="90" w:type="dxa"/>
+              <w:start w:w="100" w:type="dxa"/>
+              <w:bottom w:w="90" w:type="dxa"/>
+              <w:end w:w="100" w:type="dxa"/>
+            </w:tcMar>
+            <w:shd w:fill="FFFFFF"/>
+          </w:tcPr>
+          <w:p>
+            <w:pPr>
+              <w:keepNext w:val="0"/>
+              <w:keepLines w:val="0"/>
+              <w:pageBreakBefore w:val="0"/>
+              <w:spacing w:before="40" w:after="40" w:line="252" w:lineRule="auto"/>
+              <w:ind w:left="0" w:right="0" w:firstLine="0"/>
+              <w:jc w:val="left"/>
               <w:rPr>
                 <w:color w:val="000000"/>
               </w:rPr>
@@ -500,17 +587,33 @@
         </w:tc>
         <w:tc>
           <w:tcPr>
-            <w:tcW w:w="4230" w:type="dxa"/>
-          </w:tcPr>
-          <w:p>
-            <w:pPr>
-              <w:rPr>
-                <w:color w:val="000000"/>
-              </w:rPr>
-            </w:pPr>
-            <w:r>
-              <w:rPr>
-                <w:color w:val="000000"/>
+            <w:tcW w:w="4752" w:type="dxa"/>
+            <w:vAlign w:val="center"/>
+            <w:tcMar>
+              <w:top w:w="90" w:type="dxa"/>
+              <w:start w:w="100" w:type="dxa"/>
+              <w:bottom w:w="90" w:type="dxa"/>
+              <w:end w:w="100" w:type="dxa"/>
+            </w:tcMar>
+            <w:shd w:fill="FFFFFF"/>
+          </w:tcPr>
+          <w:p>
+            <w:pPr>
+              <w:keepNext w:val="0"/>
+              <w:keepLines w:val="0"/>
+              <w:pageBreakBefore w:val="0"/>
+              <w:spacing w:before="40" w:after="40" w:line="252" w:lineRule="auto"/>
+              <w:ind w:left="0" w:right="0" w:firstLine="0"/>
+              <w:jc w:val="left"/>
+              <w:rPr>
+                <w:color w:val="000000"/>
+              </w:rPr>
+            </w:pPr>
+            <w:r>
+              <w:rPr>
+                <w:b w:val="0"/>
+                <w:color w:val="000000"/>
+                <w:sz w:val="18"/>
               </w:rPr>
               <w:t>Đóng vai trò là idempotency key</w:t>
             </w:r>
@@ -518,12 +621,27 @@
         </w:tc>
       </w:tr>
       <w:tr>
-        <w:tc>
-          <w:tcPr>
-            <w:tcW w:w="3510" w:type="dxa"/>
-          </w:tcPr>
-          <w:p>
-            <w:pPr>
+        <w:trPr/>
+        <w:tc>
+          <w:tcPr>
+            <w:tcW w:w="2664" w:type="dxa"/>
+            <w:vAlign w:val="center"/>
+            <w:tcMar>
+              <w:top w:w="90" w:type="dxa"/>
+              <w:start w:w="100" w:type="dxa"/>
+              <w:bottom w:w="90" w:type="dxa"/>
+              <w:end w:w="100" w:type="dxa"/>
+            </w:tcMar>
+            <w:shd w:fill="F0F5FA"/>
+          </w:tcPr>
+          <w:p>
+            <w:pPr>
+              <w:keepNext w:val="0"/>
+              <w:keepLines w:val="0"/>
+              <w:pageBreakBefore w:val="0"/>
+              <w:spacing w:before="40" w:after="40" w:line="252" w:lineRule="auto"/>
+              <w:ind w:left="0" w:right="0" w:firstLine="0"/>
+              <w:jc w:val="left"/>
               <w:rPr>
                 <w:color w:val="000000"/>
               </w:rPr>
@@ -531,7 +649,9 @@
             <w:r>
               <w:rPr>
                 <w:rFonts w:ascii="Roboto Mono" w:eastAsia="Roboto Mono" w:hAnsi="Roboto Mono" w:cs="Roboto Mono"/>
-                <w:color w:val="000000"/>
+                <w:b w:val="0"/>
+                <w:color w:val="000000"/>
+                <w:sz w:val="18"/>
               </w:rPr>
               <w:t>aggregate_id</w:t>
             </w:r>
@@ -539,10 +659,24 @@
         </w:tc>
         <w:tc>
           <w:tcPr>
-            <w:tcW w:w="2340" w:type="dxa"/>
-          </w:tcPr>
-          <w:p>
-            <w:pPr>
+            <w:tcW w:w="1440" w:type="dxa"/>
+            <w:vAlign w:val="center"/>
+            <w:tcMar>
+              <w:top w:w="90" w:type="dxa"/>
+              <w:start w:w="100" w:type="dxa"/>
+              <w:bottom w:w="90" w:type="dxa"/>
+              <w:end w:w="100" w:type="dxa"/>
+            </w:tcMar>
+            <w:shd w:fill="F0F5FA"/>
+          </w:tcPr>
+          <w:p>
+            <w:pPr>
+              <w:keepNext w:val="0"/>
+              <w:keepLines w:val="0"/>
+              <w:pageBreakBefore w:val="0"/>
+              <w:spacing w:before="40" w:after="40" w:line="252" w:lineRule="auto"/>
+              <w:ind w:left="0" w:right="0" w:firstLine="0"/>
+              <w:jc w:val="left"/>
               <w:rPr>
                 <w:color w:val="000000"/>
               </w:rPr>
@@ -569,10 +703,24 @@
         </w:tc>
         <w:tc>
           <w:tcPr>
-            <w:tcW w:w="4230" w:type="dxa"/>
-          </w:tcPr>
-          <w:p>
-            <w:pPr>
+            <w:tcW w:w="4752" w:type="dxa"/>
+            <w:vAlign w:val="center"/>
+            <w:tcMar>
+              <w:top w:w="90" w:type="dxa"/>
+              <w:start w:w="100" w:type="dxa"/>
+              <w:bottom w:w="90" w:type="dxa"/>
+              <w:end w:w="100" w:type="dxa"/>
+            </w:tcMar>
+            <w:shd w:fill="F0F5FA"/>
+          </w:tcPr>
+          <w:p>
+            <w:pPr>
+              <w:keepNext w:val="0"/>
+              <w:keepLines w:val="0"/>
+              <w:pageBreakBefore w:val="0"/>
+              <w:spacing w:before="40" w:after="40" w:line="252" w:lineRule="auto"/>
+              <w:ind w:left="0" w:right="0" w:firstLine="0"/>
+              <w:jc w:val="left"/>
               <w:rPr>
                 <w:color w:val="000000"/>
               </w:rPr>
@@ -580,13 +728,17 @@
             <w:r>
               <w:rPr>
                 <w:rFonts w:ascii="Roboto Mono" w:eastAsia="Roboto Mono" w:hAnsi="Roboto Mono" w:cs="Roboto Mono"/>
-                <w:color w:val="000000"/>
+                <w:b w:val="0"/>
+                <w:color w:val="000000"/>
+                <w:sz w:val="18"/>
               </w:rPr>
               <w:t>attempt_id</w:t>
             </w:r>
             <w:r>
               <w:rPr>
-                <w:color w:val="000000"/>
+                <w:b w:val="0"/>
+                <w:color w:val="000000"/>
+                <w:sz w:val="18"/>
               </w:rPr>
               <w:t xml:space="preserve"> của lượt làm bài</w:t>
             </w:r>
@@ -594,12 +746,27 @@
         </w:tc>
       </w:tr>
       <w:tr>
-        <w:tc>
-          <w:tcPr>
-            <w:tcW w:w="3510" w:type="dxa"/>
-          </w:tcPr>
-          <w:p>
-            <w:pPr>
+        <w:trPr/>
+        <w:tc>
+          <w:tcPr>
+            <w:tcW w:w="2664" w:type="dxa"/>
+            <w:vAlign w:val="center"/>
+            <w:tcMar>
+              <w:top w:w="90" w:type="dxa"/>
+              <w:start w:w="100" w:type="dxa"/>
+              <w:bottom w:w="90" w:type="dxa"/>
+              <w:end w:w="100" w:type="dxa"/>
+            </w:tcMar>
+            <w:shd w:fill="FFFFFF"/>
+          </w:tcPr>
+          <w:p>
+            <w:pPr>
+              <w:keepNext w:val="0"/>
+              <w:keepLines w:val="0"/>
+              <w:pageBreakBefore w:val="0"/>
+              <w:spacing w:before="40" w:after="40" w:line="252" w:lineRule="auto"/>
+              <w:ind w:left="0" w:right="0" w:firstLine="0"/>
+              <w:jc w:val="left"/>
               <w:rPr>
                 <w:color w:val="000000"/>
               </w:rPr>
@@ -607,7 +774,9 @@
             <w:r>
               <w:rPr>
                 <w:rFonts w:ascii="Roboto Mono" w:eastAsia="Roboto Mono" w:hAnsi="Roboto Mono" w:cs="Roboto Mono"/>
-                <w:color w:val="000000"/>
+                <w:b w:val="0"/>
+                <w:color w:val="000000"/>
+                <w:sz w:val="18"/>
               </w:rPr>
               <w:t>event_type</w:t>
             </w:r>
@@ -615,10 +784,24 @@
         </w:tc>
         <w:tc>
           <w:tcPr>
-            <w:tcW w:w="2340" w:type="dxa"/>
-          </w:tcPr>
-          <w:p>
-            <w:pPr>
+            <w:tcW w:w="1440" w:type="dxa"/>
+            <w:vAlign w:val="center"/>
+            <w:tcMar>
+              <w:top w:w="90" w:type="dxa"/>
+              <w:start w:w="100" w:type="dxa"/>
+              <w:bottom w:w="90" w:type="dxa"/>
+              <w:end w:w="100" w:type="dxa"/>
+            </w:tcMar>
+            <w:shd w:fill="FFFFFF"/>
+          </w:tcPr>
+          <w:p>
+            <w:pPr>
+              <w:keepNext w:val="0"/>
+              <w:keepLines w:val="0"/>
+              <w:pageBreakBefore w:val="0"/>
+              <w:spacing w:before="40" w:after="40" w:line="252" w:lineRule="auto"/>
+              <w:ind w:left="0" w:right="0" w:firstLine="0"/>
+              <w:jc w:val="left"/>
               <w:rPr>
                 <w:color w:val="000000"/>
               </w:rPr>
@@ -645,24 +828,42 @@
         </w:tc>
         <w:tc>
           <w:tcPr>
-            <w:tcW w:w="4230" w:type="dxa"/>
-          </w:tcPr>
-          <w:p>
-            <w:pPr>
-              <w:rPr>
-                <w:color w:val="000000"/>
-              </w:rPr>
-            </w:pPr>
-            <w:r>
-              <w:rPr>
-                <w:color w:val="000000"/>
+            <w:tcW w:w="4752" w:type="dxa"/>
+            <w:vAlign w:val="center"/>
+            <w:tcMar>
+              <w:top w:w="90" w:type="dxa"/>
+              <w:start w:w="100" w:type="dxa"/>
+              <w:bottom w:w="90" w:type="dxa"/>
+              <w:end w:w="100" w:type="dxa"/>
+            </w:tcMar>
+            <w:shd w:fill="FFFFFF"/>
+          </w:tcPr>
+          <w:p>
+            <w:pPr>
+              <w:keepNext w:val="0"/>
+              <w:keepLines w:val="0"/>
+              <w:pageBreakBefore w:val="0"/>
+              <w:spacing w:before="40" w:after="40" w:line="252" w:lineRule="auto"/>
+              <w:ind w:left="0" w:right="0" w:firstLine="0"/>
+              <w:jc w:val="left"/>
+              <w:rPr>
+                <w:color w:val="000000"/>
+              </w:rPr>
+            </w:pPr>
+            <w:r>
+              <w:rPr>
+                <w:b w:val="0"/>
+                <w:color w:val="000000"/>
+                <w:sz w:val="18"/>
               </w:rPr>
               <w:t xml:space="preserve">Mặc định là </w:t>
             </w:r>
             <w:r>
               <w:rPr>
                 <w:rFonts w:ascii="Roboto Mono" w:eastAsia="Roboto Mono" w:hAnsi="Roboto Mono" w:cs="Roboto Mono"/>
-                <w:color w:val="000000"/>
+                <w:b w:val="0"/>
+                <w:color w:val="000000"/>
+                <w:sz w:val="18"/>
               </w:rPr>
               <w:t>TestSubmittedEvent</w:t>
             </w:r>
@@ -670,12 +871,27 @@
         </w:tc>
       </w:tr>
       <w:tr>
-        <w:tc>
-          <w:tcPr>
-            <w:tcW w:w="3510" w:type="dxa"/>
-          </w:tcPr>
-          <w:p>
-            <w:pPr>
+        <w:trPr/>
+        <w:tc>
+          <w:tcPr>
+            <w:tcW w:w="2664" w:type="dxa"/>
+            <w:vAlign w:val="center"/>
+            <w:tcMar>
+              <w:top w:w="90" w:type="dxa"/>
+              <w:start w:w="100" w:type="dxa"/>
+              <w:bottom w:w="90" w:type="dxa"/>
+              <w:end w:w="100" w:type="dxa"/>
+            </w:tcMar>
+            <w:shd w:fill="F0F5FA"/>
+          </w:tcPr>
+          <w:p>
+            <w:pPr>
+              <w:keepNext w:val="0"/>
+              <w:keepLines w:val="0"/>
+              <w:pageBreakBefore w:val="0"/>
+              <w:spacing w:before="40" w:after="40" w:line="252" w:lineRule="auto"/>
+              <w:ind w:left="0" w:right="0" w:firstLine="0"/>
+              <w:jc w:val="left"/>
               <w:rPr>
                 <w:color w:val="000000"/>
               </w:rPr>
@@ -683,7 +899,9 @@
             <w:r>
               <w:rPr>
                 <w:rFonts w:ascii="Roboto Mono" w:eastAsia="Roboto Mono" w:hAnsi="Roboto Mono" w:cs="Roboto Mono"/>
-                <w:color w:val="000000"/>
+                <w:b w:val="0"/>
+                <w:color w:val="000000"/>
+                <w:sz w:val="18"/>
               </w:rPr>
               <w:t>user_id</w:t>
             </w:r>
@@ -691,10 +909,24 @@
         </w:tc>
         <w:tc>
           <w:tcPr>
-            <w:tcW w:w="2340" w:type="dxa"/>
-          </w:tcPr>
-          <w:p>
-            <w:pPr>
+            <w:tcW w:w="1440" w:type="dxa"/>
+            <w:vAlign w:val="center"/>
+            <w:tcMar>
+              <w:top w:w="90" w:type="dxa"/>
+              <w:start w:w="100" w:type="dxa"/>
+              <w:bottom w:w="90" w:type="dxa"/>
+              <w:end w:w="100" w:type="dxa"/>
+            </w:tcMar>
+            <w:shd w:fill="F0F5FA"/>
+          </w:tcPr>
+          <w:p>
+            <w:pPr>
+              <w:keepNext w:val="0"/>
+              <w:keepLines w:val="0"/>
+              <w:pageBreakBefore w:val="0"/>
+              <w:spacing w:before="40" w:after="40" w:line="252" w:lineRule="auto"/>
+              <w:ind w:left="0" w:right="0" w:firstLine="0"/>
+              <w:jc w:val="left"/>
               <w:rPr>
                 <w:color w:val="000000"/>
               </w:rPr>
@@ -721,17 +953,33 @@
         </w:tc>
         <w:tc>
           <w:tcPr>
-            <w:tcW w:w="4230" w:type="dxa"/>
-          </w:tcPr>
-          <w:p>
-            <w:pPr>
-              <w:rPr>
-                <w:color w:val="000000"/>
-              </w:rPr>
-            </w:pPr>
-            <w:r>
-              <w:rPr>
-                <w:color w:val="000000"/>
+            <w:tcW w:w="4752" w:type="dxa"/>
+            <w:vAlign w:val="center"/>
+            <w:tcMar>
+              <w:top w:w="90" w:type="dxa"/>
+              <w:start w:w="100" w:type="dxa"/>
+              <w:bottom w:w="90" w:type="dxa"/>
+              <w:end w:w="100" w:type="dxa"/>
+            </w:tcMar>
+            <w:shd w:fill="F0F5FA"/>
+          </w:tcPr>
+          <w:p>
+            <w:pPr>
+              <w:keepNext w:val="0"/>
+              <w:keepLines w:val="0"/>
+              <w:pageBreakBefore w:val="0"/>
+              <w:spacing w:before="40" w:after="40" w:line="252" w:lineRule="auto"/>
+              <w:ind w:left="0" w:right="0" w:firstLine="0"/>
+              <w:jc w:val="left"/>
+              <w:rPr>
+                <w:color w:val="000000"/>
+              </w:rPr>
+            </w:pPr>
+            <w:r>
+              <w:rPr>
+                <w:b w:val="0"/>
+                <w:color w:val="000000"/>
+                <w:sz w:val="18"/>
               </w:rPr>
               <w:t>ID người dùng thực hiện bài thi</w:t>
             </w:r>
@@ -739,12 +987,27 @@
         </w:tc>
       </w:tr>
       <w:tr>
-        <w:tc>
-          <w:tcPr>
-            <w:tcW w:w="3510" w:type="dxa"/>
-          </w:tcPr>
-          <w:p>
-            <w:pPr>
+        <w:trPr/>
+        <w:tc>
+          <w:tcPr>
+            <w:tcW w:w="2664" w:type="dxa"/>
+            <w:vAlign w:val="center"/>
+            <w:tcMar>
+              <w:top w:w="90" w:type="dxa"/>
+              <w:start w:w="100" w:type="dxa"/>
+              <w:bottom w:w="90" w:type="dxa"/>
+              <w:end w:w="100" w:type="dxa"/>
+            </w:tcMar>
+            <w:shd w:fill="FFFFFF"/>
+          </w:tcPr>
+          <w:p>
+            <w:pPr>
+              <w:keepNext w:val="0"/>
+              <w:keepLines w:val="0"/>
+              <w:pageBreakBefore w:val="0"/>
+              <w:spacing w:before="40" w:after="40" w:line="252" w:lineRule="auto"/>
+              <w:ind w:left="0" w:right="0" w:firstLine="0"/>
+              <w:jc w:val="left"/>
               <w:rPr>
                 <w:color w:val="000000"/>
               </w:rPr>
@@ -752,7 +1015,9 @@
             <w:r>
               <w:rPr>
                 <w:rFonts w:ascii="Roboto Mono" w:eastAsia="Roboto Mono" w:hAnsi="Roboto Mono" w:cs="Roboto Mono"/>
-                <w:color w:val="000000"/>
+                <w:b w:val="0"/>
+                <w:color w:val="000000"/>
+                <w:sz w:val="18"/>
               </w:rPr>
               <w:t>test_id</w:t>
             </w:r>
@@ -760,10 +1025,24 @@
         </w:tc>
         <w:tc>
           <w:tcPr>
-            <w:tcW w:w="2340" w:type="dxa"/>
-          </w:tcPr>
-          <w:p>
-            <w:pPr>
+            <w:tcW w:w="1440" w:type="dxa"/>
+            <w:vAlign w:val="center"/>
+            <w:tcMar>
+              <w:top w:w="90" w:type="dxa"/>
+              <w:start w:w="100" w:type="dxa"/>
+              <w:bottom w:w="90" w:type="dxa"/>
+              <w:end w:w="100" w:type="dxa"/>
+            </w:tcMar>
+            <w:shd w:fill="FFFFFF"/>
+          </w:tcPr>
+          <w:p>
+            <w:pPr>
+              <w:keepNext w:val="0"/>
+              <w:keepLines w:val="0"/>
+              <w:pageBreakBefore w:val="0"/>
+              <w:spacing w:before="40" w:after="40" w:line="252" w:lineRule="auto"/>
+              <w:ind w:left="0" w:right="0" w:firstLine="0"/>
+              <w:jc w:val="left"/>
               <w:rPr>
                 <w:color w:val="000000"/>
               </w:rPr>
@@ -790,17 +1069,33 @@
         </w:tc>
         <w:tc>
           <w:tcPr>
-            <w:tcW w:w="4230" w:type="dxa"/>
-          </w:tcPr>
-          <w:p>
-            <w:pPr>
-              <w:rPr>
-                <w:color w:val="000000"/>
-              </w:rPr>
-            </w:pPr>
-            <w:r>
-              <w:rPr>
-                <w:color w:val="000000"/>
+            <w:tcW w:w="4752" w:type="dxa"/>
+            <w:vAlign w:val="center"/>
+            <w:tcMar>
+              <w:top w:w="90" w:type="dxa"/>
+              <w:start w:w="100" w:type="dxa"/>
+              <w:bottom w:w="90" w:type="dxa"/>
+              <w:end w:w="100" w:type="dxa"/>
+            </w:tcMar>
+            <w:shd w:fill="FFFFFF"/>
+          </w:tcPr>
+          <w:p>
+            <w:pPr>
+              <w:keepNext w:val="0"/>
+              <w:keepLines w:val="0"/>
+              <w:pageBreakBefore w:val="0"/>
+              <w:spacing w:before="40" w:after="40" w:line="252" w:lineRule="auto"/>
+              <w:ind w:left="0" w:right="0" w:firstLine="0"/>
+              <w:jc w:val="left"/>
+              <w:rPr>
+                <w:color w:val="000000"/>
+              </w:rPr>
+            </w:pPr>
+            <w:r>
+              <w:rPr>
+                <w:b w:val="0"/>
+                <w:color w:val="000000"/>
+                <w:sz w:val="18"/>
               </w:rPr>
               <w:t>ID của đề thi</w:t>
             </w:r>
@@ -808,12 +1103,27 @@
         </w:tc>
       </w:tr>
       <w:tr>
-        <w:tc>
-          <w:tcPr>
-            <w:tcW w:w="3510" w:type="dxa"/>
-          </w:tcPr>
-          <w:p>
-            <w:pPr>
+        <w:trPr/>
+        <w:tc>
+          <w:tcPr>
+            <w:tcW w:w="2664" w:type="dxa"/>
+            <w:vAlign w:val="center"/>
+            <w:tcMar>
+              <w:top w:w="90" w:type="dxa"/>
+              <w:start w:w="100" w:type="dxa"/>
+              <w:bottom w:w="90" w:type="dxa"/>
+              <w:end w:w="100" w:type="dxa"/>
+            </w:tcMar>
+            <w:shd w:fill="F0F5FA"/>
+          </w:tcPr>
+          <w:p>
+            <w:pPr>
+              <w:keepNext w:val="0"/>
+              <w:keepLines w:val="0"/>
+              <w:pageBreakBefore w:val="0"/>
+              <w:spacing w:before="40" w:after="40" w:line="252" w:lineRule="auto"/>
+              <w:ind w:left="0" w:right="0" w:firstLine="0"/>
+              <w:jc w:val="left"/>
               <w:rPr>
                 <w:color w:val="000000"/>
               </w:rPr>
@@ -821,7 +1131,9 @@
             <w:r>
               <w:rPr>
                 <w:rFonts w:ascii="Roboto Mono" w:eastAsia="Roboto Mono" w:hAnsi="Roboto Mono" w:cs="Roboto Mono"/>
-                <w:color w:val="000000"/>
+                <w:b w:val="0"/>
+                <w:color w:val="000000"/>
+                <w:sz w:val="18"/>
               </w:rPr>
               <w:lastRenderedPageBreak/>
               <w:t>score</w:t>
@@ -830,60 +1142,89 @@
         </w:tc>
         <w:tc>
           <w:tcPr>
-            <w:tcW w:w="2340" w:type="dxa"/>
-          </w:tcPr>
-          <w:p>
-            <w:pPr>
-              <w:rPr>
-                <w:color w:val="000000"/>
-              </w:rPr>
-            </w:pPr>
-            <w:sdt>
-              <w:sdtPr>
-                <w:alias w:val="Kiểu dữ liệu"/>
-                <w:id w:val="1598528962"/>
-                <w:dropDownList>
-                  <w:listItem w:displayText="Integer" w:value="Integer"/>
-                  <w:listItem w:displayText="Integer / Float" w:value="Integer / Float"/>
-                  <w:listItem w:displayText="String" w:value="String"/>
-                  <w:listItem w:displayText="Timestamp" w:value="Timestamp"/>
-                  <w:listItem w:displayText="UUID" w:value="UUID"/>
-                </w:dropDownList>
-              </w:sdtPr>
-              <w:sdtContent>
-                <w:r>
-                  <w:t>Integer / Float</w:t>
-                </w:r>
-              </w:sdtContent>
-            </w:sdt>
-          </w:p>
-        </w:tc>
-        <w:tc>
-          <w:tcPr>
-            <w:tcW w:w="4230" w:type="dxa"/>
-          </w:tcPr>
-          <w:p>
-            <w:pPr>
-              <w:rPr>
-                <w:color w:val="000000"/>
-              </w:rPr>
-            </w:pPr>
-            <w:r>
-              <w:rPr>
-                <w:color w:val="000000"/>
-              </w:rPr>
-              <w:t>Điểm tổng TOEIC (10-990)</w:t>
+            <w:tcW w:w="1440" w:type="dxa"/>
+            <w:vAlign w:val="center"/>
+            <w:tcMar>
+              <w:top w:w="90" w:type="dxa"/>
+              <w:start w:w="100" w:type="dxa"/>
+              <w:bottom w:w="90" w:type="dxa"/>
+              <w:end w:w="100" w:type="dxa"/>
+            </w:tcMar>
+            <w:shd w:fill="F0F5FA"/>
+          </w:tcPr>
+          <w:p>
+            <w:pPr>
+              <w:keepNext w:val="0"/>
+              <w:keepLines w:val="0"/>
+              <w:pageBreakBefore w:val="0"/>
+              <w:spacing w:before="40" w:after="40" w:line="252" w:lineRule="auto"/>
+              <w:ind w:left="0" w:right="0" w:firstLine="0"/>
+              <w:jc w:val="left"/>
+            </w:pPr>
+            <w:r>
+              <w:rPr>
+                <w:b w:val="0"/>
+                <w:color w:val="000000"/>
+                <w:sz w:val="18"/>
+              </w:rPr>
+              <w:t>Integer/Null</w:t>
+            </w:r>
+          </w:p>
+        </w:tc>
+        <w:tc>
+          <w:tcPr>
+            <w:tcW w:w="4752" w:type="dxa"/>
+            <w:vAlign w:val="center"/>
+            <w:tcMar>
+              <w:top w:w="90" w:type="dxa"/>
+              <w:start w:w="100" w:type="dxa"/>
+              <w:bottom w:w="90" w:type="dxa"/>
+              <w:end w:w="100" w:type="dxa"/>
+            </w:tcMar>
+            <w:shd w:fill="F0F5FA"/>
+          </w:tcPr>
+          <w:p>
+            <w:pPr>
+              <w:keepNext w:val="0"/>
+              <w:keepLines w:val="0"/>
+              <w:pageBreakBefore w:val="0"/>
+              <w:spacing w:before="40" w:after="40" w:line="252" w:lineRule="auto"/>
+              <w:ind w:left="0" w:right="0" w:firstLine="0"/>
+              <w:jc w:val="left"/>
+            </w:pPr>
+            <w:r>
+              <w:rPr>
+                <w:b w:val="0"/>
+                <w:color w:val="000000"/>
+                <w:sz w:val="18"/>
+              </w:rPr>
+              <w:t>Điểm tổng TOEIC (10-990); NULL cho PRACTICE hoặc phiên chỉ làm một phần đề.</w:t>
             </w:r>
           </w:p>
         </w:tc>
       </w:tr>
       <w:tr>
-        <w:tc>
-          <w:tcPr>
-            <w:tcW w:w="3510" w:type="dxa"/>
-          </w:tcPr>
-          <w:p>
-            <w:pPr>
+        <w:trPr/>
+        <w:tc>
+          <w:tcPr>
+            <w:tcW w:w="2664" w:type="dxa"/>
+            <w:vAlign w:val="center"/>
+            <w:tcMar>
+              <w:top w:w="90" w:type="dxa"/>
+              <w:start w:w="100" w:type="dxa"/>
+              <w:bottom w:w="90" w:type="dxa"/>
+              <w:end w:w="100" w:type="dxa"/>
+            </w:tcMar>
+            <w:shd w:fill="FFFFFF"/>
+          </w:tcPr>
+          <w:p>
+            <w:pPr>
+              <w:keepNext w:val="0"/>
+              <w:keepLines w:val="0"/>
+              <w:pageBreakBefore w:val="0"/>
+              <w:spacing w:before="40" w:after="40" w:line="252" w:lineRule="auto"/>
+              <w:ind w:left="0" w:right="0" w:firstLine="0"/>
+              <w:jc w:val="left"/>
               <w:rPr>
                 <w:color w:val="000000"/>
               </w:rPr>
@@ -891,7 +1232,9 @@
             <w:r>
               <w:rPr>
                 <w:rFonts w:ascii="Roboto Mono" w:eastAsia="Roboto Mono" w:hAnsi="Roboto Mono" w:cs="Roboto Mono"/>
-                <w:color w:val="000000"/>
+                <w:b w:val="0"/>
+                <w:color w:val="000000"/>
+                <w:sz w:val="18"/>
               </w:rPr>
               <w:t>total_correct</w:t>
             </w:r>
@@ -899,10 +1242,24 @@
         </w:tc>
         <w:tc>
           <w:tcPr>
-            <w:tcW w:w="2340" w:type="dxa"/>
-          </w:tcPr>
-          <w:p>
-            <w:pPr>
+            <w:tcW w:w="1440" w:type="dxa"/>
+            <w:vAlign w:val="center"/>
+            <w:tcMar>
+              <w:top w:w="90" w:type="dxa"/>
+              <w:start w:w="100" w:type="dxa"/>
+              <w:bottom w:w="90" w:type="dxa"/>
+              <w:end w:w="100" w:type="dxa"/>
+            </w:tcMar>
+            <w:shd w:fill="FFFFFF"/>
+          </w:tcPr>
+          <w:p>
+            <w:pPr>
+              <w:keepNext w:val="0"/>
+              <w:keepLines w:val="0"/>
+              <w:pageBreakBefore w:val="0"/>
+              <w:spacing w:before="40" w:after="40" w:line="252" w:lineRule="auto"/>
+              <w:ind w:left="0" w:right="0" w:firstLine="0"/>
+              <w:jc w:val="left"/>
               <w:rPr>
                 <w:color w:val="000000"/>
               </w:rPr>
@@ -929,30 +1286,58 @@
         </w:tc>
         <w:tc>
           <w:tcPr>
-            <w:tcW w:w="4230" w:type="dxa"/>
-          </w:tcPr>
-          <w:p>
-            <w:pPr>
-              <w:rPr>
-                <w:color w:val="000000"/>
-              </w:rPr>
-            </w:pPr>
-            <w:r>
-              <w:rPr>
-                <w:color w:val="000000"/>
-              </w:rPr>
-              <w:t>Tổng số câu trả lời đúng; kèm mảng chi tiết theo Part</w:t>
+            <w:tcW w:w="4752" w:type="dxa"/>
+            <w:vAlign w:val="center"/>
+            <w:tcMar>
+              <w:top w:w="90" w:type="dxa"/>
+              <w:start w:w="100" w:type="dxa"/>
+              <w:bottom w:w="90" w:type="dxa"/>
+              <w:end w:w="100" w:type="dxa"/>
+            </w:tcMar>
+            <w:shd w:fill="FFFFFF"/>
+          </w:tcPr>
+          <w:p>
+            <w:pPr>
+              <w:keepNext w:val="0"/>
+              <w:keepLines w:val="0"/>
+              <w:pageBreakBefore w:val="0"/>
+              <w:spacing w:before="40" w:after="40" w:line="252" w:lineRule="auto"/>
+              <w:ind w:left="0" w:right="0" w:firstLine="0"/>
+              <w:jc w:val="left"/>
+            </w:pPr>
+            <w:r>
+              <w:rPr>
+                <w:b w:val="0"/>
+                <w:color w:val="000000"/>
+                <w:sz w:val="18"/>
+              </w:rPr>
+              <w:t>Tổng số câu trả lời đúng; chi tiết được phân nhóm theo part_id.</w:t>
             </w:r>
           </w:p>
         </w:tc>
       </w:tr>
       <w:tr>
-        <w:tc>
-          <w:tcPr>
-            <w:tcW w:w="3510" w:type="dxa"/>
-          </w:tcPr>
-          <w:p>
-            <w:pPr>
+        <w:trPr/>
+        <w:tc>
+          <w:tcPr>
+            <w:tcW w:w="2664" w:type="dxa"/>
+            <w:vAlign w:val="center"/>
+            <w:tcMar>
+              <w:top w:w="90" w:type="dxa"/>
+              <w:start w:w="100" w:type="dxa"/>
+              <w:bottom w:w="90" w:type="dxa"/>
+              <w:end w:w="100" w:type="dxa"/>
+            </w:tcMar>
+            <w:shd w:fill="F0F5FA"/>
+          </w:tcPr>
+          <w:p>
+            <w:pPr>
+              <w:keepNext w:val="0"/>
+              <w:keepLines w:val="0"/>
+              <w:pageBreakBefore w:val="0"/>
+              <w:spacing w:before="40" w:after="40" w:line="252" w:lineRule="auto"/>
+              <w:ind w:left="0" w:right="0" w:firstLine="0"/>
+              <w:jc w:val="left"/>
               <w:rPr>
                 <w:rFonts w:ascii="Roboto Mono" w:eastAsia="Roboto Mono" w:hAnsi="Roboto Mono" w:cs="Roboto Mono"/>
                 <w:color w:val="000000"/>
@@ -961,7 +1346,9 @@
             <w:r>
               <w:rPr>
                 <w:rFonts w:ascii="Roboto Mono" w:eastAsia="Roboto Mono" w:hAnsi="Roboto Mono" w:cs="Roboto Mono"/>
-                <w:color w:val="000000"/>
+                <w:b w:val="0"/>
+                <w:color w:val="000000"/>
+                <w:sz w:val="18"/>
               </w:rPr>
               <w:t>score_listening</w:t>
             </w:r>
@@ -969,40 +1356,89 @@
         </w:tc>
         <w:tc>
           <w:tcPr>
-            <w:tcW w:w="2340" w:type="dxa"/>
-          </w:tcPr>
-          <w:p>
-            <w:r>
-              <w:t>Integer</w:t>
-            </w:r>
-          </w:p>
-        </w:tc>
-        <w:tc>
-          <w:tcPr>
-            <w:tcW w:w="4230" w:type="dxa"/>
-          </w:tcPr>
-          <w:p>
-            <w:pPr>
-              <w:rPr>
-                <w:color w:val="000000"/>
-              </w:rPr>
-            </w:pPr>
-            <w:r>
-              <w:rPr>
-                <w:color w:val="000000"/>
-              </w:rPr>
-              <w:t>Điểm Listening (5-495)</w:t>
+            <w:tcW w:w="1440" w:type="dxa"/>
+            <w:vAlign w:val="center"/>
+            <w:tcMar>
+              <w:top w:w="90" w:type="dxa"/>
+              <w:start w:w="100" w:type="dxa"/>
+              <w:bottom w:w="90" w:type="dxa"/>
+              <w:end w:w="100" w:type="dxa"/>
+            </w:tcMar>
+            <w:shd w:fill="F0F5FA"/>
+          </w:tcPr>
+          <w:p>
+            <w:pPr>
+              <w:keepNext w:val="0"/>
+              <w:keepLines w:val="0"/>
+              <w:pageBreakBefore w:val="0"/>
+              <w:spacing w:before="40" w:after="40" w:line="252" w:lineRule="auto"/>
+              <w:ind w:left="0" w:right="0" w:firstLine="0"/>
+              <w:jc w:val="left"/>
+            </w:pPr>
+            <w:r>
+              <w:rPr>
+                <w:b w:val="0"/>
+                <w:color w:val="000000"/>
+                <w:sz w:val="18"/>
+              </w:rPr>
+              <w:t>Integer/Null</w:t>
+            </w:r>
+          </w:p>
+        </w:tc>
+        <w:tc>
+          <w:tcPr>
+            <w:tcW w:w="4752" w:type="dxa"/>
+            <w:vAlign w:val="center"/>
+            <w:tcMar>
+              <w:top w:w="90" w:type="dxa"/>
+              <w:start w:w="100" w:type="dxa"/>
+              <w:bottom w:w="90" w:type="dxa"/>
+              <w:end w:w="100" w:type="dxa"/>
+            </w:tcMar>
+            <w:shd w:fill="F0F5FA"/>
+          </w:tcPr>
+          <w:p>
+            <w:pPr>
+              <w:keepNext w:val="0"/>
+              <w:keepLines w:val="0"/>
+              <w:pageBreakBefore w:val="0"/>
+              <w:spacing w:before="40" w:after="40" w:line="252" w:lineRule="auto"/>
+              <w:ind w:left="0" w:right="0" w:firstLine="0"/>
+              <w:jc w:val="left"/>
+            </w:pPr>
+            <w:r>
+              <w:rPr>
+                <w:b w:val="0"/>
+                <w:color w:val="000000"/>
+                <w:sz w:val="18"/>
+              </w:rPr>
+              <w:t>Điểm Listening (5-495); NULL cho PRACTICE hoặc phiên chỉ làm một phần đề.</w:t>
             </w:r>
           </w:p>
         </w:tc>
       </w:tr>
       <w:tr>
-        <w:tc>
-          <w:tcPr>
-            <w:tcW w:w="3510" w:type="dxa"/>
-          </w:tcPr>
-          <w:p>
-            <w:pPr>
+        <w:trPr/>
+        <w:tc>
+          <w:tcPr>
+            <w:tcW w:w="2664" w:type="dxa"/>
+            <w:vAlign w:val="center"/>
+            <w:tcMar>
+              <w:top w:w="90" w:type="dxa"/>
+              <w:start w:w="100" w:type="dxa"/>
+              <w:bottom w:w="90" w:type="dxa"/>
+              <w:end w:w="100" w:type="dxa"/>
+            </w:tcMar>
+            <w:shd w:fill="FFFFFF"/>
+          </w:tcPr>
+          <w:p>
+            <w:pPr>
+              <w:keepNext w:val="0"/>
+              <w:keepLines w:val="0"/>
+              <w:pageBreakBefore w:val="0"/>
+              <w:spacing w:before="40" w:after="40" w:line="252" w:lineRule="auto"/>
+              <w:ind w:left="0" w:right="0" w:firstLine="0"/>
+              <w:jc w:val="left"/>
               <w:rPr>
                 <w:rFonts w:ascii="Roboto Mono" w:eastAsia="Roboto Mono" w:hAnsi="Roboto Mono" w:cs="Roboto Mono"/>
                 <w:color w:val="000000"/>
@@ -1011,7 +1447,9 @@
             <w:r>
               <w:rPr>
                 <w:rFonts w:ascii="Roboto Mono" w:eastAsia="Roboto Mono" w:hAnsi="Roboto Mono" w:cs="Roboto Mono"/>
-                <w:color w:val="000000"/>
+                <w:b w:val="0"/>
+                <w:color w:val="000000"/>
+                <w:sz w:val="18"/>
               </w:rPr>
               <w:t>score_reading</w:t>
             </w:r>
@@ -1019,40 +1457,89 @@
         </w:tc>
         <w:tc>
           <w:tcPr>
-            <w:tcW w:w="2340" w:type="dxa"/>
-          </w:tcPr>
-          <w:p>
-            <w:r>
-              <w:t>Integer</w:t>
-            </w:r>
-          </w:p>
-        </w:tc>
-        <w:tc>
-          <w:tcPr>
-            <w:tcW w:w="4230" w:type="dxa"/>
-          </w:tcPr>
-          <w:p>
-            <w:pPr>
-              <w:rPr>
-                <w:color w:val="000000"/>
-              </w:rPr>
-            </w:pPr>
-            <w:r>
-              <w:rPr>
-                <w:color w:val="000000"/>
-              </w:rPr>
-              <w:t>Điểm Reading (5-495)</w:t>
+            <w:tcW w:w="1440" w:type="dxa"/>
+            <w:vAlign w:val="center"/>
+            <w:tcMar>
+              <w:top w:w="90" w:type="dxa"/>
+              <w:start w:w="100" w:type="dxa"/>
+              <w:bottom w:w="90" w:type="dxa"/>
+              <w:end w:w="100" w:type="dxa"/>
+            </w:tcMar>
+            <w:shd w:fill="FFFFFF"/>
+          </w:tcPr>
+          <w:p>
+            <w:pPr>
+              <w:keepNext w:val="0"/>
+              <w:keepLines w:val="0"/>
+              <w:pageBreakBefore w:val="0"/>
+              <w:spacing w:before="40" w:after="40" w:line="252" w:lineRule="auto"/>
+              <w:ind w:left="0" w:right="0" w:firstLine="0"/>
+              <w:jc w:val="left"/>
+            </w:pPr>
+            <w:r>
+              <w:rPr>
+                <w:b w:val="0"/>
+                <w:color w:val="000000"/>
+                <w:sz w:val="18"/>
+              </w:rPr>
+              <w:t>Integer/Null</w:t>
+            </w:r>
+          </w:p>
+        </w:tc>
+        <w:tc>
+          <w:tcPr>
+            <w:tcW w:w="4752" w:type="dxa"/>
+            <w:vAlign w:val="center"/>
+            <w:tcMar>
+              <w:top w:w="90" w:type="dxa"/>
+              <w:start w:w="100" w:type="dxa"/>
+              <w:bottom w:w="90" w:type="dxa"/>
+              <w:end w:w="100" w:type="dxa"/>
+            </w:tcMar>
+            <w:shd w:fill="FFFFFF"/>
+          </w:tcPr>
+          <w:p>
+            <w:pPr>
+              <w:keepNext w:val="0"/>
+              <w:keepLines w:val="0"/>
+              <w:pageBreakBefore w:val="0"/>
+              <w:spacing w:before="40" w:after="40" w:line="252" w:lineRule="auto"/>
+              <w:ind w:left="0" w:right="0" w:firstLine="0"/>
+              <w:jc w:val="left"/>
+            </w:pPr>
+            <w:r>
+              <w:rPr>
+                <w:b w:val="0"/>
+                <w:color w:val="000000"/>
+                <w:sz w:val="18"/>
+              </w:rPr>
+              <w:t>Điểm Reading (5-495); NULL cho PRACTICE hoặc phiên chỉ làm một phần đề.</w:t>
             </w:r>
           </w:p>
         </w:tc>
       </w:tr>
       <w:tr>
-        <w:tc>
-          <w:tcPr>
-            <w:tcW w:w="3510" w:type="dxa"/>
-          </w:tcPr>
-          <w:p>
-            <w:pPr>
+        <w:trPr/>
+        <w:tc>
+          <w:tcPr>
+            <w:tcW w:w="2664" w:type="dxa"/>
+            <w:vAlign w:val="center"/>
+            <w:tcMar>
+              <w:top w:w="90" w:type="dxa"/>
+              <w:start w:w="100" w:type="dxa"/>
+              <w:bottom w:w="90" w:type="dxa"/>
+              <w:end w:w="100" w:type="dxa"/>
+            </w:tcMar>
+            <w:shd w:fill="F0F5FA"/>
+          </w:tcPr>
+          <w:p>
+            <w:pPr>
+              <w:keepNext w:val="0"/>
+              <w:keepLines w:val="0"/>
+              <w:pageBreakBefore w:val="0"/>
+              <w:spacing w:before="40" w:after="40" w:line="252" w:lineRule="auto"/>
+              <w:ind w:left="0" w:right="0" w:firstLine="0"/>
+              <w:jc w:val="left"/>
               <w:rPr>
                 <w:rFonts w:ascii="Roboto Mono" w:eastAsia="Roboto Mono" w:hAnsi="Roboto Mono" w:cs="Roboto Mono"/>
                 <w:color w:val="000000"/>
@@ -1061,7 +1548,9 @@
             <w:r>
               <w:rPr>
                 <w:rFonts w:ascii="Roboto Mono" w:eastAsia="Roboto Mono" w:hAnsi="Roboto Mono" w:cs="Roboto Mono"/>
-                <w:color w:val="000000"/>
+                <w:b w:val="0"/>
+                <w:color w:val="000000"/>
+                <w:sz w:val="18"/>
               </w:rPr>
               <w:t>correct_listening_count</w:t>
             </w:r>
@@ -1069,27 +1558,64 @@
         </w:tc>
         <w:tc>
           <w:tcPr>
-            <w:tcW w:w="2340" w:type="dxa"/>
-          </w:tcPr>
-          <w:p>
-            <w:r>
+            <w:tcW w:w="1440" w:type="dxa"/>
+            <w:vAlign w:val="center"/>
+            <w:tcMar>
+              <w:top w:w="90" w:type="dxa"/>
+              <w:start w:w="100" w:type="dxa"/>
+              <w:bottom w:w="90" w:type="dxa"/>
+              <w:end w:w="100" w:type="dxa"/>
+            </w:tcMar>
+            <w:shd w:fill="F0F5FA"/>
+          </w:tcPr>
+          <w:p>
+            <w:pPr>
+              <w:keepNext w:val="0"/>
+              <w:keepLines w:val="0"/>
+              <w:pageBreakBefore w:val="0"/>
+              <w:spacing w:before="40" w:after="40" w:line="252" w:lineRule="auto"/>
+              <w:ind w:left="0" w:right="0" w:firstLine="0"/>
+              <w:jc w:val="left"/>
+            </w:pPr>
+            <w:r>
+              <w:rPr>
+                <w:b w:val="0"/>
+                <w:color w:val="000000"/>
+                <w:sz w:val="18"/>
+              </w:rPr>
               <w:t>Integer</w:t>
             </w:r>
           </w:p>
         </w:tc>
         <w:tc>
           <w:tcPr>
-            <w:tcW w:w="4230" w:type="dxa"/>
-          </w:tcPr>
-          <w:p>
-            <w:pPr>
-              <w:rPr>
-                <w:color w:val="000000"/>
-              </w:rPr>
-            </w:pPr>
-            <w:r>
-              <w:rPr>
-                <w:color w:val="000000"/>
+            <w:tcW w:w="4752" w:type="dxa"/>
+            <w:vAlign w:val="center"/>
+            <w:tcMar>
+              <w:top w:w="90" w:type="dxa"/>
+              <w:start w:w="100" w:type="dxa"/>
+              <w:bottom w:w="90" w:type="dxa"/>
+              <w:end w:w="100" w:type="dxa"/>
+            </w:tcMar>
+            <w:shd w:fill="F0F5FA"/>
+          </w:tcPr>
+          <w:p>
+            <w:pPr>
+              <w:keepNext w:val="0"/>
+              <w:keepLines w:val="0"/>
+              <w:pageBreakBefore w:val="0"/>
+              <w:spacing w:before="40" w:after="40" w:line="252" w:lineRule="auto"/>
+              <w:ind w:left="0" w:right="0" w:firstLine="0"/>
+              <w:jc w:val="left"/>
+              <w:rPr>
+                <w:color w:val="000000"/>
+              </w:rPr>
+            </w:pPr>
+            <w:r>
+              <w:rPr>
+                <w:b w:val="0"/>
+                <w:color w:val="000000"/>
+                <w:sz w:val="18"/>
               </w:rPr>
               <w:t>Số câu đúng phần Listening</w:t>
             </w:r>
@@ -1097,12 +1623,27 @@
         </w:tc>
       </w:tr>
       <w:tr>
-        <w:tc>
-          <w:tcPr>
-            <w:tcW w:w="3510" w:type="dxa"/>
-          </w:tcPr>
-          <w:p>
-            <w:pPr>
+        <w:trPr/>
+        <w:tc>
+          <w:tcPr>
+            <w:tcW w:w="2664" w:type="dxa"/>
+            <w:vAlign w:val="center"/>
+            <w:tcMar>
+              <w:top w:w="90" w:type="dxa"/>
+              <w:start w:w="100" w:type="dxa"/>
+              <w:bottom w:w="90" w:type="dxa"/>
+              <w:end w:w="100" w:type="dxa"/>
+            </w:tcMar>
+            <w:shd w:fill="FFFFFF"/>
+          </w:tcPr>
+          <w:p>
+            <w:pPr>
+              <w:keepNext w:val="0"/>
+              <w:keepLines w:val="0"/>
+              <w:pageBreakBefore w:val="0"/>
+              <w:spacing w:before="40" w:after="40" w:line="252" w:lineRule="auto"/>
+              <w:ind w:left="0" w:right="0" w:firstLine="0"/>
+              <w:jc w:val="left"/>
               <w:rPr>
                 <w:rFonts w:ascii="Roboto Mono" w:eastAsia="Roboto Mono" w:hAnsi="Roboto Mono" w:cs="Roboto Mono"/>
                 <w:color w:val="000000"/>
@@ -1111,7 +1652,9 @@
             <w:r>
               <w:rPr>
                 <w:rFonts w:ascii="Roboto Mono" w:eastAsia="Roboto Mono" w:hAnsi="Roboto Mono" w:cs="Roboto Mono"/>
-                <w:color w:val="000000"/>
+                <w:b w:val="0"/>
+                <w:color w:val="000000"/>
+                <w:sz w:val="18"/>
               </w:rPr>
               <w:t>correct_reading_count</w:t>
             </w:r>
@@ -1119,27 +1662,64 @@
         </w:tc>
         <w:tc>
           <w:tcPr>
-            <w:tcW w:w="2340" w:type="dxa"/>
-          </w:tcPr>
-          <w:p>
-            <w:r>
+            <w:tcW w:w="1440" w:type="dxa"/>
+            <w:vAlign w:val="center"/>
+            <w:tcMar>
+              <w:top w:w="90" w:type="dxa"/>
+              <w:start w:w="100" w:type="dxa"/>
+              <w:bottom w:w="90" w:type="dxa"/>
+              <w:end w:w="100" w:type="dxa"/>
+            </w:tcMar>
+            <w:shd w:fill="FFFFFF"/>
+          </w:tcPr>
+          <w:p>
+            <w:pPr>
+              <w:keepNext w:val="0"/>
+              <w:keepLines w:val="0"/>
+              <w:pageBreakBefore w:val="0"/>
+              <w:spacing w:before="40" w:after="40" w:line="252" w:lineRule="auto"/>
+              <w:ind w:left="0" w:right="0" w:firstLine="0"/>
+              <w:jc w:val="left"/>
+            </w:pPr>
+            <w:r>
+              <w:rPr>
+                <w:b w:val="0"/>
+                <w:color w:val="000000"/>
+                <w:sz w:val="18"/>
+              </w:rPr>
               <w:t>Integer</w:t>
             </w:r>
           </w:p>
         </w:tc>
         <w:tc>
           <w:tcPr>
-            <w:tcW w:w="4230" w:type="dxa"/>
-          </w:tcPr>
-          <w:p>
-            <w:pPr>
-              <w:rPr>
-                <w:color w:val="000000"/>
-              </w:rPr>
-            </w:pPr>
-            <w:r>
-              <w:rPr>
-                <w:color w:val="000000"/>
+            <w:tcW w:w="4752" w:type="dxa"/>
+            <w:vAlign w:val="center"/>
+            <w:tcMar>
+              <w:top w:w="90" w:type="dxa"/>
+              <w:start w:w="100" w:type="dxa"/>
+              <w:bottom w:w="90" w:type="dxa"/>
+              <w:end w:w="100" w:type="dxa"/>
+            </w:tcMar>
+            <w:shd w:fill="FFFFFF"/>
+          </w:tcPr>
+          <w:p>
+            <w:pPr>
+              <w:keepNext w:val="0"/>
+              <w:keepLines w:val="0"/>
+              <w:pageBreakBefore w:val="0"/>
+              <w:spacing w:before="40" w:after="40" w:line="252" w:lineRule="auto"/>
+              <w:ind w:left="0" w:right="0" w:firstLine="0"/>
+              <w:jc w:val="left"/>
+              <w:rPr>
+                <w:color w:val="000000"/>
+              </w:rPr>
+            </w:pPr>
+            <w:r>
+              <w:rPr>
+                <w:b w:val="0"/>
+                <w:color w:val="000000"/>
+                <w:sz w:val="18"/>
               </w:rPr>
               <w:t>Số câu đúng phần Reading</w:t>
             </w:r>
@@ -1147,12 +1727,27 @@
         </w:tc>
       </w:tr>
       <w:tr>
-        <w:tc>
-          <w:tcPr>
-            <w:tcW w:w="3510" w:type="dxa"/>
-          </w:tcPr>
-          <w:p>
-            <w:pPr>
+        <w:trPr/>
+        <w:tc>
+          <w:tcPr>
+            <w:tcW w:w="2664" w:type="dxa"/>
+            <w:vAlign w:val="center"/>
+            <w:tcMar>
+              <w:top w:w="90" w:type="dxa"/>
+              <w:start w:w="100" w:type="dxa"/>
+              <w:bottom w:w="90" w:type="dxa"/>
+              <w:end w:w="100" w:type="dxa"/>
+            </w:tcMar>
+            <w:shd w:fill="F0F5FA"/>
+          </w:tcPr>
+          <w:p>
+            <w:pPr>
+              <w:keepNext w:val="0"/>
+              <w:keepLines w:val="0"/>
+              <w:pageBreakBefore w:val="0"/>
+              <w:spacing w:before="40" w:after="40" w:line="252" w:lineRule="auto"/>
+              <w:ind w:left="0" w:right="0" w:firstLine="0"/>
+              <w:jc w:val="left"/>
               <w:rPr>
                 <w:rFonts w:ascii="Roboto Mono" w:eastAsia="Roboto Mono" w:hAnsi="Roboto Mono" w:cs="Roboto Mono"/>
                 <w:color w:val="000000"/>
@@ -1161,7 +1756,9 @@
             <w:r>
               <w:rPr>
                 <w:rFonts w:ascii="Roboto Mono" w:eastAsia="Roboto Mono" w:hAnsi="Roboto Mono" w:cs="Roboto Mono"/>
-                <w:color w:val="000000"/>
+                <w:b w:val="0"/>
+                <w:color w:val="000000"/>
+                <w:sz w:val="18"/>
               </w:rPr>
               <w:t>part_details</w:t>
             </w:r>
@@ -1169,40 +1766,89 @@
         </w:tc>
         <w:tc>
           <w:tcPr>
-            <w:tcW w:w="2340" w:type="dxa"/>
-          </w:tcPr>
-          <w:p>
-            <w:r>
+            <w:tcW w:w="1440" w:type="dxa"/>
+            <w:vAlign w:val="center"/>
+            <w:tcMar>
+              <w:top w:w="90" w:type="dxa"/>
+              <w:start w:w="100" w:type="dxa"/>
+              <w:bottom w:w="90" w:type="dxa"/>
+              <w:end w:w="100" w:type="dxa"/>
+            </w:tcMar>
+            <w:shd w:fill="F0F5FA"/>
+          </w:tcPr>
+          <w:p>
+            <w:pPr>
+              <w:keepNext w:val="0"/>
+              <w:keepLines w:val="0"/>
+              <w:pageBreakBefore w:val="0"/>
+              <w:spacing w:before="40" w:after="40" w:line="252" w:lineRule="auto"/>
+              <w:ind w:left="0" w:right="0" w:firstLine="0"/>
+              <w:jc w:val="left"/>
+            </w:pPr>
+            <w:r>
+              <w:rPr>
+                <w:b w:val="0"/>
+                <w:color w:val="000000"/>
+                <w:sz w:val="18"/>
+              </w:rPr>
               <w:t>Array</w:t>
             </w:r>
           </w:p>
         </w:tc>
         <w:tc>
           <w:tcPr>
-            <w:tcW w:w="4230" w:type="dxa"/>
-          </w:tcPr>
-          <w:p>
-            <w:pPr>
-              <w:rPr>
-                <w:color w:val="000000"/>
-              </w:rPr>
-            </w:pPr>
-            <w:r>
-              <w:rPr>
-                <w:color w:val="000000"/>
-              </w:rPr>
-              <w:t>Mảng chi tiết theo Part: [{part, correct, total}]</w:t>
+            <w:tcW w:w="4752" w:type="dxa"/>
+            <w:vAlign w:val="center"/>
+            <w:tcMar>
+              <w:top w:w="90" w:type="dxa"/>
+              <w:start w:w="100" w:type="dxa"/>
+              <w:bottom w:w="90" w:type="dxa"/>
+              <w:end w:w="100" w:type="dxa"/>
+            </w:tcMar>
+            <w:shd w:fill="F0F5FA"/>
+          </w:tcPr>
+          <w:p>
+            <w:pPr>
+              <w:keepNext w:val="0"/>
+              <w:keepLines w:val="0"/>
+              <w:pageBreakBefore w:val="0"/>
+              <w:spacing w:before="40" w:after="40" w:line="252" w:lineRule="auto"/>
+              <w:ind w:left="0" w:right="0" w:firstLine="0"/>
+              <w:jc w:val="left"/>
+            </w:pPr>
+            <w:r>
+              <w:rPr>
+                <w:b w:val="0"/>
+                <w:color w:val="000000"/>
+                <w:sz w:val="18"/>
+              </w:rPr>
+              <w:t>Mảng chi tiết theo Part: [{part_id, correct, total}]. part_id thuộc miền 1-7.</w:t>
             </w:r>
           </w:p>
         </w:tc>
       </w:tr>
       <w:tr>
-        <w:tc>
-          <w:tcPr>
-            <w:tcW w:w="3510" w:type="dxa"/>
-          </w:tcPr>
-          <w:p>
-            <w:pPr>
+        <w:trPr/>
+        <w:tc>
+          <w:tcPr>
+            <w:tcW w:w="2664" w:type="dxa"/>
+            <w:vAlign w:val="center"/>
+            <w:tcMar>
+              <w:top w:w="90" w:type="dxa"/>
+              <w:start w:w="100" w:type="dxa"/>
+              <w:bottom w:w="90" w:type="dxa"/>
+              <w:end w:w="100" w:type="dxa"/>
+            </w:tcMar>
+            <w:shd w:fill="FFFFFF"/>
+          </w:tcPr>
+          <w:p>
+            <w:pPr>
+              <w:keepNext w:val="0"/>
+              <w:keepLines w:val="0"/>
+              <w:pageBreakBefore w:val="0"/>
+              <w:spacing w:before="40" w:after="40" w:line="252" w:lineRule="auto"/>
+              <w:ind w:left="0" w:right="0" w:firstLine="0"/>
+              <w:jc w:val="left"/>
               <w:rPr>
                 <w:color w:val="000000"/>
               </w:rPr>
@@ -1210,7 +1856,9 @@
             <w:r>
               <w:rPr>
                 <w:rFonts w:ascii="Roboto Mono" w:eastAsia="Roboto Mono" w:hAnsi="Roboto Mono" w:cs="Roboto Mono"/>
-                <w:color w:val="000000"/>
+                <w:b w:val="0"/>
+                <w:color w:val="000000"/>
+                <w:sz w:val="18"/>
               </w:rPr>
               <w:t>completed_at</w:t>
             </w:r>
@@ -1218,10 +1866,24 @@
         </w:tc>
         <w:tc>
           <w:tcPr>
-            <w:tcW w:w="2340" w:type="dxa"/>
-          </w:tcPr>
-          <w:p>
-            <w:pPr>
+            <w:tcW w:w="1440" w:type="dxa"/>
+            <w:vAlign w:val="center"/>
+            <w:tcMar>
+              <w:top w:w="90" w:type="dxa"/>
+              <w:start w:w="100" w:type="dxa"/>
+              <w:bottom w:w="90" w:type="dxa"/>
+              <w:end w:w="100" w:type="dxa"/>
+            </w:tcMar>
+            <w:shd w:fill="FFFFFF"/>
+          </w:tcPr>
+          <w:p>
+            <w:pPr>
+              <w:keepNext w:val="0"/>
+              <w:keepLines w:val="0"/>
+              <w:pageBreakBefore w:val="0"/>
+              <w:spacing w:before="40" w:after="40" w:line="252" w:lineRule="auto"/>
+              <w:ind w:left="0" w:right="0" w:firstLine="0"/>
+              <w:jc w:val="left"/>
               <w:rPr>
                 <w:color w:val="000000"/>
               </w:rPr>
@@ -1248,19 +1910,323 @@
         </w:tc>
         <w:tc>
           <w:tcPr>
-            <w:tcW w:w="4230" w:type="dxa"/>
-          </w:tcPr>
-          <w:p>
-            <w:pPr>
-              <w:rPr>
-                <w:color w:val="000000"/>
-              </w:rPr>
-            </w:pPr>
-            <w:r>
-              <w:rPr>
-                <w:color w:val="000000"/>
+            <w:tcW w:w="4752" w:type="dxa"/>
+            <w:vAlign w:val="center"/>
+            <w:tcMar>
+              <w:top w:w="90" w:type="dxa"/>
+              <w:start w:w="100" w:type="dxa"/>
+              <w:bottom w:w="90" w:type="dxa"/>
+              <w:end w:w="100" w:type="dxa"/>
+            </w:tcMar>
+            <w:shd w:fill="FFFFFF"/>
+          </w:tcPr>
+          <w:p>
+            <w:pPr>
+              <w:keepNext w:val="0"/>
+              <w:keepLines w:val="0"/>
+              <w:pageBreakBefore w:val="0"/>
+              <w:spacing w:before="40" w:after="40" w:line="252" w:lineRule="auto"/>
+              <w:ind w:left="0" w:right="0" w:firstLine="0"/>
+              <w:jc w:val="left"/>
+              <w:rPr>
+                <w:color w:val="000000"/>
+              </w:rPr>
+            </w:pPr>
+            <w:r>
+              <w:rPr>
+                <w:b w:val="0"/>
+                <w:color w:val="000000"/>
+                <w:sz w:val="18"/>
               </w:rPr>
               <w:t>Thời điểm nộp bài</w:t>
+            </w:r>
+          </w:p>
+        </w:tc>
+      </w:tr>
+      <w:tr>
+        <w:trPr/>
+        <w:tc>
+          <w:tcPr>
+            <w:tcW w:type="dxa" w:w="2664"/>
+            <w:vAlign w:val="center"/>
+            <w:tcMar>
+              <w:top w:w="90" w:type="dxa"/>
+              <w:start w:w="100" w:type="dxa"/>
+              <w:bottom w:w="90" w:type="dxa"/>
+              <w:end w:w="100" w:type="dxa"/>
+            </w:tcMar>
+            <w:shd w:fill="F0F5FA"/>
+          </w:tcPr>
+          <w:p>
+            <w:pPr>
+              <w:keepNext w:val="0"/>
+              <w:keepLines w:val="0"/>
+              <w:pageBreakBefore w:val="0"/>
+              <w:spacing w:before="40" w:after="40" w:line="252" w:lineRule="auto"/>
+              <w:ind w:left="0" w:right="0" w:firstLine="0"/>
+              <w:jc w:val="left"/>
+            </w:pPr>
+            <w:r>
+              <w:rPr>
+                <w:b w:val="0"/>
+                <w:color w:val="000000"/>
+                <w:sz w:val="18"/>
+              </w:rPr>
+              <w:t>mode</w:t>
+            </w:r>
+          </w:p>
+        </w:tc>
+        <w:tc>
+          <w:tcPr>
+            <w:tcW w:type="dxa" w:w="1440"/>
+            <w:vAlign w:val="center"/>
+            <w:tcMar>
+              <w:top w:w="90" w:type="dxa"/>
+              <w:start w:w="100" w:type="dxa"/>
+              <w:bottom w:w="90" w:type="dxa"/>
+              <w:end w:w="100" w:type="dxa"/>
+            </w:tcMar>
+            <w:shd w:fill="F0F5FA"/>
+          </w:tcPr>
+          <w:p>
+            <w:pPr>
+              <w:keepNext w:val="0"/>
+              <w:keepLines w:val="0"/>
+              <w:pageBreakBefore w:val="0"/>
+              <w:spacing w:before="40" w:after="40" w:line="252" w:lineRule="auto"/>
+              <w:ind w:left="0" w:right="0" w:firstLine="0"/>
+              <w:jc w:val="left"/>
+            </w:pPr>
+            <w:r>
+              <w:rPr>
+                <w:b w:val="0"/>
+                <w:color w:val="000000"/>
+                <w:sz w:val="18"/>
+              </w:rPr>
+              <w:t>String</w:t>
+            </w:r>
+          </w:p>
+        </w:tc>
+        <w:tc>
+          <w:tcPr>
+            <w:tcW w:type="dxa" w:w="4752"/>
+            <w:vAlign w:val="center"/>
+            <w:tcMar>
+              <w:top w:w="90" w:type="dxa"/>
+              <w:start w:w="100" w:type="dxa"/>
+              <w:bottom w:w="90" w:type="dxa"/>
+              <w:end w:w="100" w:type="dxa"/>
+            </w:tcMar>
+            <w:shd w:fill="F0F5FA"/>
+          </w:tcPr>
+          <w:p>
+            <w:pPr>
+              <w:keepNext w:val="0"/>
+              <w:keepLines w:val="0"/>
+              <w:pageBreakBefore w:val="0"/>
+              <w:spacing w:before="40" w:after="40" w:line="252" w:lineRule="auto"/>
+              <w:ind w:left="0" w:right="0" w:firstLine="0"/>
+              <w:jc w:val="left"/>
+            </w:pPr>
+            <w:r>
+              <w:rPr>
+                <w:b w:val="0"/>
+                <w:color w:val="000000"/>
+                <w:sz w:val="18"/>
+              </w:rPr>
+              <w:t>PRACTICE hoặc MOCK_TEST; lấy từ Attempt.</w:t>
+            </w:r>
+          </w:p>
+        </w:tc>
+      </w:tr>
+      <w:tr>
+        <w:trPr/>
+        <w:tc>
+          <w:tcPr>
+            <w:tcW w:type="dxa" w:w="2664"/>
+            <w:vAlign w:val="center"/>
+            <w:tcMar>
+              <w:top w:w="90" w:type="dxa"/>
+              <w:start w:w="100" w:type="dxa"/>
+              <w:bottom w:w="90" w:type="dxa"/>
+              <w:end w:w="100" w:type="dxa"/>
+            </w:tcMar>
+            <w:shd w:fill="FFFFFF"/>
+          </w:tcPr>
+          <w:p>
+            <w:pPr>
+              <w:keepNext w:val="0"/>
+              <w:keepLines w:val="0"/>
+              <w:pageBreakBefore w:val="0"/>
+              <w:spacing w:before="40" w:after="40" w:line="252" w:lineRule="auto"/>
+              <w:ind w:left="0" w:right="0" w:firstLine="0"/>
+              <w:jc w:val="left"/>
+            </w:pPr>
+            <w:r>
+              <w:rPr>
+                <w:b w:val="0"/>
+                <w:color w:val="000000"/>
+                <w:sz w:val="18"/>
+              </w:rPr>
+              <w:t>selected_part_ids</w:t>
+            </w:r>
+          </w:p>
+        </w:tc>
+        <w:tc>
+          <w:tcPr>
+            <w:tcW w:type="dxa" w:w="1440"/>
+            <w:vAlign w:val="center"/>
+            <w:tcMar>
+              <w:top w:w="90" w:type="dxa"/>
+              <w:start w:w="100" w:type="dxa"/>
+              <w:bottom w:w="90" w:type="dxa"/>
+              <w:end w:w="100" w:type="dxa"/>
+            </w:tcMar>
+            <w:shd w:fill="FFFFFF"/>
+          </w:tcPr>
+          <w:p>
+            <w:pPr>
+              <w:keepNext w:val="0"/>
+              <w:keepLines w:val="0"/>
+              <w:pageBreakBefore w:val="0"/>
+              <w:spacing w:before="40" w:after="40" w:line="252" w:lineRule="auto"/>
+              <w:ind w:left="0" w:right="0" w:firstLine="0"/>
+              <w:jc w:val="left"/>
+            </w:pPr>
+            <w:r>
+              <w:rPr>
+                <w:b w:val="0"/>
+                <w:color w:val="000000"/>
+                <w:sz w:val="18"/>
+              </w:rPr>
+              <w:t>Array&lt;Integer&gt;</w:t>
+            </w:r>
+          </w:p>
+        </w:tc>
+        <w:tc>
+          <w:tcPr>
+            <w:tcW w:type="dxa" w:w="4752"/>
+            <w:vAlign w:val="center"/>
+            <w:tcMar>
+              <w:top w:w="90" w:type="dxa"/>
+              <w:start w:w="100" w:type="dxa"/>
+              <w:bottom w:w="90" w:type="dxa"/>
+              <w:end w:w="100" w:type="dxa"/>
+            </w:tcMar>
+            <w:shd w:fill="FFFFFF"/>
+          </w:tcPr>
+          <w:p>
+            <w:pPr>
+              <w:keepNext w:val="0"/>
+              <w:keepLines w:val="0"/>
+              <w:pageBreakBefore w:val="0"/>
+              <w:spacing w:before="40" w:after="40" w:line="252" w:lineRule="auto"/>
+              <w:ind w:left="0" w:right="0" w:firstLine="0"/>
+              <w:jc w:val="left"/>
+            </w:pPr>
+            <w:r>
+              <w:rPr>
+                <w:b w:val="0"/>
+                <w:color w:val="000000"/>
+                <w:sz w:val="18"/>
+              </w:rPr>
+              <w:t>Phạm vi Part đã chốt; từ 1 đến 7, không trùng.</w:t>
+            </w:r>
+          </w:p>
+        </w:tc>
+      </w:tr>
+      <w:tr>
+        <w:trPr/>
+        <w:tc>
+          <w:tcPr>
+            <w:tcW w:type="dxa" w:w="2664"/>
+            <w:vAlign w:val="center"/>
+            <w:tcMar>
+              <w:top w:w="90" w:type="dxa"/>
+              <w:start w:w="100" w:type="dxa"/>
+              <w:bottom w:w="90" w:type="dxa"/>
+              <w:end w:w="100" w:type="dxa"/>
+            </w:tcMar>
+            <w:shd w:fill="F0F5FA"/>
+          </w:tcPr>
+          <w:p>
+            <w:pPr>
+              <w:keepNext w:val="0"/>
+              <w:keepLines w:val="0"/>
+              <w:pageBreakBefore w:val="0"/>
+              <w:spacing w:before="40" w:after="40" w:line="252" w:lineRule="auto"/>
+              <w:ind w:left="0" w:right="0" w:firstLine="0"/>
+              <w:jc w:val="left"/>
+            </w:pPr>
+            <w:r>
+              <w:rPr>
+                <w:b w:val="0"/>
+                <w:color w:val="000000"/>
+                <w:sz w:val="18"/>
+              </w:rPr>
+              <w:t>duration_seconds</w:t>
+            </w:r>
+          </w:p>
+        </w:tc>
+        <w:tc>
+          <w:tcPr>
+            <w:tcW w:type="dxa" w:w="1440"/>
+            <w:vAlign w:val="center"/>
+            <w:tcMar>
+              <w:top w:w="90" w:type="dxa"/>
+              <w:start w:w="100" w:type="dxa"/>
+              <w:bottom w:w="90" w:type="dxa"/>
+              <w:end w:w="100" w:type="dxa"/>
+            </w:tcMar>
+            <w:shd w:fill="F0F5FA"/>
+          </w:tcPr>
+          <w:p>
+            <w:pPr>
+              <w:keepNext w:val="0"/>
+              <w:keepLines w:val="0"/>
+              <w:pageBreakBefore w:val="0"/>
+              <w:spacing w:before="40" w:after="40" w:line="252" w:lineRule="auto"/>
+              <w:ind w:left="0" w:right="0" w:firstLine="0"/>
+              <w:jc w:val="left"/>
+            </w:pPr>
+            <w:r>
+              <w:rPr>
+                <w:b w:val="0"/>
+                <w:color w:val="000000"/>
+                <w:sz w:val="18"/>
+              </w:rPr>
+              <w:t>Integer</w:t>
+            </w:r>
+          </w:p>
+        </w:tc>
+        <w:tc>
+          <w:tcPr>
+            <w:tcW w:type="dxa" w:w="4752"/>
+            <w:vAlign w:val="center"/>
+            <w:tcMar>
+              <w:top w:w="90" w:type="dxa"/>
+              <w:start w:w="100" w:type="dxa"/>
+              <w:bottom w:w="90" w:type="dxa"/>
+              <w:end w:w="100" w:type="dxa"/>
+            </w:tcMar>
+            <w:shd w:fill="F0F5FA"/>
+          </w:tcPr>
+          <w:p>
+            <w:pPr>
+              <w:keepNext w:val="0"/>
+              <w:keepLines w:val="0"/>
+              <w:pageBreakBefore w:val="0"/>
+              <w:spacing w:before="40" w:after="40" w:line="252" w:lineRule="auto"/>
+              <w:ind w:left="0" w:right="0" w:firstLine="0"/>
+              <w:jc w:val="left"/>
+            </w:pPr>
+            <w:r>
+              <w:rPr>
+                <w:b w:val="0"/>
+                <w:color w:val="000000"/>
+                <w:sz w:val="18"/>
+              </w:rPr>
+              <w:t>Thời lượng đã chốt lúc bắt đầu phiên.</w:t>
             </w:r>
           </w:p>
         </w:tc>
@@ -1522,6 +2488,12 @@
       </w:r>
     </w:p>
     <w:p>
+      <w:pPr/>
+      <w:r>
+        <w:t>Danh mục Part có mã cố định 1-7. Thay đổi tên, mô tả hoặc trạng thái Part không làm thay đổi part_id của Question và không yêu cầu sao chép bảng Part sang quest_db.</w:t>
+      </w:r>
+    </w:p>
+    <w:p>
       <w:pPr>
         <w:pStyle w:val="Heading2"/>
         <w:rPr>
@@ -1540,42 +2512,60 @@
     <w:tbl>
       <w:tblPr>
         <w:tblStyle w:val="a0"/>
-        <w:tblW w:w="9270" w:type="dxa"/>
+        <w:tblW w:w="8856" w:type="dxa"/>
         <w:tblInd w:w="0" w:type="dxa"/>
         <w:tblBorders>
-          <w:top w:val="single" w:sz="8" w:space="0" w:color="E2E8F0"/>
-          <w:left w:val="nil"/>
-          <w:bottom w:val="single" w:sz="8" w:space="0" w:color="E2E8F0"/>
-          <w:right w:val="nil"/>
-          <w:insideH w:val="single" w:sz="8" w:space="0" w:color="F1F5F9"/>
-          <w:insideV w:val="nil"/>
+          <w:top w:val="single" w:sz="4" w:space="0" w:color="D9D9D9"/>
+          <w:left w:val="single" w:sz="4" w:space="0" w:color="D9D9D9"/>
+          <w:bottom w:val="single" w:sz="4" w:space="0" w:color="D9D9D9"/>
+          <w:right w:val="single" w:sz="4" w:space="0" w:color="D9D9D9"/>
+          <w:insideH w:val="single" w:sz="4" w:space="0" w:color="D9D9D9"/>
+          <w:insideV w:val="single" w:sz="4" w:space="0" w:color="D9D9D9"/>
         </w:tblBorders>
         <w:tblLayout w:type="fixed"/>
         <w:tblLook w:val="0620" w:firstRow="1" w:lastRow="0" w:firstColumn="0" w:lastColumn="0" w:noHBand="1" w:noVBand="1"/>
       </w:tblPr>
       <w:tblGrid>
-        <w:gridCol w:w="2070"/>
-        <w:gridCol w:w="1710"/>
-        <w:gridCol w:w="5490"/>
+        <w:gridCol w:w="2664"/>
+        <w:gridCol w:w="1440"/>
+        <w:gridCol w:w="4752"/>
       </w:tblGrid>
       <w:tr>
         <w:trPr>
           <w:cnfStyle w:val="100000000000" w:firstRow="1" w:lastRow="0" w:firstColumn="0" w:lastColumn="0" w:oddVBand="0" w:evenVBand="0" w:oddHBand="0" w:evenHBand="0" w:firstRowFirstColumn="0" w:firstRowLastColumn="0" w:lastRowFirstColumn="0" w:lastRowLastColumn="0"/>
           <w:tblHeader/>
+          <w:tblHeader w:val="true"/>
+          <w:tblHeader w:val="true"/>
         </w:trPr>
         <w:tc>
           <w:tcPr>
-            <w:tcW w:w="2070" w:type="dxa"/>
-          </w:tcPr>
-          <w:p>
-            <w:pPr>
-              <w:rPr>
-                <w:color w:val="000000"/>
-              </w:rPr>
-            </w:pPr>
-            <w:r>
-              <w:rPr>
-                <w:color w:val="000000"/>
+            <w:tcW w:w="2664" w:type="dxa"/>
+            <w:vAlign w:val="center"/>
+            <w:tcMar>
+              <w:top w:w="90" w:type="dxa"/>
+              <w:start w:w="100" w:type="dxa"/>
+              <w:bottom w:w="90" w:type="dxa"/>
+              <w:end w:w="100" w:type="dxa"/>
+            </w:tcMar>
+            <w:shd w:fill="1F4E78"/>
+          </w:tcPr>
+          <w:p>
+            <w:pPr>
+              <w:keepNext w:val="0"/>
+              <w:keepLines w:val="0"/>
+              <w:pageBreakBefore w:val="0"/>
+              <w:spacing w:before="40" w:after="40" w:line="252" w:lineRule="auto"/>
+              <w:ind w:left="0" w:right="0" w:firstLine="0"/>
+              <w:jc w:val="left"/>
+              <w:rPr>
+                <w:color w:val="000000"/>
+              </w:rPr>
+            </w:pPr>
+            <w:r>
+              <w:rPr>
+                <w:b/>
+                <w:color w:val="FFFFFF"/>
+                <w:sz w:val="18"/>
               </w:rPr>
               <w:t>Trường (Field)</w:t>
             </w:r>
@@ -1583,17 +2573,33 @@
         </w:tc>
         <w:tc>
           <w:tcPr>
-            <w:tcW w:w="1710" w:type="dxa"/>
-          </w:tcPr>
-          <w:p>
-            <w:pPr>
-              <w:rPr>
-                <w:color w:val="000000"/>
-              </w:rPr>
-            </w:pPr>
-            <w:r>
-              <w:rPr>
-                <w:color w:val="000000"/>
+            <w:tcW w:w="1440" w:type="dxa"/>
+            <w:vAlign w:val="center"/>
+            <w:tcMar>
+              <w:top w:w="90" w:type="dxa"/>
+              <w:start w:w="100" w:type="dxa"/>
+              <w:bottom w:w="90" w:type="dxa"/>
+              <w:end w:w="100" w:type="dxa"/>
+            </w:tcMar>
+            <w:shd w:fill="1F4E78"/>
+          </w:tcPr>
+          <w:p>
+            <w:pPr>
+              <w:keepNext w:val="0"/>
+              <w:keepLines w:val="0"/>
+              <w:pageBreakBefore w:val="0"/>
+              <w:spacing w:before="40" w:after="40" w:line="252" w:lineRule="auto"/>
+              <w:ind w:left="0" w:right="0" w:firstLine="0"/>
+              <w:jc w:val="left"/>
+              <w:rPr>
+                <w:color w:val="000000"/>
+              </w:rPr>
+            </w:pPr>
+            <w:r>
+              <w:rPr>
+                <w:b/>
+                <w:color w:val="FFFFFF"/>
+                <w:sz w:val="18"/>
               </w:rPr>
               <w:t>Kiểu dữ liệu</w:t>
             </w:r>
@@ -1601,17 +2607,33 @@
         </w:tc>
         <w:tc>
           <w:tcPr>
-            <w:tcW w:w="5490" w:type="dxa"/>
-          </w:tcPr>
-          <w:p>
-            <w:pPr>
-              <w:rPr>
-                <w:color w:val="000000"/>
-              </w:rPr>
-            </w:pPr>
-            <w:r>
-              <w:rPr>
-                <w:color w:val="000000"/>
+            <w:tcW w:w="4752" w:type="dxa"/>
+            <w:vAlign w:val="center"/>
+            <w:tcMar>
+              <w:top w:w="90" w:type="dxa"/>
+              <w:start w:w="100" w:type="dxa"/>
+              <w:bottom w:w="90" w:type="dxa"/>
+              <w:end w:w="100" w:type="dxa"/>
+            </w:tcMar>
+            <w:shd w:fill="1F4E78"/>
+          </w:tcPr>
+          <w:p>
+            <w:pPr>
+              <w:keepNext w:val="0"/>
+              <w:keepLines w:val="0"/>
+              <w:pageBreakBefore w:val="0"/>
+              <w:spacing w:before="40" w:after="40" w:line="252" w:lineRule="auto"/>
+              <w:ind w:left="0" w:right="0" w:firstLine="0"/>
+              <w:jc w:val="left"/>
+              <w:rPr>
+                <w:color w:val="000000"/>
+              </w:rPr>
+            </w:pPr>
+            <w:r>
+              <w:rPr>
+                <w:b/>
+                <w:color w:val="FFFFFF"/>
+                <w:sz w:val="18"/>
               </w:rPr>
               <w:t>Mô tả</w:t>
             </w:r>
@@ -1619,12 +2641,27 @@
         </w:tc>
       </w:tr>
       <w:tr>
-        <w:tc>
-          <w:tcPr>
-            <w:tcW w:w="2070" w:type="dxa"/>
-          </w:tcPr>
-          <w:p>
-            <w:pPr>
+        <w:trPr/>
+        <w:tc>
+          <w:tcPr>
+            <w:tcW w:w="2664" w:type="dxa"/>
+            <w:vAlign w:val="center"/>
+            <w:tcMar>
+              <w:top w:w="90" w:type="dxa"/>
+              <w:start w:w="100" w:type="dxa"/>
+              <w:bottom w:w="90" w:type="dxa"/>
+              <w:end w:w="100" w:type="dxa"/>
+            </w:tcMar>
+            <w:shd w:fill="FFFFFF"/>
+          </w:tcPr>
+          <w:p>
+            <w:pPr>
+              <w:keepNext w:val="0"/>
+              <w:keepLines w:val="0"/>
+              <w:pageBreakBefore w:val="0"/>
+              <w:spacing w:before="40" w:after="40" w:line="252" w:lineRule="auto"/>
+              <w:ind w:left="0" w:right="0" w:firstLine="0"/>
+              <w:jc w:val="left"/>
               <w:rPr>
                 <w:color w:val="000000"/>
               </w:rPr>
@@ -1632,7 +2669,9 @@
             <w:r>
               <w:rPr>
                 <w:rFonts w:ascii="Roboto Mono" w:eastAsia="Roboto Mono" w:hAnsi="Roboto Mono" w:cs="Roboto Mono"/>
-                <w:color w:val="000000"/>
+                <w:b w:val="0"/>
+                <w:color w:val="000000"/>
+                <w:sz w:val="18"/>
               </w:rPr>
               <w:t>event_id</w:t>
             </w:r>
@@ -1640,10 +2679,24 @@
         </w:tc>
         <w:tc>
           <w:tcPr>
-            <w:tcW w:w="1710" w:type="dxa"/>
-          </w:tcPr>
-          <w:p>
-            <w:pPr>
+            <w:tcW w:w="1440" w:type="dxa"/>
+            <w:vAlign w:val="center"/>
+            <w:tcMar>
+              <w:top w:w="90" w:type="dxa"/>
+              <w:start w:w="100" w:type="dxa"/>
+              <w:bottom w:w="90" w:type="dxa"/>
+              <w:end w:w="100" w:type="dxa"/>
+            </w:tcMar>
+            <w:shd w:fill="FFFFFF"/>
+          </w:tcPr>
+          <w:p>
+            <w:pPr>
+              <w:keepNext w:val="0"/>
+              <w:keepLines w:val="0"/>
+              <w:pageBreakBefore w:val="0"/>
+              <w:spacing w:before="40" w:after="40" w:line="252" w:lineRule="auto"/>
+              <w:ind w:left="0" w:right="0" w:firstLine="0"/>
+              <w:jc w:val="left"/>
               <w:rPr>
                 <w:color w:val="000000"/>
               </w:rPr>
@@ -1668,17 +2721,33 @@
         </w:tc>
         <w:tc>
           <w:tcPr>
-            <w:tcW w:w="5490" w:type="dxa"/>
-          </w:tcPr>
-          <w:p>
-            <w:pPr>
-              <w:rPr>
-                <w:color w:val="000000"/>
-              </w:rPr>
-            </w:pPr>
-            <w:r>
-              <w:rPr>
-                <w:color w:val="000000"/>
+            <w:tcW w:w="4752" w:type="dxa"/>
+            <w:vAlign w:val="center"/>
+            <w:tcMar>
+              <w:top w:w="90" w:type="dxa"/>
+              <w:start w:w="100" w:type="dxa"/>
+              <w:bottom w:w="90" w:type="dxa"/>
+              <w:end w:w="100" w:type="dxa"/>
+            </w:tcMar>
+            <w:shd w:fill="FFFFFF"/>
+          </w:tcPr>
+          <w:p>
+            <w:pPr>
+              <w:keepNext w:val="0"/>
+              <w:keepLines w:val="0"/>
+              <w:pageBreakBefore w:val="0"/>
+              <w:spacing w:before="40" w:after="40" w:line="252" w:lineRule="auto"/>
+              <w:ind w:left="0" w:right="0" w:firstLine="0"/>
+              <w:jc w:val="left"/>
+              <w:rPr>
+                <w:color w:val="000000"/>
+              </w:rPr>
+            </w:pPr>
+            <w:r>
+              <w:rPr>
+                <w:b w:val="0"/>
+                <w:color w:val="000000"/>
+                <w:sz w:val="18"/>
               </w:rPr>
               <w:t>Idempotency key</w:t>
             </w:r>
@@ -1686,12 +2755,27 @@
         </w:tc>
       </w:tr>
       <w:tr>
-        <w:tc>
-          <w:tcPr>
-            <w:tcW w:w="2070" w:type="dxa"/>
-          </w:tcPr>
-          <w:p>
-            <w:pPr>
+        <w:trPr/>
+        <w:tc>
+          <w:tcPr>
+            <w:tcW w:w="2664" w:type="dxa"/>
+            <w:vAlign w:val="center"/>
+            <w:tcMar>
+              <w:top w:w="90" w:type="dxa"/>
+              <w:start w:w="100" w:type="dxa"/>
+              <w:bottom w:w="90" w:type="dxa"/>
+              <w:end w:w="100" w:type="dxa"/>
+            </w:tcMar>
+            <w:shd w:fill="F0F5FA"/>
+          </w:tcPr>
+          <w:p>
+            <w:pPr>
+              <w:keepNext w:val="0"/>
+              <w:keepLines w:val="0"/>
+              <w:pageBreakBefore w:val="0"/>
+              <w:spacing w:before="40" w:after="40" w:line="252" w:lineRule="auto"/>
+              <w:ind w:left="0" w:right="0" w:firstLine="0"/>
+              <w:jc w:val="left"/>
               <w:rPr>
                 <w:color w:val="000000"/>
               </w:rPr>
@@ -1699,7 +2783,9 @@
             <w:r>
               <w:rPr>
                 <w:rFonts w:ascii="Roboto Mono" w:eastAsia="Roboto Mono" w:hAnsi="Roboto Mono" w:cs="Roboto Mono"/>
-                <w:color w:val="000000"/>
+                <w:b w:val="0"/>
+                <w:color w:val="000000"/>
+                <w:sz w:val="18"/>
               </w:rPr>
               <w:lastRenderedPageBreak/>
               <w:t>aggregate_id</w:t>
@@ -1708,10 +2794,24 @@
         </w:tc>
         <w:tc>
           <w:tcPr>
-            <w:tcW w:w="1710" w:type="dxa"/>
-          </w:tcPr>
-          <w:p>
-            <w:pPr>
+            <w:tcW w:w="1440" w:type="dxa"/>
+            <w:vAlign w:val="center"/>
+            <w:tcMar>
+              <w:top w:w="90" w:type="dxa"/>
+              <w:start w:w="100" w:type="dxa"/>
+              <w:bottom w:w="90" w:type="dxa"/>
+              <w:end w:w="100" w:type="dxa"/>
+            </w:tcMar>
+            <w:shd w:fill="F0F5FA"/>
+          </w:tcPr>
+          <w:p>
+            <w:pPr>
+              <w:keepNext w:val="0"/>
+              <w:keepLines w:val="0"/>
+              <w:pageBreakBefore w:val="0"/>
+              <w:spacing w:before="40" w:after="40" w:line="252" w:lineRule="auto"/>
+              <w:ind w:left="0" w:right="0" w:firstLine="0"/>
+              <w:jc w:val="left"/>
               <w:rPr>
                 <w:color w:val="000000"/>
               </w:rPr>
@@ -1736,10 +2836,24 @@
         </w:tc>
         <w:tc>
           <w:tcPr>
-            <w:tcW w:w="5490" w:type="dxa"/>
-          </w:tcPr>
-          <w:p>
-            <w:pPr>
+            <w:tcW w:w="4752" w:type="dxa"/>
+            <w:vAlign w:val="center"/>
+            <w:tcMar>
+              <w:top w:w="90" w:type="dxa"/>
+              <w:start w:w="100" w:type="dxa"/>
+              <w:bottom w:w="90" w:type="dxa"/>
+              <w:end w:w="100" w:type="dxa"/>
+            </w:tcMar>
+            <w:shd w:fill="F0F5FA"/>
+          </w:tcPr>
+          <w:p>
+            <w:pPr>
+              <w:keepNext w:val="0"/>
+              <w:keepLines w:val="0"/>
+              <w:pageBreakBefore w:val="0"/>
+              <w:spacing w:before="40" w:after="40" w:line="252" w:lineRule="auto"/>
+              <w:ind w:left="0" w:right="0" w:firstLine="0"/>
+              <w:jc w:val="left"/>
               <w:rPr>
                 <w:color w:val="000000"/>
               </w:rPr>
@@ -1747,13 +2861,17 @@
             <w:r>
               <w:rPr>
                 <w:rFonts w:ascii="Roboto Mono" w:eastAsia="Roboto Mono" w:hAnsi="Roboto Mono" w:cs="Roboto Mono"/>
-                <w:color w:val="000000"/>
+                <w:b w:val="0"/>
+                <w:color w:val="000000"/>
+                <w:sz w:val="18"/>
               </w:rPr>
               <w:t>question_id</w:t>
             </w:r>
             <w:r>
               <w:rPr>
-                <w:color w:val="000000"/>
+                <w:b w:val="0"/>
+                <w:color w:val="000000"/>
+                <w:sz w:val="18"/>
               </w:rPr>
               <w:t xml:space="preserve"> của câu hỏi</w:t>
             </w:r>
@@ -1761,12 +2879,27 @@
         </w:tc>
       </w:tr>
       <w:tr>
-        <w:tc>
-          <w:tcPr>
-            <w:tcW w:w="2070" w:type="dxa"/>
-          </w:tcPr>
-          <w:p>
-            <w:pPr>
+        <w:trPr/>
+        <w:tc>
+          <w:tcPr>
+            <w:tcW w:w="2664" w:type="dxa"/>
+            <w:vAlign w:val="center"/>
+            <w:tcMar>
+              <w:top w:w="90" w:type="dxa"/>
+              <w:start w:w="100" w:type="dxa"/>
+              <w:bottom w:w="90" w:type="dxa"/>
+              <w:end w:w="100" w:type="dxa"/>
+            </w:tcMar>
+            <w:shd w:fill="FFFFFF"/>
+          </w:tcPr>
+          <w:p>
+            <w:pPr>
+              <w:keepNext w:val="0"/>
+              <w:keepLines w:val="0"/>
+              <w:pageBreakBefore w:val="0"/>
+              <w:spacing w:before="40" w:after="40" w:line="252" w:lineRule="auto"/>
+              <w:ind w:left="0" w:right="0" w:firstLine="0"/>
+              <w:jc w:val="left"/>
               <w:rPr>
                 <w:color w:val="000000"/>
               </w:rPr>
@@ -1774,7 +2907,9 @@
             <w:r>
               <w:rPr>
                 <w:rFonts w:ascii="Roboto Mono" w:eastAsia="Roboto Mono" w:hAnsi="Roboto Mono" w:cs="Roboto Mono"/>
-                <w:color w:val="000000"/>
+                <w:b w:val="0"/>
+                <w:color w:val="000000"/>
+                <w:sz w:val="18"/>
               </w:rPr>
               <w:t>event_type</w:t>
             </w:r>
@@ -1782,10 +2917,24 @@
         </w:tc>
         <w:tc>
           <w:tcPr>
-            <w:tcW w:w="1710" w:type="dxa"/>
-          </w:tcPr>
-          <w:p>
-            <w:pPr>
+            <w:tcW w:w="1440" w:type="dxa"/>
+            <w:vAlign w:val="center"/>
+            <w:tcMar>
+              <w:top w:w="90" w:type="dxa"/>
+              <w:start w:w="100" w:type="dxa"/>
+              <w:bottom w:w="90" w:type="dxa"/>
+              <w:end w:w="100" w:type="dxa"/>
+            </w:tcMar>
+            <w:shd w:fill="FFFFFF"/>
+          </w:tcPr>
+          <w:p>
+            <w:pPr>
+              <w:keepNext w:val="0"/>
+              <w:keepLines w:val="0"/>
+              <w:pageBreakBefore w:val="0"/>
+              <w:spacing w:before="40" w:after="40" w:line="252" w:lineRule="auto"/>
+              <w:ind w:left="0" w:right="0" w:firstLine="0"/>
+              <w:jc w:val="left"/>
               <w:rPr>
                 <w:color w:val="000000"/>
               </w:rPr>
@@ -1810,56 +2959,84 @@
         </w:tc>
         <w:tc>
           <w:tcPr>
-            <w:tcW w:w="5490" w:type="dxa"/>
-          </w:tcPr>
-          <w:p>
-            <w:pPr>
-              <w:rPr>
-                <w:color w:val="000000"/>
-              </w:rPr>
-            </w:pPr>
-            <w:r>
-              <w:rPr>
-                <w:color w:val="000000"/>
+            <w:tcW w:w="4752" w:type="dxa"/>
+            <w:vAlign w:val="center"/>
+            <w:tcMar>
+              <w:top w:w="90" w:type="dxa"/>
+              <w:start w:w="100" w:type="dxa"/>
+              <w:bottom w:w="90" w:type="dxa"/>
+              <w:end w:w="100" w:type="dxa"/>
+            </w:tcMar>
+            <w:shd w:fill="FFFFFF"/>
+          </w:tcPr>
+          <w:p>
+            <w:pPr>
+              <w:keepNext w:val="0"/>
+              <w:keepLines w:val="0"/>
+              <w:pageBreakBefore w:val="0"/>
+              <w:spacing w:before="40" w:after="40" w:line="252" w:lineRule="auto"/>
+              <w:ind w:left="0" w:right="0" w:firstLine="0"/>
+              <w:jc w:val="left"/>
+              <w:rPr>
+                <w:color w:val="000000"/>
+              </w:rPr>
+            </w:pPr>
+            <w:r>
+              <w:rPr>
+                <w:b w:val="0"/>
+                <w:color w:val="000000"/>
+                <w:sz w:val="18"/>
               </w:rPr>
               <w:t>Tên sự kiện tương ứng (</w:t>
             </w:r>
             <w:r>
               <w:rPr>
                 <w:rFonts w:ascii="Roboto Mono" w:eastAsia="Roboto Mono" w:hAnsi="Roboto Mono" w:cs="Roboto Mono"/>
-                <w:color w:val="000000"/>
+                <w:b w:val="0"/>
+                <w:color w:val="000000"/>
+                <w:sz w:val="18"/>
               </w:rPr>
               <w:t>QuestionCreatedEvent</w:t>
             </w:r>
             <w:r>
               <w:rPr>
-                <w:color w:val="000000"/>
+                <w:b w:val="0"/>
+                <w:color w:val="000000"/>
+                <w:sz w:val="18"/>
               </w:rPr>
               <w:t xml:space="preserve">, </w:t>
             </w:r>
             <w:r>
               <w:rPr>
                 <w:rFonts w:ascii="Roboto Mono" w:eastAsia="Roboto Mono" w:hAnsi="Roboto Mono" w:cs="Roboto Mono"/>
-                <w:color w:val="000000"/>
+                <w:b w:val="0"/>
+                <w:color w:val="000000"/>
+                <w:sz w:val="18"/>
               </w:rPr>
               <w:t>QuestionUpdatedEvent</w:t>
             </w:r>
             <w:r>
               <w:rPr>
-                <w:color w:val="000000"/>
+                <w:b w:val="0"/>
+                <w:color w:val="000000"/>
+                <w:sz w:val="18"/>
               </w:rPr>
               <w:t xml:space="preserve">, </w:t>
             </w:r>
             <w:r>
               <w:rPr>
                 <w:rFonts w:ascii="Roboto Mono" w:eastAsia="Roboto Mono" w:hAnsi="Roboto Mono" w:cs="Roboto Mono"/>
-                <w:color w:val="000000"/>
+                <w:b w:val="0"/>
+                <w:color w:val="000000"/>
+                <w:sz w:val="18"/>
               </w:rPr>
               <w:t>QuestionDeletedEvent</w:t>
             </w:r>
             <w:r>
               <w:rPr>
-                <w:color w:val="000000"/>
+                <w:b w:val="0"/>
+                <w:color w:val="000000"/>
+                <w:sz w:val="18"/>
               </w:rPr>
               <w:t>)</w:t>
             </w:r>
@@ -1867,12 +3044,27 @@
         </w:tc>
       </w:tr>
       <w:tr>
-        <w:tc>
-          <w:tcPr>
-            <w:tcW w:w="2070" w:type="dxa"/>
-          </w:tcPr>
-          <w:p>
-            <w:pPr>
+        <w:trPr/>
+        <w:tc>
+          <w:tcPr>
+            <w:tcW w:w="2664" w:type="dxa"/>
+            <w:vAlign w:val="center"/>
+            <w:tcMar>
+              <w:top w:w="90" w:type="dxa"/>
+              <w:start w:w="100" w:type="dxa"/>
+              <w:bottom w:w="90" w:type="dxa"/>
+              <w:end w:w="100" w:type="dxa"/>
+            </w:tcMar>
+            <w:shd w:fill="F0F5FA"/>
+          </w:tcPr>
+          <w:p>
+            <w:pPr>
+              <w:keepNext w:val="0"/>
+              <w:keepLines w:val="0"/>
+              <w:pageBreakBefore w:val="0"/>
+              <w:spacing w:before="40" w:after="40" w:line="252" w:lineRule="auto"/>
+              <w:ind w:left="0" w:right="0" w:firstLine="0"/>
+              <w:jc w:val="left"/>
               <w:rPr>
                 <w:color w:val="000000"/>
               </w:rPr>
@@ -1880,7 +3072,9 @@
             <w:r>
               <w:rPr>
                 <w:rFonts w:ascii="Roboto Mono" w:eastAsia="Roboto Mono" w:hAnsi="Roboto Mono" w:cs="Roboto Mono"/>
-                <w:color w:val="000000"/>
+                <w:b w:val="0"/>
+                <w:color w:val="000000"/>
+                <w:sz w:val="18"/>
               </w:rPr>
               <w:t>payload</w:t>
             </w:r>
@@ -1888,10 +3082,24 @@
         </w:tc>
         <w:tc>
           <w:tcPr>
-            <w:tcW w:w="1710" w:type="dxa"/>
-          </w:tcPr>
-          <w:p>
-            <w:pPr>
+            <w:tcW w:w="1440" w:type="dxa"/>
+            <w:vAlign w:val="center"/>
+            <w:tcMar>
+              <w:top w:w="90" w:type="dxa"/>
+              <w:start w:w="100" w:type="dxa"/>
+              <w:bottom w:w="90" w:type="dxa"/>
+              <w:end w:w="100" w:type="dxa"/>
+            </w:tcMar>
+            <w:shd w:fill="F0F5FA"/>
+          </w:tcPr>
+          <w:p>
+            <w:pPr>
+              <w:keepNext w:val="0"/>
+              <w:keepLines w:val="0"/>
+              <w:pageBreakBefore w:val="0"/>
+              <w:spacing w:before="40" w:after="40" w:line="252" w:lineRule="auto"/>
+              <w:ind w:left="0" w:right="0" w:firstLine="0"/>
+              <w:jc w:val="left"/>
               <w:rPr>
                 <w:color w:val="000000"/>
               </w:rPr>
@@ -1916,31 +3124,32 @@
         </w:tc>
         <w:tc>
           <w:tcPr>
-            <w:tcW w:w="5490" w:type="dxa"/>
-          </w:tcPr>
-          <w:p>
-            <w:pPr>
-              <w:rPr>
-                <w:color w:val="000000"/>
-              </w:rPr>
-            </w:pPr>
-            <w:r>
-              <w:rPr>
-                <w:color w:val="000000"/>
-              </w:rPr>
-              <w:t xml:space="preserve">Khối dữ liệu chứa thông tin câu hỏi để lập chỉ mục (nội dung, TOEIC Part 1-7, </w:t>
-            </w:r>
-            <w:r>
-              <w:rPr>
-                <w:color w:val="000000"/>
-              </w:rPr>
-              <w:t>difficulty EASY/MEDIUM/HARD</w:t>
-            </w:r>
-            <w:r>
-              <w:rPr>
-                <w:color w:val="000000"/>
-              </w:rPr>
-              <w:t>, danh sách tags)</w:t>
+            <w:tcW w:w="4752" w:type="dxa"/>
+            <w:vAlign w:val="center"/>
+            <w:tcMar>
+              <w:top w:w="90" w:type="dxa"/>
+              <w:start w:w="100" w:type="dxa"/>
+              <w:bottom w:w="90" w:type="dxa"/>
+              <w:end w:w="100" w:type="dxa"/>
+            </w:tcMar>
+            <w:shd w:fill="F0F5FA"/>
+          </w:tcPr>
+          <w:p>
+            <w:pPr>
+              <w:keepNext w:val="0"/>
+              <w:keepLines w:val="0"/>
+              <w:pageBreakBefore w:val="0"/>
+              <w:spacing w:before="40" w:after="40" w:line="252" w:lineRule="auto"/>
+              <w:ind w:left="0" w:right="0" w:firstLine="0"/>
+              <w:jc w:val="left"/>
+            </w:pPr>
+            <w:r>
+              <w:rPr>
+                <w:b w:val="0"/>
+                <w:color w:val="000000"/>
+                <w:sz w:val="18"/>
+              </w:rPr>
+              <w:t>Thông tin câu hỏi để lập chỉ mục, gồm nội dung, part_id 1-7, difficulty và tags. part_id là logical reference tới exam_db.parts.</w:t>
             </w:r>
           </w:p>
         </w:tc>
@@ -2192,42 +3401,60 @@
     <w:tbl>
       <w:tblPr>
         <w:tblStyle w:val="a1"/>
-        <w:tblW w:w="8730" w:type="dxa"/>
+        <w:tblW w:w="8856" w:type="dxa"/>
         <w:tblInd w:w="0" w:type="dxa"/>
         <w:tblBorders>
-          <w:top w:val="single" w:sz="8" w:space="0" w:color="E2E8F0"/>
-          <w:left w:val="nil"/>
-          <w:bottom w:val="single" w:sz="8" w:space="0" w:color="E2E8F0"/>
-          <w:right w:val="nil"/>
-          <w:insideH w:val="single" w:sz="8" w:space="0" w:color="F1F5F9"/>
-          <w:insideV w:val="nil"/>
+          <w:top w:val="single" w:sz="4" w:space="0" w:color="D9D9D9"/>
+          <w:left w:val="single" w:sz="4" w:space="0" w:color="D9D9D9"/>
+          <w:bottom w:val="single" w:sz="4" w:space="0" w:color="D9D9D9"/>
+          <w:right w:val="single" w:sz="4" w:space="0" w:color="D9D9D9"/>
+          <w:insideH w:val="single" w:sz="4" w:space="0" w:color="D9D9D9"/>
+          <w:insideV w:val="single" w:sz="4" w:space="0" w:color="D9D9D9"/>
         </w:tblBorders>
         <w:tblLayout w:type="fixed"/>
         <w:tblLook w:val="0620" w:firstRow="1" w:lastRow="0" w:firstColumn="0" w:lastColumn="0" w:noHBand="1" w:noVBand="1"/>
       </w:tblPr>
       <w:tblGrid>
-        <w:gridCol w:w="2070"/>
-        <w:gridCol w:w="1710"/>
-        <w:gridCol w:w="4950"/>
+        <w:gridCol w:w="2664"/>
+        <w:gridCol w:w="1440"/>
+        <w:gridCol w:w="4752"/>
       </w:tblGrid>
       <w:tr>
         <w:trPr>
           <w:cnfStyle w:val="100000000000" w:firstRow="1" w:lastRow="0" w:firstColumn="0" w:lastColumn="0" w:oddVBand="0" w:evenVBand="0" w:oddHBand="0" w:evenHBand="0" w:firstRowFirstColumn="0" w:firstRowLastColumn="0" w:lastRowFirstColumn="0" w:lastRowLastColumn="0"/>
           <w:tblHeader/>
+          <w:tblHeader w:val="true"/>
+          <w:tblHeader w:val="true"/>
         </w:trPr>
         <w:tc>
           <w:tcPr>
-            <w:tcW w:w="2070" w:type="dxa"/>
-          </w:tcPr>
-          <w:p>
-            <w:pPr>
-              <w:rPr>
-                <w:color w:val="000000"/>
-              </w:rPr>
-            </w:pPr>
-            <w:r>
-              <w:rPr>
-                <w:color w:val="000000"/>
+            <w:tcW w:w="2664" w:type="dxa"/>
+            <w:vAlign w:val="center"/>
+            <w:tcMar>
+              <w:top w:w="90" w:type="dxa"/>
+              <w:start w:w="100" w:type="dxa"/>
+              <w:bottom w:w="90" w:type="dxa"/>
+              <w:end w:w="100" w:type="dxa"/>
+            </w:tcMar>
+            <w:shd w:fill="1F4E78"/>
+          </w:tcPr>
+          <w:p>
+            <w:pPr>
+              <w:keepNext w:val="0"/>
+              <w:keepLines w:val="0"/>
+              <w:pageBreakBefore w:val="0"/>
+              <w:spacing w:before="40" w:after="40" w:line="252" w:lineRule="auto"/>
+              <w:ind w:left="0" w:right="0" w:firstLine="0"/>
+              <w:jc w:val="left"/>
+              <w:rPr>
+                <w:color w:val="000000"/>
+              </w:rPr>
+            </w:pPr>
+            <w:r>
+              <w:rPr>
+                <w:b/>
+                <w:color w:val="FFFFFF"/>
+                <w:sz w:val="18"/>
               </w:rPr>
               <w:t>Trường (Field)</w:t>
             </w:r>
@@ -2235,17 +3462,33 @@
         </w:tc>
         <w:tc>
           <w:tcPr>
-            <w:tcW w:w="1710" w:type="dxa"/>
-          </w:tcPr>
-          <w:p>
-            <w:pPr>
-              <w:rPr>
-                <w:color w:val="000000"/>
-              </w:rPr>
-            </w:pPr>
-            <w:r>
-              <w:rPr>
-                <w:color w:val="000000"/>
+            <w:tcW w:w="1440" w:type="dxa"/>
+            <w:vAlign w:val="center"/>
+            <w:tcMar>
+              <w:top w:w="90" w:type="dxa"/>
+              <w:start w:w="100" w:type="dxa"/>
+              <w:bottom w:w="90" w:type="dxa"/>
+              <w:end w:w="100" w:type="dxa"/>
+            </w:tcMar>
+            <w:shd w:fill="1F4E78"/>
+          </w:tcPr>
+          <w:p>
+            <w:pPr>
+              <w:keepNext w:val="0"/>
+              <w:keepLines w:val="0"/>
+              <w:pageBreakBefore w:val="0"/>
+              <w:spacing w:before="40" w:after="40" w:line="252" w:lineRule="auto"/>
+              <w:ind w:left="0" w:right="0" w:firstLine="0"/>
+              <w:jc w:val="left"/>
+              <w:rPr>
+                <w:color w:val="000000"/>
+              </w:rPr>
+            </w:pPr>
+            <w:r>
+              <w:rPr>
+                <w:b/>
+                <w:color w:val="FFFFFF"/>
+                <w:sz w:val="18"/>
               </w:rPr>
               <w:t>Kiểu dữ liệu</w:t>
             </w:r>
@@ -2253,17 +3496,33 @@
         </w:tc>
         <w:tc>
           <w:tcPr>
-            <w:tcW w:w="4950" w:type="dxa"/>
-          </w:tcPr>
-          <w:p>
-            <w:pPr>
-              <w:rPr>
-                <w:color w:val="000000"/>
-              </w:rPr>
-            </w:pPr>
-            <w:r>
-              <w:rPr>
-                <w:color w:val="000000"/>
+            <w:tcW w:w="4752" w:type="dxa"/>
+            <w:vAlign w:val="center"/>
+            <w:tcMar>
+              <w:top w:w="90" w:type="dxa"/>
+              <w:start w:w="100" w:type="dxa"/>
+              <w:bottom w:w="90" w:type="dxa"/>
+              <w:end w:w="100" w:type="dxa"/>
+            </w:tcMar>
+            <w:shd w:fill="1F4E78"/>
+          </w:tcPr>
+          <w:p>
+            <w:pPr>
+              <w:keepNext w:val="0"/>
+              <w:keepLines w:val="0"/>
+              <w:pageBreakBefore w:val="0"/>
+              <w:spacing w:before="40" w:after="40" w:line="252" w:lineRule="auto"/>
+              <w:ind w:left="0" w:right="0" w:firstLine="0"/>
+              <w:jc w:val="left"/>
+              <w:rPr>
+                <w:color w:val="000000"/>
+              </w:rPr>
+            </w:pPr>
+            <w:r>
+              <w:rPr>
+                <w:b/>
+                <w:color w:val="FFFFFF"/>
+                <w:sz w:val="18"/>
               </w:rPr>
               <w:t>Mô tả</w:t>
             </w:r>
@@ -2271,12 +3530,27 @@
         </w:tc>
       </w:tr>
       <w:tr>
-        <w:tc>
-          <w:tcPr>
-            <w:tcW w:w="2070" w:type="dxa"/>
-          </w:tcPr>
-          <w:p>
-            <w:pPr>
+        <w:trPr/>
+        <w:tc>
+          <w:tcPr>
+            <w:tcW w:w="2664" w:type="dxa"/>
+            <w:vAlign w:val="center"/>
+            <w:tcMar>
+              <w:top w:w="90" w:type="dxa"/>
+              <w:start w:w="100" w:type="dxa"/>
+              <w:bottom w:w="90" w:type="dxa"/>
+              <w:end w:w="100" w:type="dxa"/>
+            </w:tcMar>
+            <w:shd w:fill="FFFFFF"/>
+          </w:tcPr>
+          <w:p>
+            <w:pPr>
+              <w:keepNext w:val="0"/>
+              <w:keepLines w:val="0"/>
+              <w:pageBreakBefore w:val="0"/>
+              <w:spacing w:before="40" w:after="40" w:line="252" w:lineRule="auto"/>
+              <w:ind w:left="0" w:right="0" w:firstLine="0"/>
+              <w:jc w:val="left"/>
               <w:rPr>
                 <w:color w:val="000000"/>
               </w:rPr>
@@ -2284,7 +3558,9 @@
             <w:r>
               <w:rPr>
                 <w:rFonts w:ascii="Roboto Mono" w:eastAsia="Roboto Mono" w:hAnsi="Roboto Mono" w:cs="Roboto Mono"/>
-                <w:color w:val="000000"/>
+                <w:b w:val="0"/>
+                <w:color w:val="000000"/>
+                <w:sz w:val="18"/>
               </w:rPr>
               <w:t>event_id</w:t>
             </w:r>
@@ -2292,10 +3568,24 @@
         </w:tc>
         <w:tc>
           <w:tcPr>
-            <w:tcW w:w="1710" w:type="dxa"/>
-          </w:tcPr>
-          <w:p>
-            <w:pPr>
+            <w:tcW w:w="1440" w:type="dxa"/>
+            <w:vAlign w:val="center"/>
+            <w:tcMar>
+              <w:top w:w="90" w:type="dxa"/>
+              <w:start w:w="100" w:type="dxa"/>
+              <w:bottom w:w="90" w:type="dxa"/>
+              <w:end w:w="100" w:type="dxa"/>
+            </w:tcMar>
+            <w:shd w:fill="FFFFFF"/>
+          </w:tcPr>
+          <w:p>
+            <w:pPr>
+              <w:keepNext w:val="0"/>
+              <w:keepLines w:val="0"/>
+              <w:pageBreakBefore w:val="0"/>
+              <w:spacing w:before="40" w:after="40" w:line="252" w:lineRule="auto"/>
+              <w:ind w:left="0" w:right="0" w:firstLine="0"/>
+              <w:jc w:val="left"/>
               <w:rPr>
                 <w:color w:val="000000"/>
               </w:rPr>
@@ -2321,17 +3611,33 @@
         </w:tc>
         <w:tc>
           <w:tcPr>
-            <w:tcW w:w="4950" w:type="dxa"/>
-          </w:tcPr>
-          <w:p>
-            <w:pPr>
-              <w:rPr>
-                <w:color w:val="000000"/>
-              </w:rPr>
-            </w:pPr>
-            <w:r>
-              <w:rPr>
-                <w:color w:val="000000"/>
+            <w:tcW w:w="4752" w:type="dxa"/>
+            <w:vAlign w:val="center"/>
+            <w:tcMar>
+              <w:top w:w="90" w:type="dxa"/>
+              <w:start w:w="100" w:type="dxa"/>
+              <w:bottom w:w="90" w:type="dxa"/>
+              <w:end w:w="100" w:type="dxa"/>
+            </w:tcMar>
+            <w:shd w:fill="FFFFFF"/>
+          </w:tcPr>
+          <w:p>
+            <w:pPr>
+              <w:keepNext w:val="0"/>
+              <w:keepLines w:val="0"/>
+              <w:pageBreakBefore w:val="0"/>
+              <w:spacing w:before="40" w:after="40" w:line="252" w:lineRule="auto"/>
+              <w:ind w:left="0" w:right="0" w:firstLine="0"/>
+              <w:jc w:val="left"/>
+              <w:rPr>
+                <w:color w:val="000000"/>
+              </w:rPr>
+            </w:pPr>
+            <w:r>
+              <w:rPr>
+                <w:b w:val="0"/>
+                <w:color w:val="000000"/>
+                <w:sz w:val="18"/>
               </w:rPr>
               <w:t>Idempotency key</w:t>
             </w:r>
@@ -2339,12 +3645,27 @@
         </w:tc>
       </w:tr>
       <w:tr>
-        <w:tc>
-          <w:tcPr>
-            <w:tcW w:w="2070" w:type="dxa"/>
-          </w:tcPr>
-          <w:p>
-            <w:pPr>
+        <w:trPr/>
+        <w:tc>
+          <w:tcPr>
+            <w:tcW w:w="2664" w:type="dxa"/>
+            <w:vAlign w:val="center"/>
+            <w:tcMar>
+              <w:top w:w="90" w:type="dxa"/>
+              <w:start w:w="100" w:type="dxa"/>
+              <w:bottom w:w="90" w:type="dxa"/>
+              <w:end w:w="100" w:type="dxa"/>
+            </w:tcMar>
+            <w:shd w:fill="F0F5FA"/>
+          </w:tcPr>
+          <w:p>
+            <w:pPr>
+              <w:keepNext w:val="0"/>
+              <w:keepLines w:val="0"/>
+              <w:pageBreakBefore w:val="0"/>
+              <w:spacing w:before="40" w:after="40" w:line="252" w:lineRule="auto"/>
+              <w:ind w:left="0" w:right="0" w:firstLine="0"/>
+              <w:jc w:val="left"/>
               <w:rPr>
                 <w:color w:val="000000"/>
               </w:rPr>
@@ -2352,7 +3673,9 @@
             <w:r>
               <w:rPr>
                 <w:rFonts w:ascii="Roboto Mono" w:eastAsia="Roboto Mono" w:hAnsi="Roboto Mono" w:cs="Roboto Mono"/>
-                <w:color w:val="000000"/>
+                <w:b w:val="0"/>
+                <w:color w:val="000000"/>
+                <w:sz w:val="18"/>
               </w:rPr>
               <w:t>aggregate_id</w:t>
             </w:r>
@@ -2360,10 +3683,24 @@
         </w:tc>
         <w:tc>
           <w:tcPr>
-            <w:tcW w:w="1710" w:type="dxa"/>
-          </w:tcPr>
-          <w:p>
-            <w:pPr>
+            <w:tcW w:w="1440" w:type="dxa"/>
+            <w:vAlign w:val="center"/>
+            <w:tcMar>
+              <w:top w:w="90" w:type="dxa"/>
+              <w:start w:w="100" w:type="dxa"/>
+              <w:bottom w:w="90" w:type="dxa"/>
+              <w:end w:w="100" w:type="dxa"/>
+            </w:tcMar>
+            <w:shd w:fill="F0F5FA"/>
+          </w:tcPr>
+          <w:p>
+            <w:pPr>
+              <w:keepNext w:val="0"/>
+              <w:keepLines w:val="0"/>
+              <w:pageBreakBefore w:val="0"/>
+              <w:spacing w:before="40" w:after="40" w:line="252" w:lineRule="auto"/>
+              <w:ind w:left="0" w:right="0" w:firstLine="0"/>
+              <w:jc w:val="left"/>
               <w:rPr>
                 <w:color w:val="000000"/>
               </w:rPr>
@@ -2389,10 +3726,24 @@
         </w:tc>
         <w:tc>
           <w:tcPr>
-            <w:tcW w:w="4950" w:type="dxa"/>
-          </w:tcPr>
-          <w:p>
-            <w:pPr>
+            <w:tcW w:w="4752" w:type="dxa"/>
+            <w:vAlign w:val="center"/>
+            <w:tcMar>
+              <w:top w:w="90" w:type="dxa"/>
+              <w:start w:w="100" w:type="dxa"/>
+              <w:bottom w:w="90" w:type="dxa"/>
+              <w:end w:w="100" w:type="dxa"/>
+            </w:tcMar>
+            <w:shd w:fill="F0F5FA"/>
+          </w:tcPr>
+          <w:p>
+            <w:pPr>
+              <w:keepNext w:val="0"/>
+              <w:keepLines w:val="0"/>
+              <w:pageBreakBefore w:val="0"/>
+              <w:spacing w:before="40" w:after="40" w:line="252" w:lineRule="auto"/>
+              <w:ind w:left="0" w:right="0" w:firstLine="0"/>
+              <w:jc w:val="left"/>
               <w:rPr>
                 <w:color w:val="000000"/>
               </w:rPr>
@@ -2400,20 +3751,26 @@
             <w:r>
               <w:rPr>
                 <w:rFonts w:ascii="Roboto Mono" w:eastAsia="Roboto Mono" w:hAnsi="Roboto Mono" w:cs="Roboto Mono"/>
-                <w:color w:val="000000"/>
+                <w:b w:val="0"/>
+                <w:color w:val="000000"/>
+                <w:sz w:val="18"/>
               </w:rPr>
               <w:t>vocabulary_id</w:t>
             </w:r>
             <w:r>
               <w:rPr>
-                <w:color w:val="000000"/>
+                <w:b w:val="0"/>
+                <w:color w:val="000000"/>
+                <w:sz w:val="18"/>
               </w:rPr>
               <w:t xml:space="preserve"> hoặc </w:t>
             </w:r>
             <w:r>
               <w:rPr>
                 <w:rFonts w:ascii="Roboto Mono" w:eastAsia="Roboto Mono" w:hAnsi="Roboto Mono" w:cs="Roboto Mono"/>
-                <w:color w:val="000000"/>
+                <w:b w:val="0"/>
+                <w:color w:val="000000"/>
+                <w:sz w:val="18"/>
               </w:rPr>
               <w:t>lesson_id</w:t>
             </w:r>
@@ -2421,12 +3778,27 @@
         </w:tc>
       </w:tr>
       <w:tr>
-        <w:tc>
-          <w:tcPr>
-            <w:tcW w:w="2070" w:type="dxa"/>
-          </w:tcPr>
-          <w:p>
-            <w:pPr>
+        <w:trPr/>
+        <w:tc>
+          <w:tcPr>
+            <w:tcW w:w="2664" w:type="dxa"/>
+            <w:vAlign w:val="center"/>
+            <w:tcMar>
+              <w:top w:w="90" w:type="dxa"/>
+              <w:start w:w="100" w:type="dxa"/>
+              <w:bottom w:w="90" w:type="dxa"/>
+              <w:end w:w="100" w:type="dxa"/>
+            </w:tcMar>
+            <w:shd w:fill="FFFFFF"/>
+          </w:tcPr>
+          <w:p>
+            <w:pPr>
+              <w:keepNext w:val="0"/>
+              <w:keepLines w:val="0"/>
+              <w:pageBreakBefore w:val="0"/>
+              <w:spacing w:before="40" w:after="40" w:line="252" w:lineRule="auto"/>
+              <w:ind w:left="0" w:right="0" w:firstLine="0"/>
+              <w:jc w:val="left"/>
               <w:rPr>
                 <w:color w:val="000000"/>
               </w:rPr>
@@ -2434,7 +3806,9 @@
             <w:r>
               <w:rPr>
                 <w:rFonts w:ascii="Roboto Mono" w:eastAsia="Roboto Mono" w:hAnsi="Roboto Mono" w:cs="Roboto Mono"/>
-                <w:color w:val="000000"/>
+                <w:b w:val="0"/>
+                <w:color w:val="000000"/>
+                <w:sz w:val="18"/>
               </w:rPr>
               <w:lastRenderedPageBreak/>
               <w:t>event_type</w:t>
@@ -2443,10 +3817,24 @@
         </w:tc>
         <w:tc>
           <w:tcPr>
-            <w:tcW w:w="1710" w:type="dxa"/>
-          </w:tcPr>
-          <w:p>
-            <w:pPr>
+            <w:tcW w:w="1440" w:type="dxa"/>
+            <w:vAlign w:val="center"/>
+            <w:tcMar>
+              <w:top w:w="90" w:type="dxa"/>
+              <w:start w:w="100" w:type="dxa"/>
+              <w:bottom w:w="90" w:type="dxa"/>
+              <w:end w:w="100" w:type="dxa"/>
+            </w:tcMar>
+            <w:shd w:fill="FFFFFF"/>
+          </w:tcPr>
+          <w:p>
+            <w:pPr>
+              <w:keepNext w:val="0"/>
+              <w:keepLines w:val="0"/>
+              <w:pageBreakBefore w:val="0"/>
+              <w:spacing w:before="40" w:after="40" w:line="252" w:lineRule="auto"/>
+              <w:ind w:left="0" w:right="0" w:firstLine="0"/>
+              <w:jc w:val="left"/>
               <w:rPr>
                 <w:color w:val="000000"/>
               </w:rPr>
@@ -2472,10 +3860,24 @@
         </w:tc>
         <w:tc>
           <w:tcPr>
-            <w:tcW w:w="4950" w:type="dxa"/>
-          </w:tcPr>
-          <w:p>
-            <w:pPr>
+            <w:tcW w:w="4752" w:type="dxa"/>
+            <w:vAlign w:val="center"/>
+            <w:tcMar>
+              <w:top w:w="90" w:type="dxa"/>
+              <w:start w:w="100" w:type="dxa"/>
+              <w:bottom w:w="90" w:type="dxa"/>
+              <w:end w:w="100" w:type="dxa"/>
+            </w:tcMar>
+            <w:shd w:fill="FFFFFF"/>
+          </w:tcPr>
+          <w:p>
+            <w:pPr>
+              <w:keepNext w:val="0"/>
+              <w:keepLines w:val="0"/>
+              <w:pageBreakBefore w:val="0"/>
+              <w:spacing w:before="40" w:after="40" w:line="252" w:lineRule="auto"/>
+              <w:ind w:left="0" w:right="0" w:firstLine="0"/>
+              <w:jc w:val="left"/>
               <w:rPr>
                 <w:color w:val="000000"/>
               </w:rPr>
@@ -2483,20 +3885,26 @@
             <w:r>
               <w:rPr>
                 <w:rFonts w:ascii="Roboto Mono" w:eastAsia="Roboto Mono" w:hAnsi="Roboto Mono" w:cs="Roboto Mono"/>
-                <w:color w:val="000000"/>
+                <w:b w:val="0"/>
+                <w:color w:val="000000"/>
+                <w:sz w:val="18"/>
               </w:rPr>
               <w:t>VocabularyLearnedEvent</w:t>
             </w:r>
             <w:r>
               <w:rPr>
-                <w:color w:val="000000"/>
+                <w:b w:val="0"/>
+                <w:color w:val="000000"/>
+                <w:sz w:val="18"/>
               </w:rPr>
               <w:t xml:space="preserve"> hoặc </w:t>
             </w:r>
             <w:r>
               <w:rPr>
                 <w:rFonts w:ascii="Roboto Mono" w:eastAsia="Roboto Mono" w:hAnsi="Roboto Mono" w:cs="Roboto Mono"/>
-                <w:color w:val="000000"/>
+                <w:b w:val="0"/>
+                <w:color w:val="000000"/>
+                <w:sz w:val="18"/>
               </w:rPr>
               <w:t>LessonCompletedEvent</w:t>
             </w:r>
@@ -2504,12 +3912,27 @@
         </w:tc>
       </w:tr>
       <w:tr>
-        <w:tc>
-          <w:tcPr>
-            <w:tcW w:w="2070" w:type="dxa"/>
-          </w:tcPr>
-          <w:p>
-            <w:pPr>
+        <w:trPr/>
+        <w:tc>
+          <w:tcPr>
+            <w:tcW w:w="2664" w:type="dxa"/>
+            <w:vAlign w:val="center"/>
+            <w:tcMar>
+              <w:top w:w="90" w:type="dxa"/>
+              <w:start w:w="100" w:type="dxa"/>
+              <w:bottom w:w="90" w:type="dxa"/>
+              <w:end w:w="100" w:type="dxa"/>
+            </w:tcMar>
+            <w:shd w:fill="F0F5FA"/>
+          </w:tcPr>
+          <w:p>
+            <w:pPr>
+              <w:keepNext w:val="0"/>
+              <w:keepLines w:val="0"/>
+              <w:pageBreakBefore w:val="0"/>
+              <w:spacing w:before="40" w:after="40" w:line="252" w:lineRule="auto"/>
+              <w:ind w:left="0" w:right="0" w:firstLine="0"/>
+              <w:jc w:val="left"/>
               <w:rPr>
                 <w:color w:val="000000"/>
               </w:rPr>
@@ -2517,7 +3940,9 @@
             <w:r>
               <w:rPr>
                 <w:rFonts w:ascii="Roboto Mono" w:eastAsia="Roboto Mono" w:hAnsi="Roboto Mono" w:cs="Roboto Mono"/>
-                <w:color w:val="000000"/>
+                <w:b w:val="0"/>
+                <w:color w:val="000000"/>
+                <w:sz w:val="18"/>
               </w:rPr>
               <w:t>user_id</w:t>
             </w:r>
@@ -2525,10 +3950,24 @@
         </w:tc>
         <w:tc>
           <w:tcPr>
-            <w:tcW w:w="1710" w:type="dxa"/>
-          </w:tcPr>
-          <w:p>
-            <w:pPr>
+            <w:tcW w:w="1440" w:type="dxa"/>
+            <w:vAlign w:val="center"/>
+            <w:tcMar>
+              <w:top w:w="90" w:type="dxa"/>
+              <w:start w:w="100" w:type="dxa"/>
+              <w:bottom w:w="90" w:type="dxa"/>
+              <w:end w:w="100" w:type="dxa"/>
+            </w:tcMar>
+            <w:shd w:fill="F0F5FA"/>
+          </w:tcPr>
+          <w:p>
+            <w:pPr>
+              <w:keepNext w:val="0"/>
+              <w:keepLines w:val="0"/>
+              <w:pageBreakBefore w:val="0"/>
+              <w:spacing w:before="40" w:after="40" w:line="252" w:lineRule="auto"/>
+              <w:ind w:left="0" w:right="0" w:firstLine="0"/>
+              <w:jc w:val="left"/>
               <w:rPr>
                 <w:color w:val="000000"/>
               </w:rPr>
@@ -2554,17 +3993,33 @@
         </w:tc>
         <w:tc>
           <w:tcPr>
-            <w:tcW w:w="4950" w:type="dxa"/>
-          </w:tcPr>
-          <w:p>
-            <w:pPr>
-              <w:rPr>
-                <w:color w:val="000000"/>
-              </w:rPr>
-            </w:pPr>
-            <w:r>
-              <w:rPr>
-                <w:color w:val="000000"/>
+            <w:tcW w:w="4752" w:type="dxa"/>
+            <w:vAlign w:val="center"/>
+            <w:tcMar>
+              <w:top w:w="90" w:type="dxa"/>
+              <w:start w:w="100" w:type="dxa"/>
+              <w:bottom w:w="90" w:type="dxa"/>
+              <w:end w:w="100" w:type="dxa"/>
+            </w:tcMar>
+            <w:shd w:fill="F0F5FA"/>
+          </w:tcPr>
+          <w:p>
+            <w:pPr>
+              <w:keepNext w:val="0"/>
+              <w:keepLines w:val="0"/>
+              <w:pageBreakBefore w:val="0"/>
+              <w:spacing w:before="40" w:after="40" w:line="252" w:lineRule="auto"/>
+              <w:ind w:left="0" w:right="0" w:firstLine="0"/>
+              <w:jc w:val="left"/>
+              <w:rPr>
+                <w:color w:val="000000"/>
+              </w:rPr>
+            </w:pPr>
+            <w:r>
+              <w:rPr>
+                <w:b w:val="0"/>
+                <w:color w:val="000000"/>
+                <w:sz w:val="18"/>
               </w:rPr>
               <w:t>ID của người dùng</w:t>
             </w:r>
@@ -2572,12 +4027,27 @@
         </w:tc>
       </w:tr>
       <w:tr>
-        <w:tc>
-          <w:tcPr>
-            <w:tcW w:w="2070" w:type="dxa"/>
-          </w:tcPr>
-          <w:p>
-            <w:pPr>
+        <w:trPr/>
+        <w:tc>
+          <w:tcPr>
+            <w:tcW w:w="2664" w:type="dxa"/>
+            <w:vAlign w:val="center"/>
+            <w:tcMar>
+              <w:top w:w="90" w:type="dxa"/>
+              <w:start w:w="100" w:type="dxa"/>
+              <w:bottom w:w="90" w:type="dxa"/>
+              <w:end w:w="100" w:type="dxa"/>
+            </w:tcMar>
+            <w:shd w:fill="FFFFFF"/>
+          </w:tcPr>
+          <w:p>
+            <w:pPr>
+              <w:keepNext w:val="0"/>
+              <w:keepLines w:val="0"/>
+              <w:pageBreakBefore w:val="0"/>
+              <w:spacing w:before="40" w:after="40" w:line="252" w:lineRule="auto"/>
+              <w:ind w:left="0" w:right="0" w:firstLine="0"/>
+              <w:jc w:val="left"/>
               <w:rPr>
                 <w:color w:val="000000"/>
               </w:rPr>
@@ -2585,7 +4055,9 @@
             <w:r>
               <w:rPr>
                 <w:rFonts w:ascii="Roboto Mono" w:eastAsia="Roboto Mono" w:hAnsi="Roboto Mono" w:cs="Roboto Mono"/>
-                <w:color w:val="000000"/>
+                <w:b w:val="0"/>
+                <w:color w:val="000000"/>
+                <w:sz w:val="18"/>
               </w:rPr>
               <w:t>entity_id</w:t>
             </w:r>
@@ -2593,10 +4065,24 @@
         </w:tc>
         <w:tc>
           <w:tcPr>
-            <w:tcW w:w="1710" w:type="dxa"/>
-          </w:tcPr>
-          <w:p>
-            <w:pPr>
+            <w:tcW w:w="1440" w:type="dxa"/>
+            <w:vAlign w:val="center"/>
+            <w:tcMar>
+              <w:top w:w="90" w:type="dxa"/>
+              <w:start w:w="100" w:type="dxa"/>
+              <w:bottom w:w="90" w:type="dxa"/>
+              <w:end w:w="100" w:type="dxa"/>
+            </w:tcMar>
+            <w:shd w:fill="FFFFFF"/>
+          </w:tcPr>
+          <w:p>
+            <w:pPr>
+              <w:keepNext w:val="0"/>
+              <w:keepLines w:val="0"/>
+              <w:pageBreakBefore w:val="0"/>
+              <w:spacing w:before="40" w:after="40" w:line="252" w:lineRule="auto"/>
+              <w:ind w:left="0" w:right="0" w:firstLine="0"/>
+              <w:jc w:val="left"/>
               <w:rPr>
                 <w:color w:val="000000"/>
               </w:rPr>
@@ -2622,17 +4108,33 @@
         </w:tc>
         <w:tc>
           <w:tcPr>
-            <w:tcW w:w="4950" w:type="dxa"/>
-          </w:tcPr>
-          <w:p>
-            <w:pPr>
-              <w:rPr>
-                <w:color w:val="000000"/>
-              </w:rPr>
-            </w:pPr>
-            <w:r>
-              <w:rPr>
-                <w:color w:val="000000"/>
+            <w:tcW w:w="4752" w:type="dxa"/>
+            <w:vAlign w:val="center"/>
+            <w:tcMar>
+              <w:top w:w="90" w:type="dxa"/>
+              <w:start w:w="100" w:type="dxa"/>
+              <w:bottom w:w="90" w:type="dxa"/>
+              <w:end w:w="100" w:type="dxa"/>
+            </w:tcMar>
+            <w:shd w:fill="FFFFFF"/>
+          </w:tcPr>
+          <w:p>
+            <w:pPr>
+              <w:keepNext w:val="0"/>
+              <w:keepLines w:val="0"/>
+              <w:pageBreakBefore w:val="0"/>
+              <w:spacing w:before="40" w:after="40" w:line="252" w:lineRule="auto"/>
+              <w:ind w:left="0" w:right="0" w:firstLine="0"/>
+              <w:jc w:val="left"/>
+              <w:rPr>
+                <w:color w:val="000000"/>
+              </w:rPr>
+            </w:pPr>
+            <w:r>
+              <w:rPr>
+                <w:b w:val="0"/>
+                <w:color w:val="000000"/>
+                <w:sz w:val="18"/>
               </w:rPr>
               <w:t>ID của đối tượng liên quan (bài học hoặc từ vựng)</w:t>
             </w:r>
@@ -2640,12 +4142,27 @@
         </w:tc>
       </w:tr>
       <w:tr>
-        <w:tc>
-          <w:tcPr>
-            <w:tcW w:w="2070" w:type="dxa"/>
-          </w:tcPr>
-          <w:p>
-            <w:pPr>
+        <w:trPr/>
+        <w:tc>
+          <w:tcPr>
+            <w:tcW w:w="2664" w:type="dxa"/>
+            <w:vAlign w:val="center"/>
+            <w:tcMar>
+              <w:top w:w="90" w:type="dxa"/>
+              <w:start w:w="100" w:type="dxa"/>
+              <w:bottom w:w="90" w:type="dxa"/>
+              <w:end w:w="100" w:type="dxa"/>
+            </w:tcMar>
+            <w:shd w:fill="F0F5FA"/>
+          </w:tcPr>
+          <w:p>
+            <w:pPr>
+              <w:keepNext w:val="0"/>
+              <w:keepLines w:val="0"/>
+              <w:pageBreakBefore w:val="0"/>
+              <w:spacing w:before="40" w:after="40" w:line="252" w:lineRule="auto"/>
+              <w:ind w:left="0" w:right="0" w:firstLine="0"/>
+              <w:jc w:val="left"/>
               <w:rPr>
                 <w:color w:val="000000"/>
               </w:rPr>
@@ -2653,7 +4170,9 @@
             <w:r>
               <w:rPr>
                 <w:rFonts w:ascii="Roboto Mono" w:eastAsia="Roboto Mono" w:hAnsi="Roboto Mono" w:cs="Roboto Mono"/>
-                <w:color w:val="000000"/>
+                <w:b w:val="0"/>
+                <w:color w:val="000000"/>
+                <w:sz w:val="18"/>
               </w:rPr>
               <w:t>occurred_at</w:t>
             </w:r>
@@ -2661,10 +4180,24 @@
         </w:tc>
         <w:tc>
           <w:tcPr>
-            <w:tcW w:w="1710" w:type="dxa"/>
-          </w:tcPr>
-          <w:p>
-            <w:pPr>
+            <w:tcW w:w="1440" w:type="dxa"/>
+            <w:vAlign w:val="center"/>
+            <w:tcMar>
+              <w:top w:w="90" w:type="dxa"/>
+              <w:start w:w="100" w:type="dxa"/>
+              <w:bottom w:w="90" w:type="dxa"/>
+              <w:end w:w="100" w:type="dxa"/>
+            </w:tcMar>
+            <w:shd w:fill="F0F5FA"/>
+          </w:tcPr>
+          <w:p>
+            <w:pPr>
+              <w:keepNext w:val="0"/>
+              <w:keepLines w:val="0"/>
+              <w:pageBreakBefore w:val="0"/>
+              <w:spacing w:before="40" w:after="40" w:line="252" w:lineRule="auto"/>
+              <w:ind w:left="0" w:right="0" w:firstLine="0"/>
+              <w:jc w:val="left"/>
               <w:rPr>
                 <w:color w:val="000000"/>
               </w:rPr>
@@ -2690,17 +4223,33 @@
         </w:tc>
         <w:tc>
           <w:tcPr>
-            <w:tcW w:w="4950" w:type="dxa"/>
-          </w:tcPr>
-          <w:p>
-            <w:pPr>
-              <w:rPr>
-                <w:color w:val="000000"/>
-              </w:rPr>
-            </w:pPr>
-            <w:r>
-              <w:rPr>
-                <w:color w:val="000000"/>
+            <w:tcW w:w="4752" w:type="dxa"/>
+            <w:vAlign w:val="center"/>
+            <w:tcMar>
+              <w:top w:w="90" w:type="dxa"/>
+              <w:start w:w="100" w:type="dxa"/>
+              <w:bottom w:w="90" w:type="dxa"/>
+              <w:end w:w="100" w:type="dxa"/>
+            </w:tcMar>
+            <w:shd w:fill="F0F5FA"/>
+          </w:tcPr>
+          <w:p>
+            <w:pPr>
+              <w:keepNext w:val="0"/>
+              <w:keepLines w:val="0"/>
+              <w:pageBreakBefore w:val="0"/>
+              <w:spacing w:before="40" w:after="40" w:line="252" w:lineRule="auto"/>
+              <w:ind w:left="0" w:right="0" w:firstLine="0"/>
+              <w:jc w:val="left"/>
+              <w:rPr>
+                <w:color w:val="000000"/>
+              </w:rPr>
+            </w:pPr>
+            <w:r>
+              <w:rPr>
+                <w:b w:val="0"/>
+                <w:color w:val="000000"/>
+                <w:sz w:val="18"/>
               </w:rPr>
               <w:t>Thời gian diễn ra sự kiện</w:t>
             </w:r>
@@ -2708,12 +4257,27 @@
         </w:tc>
       </w:tr>
       <w:tr>
-        <w:tc>
-          <w:tcPr>
-            <w:tcW w:w="2070" w:type="dxa"/>
-          </w:tcPr>
-          <w:p>
-            <w:pPr>
+        <w:trPr/>
+        <w:tc>
+          <w:tcPr>
+            <w:tcW w:w="2664" w:type="dxa"/>
+            <w:vAlign w:val="center"/>
+            <w:tcMar>
+              <w:top w:w="90" w:type="dxa"/>
+              <w:start w:w="100" w:type="dxa"/>
+              <w:bottom w:w="90" w:type="dxa"/>
+              <w:end w:w="100" w:type="dxa"/>
+            </w:tcMar>
+            <w:shd w:fill="FFFFFF"/>
+          </w:tcPr>
+          <w:p>
+            <w:pPr>
+              <w:keepNext w:val="0"/>
+              <w:keepLines w:val="0"/>
+              <w:pageBreakBefore w:val="0"/>
+              <w:spacing w:before="40" w:after="40" w:line="252" w:lineRule="auto"/>
+              <w:ind w:left="0" w:right="0" w:firstLine="0"/>
+              <w:jc w:val="left"/>
               <w:rPr>
                 <w:color w:val="000000"/>
               </w:rPr>
@@ -2721,7 +4285,9 @@
             <w:r>
               <w:rPr>
                 <w:rFonts w:ascii="Roboto Mono" w:eastAsia="Roboto Mono" w:hAnsi="Roboto Mono" w:cs="Roboto Mono"/>
-                <w:color w:val="000000"/>
+                <w:b w:val="0"/>
+                <w:color w:val="000000"/>
+                <w:sz w:val="18"/>
               </w:rPr>
               <w:t>metadata</w:t>
             </w:r>
@@ -2729,10 +4295,24 @@
         </w:tc>
         <w:tc>
           <w:tcPr>
-            <w:tcW w:w="1710" w:type="dxa"/>
-          </w:tcPr>
-          <w:p>
-            <w:pPr>
+            <w:tcW w:w="1440" w:type="dxa"/>
+            <w:vAlign w:val="center"/>
+            <w:tcMar>
+              <w:top w:w="90" w:type="dxa"/>
+              <w:start w:w="100" w:type="dxa"/>
+              <w:bottom w:w="90" w:type="dxa"/>
+              <w:end w:w="100" w:type="dxa"/>
+            </w:tcMar>
+            <w:shd w:fill="FFFFFF"/>
+          </w:tcPr>
+          <w:p>
+            <w:pPr>
+              <w:keepNext w:val="0"/>
+              <w:keepLines w:val="0"/>
+              <w:pageBreakBefore w:val="0"/>
+              <w:spacing w:before="40" w:after="40" w:line="252" w:lineRule="auto"/>
+              <w:ind w:left="0" w:right="0" w:firstLine="0"/>
+              <w:jc w:val="left"/>
               <w:rPr>
                 <w:color w:val="000000"/>
               </w:rPr>
@@ -2758,17 +4338,33 @@
         </w:tc>
         <w:tc>
           <w:tcPr>
-            <w:tcW w:w="4950" w:type="dxa"/>
-          </w:tcPr>
-          <w:p>
-            <w:pPr>
-              <w:rPr>
-                <w:color w:val="000000"/>
-              </w:rPr>
-            </w:pPr>
-            <w:r>
-              <w:rPr>
-                <w:color w:val="000000"/>
+            <w:tcW w:w="4752" w:type="dxa"/>
+            <w:vAlign w:val="center"/>
+            <w:tcMar>
+              <w:top w:w="90" w:type="dxa"/>
+              <w:start w:w="100" w:type="dxa"/>
+              <w:bottom w:w="90" w:type="dxa"/>
+              <w:end w:w="100" w:type="dxa"/>
+            </w:tcMar>
+            <w:shd w:fill="FFFFFF"/>
+          </w:tcPr>
+          <w:p>
+            <w:pPr>
+              <w:keepNext w:val="0"/>
+              <w:keepLines w:val="0"/>
+              <w:pageBreakBefore w:val="0"/>
+              <w:spacing w:before="40" w:after="40" w:line="252" w:lineRule="auto"/>
+              <w:ind w:left="0" w:right="0" w:firstLine="0"/>
+              <w:jc w:val="left"/>
+              <w:rPr>
+                <w:color w:val="000000"/>
+              </w:rPr>
+            </w:pPr>
+            <w:r>
+              <w:rPr>
+                <w:b w:val="0"/>
+                <w:color w:val="000000"/>
+                <w:sz w:val="18"/>
               </w:rPr>
               <w:t>Chứa các dữ liệu bổ sung</w:t>
             </w:r>
@@ -2956,42 +4552,60 @@
     <w:tbl>
       <w:tblPr>
         <w:tblStyle w:val="a2"/>
-        <w:tblW w:w="8100" w:type="dxa"/>
+        <w:tblW w:w="8856" w:type="dxa"/>
         <w:tblInd w:w="0" w:type="dxa"/>
         <w:tblBorders>
-          <w:top w:val="single" w:sz="8" w:space="0" w:color="E2E8F0"/>
-          <w:left w:val="nil"/>
-          <w:bottom w:val="single" w:sz="8" w:space="0" w:color="E2E8F0"/>
-          <w:right w:val="nil"/>
-          <w:insideH w:val="single" w:sz="8" w:space="0" w:color="F1F5F9"/>
-          <w:insideV w:val="nil"/>
+          <w:top w:val="single" w:sz="4" w:space="0" w:color="D9D9D9"/>
+          <w:left w:val="single" w:sz="4" w:space="0" w:color="D9D9D9"/>
+          <w:bottom w:val="single" w:sz="4" w:space="0" w:color="D9D9D9"/>
+          <w:right w:val="single" w:sz="4" w:space="0" w:color="D9D9D9"/>
+          <w:insideH w:val="single" w:sz="4" w:space="0" w:color="D9D9D9"/>
+          <w:insideV w:val="single" w:sz="4" w:space="0" w:color="D9D9D9"/>
         </w:tblBorders>
         <w:tblLayout w:type="fixed"/>
         <w:tblLook w:val="0620" w:firstRow="1" w:lastRow="0" w:firstColumn="0" w:lastColumn="0" w:noHBand="1" w:noVBand="1"/>
       </w:tblPr>
       <w:tblGrid>
-        <w:gridCol w:w="2160"/>
-        <w:gridCol w:w="1890"/>
-        <w:gridCol w:w="4050"/>
+        <w:gridCol w:w="2664"/>
+        <w:gridCol w:w="1440"/>
+        <w:gridCol w:w="4752"/>
       </w:tblGrid>
       <w:tr>
         <w:trPr>
           <w:cnfStyle w:val="100000000000" w:firstRow="1" w:lastRow="0" w:firstColumn="0" w:lastColumn="0" w:oddVBand="0" w:evenVBand="0" w:oddHBand="0" w:evenHBand="0" w:firstRowFirstColumn="0" w:firstRowLastColumn="0" w:lastRowFirstColumn="0" w:lastRowLastColumn="0"/>
           <w:tblHeader/>
+          <w:tblHeader w:val="true"/>
+          <w:tblHeader w:val="true"/>
         </w:trPr>
         <w:tc>
           <w:tcPr>
-            <w:tcW w:w="2160" w:type="dxa"/>
-          </w:tcPr>
-          <w:p>
-            <w:pPr>
-              <w:rPr>
-                <w:color w:val="000000"/>
-              </w:rPr>
-            </w:pPr>
-            <w:r>
-              <w:rPr>
-                <w:color w:val="000000"/>
+            <w:tcW w:w="2664" w:type="dxa"/>
+            <w:vAlign w:val="center"/>
+            <w:tcMar>
+              <w:top w:w="90" w:type="dxa"/>
+              <w:start w:w="100" w:type="dxa"/>
+              <w:bottom w:w="90" w:type="dxa"/>
+              <w:end w:w="100" w:type="dxa"/>
+            </w:tcMar>
+            <w:shd w:fill="1F4E78"/>
+          </w:tcPr>
+          <w:p>
+            <w:pPr>
+              <w:keepNext w:val="0"/>
+              <w:keepLines w:val="0"/>
+              <w:pageBreakBefore w:val="0"/>
+              <w:spacing w:before="40" w:after="40" w:line="252" w:lineRule="auto"/>
+              <w:ind w:left="0" w:right="0" w:firstLine="0"/>
+              <w:jc w:val="left"/>
+              <w:rPr>
+                <w:color w:val="000000"/>
+              </w:rPr>
+            </w:pPr>
+            <w:r>
+              <w:rPr>
+                <w:b/>
+                <w:color w:val="FFFFFF"/>
+                <w:sz w:val="18"/>
               </w:rPr>
               <w:t>Trường (Field)</w:t>
             </w:r>
@@ -2999,17 +4613,33 @@
         </w:tc>
         <w:tc>
           <w:tcPr>
-            <w:tcW w:w="1890" w:type="dxa"/>
-          </w:tcPr>
-          <w:p>
-            <w:pPr>
-              <w:rPr>
-                <w:color w:val="000000"/>
-              </w:rPr>
-            </w:pPr>
-            <w:r>
-              <w:rPr>
-                <w:color w:val="000000"/>
+            <w:tcW w:w="1440" w:type="dxa"/>
+            <w:vAlign w:val="center"/>
+            <w:tcMar>
+              <w:top w:w="90" w:type="dxa"/>
+              <w:start w:w="100" w:type="dxa"/>
+              <w:bottom w:w="90" w:type="dxa"/>
+              <w:end w:w="100" w:type="dxa"/>
+            </w:tcMar>
+            <w:shd w:fill="1F4E78"/>
+          </w:tcPr>
+          <w:p>
+            <w:pPr>
+              <w:keepNext w:val="0"/>
+              <w:keepLines w:val="0"/>
+              <w:pageBreakBefore w:val="0"/>
+              <w:spacing w:before="40" w:after="40" w:line="252" w:lineRule="auto"/>
+              <w:ind w:left="0" w:right="0" w:firstLine="0"/>
+              <w:jc w:val="left"/>
+              <w:rPr>
+                <w:color w:val="000000"/>
+              </w:rPr>
+            </w:pPr>
+            <w:r>
+              <w:rPr>
+                <w:b/>
+                <w:color w:val="FFFFFF"/>
+                <w:sz w:val="18"/>
               </w:rPr>
               <w:t>Kiểu dữ liệu</w:t>
             </w:r>
@@ -3017,17 +4647,33 @@
         </w:tc>
         <w:tc>
           <w:tcPr>
-            <w:tcW w:w="4050" w:type="dxa"/>
-          </w:tcPr>
-          <w:p>
-            <w:pPr>
-              <w:rPr>
-                <w:color w:val="000000"/>
-              </w:rPr>
-            </w:pPr>
-            <w:r>
-              <w:rPr>
-                <w:color w:val="000000"/>
+            <w:tcW w:w="4752" w:type="dxa"/>
+            <w:vAlign w:val="center"/>
+            <w:tcMar>
+              <w:top w:w="90" w:type="dxa"/>
+              <w:start w:w="100" w:type="dxa"/>
+              <w:bottom w:w="90" w:type="dxa"/>
+              <w:end w:w="100" w:type="dxa"/>
+            </w:tcMar>
+            <w:shd w:fill="1F4E78"/>
+          </w:tcPr>
+          <w:p>
+            <w:pPr>
+              <w:keepNext w:val="0"/>
+              <w:keepLines w:val="0"/>
+              <w:pageBreakBefore w:val="0"/>
+              <w:spacing w:before="40" w:after="40" w:line="252" w:lineRule="auto"/>
+              <w:ind w:left="0" w:right="0" w:firstLine="0"/>
+              <w:jc w:val="left"/>
+              <w:rPr>
+                <w:color w:val="000000"/>
+              </w:rPr>
+            </w:pPr>
+            <w:r>
+              <w:rPr>
+                <w:b/>
+                <w:color w:val="FFFFFF"/>
+                <w:sz w:val="18"/>
               </w:rPr>
               <w:t>Mô tả</w:t>
             </w:r>
@@ -3035,12 +4681,27 @@
         </w:tc>
       </w:tr>
       <w:tr>
-        <w:tc>
-          <w:tcPr>
-            <w:tcW w:w="2160" w:type="dxa"/>
-          </w:tcPr>
-          <w:p>
-            <w:pPr>
+        <w:trPr/>
+        <w:tc>
+          <w:tcPr>
+            <w:tcW w:w="2664" w:type="dxa"/>
+            <w:vAlign w:val="center"/>
+            <w:tcMar>
+              <w:top w:w="90" w:type="dxa"/>
+              <w:start w:w="100" w:type="dxa"/>
+              <w:bottom w:w="90" w:type="dxa"/>
+              <w:end w:w="100" w:type="dxa"/>
+            </w:tcMar>
+            <w:shd w:fill="FFFFFF"/>
+          </w:tcPr>
+          <w:p>
+            <w:pPr>
+              <w:keepNext w:val="0"/>
+              <w:keepLines w:val="0"/>
+              <w:pageBreakBefore w:val="0"/>
+              <w:spacing w:before="40" w:after="40" w:line="252" w:lineRule="auto"/>
+              <w:ind w:left="0" w:right="0" w:firstLine="0"/>
+              <w:jc w:val="left"/>
               <w:rPr>
                 <w:rFonts w:ascii="Roboto Mono" w:eastAsia="Roboto Mono" w:hAnsi="Roboto Mono" w:cs="Roboto Mono"/>
                 <w:color w:val="000000"/>
@@ -3049,7 +4710,9 @@
             <w:r>
               <w:rPr>
                 <w:rFonts w:ascii="Roboto Mono" w:eastAsia="Roboto Mono" w:hAnsi="Roboto Mono" w:cs="Roboto Mono"/>
-                <w:color w:val="000000"/>
+                <w:b w:val="0"/>
+                <w:color w:val="000000"/>
+                <w:sz w:val="18"/>
               </w:rPr>
               <w:t>event_id</w:t>
             </w:r>
@@ -3057,17 +4720,33 @@
         </w:tc>
         <w:tc>
           <w:tcPr>
-            <w:tcW w:w="1890" w:type="dxa"/>
-          </w:tcPr>
-          <w:p>
-            <w:pPr>
-              <w:rPr>
-                <w:color w:val="000000"/>
-              </w:rPr>
-            </w:pPr>
-            <w:r>
-              <w:rPr>
-                <w:color w:val="000000"/>
+            <w:tcW w:w="1440" w:type="dxa"/>
+            <w:vAlign w:val="center"/>
+            <w:tcMar>
+              <w:top w:w="90" w:type="dxa"/>
+              <w:start w:w="100" w:type="dxa"/>
+              <w:bottom w:w="90" w:type="dxa"/>
+              <w:end w:w="100" w:type="dxa"/>
+            </w:tcMar>
+            <w:shd w:fill="FFFFFF"/>
+          </w:tcPr>
+          <w:p>
+            <w:pPr>
+              <w:keepNext w:val="0"/>
+              <w:keepLines w:val="0"/>
+              <w:pageBreakBefore w:val="0"/>
+              <w:spacing w:before="40" w:after="40" w:line="252" w:lineRule="auto"/>
+              <w:ind w:left="0" w:right="0" w:firstLine="0"/>
+              <w:jc w:val="left"/>
+              <w:rPr>
+                <w:color w:val="000000"/>
+              </w:rPr>
+            </w:pPr>
+            <w:r>
+              <w:rPr>
+                <w:b w:val="0"/>
+                <w:color w:val="000000"/>
+                <w:sz w:val="18"/>
               </w:rPr>
               <w:t>UUID</w:t>
             </w:r>
@@ -3075,17 +4754,33 @@
         </w:tc>
         <w:tc>
           <w:tcPr>
-            <w:tcW w:w="4050" w:type="dxa"/>
-          </w:tcPr>
-          <w:p>
-            <w:pPr>
-              <w:rPr>
-                <w:color w:val="000000"/>
-              </w:rPr>
-            </w:pPr>
-            <w:r>
-              <w:rPr>
-                <w:color w:val="000000"/>
+            <w:tcW w:w="4752" w:type="dxa"/>
+            <w:vAlign w:val="center"/>
+            <w:tcMar>
+              <w:top w:w="90" w:type="dxa"/>
+              <w:start w:w="100" w:type="dxa"/>
+              <w:bottom w:w="90" w:type="dxa"/>
+              <w:end w:w="100" w:type="dxa"/>
+            </w:tcMar>
+            <w:shd w:fill="FFFFFF"/>
+          </w:tcPr>
+          <w:p>
+            <w:pPr>
+              <w:keepNext w:val="0"/>
+              <w:keepLines w:val="0"/>
+              <w:pageBreakBefore w:val="0"/>
+              <w:spacing w:before="40" w:after="40" w:line="252" w:lineRule="auto"/>
+              <w:ind w:left="0" w:right="0" w:firstLine="0"/>
+              <w:jc w:val="left"/>
+              <w:rPr>
+                <w:color w:val="000000"/>
+              </w:rPr>
+            </w:pPr>
+            <w:r>
+              <w:rPr>
+                <w:b w:val="0"/>
+                <w:color w:val="000000"/>
+                <w:sz w:val="18"/>
               </w:rPr>
               <w:t>Idempotency key</w:t>
             </w:r>
@@ -3093,12 +4788,27 @@
         </w:tc>
       </w:tr>
       <w:tr>
-        <w:tc>
-          <w:tcPr>
-            <w:tcW w:w="2160" w:type="dxa"/>
-          </w:tcPr>
-          <w:p>
-            <w:pPr>
+        <w:trPr/>
+        <w:tc>
+          <w:tcPr>
+            <w:tcW w:w="2664" w:type="dxa"/>
+            <w:vAlign w:val="center"/>
+            <w:tcMar>
+              <w:top w:w="90" w:type="dxa"/>
+              <w:start w:w="100" w:type="dxa"/>
+              <w:bottom w:w="90" w:type="dxa"/>
+              <w:end w:w="100" w:type="dxa"/>
+            </w:tcMar>
+            <w:shd w:fill="F0F5FA"/>
+          </w:tcPr>
+          <w:p>
+            <w:pPr>
+              <w:keepNext w:val="0"/>
+              <w:keepLines w:val="0"/>
+              <w:pageBreakBefore w:val="0"/>
+              <w:spacing w:before="40" w:after="40" w:line="252" w:lineRule="auto"/>
+              <w:ind w:left="0" w:right="0" w:firstLine="0"/>
+              <w:jc w:val="left"/>
               <w:rPr>
                 <w:rFonts w:ascii="Roboto Mono" w:eastAsia="Roboto Mono" w:hAnsi="Roboto Mono" w:cs="Roboto Mono"/>
                 <w:color w:val="000000"/>
@@ -3107,7 +4817,9 @@
             <w:r>
               <w:rPr>
                 <w:rFonts w:ascii="Roboto Mono" w:eastAsia="Roboto Mono" w:hAnsi="Roboto Mono" w:cs="Roboto Mono"/>
-                <w:color w:val="000000"/>
+                <w:b w:val="0"/>
+                <w:color w:val="000000"/>
+                <w:sz w:val="18"/>
               </w:rPr>
               <w:t>occurred_at</w:t>
             </w:r>
@@ -3115,17 +4827,33 @@
         </w:tc>
         <w:tc>
           <w:tcPr>
-            <w:tcW w:w="1890" w:type="dxa"/>
-          </w:tcPr>
-          <w:p>
-            <w:pPr>
-              <w:rPr>
-                <w:color w:val="000000"/>
-              </w:rPr>
-            </w:pPr>
-            <w:r>
-              <w:rPr>
-                <w:color w:val="000000"/>
+            <w:tcW w:w="1440" w:type="dxa"/>
+            <w:vAlign w:val="center"/>
+            <w:tcMar>
+              <w:top w:w="90" w:type="dxa"/>
+              <w:start w:w="100" w:type="dxa"/>
+              <w:bottom w:w="90" w:type="dxa"/>
+              <w:end w:w="100" w:type="dxa"/>
+            </w:tcMar>
+            <w:shd w:fill="F0F5FA"/>
+          </w:tcPr>
+          <w:p>
+            <w:pPr>
+              <w:keepNext w:val="0"/>
+              <w:keepLines w:val="0"/>
+              <w:pageBreakBefore w:val="0"/>
+              <w:spacing w:before="40" w:after="40" w:line="252" w:lineRule="auto"/>
+              <w:ind w:left="0" w:right="0" w:firstLine="0"/>
+              <w:jc w:val="left"/>
+              <w:rPr>
+                <w:color w:val="000000"/>
+              </w:rPr>
+            </w:pPr>
+            <w:r>
+              <w:rPr>
+                <w:b w:val="0"/>
+                <w:color w:val="000000"/>
+                <w:sz w:val="18"/>
               </w:rPr>
               <w:t>Timestamp</w:t>
             </w:r>
@@ -3133,17 +4861,33 @@
         </w:tc>
         <w:tc>
           <w:tcPr>
-            <w:tcW w:w="4050" w:type="dxa"/>
-          </w:tcPr>
-          <w:p>
-            <w:pPr>
-              <w:rPr>
-                <w:color w:val="000000"/>
-              </w:rPr>
-            </w:pPr>
-            <w:r>
-              <w:rPr>
-                <w:color w:val="000000"/>
+            <w:tcW w:w="4752" w:type="dxa"/>
+            <w:vAlign w:val="center"/>
+            <w:tcMar>
+              <w:top w:w="90" w:type="dxa"/>
+              <w:start w:w="100" w:type="dxa"/>
+              <w:bottom w:w="90" w:type="dxa"/>
+              <w:end w:w="100" w:type="dxa"/>
+            </w:tcMar>
+            <w:shd w:fill="F0F5FA"/>
+          </w:tcPr>
+          <w:p>
+            <w:pPr>
+              <w:keepNext w:val="0"/>
+              <w:keepLines w:val="0"/>
+              <w:pageBreakBefore w:val="0"/>
+              <w:spacing w:before="40" w:after="40" w:line="252" w:lineRule="auto"/>
+              <w:ind w:left="0" w:right="0" w:firstLine="0"/>
+              <w:jc w:val="left"/>
+              <w:rPr>
+                <w:color w:val="000000"/>
+              </w:rPr>
+            </w:pPr>
+            <w:r>
+              <w:rPr>
+                <w:b w:val="0"/>
+                <w:color w:val="000000"/>
+                <w:sz w:val="18"/>
               </w:rPr>
               <w:t>Thời gian sự kiện xảy ra</w:t>
             </w:r>
@@ -3151,12 +4895,27 @@
         </w:tc>
       </w:tr>
       <w:tr>
-        <w:tc>
-          <w:tcPr>
-            <w:tcW w:w="2160" w:type="dxa"/>
-          </w:tcPr>
-          <w:p>
-            <w:pPr>
+        <w:trPr/>
+        <w:tc>
+          <w:tcPr>
+            <w:tcW w:w="2664" w:type="dxa"/>
+            <w:vAlign w:val="center"/>
+            <w:tcMar>
+              <w:top w:w="90" w:type="dxa"/>
+              <w:start w:w="100" w:type="dxa"/>
+              <w:bottom w:w="90" w:type="dxa"/>
+              <w:end w:w="100" w:type="dxa"/>
+            </w:tcMar>
+            <w:shd w:fill="FFFFFF"/>
+          </w:tcPr>
+          <w:p>
+            <w:pPr>
+              <w:keepNext w:val="0"/>
+              <w:keepLines w:val="0"/>
+              <w:pageBreakBefore w:val="0"/>
+              <w:spacing w:before="40" w:after="40" w:line="252" w:lineRule="auto"/>
+              <w:ind w:left="0" w:right="0" w:firstLine="0"/>
+              <w:jc w:val="left"/>
               <w:rPr>
                 <w:color w:val="000000"/>
               </w:rPr>
@@ -3164,7 +4923,9 @@
             <w:r>
               <w:rPr>
                 <w:rFonts w:ascii="Roboto Mono" w:eastAsia="Roboto Mono" w:hAnsi="Roboto Mono" w:cs="Roboto Mono"/>
-                <w:color w:val="000000"/>
+                <w:b w:val="0"/>
+                <w:color w:val="000000"/>
+                <w:sz w:val="18"/>
               </w:rPr>
               <w:t>user_id</w:t>
             </w:r>
@@ -3172,17 +4933,33 @@
         </w:tc>
         <w:tc>
           <w:tcPr>
-            <w:tcW w:w="1890" w:type="dxa"/>
-          </w:tcPr>
-          <w:p>
-            <w:pPr>
-              <w:rPr>
-                <w:color w:val="000000"/>
-              </w:rPr>
-            </w:pPr>
-            <w:r>
-              <w:rPr>
-                <w:color w:val="000000"/>
+            <w:tcW w:w="1440" w:type="dxa"/>
+            <w:vAlign w:val="center"/>
+            <w:tcMar>
+              <w:top w:w="90" w:type="dxa"/>
+              <w:start w:w="100" w:type="dxa"/>
+              <w:bottom w:w="90" w:type="dxa"/>
+              <w:end w:w="100" w:type="dxa"/>
+            </w:tcMar>
+            <w:shd w:fill="FFFFFF"/>
+          </w:tcPr>
+          <w:p>
+            <w:pPr>
+              <w:keepNext w:val="0"/>
+              <w:keepLines w:val="0"/>
+              <w:pageBreakBefore w:val="0"/>
+              <w:spacing w:before="40" w:after="40" w:line="252" w:lineRule="auto"/>
+              <w:ind w:left="0" w:right="0" w:firstLine="0"/>
+              <w:jc w:val="left"/>
+              <w:rPr>
+                <w:color w:val="000000"/>
+              </w:rPr>
+            </w:pPr>
+            <w:r>
+              <w:rPr>
+                <w:b w:val="0"/>
+                <w:color w:val="000000"/>
+                <w:sz w:val="18"/>
               </w:rPr>
               <w:t>UUID</w:t>
             </w:r>
@@ -3190,17 +4967,33 @@
         </w:tc>
         <w:tc>
           <w:tcPr>
-            <w:tcW w:w="4050" w:type="dxa"/>
-          </w:tcPr>
-          <w:p>
-            <w:pPr>
-              <w:rPr>
-                <w:color w:val="000000"/>
-              </w:rPr>
-            </w:pPr>
-            <w:r>
-              <w:rPr>
-                <w:color w:val="000000"/>
+            <w:tcW w:w="4752" w:type="dxa"/>
+            <w:vAlign w:val="center"/>
+            <w:tcMar>
+              <w:top w:w="90" w:type="dxa"/>
+              <w:start w:w="100" w:type="dxa"/>
+              <w:bottom w:w="90" w:type="dxa"/>
+              <w:end w:w="100" w:type="dxa"/>
+            </w:tcMar>
+            <w:shd w:fill="FFFFFF"/>
+          </w:tcPr>
+          <w:p>
+            <w:pPr>
+              <w:keepNext w:val="0"/>
+              <w:keepLines w:val="0"/>
+              <w:pageBreakBefore w:val="0"/>
+              <w:spacing w:before="40" w:after="40" w:line="252" w:lineRule="auto"/>
+              <w:ind w:left="0" w:right="0" w:firstLine="0"/>
+              <w:jc w:val="left"/>
+              <w:rPr>
+                <w:color w:val="000000"/>
+              </w:rPr>
+            </w:pPr>
+            <w:r>
+              <w:rPr>
+                <w:b w:val="0"/>
+                <w:color w:val="000000"/>
+                <w:sz w:val="18"/>
               </w:rPr>
               <w:t>ID của người dùng</w:t>
             </w:r>
@@ -3208,12 +5001,27 @@
         </w:tc>
       </w:tr>
       <w:tr>
-        <w:tc>
-          <w:tcPr>
-            <w:tcW w:w="2160" w:type="dxa"/>
-          </w:tcPr>
-          <w:p>
-            <w:pPr>
+        <w:trPr/>
+        <w:tc>
+          <w:tcPr>
+            <w:tcW w:w="2664" w:type="dxa"/>
+            <w:vAlign w:val="center"/>
+            <w:tcMar>
+              <w:top w:w="90" w:type="dxa"/>
+              <w:start w:w="100" w:type="dxa"/>
+              <w:bottom w:w="90" w:type="dxa"/>
+              <w:end w:w="100" w:type="dxa"/>
+            </w:tcMar>
+            <w:shd w:fill="F0F5FA"/>
+          </w:tcPr>
+          <w:p>
+            <w:pPr>
+              <w:keepNext w:val="0"/>
+              <w:keepLines w:val="0"/>
+              <w:pageBreakBefore w:val="0"/>
+              <w:spacing w:before="40" w:after="40" w:line="252" w:lineRule="auto"/>
+              <w:ind w:left="0" w:right="0" w:firstLine="0"/>
+              <w:jc w:val="left"/>
               <w:rPr>
                 <w:color w:val="000000"/>
               </w:rPr>
@@ -3221,7 +5029,9 @@
             <w:r>
               <w:rPr>
                 <w:rFonts w:ascii="Roboto Mono" w:eastAsia="Roboto Mono" w:hAnsi="Roboto Mono" w:cs="Roboto Mono"/>
-                <w:color w:val="000000"/>
+                <w:b w:val="0"/>
+                <w:color w:val="000000"/>
+                <w:sz w:val="18"/>
               </w:rPr>
               <w:t>client_device_id</w:t>
             </w:r>
@@ -3229,17 +5039,33 @@
         </w:tc>
         <w:tc>
           <w:tcPr>
-            <w:tcW w:w="1890" w:type="dxa"/>
-          </w:tcPr>
-          <w:p>
-            <w:pPr>
-              <w:rPr>
-                <w:color w:val="000000"/>
-              </w:rPr>
-            </w:pPr>
-            <w:r>
-              <w:rPr>
-                <w:color w:val="000000"/>
+            <w:tcW w:w="1440" w:type="dxa"/>
+            <w:vAlign w:val="center"/>
+            <w:tcMar>
+              <w:top w:w="90" w:type="dxa"/>
+              <w:start w:w="100" w:type="dxa"/>
+              <w:bottom w:w="90" w:type="dxa"/>
+              <w:end w:w="100" w:type="dxa"/>
+            </w:tcMar>
+            <w:shd w:fill="F0F5FA"/>
+          </w:tcPr>
+          <w:p>
+            <w:pPr>
+              <w:keepNext w:val="0"/>
+              <w:keepLines w:val="0"/>
+              <w:pageBreakBefore w:val="0"/>
+              <w:spacing w:before="40" w:after="40" w:line="252" w:lineRule="auto"/>
+              <w:ind w:left="0" w:right="0" w:firstLine="0"/>
+              <w:jc w:val="left"/>
+              <w:rPr>
+                <w:color w:val="000000"/>
+              </w:rPr>
+            </w:pPr>
+            <w:r>
+              <w:rPr>
+                <w:b w:val="0"/>
+                <w:color w:val="000000"/>
+                <w:sz w:val="18"/>
               </w:rPr>
               <w:t>String</w:t>
             </w:r>
@@ -3247,17 +5073,33 @@
         </w:tc>
         <w:tc>
           <w:tcPr>
-            <w:tcW w:w="4050" w:type="dxa"/>
-          </w:tcPr>
-          <w:p>
-            <w:pPr>
-              <w:rPr>
-                <w:color w:val="000000"/>
-              </w:rPr>
-            </w:pPr>
-            <w:r>
-              <w:rPr>
-                <w:color w:val="000000"/>
+            <w:tcW w:w="4752" w:type="dxa"/>
+            <w:vAlign w:val="center"/>
+            <w:tcMar>
+              <w:top w:w="90" w:type="dxa"/>
+              <w:start w:w="100" w:type="dxa"/>
+              <w:bottom w:w="90" w:type="dxa"/>
+              <w:end w:w="100" w:type="dxa"/>
+            </w:tcMar>
+            <w:shd w:fill="F0F5FA"/>
+          </w:tcPr>
+          <w:p>
+            <w:pPr>
+              <w:keepNext w:val="0"/>
+              <w:keepLines w:val="0"/>
+              <w:pageBreakBefore w:val="0"/>
+              <w:spacing w:before="40" w:after="40" w:line="252" w:lineRule="auto"/>
+              <w:ind w:left="0" w:right="0" w:firstLine="0"/>
+              <w:jc w:val="left"/>
+              <w:rPr>
+                <w:color w:val="000000"/>
+              </w:rPr>
+            </w:pPr>
+            <w:r>
+              <w:rPr>
+                <w:b w:val="0"/>
+                <w:color w:val="000000"/>
+                <w:sz w:val="18"/>
               </w:rPr>
               <w:t>ID thiết bị (Client Device ID)</w:t>
             </w:r>
@@ -3265,12 +5107,27 @@
         </w:tc>
       </w:tr>
       <w:tr>
-        <w:tc>
-          <w:tcPr>
-            <w:tcW w:w="2160" w:type="dxa"/>
-          </w:tcPr>
-          <w:p>
-            <w:pPr>
+        <w:trPr/>
+        <w:tc>
+          <w:tcPr>
+            <w:tcW w:w="2664" w:type="dxa"/>
+            <w:vAlign w:val="center"/>
+            <w:tcMar>
+              <w:top w:w="90" w:type="dxa"/>
+              <w:start w:w="100" w:type="dxa"/>
+              <w:bottom w:w="90" w:type="dxa"/>
+              <w:end w:w="100" w:type="dxa"/>
+            </w:tcMar>
+            <w:shd w:fill="FFFFFF"/>
+          </w:tcPr>
+          <w:p>
+            <w:pPr>
+              <w:keepNext w:val="0"/>
+              <w:keepLines w:val="0"/>
+              <w:pageBreakBefore w:val="0"/>
+              <w:spacing w:before="40" w:after="40" w:line="252" w:lineRule="auto"/>
+              <w:ind w:left="0" w:right="0" w:firstLine="0"/>
+              <w:jc w:val="left"/>
               <w:rPr>
                 <w:color w:val="000000"/>
               </w:rPr>
@@ -3278,7 +5135,9 @@
             <w:r>
               <w:rPr>
                 <w:rFonts w:ascii="Roboto Mono" w:eastAsia="Roboto Mono" w:hAnsi="Roboto Mono" w:cs="Roboto Mono"/>
-                <w:color w:val="000000"/>
+                <w:b w:val="0"/>
+                <w:color w:val="000000"/>
+                <w:sz w:val="18"/>
               </w:rPr>
               <w:lastRenderedPageBreak/>
               <w:t>server_updated_at</w:t>
@@ -3287,17 +5146,33 @@
         </w:tc>
         <w:tc>
           <w:tcPr>
-            <w:tcW w:w="1890" w:type="dxa"/>
-          </w:tcPr>
-          <w:p>
-            <w:pPr>
-              <w:rPr>
-                <w:color w:val="000000"/>
-              </w:rPr>
-            </w:pPr>
-            <w:r>
-              <w:rPr>
-                <w:color w:val="000000"/>
+            <w:tcW w:w="1440" w:type="dxa"/>
+            <w:vAlign w:val="center"/>
+            <w:tcMar>
+              <w:top w:w="90" w:type="dxa"/>
+              <w:start w:w="100" w:type="dxa"/>
+              <w:bottom w:w="90" w:type="dxa"/>
+              <w:end w:w="100" w:type="dxa"/>
+            </w:tcMar>
+            <w:shd w:fill="FFFFFF"/>
+          </w:tcPr>
+          <w:p>
+            <w:pPr>
+              <w:keepNext w:val="0"/>
+              <w:keepLines w:val="0"/>
+              <w:pageBreakBefore w:val="0"/>
+              <w:spacing w:before="40" w:after="40" w:line="252" w:lineRule="auto"/>
+              <w:ind w:left="0" w:right="0" w:firstLine="0"/>
+              <w:jc w:val="left"/>
+              <w:rPr>
+                <w:color w:val="000000"/>
+              </w:rPr>
+            </w:pPr>
+            <w:r>
+              <w:rPr>
+                <w:b w:val="0"/>
+                <w:color w:val="000000"/>
+                <w:sz w:val="18"/>
               </w:rPr>
               <w:t>Timestamp</w:t>
             </w:r>
@@ -3305,17 +5180,33 @@
         </w:tc>
         <w:tc>
           <w:tcPr>
-            <w:tcW w:w="4050" w:type="dxa"/>
-          </w:tcPr>
-          <w:p>
-            <w:pPr>
-              <w:rPr>
-                <w:color w:val="000000"/>
-              </w:rPr>
-            </w:pPr>
-            <w:r>
-              <w:rPr>
-                <w:color w:val="000000"/>
+            <w:tcW w:w="4752" w:type="dxa"/>
+            <w:vAlign w:val="center"/>
+            <w:tcMar>
+              <w:top w:w="90" w:type="dxa"/>
+              <w:start w:w="100" w:type="dxa"/>
+              <w:bottom w:w="90" w:type="dxa"/>
+              <w:end w:w="100" w:type="dxa"/>
+            </w:tcMar>
+            <w:shd w:fill="FFFFFF"/>
+          </w:tcPr>
+          <w:p>
+            <w:pPr>
+              <w:keepNext w:val="0"/>
+              <w:keepLines w:val="0"/>
+              <w:pageBreakBefore w:val="0"/>
+              <w:spacing w:before="40" w:after="40" w:line="252" w:lineRule="auto"/>
+              <w:ind w:left="0" w:right="0" w:firstLine="0"/>
+              <w:jc w:val="left"/>
+              <w:rPr>
+                <w:color w:val="000000"/>
+              </w:rPr>
+            </w:pPr>
+            <w:r>
+              <w:rPr>
+                <w:b w:val="0"/>
+                <w:color w:val="000000"/>
+                <w:sz w:val="18"/>
               </w:rPr>
               <w:t>Thời điểm server ghi nhận trạng thái</w:t>
             </w:r>
@@ -3323,12 +5214,27 @@
         </w:tc>
       </w:tr>
       <w:tr>
-        <w:tc>
-          <w:tcPr>
-            <w:tcW w:w="2160" w:type="dxa"/>
-          </w:tcPr>
-          <w:p>
-            <w:pPr>
+        <w:trPr/>
+        <w:tc>
+          <w:tcPr>
+            <w:tcW w:w="2664" w:type="dxa"/>
+            <w:vAlign w:val="center"/>
+            <w:tcMar>
+              <w:top w:w="90" w:type="dxa"/>
+              <w:start w:w="100" w:type="dxa"/>
+              <w:bottom w:w="90" w:type="dxa"/>
+              <w:end w:w="100" w:type="dxa"/>
+            </w:tcMar>
+            <w:shd w:fill="F0F5FA"/>
+          </w:tcPr>
+          <w:p>
+            <w:pPr>
+              <w:keepNext w:val="0"/>
+              <w:keepLines w:val="0"/>
+              <w:pageBreakBefore w:val="0"/>
+              <w:spacing w:before="40" w:after="40" w:line="252" w:lineRule="auto"/>
+              <w:ind w:left="0" w:right="0" w:firstLine="0"/>
+              <w:jc w:val="left"/>
               <w:rPr>
                 <w:color w:val="000000"/>
               </w:rPr>
@@ -3336,7 +5242,9 @@
             <w:r>
               <w:rPr>
                 <w:rFonts w:ascii="Roboto Mono" w:eastAsia="Roboto Mono" w:hAnsi="Roboto Mono" w:cs="Roboto Mono"/>
-                <w:color w:val="000000"/>
+                <w:b w:val="0"/>
+                <w:color w:val="000000"/>
+                <w:sz w:val="18"/>
               </w:rPr>
               <w:t>version</w:t>
             </w:r>
@@ -3344,17 +5252,33 @@
         </w:tc>
         <w:tc>
           <w:tcPr>
-            <w:tcW w:w="1890" w:type="dxa"/>
-          </w:tcPr>
-          <w:p>
-            <w:pPr>
-              <w:rPr>
-                <w:color w:val="000000"/>
-              </w:rPr>
-            </w:pPr>
-            <w:r>
-              <w:rPr>
-                <w:color w:val="000000"/>
+            <w:tcW w:w="1440" w:type="dxa"/>
+            <w:vAlign w:val="center"/>
+            <w:tcMar>
+              <w:top w:w="90" w:type="dxa"/>
+              <w:start w:w="100" w:type="dxa"/>
+              <w:bottom w:w="90" w:type="dxa"/>
+              <w:end w:w="100" w:type="dxa"/>
+            </w:tcMar>
+            <w:shd w:fill="F0F5FA"/>
+          </w:tcPr>
+          <w:p>
+            <w:pPr>
+              <w:keepNext w:val="0"/>
+              <w:keepLines w:val="0"/>
+              <w:pageBreakBefore w:val="0"/>
+              <w:spacing w:before="40" w:after="40" w:line="252" w:lineRule="auto"/>
+              <w:ind w:left="0" w:right="0" w:firstLine="0"/>
+              <w:jc w:val="left"/>
+              <w:rPr>
+                <w:color w:val="000000"/>
+              </w:rPr>
+            </w:pPr>
+            <w:r>
+              <w:rPr>
+                <w:b w:val="0"/>
+                <w:color w:val="000000"/>
+                <w:sz w:val="18"/>
               </w:rPr>
               <w:t>BigInt / String</w:t>
             </w:r>
@@ -3362,17 +5286,33 @@
         </w:tc>
         <w:tc>
           <w:tcPr>
-            <w:tcW w:w="4050" w:type="dxa"/>
-          </w:tcPr>
-          <w:p>
-            <w:pPr>
-              <w:rPr>
-                <w:color w:val="000000"/>
-              </w:rPr>
-            </w:pPr>
-            <w:r>
-              <w:rPr>
-                <w:color w:val="000000"/>
+            <w:tcW w:w="4752" w:type="dxa"/>
+            <w:vAlign w:val="center"/>
+            <w:tcMar>
+              <w:top w:w="90" w:type="dxa"/>
+              <w:start w:w="100" w:type="dxa"/>
+              <w:bottom w:w="90" w:type="dxa"/>
+              <w:end w:w="100" w:type="dxa"/>
+            </w:tcMar>
+            <w:shd w:fill="F0F5FA"/>
+          </w:tcPr>
+          <w:p>
+            <w:pPr>
+              <w:keepNext w:val="0"/>
+              <w:keepLines w:val="0"/>
+              <w:pageBreakBefore w:val="0"/>
+              <w:spacing w:before="40" w:after="40" w:line="252" w:lineRule="auto"/>
+              <w:ind w:left="0" w:right="0" w:firstLine="0"/>
+              <w:jc w:val="left"/>
+              <w:rPr>
+                <w:color w:val="000000"/>
+              </w:rPr>
+            </w:pPr>
+            <w:r>
+              <w:rPr>
+                <w:b w:val="0"/>
+                <w:color w:val="000000"/>
+                <w:sz w:val="18"/>
               </w:rPr>
               <w:t>Phiên bản dữ liệu monotonic (tăng đơn điệu), dùng làm khóa so sánh LWW</w:t>
             </w:r>
@@ -3380,12 +5320,27 @@
         </w:tc>
       </w:tr>
       <w:tr>
-        <w:tc>
-          <w:tcPr>
-            <w:tcW w:w="2160" w:type="dxa"/>
-          </w:tcPr>
-          <w:p>
-            <w:pPr>
+        <w:trPr/>
+        <w:tc>
+          <w:tcPr>
+            <w:tcW w:w="2664" w:type="dxa"/>
+            <w:vAlign w:val="center"/>
+            <w:tcMar>
+              <w:top w:w="90" w:type="dxa"/>
+              <w:start w:w="100" w:type="dxa"/>
+              <w:bottom w:w="90" w:type="dxa"/>
+              <w:end w:w="100" w:type="dxa"/>
+            </w:tcMar>
+            <w:shd w:fill="FFFFFF"/>
+          </w:tcPr>
+          <w:p>
+            <w:pPr>
+              <w:keepNext w:val="0"/>
+              <w:keepLines w:val="0"/>
+              <w:pageBreakBefore w:val="0"/>
+              <w:spacing w:before="40" w:after="40" w:line="252" w:lineRule="auto"/>
+              <w:ind w:left="0" w:right="0" w:firstLine="0"/>
+              <w:jc w:val="left"/>
               <w:rPr>
                 <w:rFonts w:ascii="Roboto Mono" w:eastAsia="Roboto Mono" w:hAnsi="Roboto Mono" w:cs="Roboto Mono"/>
                 <w:color w:val="000000"/>
@@ -3394,7 +5349,9 @@
             <w:r>
               <w:rPr>
                 <w:rFonts w:ascii="Roboto Mono" w:eastAsia="Roboto Mono" w:hAnsi="Roboto Mono" w:cs="Roboto Mono"/>
-                <w:color w:val="000000"/>
+                <w:b w:val="0"/>
+                <w:color w:val="000000"/>
+                <w:sz w:val="18"/>
               </w:rPr>
               <w:t>state_payload</w:t>
             </w:r>
@@ -3402,17 +5359,33 @@
         </w:tc>
         <w:tc>
           <w:tcPr>
-            <w:tcW w:w="1890" w:type="dxa"/>
-          </w:tcPr>
-          <w:p>
-            <w:pPr>
-              <w:rPr>
-                <w:color w:val="000000"/>
-              </w:rPr>
-            </w:pPr>
-            <w:r>
-              <w:rPr>
-                <w:color w:val="000000"/>
+            <w:tcW w:w="1440" w:type="dxa"/>
+            <w:vAlign w:val="center"/>
+            <w:tcMar>
+              <w:top w:w="90" w:type="dxa"/>
+              <w:start w:w="100" w:type="dxa"/>
+              <w:bottom w:w="90" w:type="dxa"/>
+              <w:end w:w="100" w:type="dxa"/>
+            </w:tcMar>
+            <w:shd w:fill="FFFFFF"/>
+          </w:tcPr>
+          <w:p>
+            <w:pPr>
+              <w:keepNext w:val="0"/>
+              <w:keepLines w:val="0"/>
+              <w:pageBreakBefore w:val="0"/>
+              <w:spacing w:before="40" w:after="40" w:line="252" w:lineRule="auto"/>
+              <w:ind w:left="0" w:right="0" w:firstLine="0"/>
+              <w:jc w:val="left"/>
+              <w:rPr>
+                <w:color w:val="000000"/>
+              </w:rPr>
+            </w:pPr>
+            <w:r>
+              <w:rPr>
+                <w:b w:val="0"/>
+                <w:color w:val="000000"/>
+                <w:sz w:val="18"/>
               </w:rPr>
               <w:t>JSONB</w:t>
             </w:r>
@@ -3420,17 +5393,33 @@
         </w:tc>
         <w:tc>
           <w:tcPr>
-            <w:tcW w:w="4050" w:type="dxa"/>
-          </w:tcPr>
-          <w:p>
-            <w:pPr>
-              <w:rPr>
-                <w:color w:val="000000"/>
-              </w:rPr>
-            </w:pPr>
-            <w:r>
-              <w:rPr>
-                <w:color w:val="000000"/>
+            <w:tcW w:w="4752" w:type="dxa"/>
+            <w:vAlign w:val="center"/>
+            <w:tcMar>
+              <w:top w:w="90" w:type="dxa"/>
+              <w:start w:w="100" w:type="dxa"/>
+              <w:bottom w:w="90" w:type="dxa"/>
+              <w:end w:w="100" w:type="dxa"/>
+            </w:tcMar>
+            <w:shd w:fill="FFFFFF"/>
+          </w:tcPr>
+          <w:p>
+            <w:pPr>
+              <w:keepNext w:val="0"/>
+              <w:keepLines w:val="0"/>
+              <w:pageBreakBefore w:val="0"/>
+              <w:spacing w:before="40" w:after="40" w:line="252" w:lineRule="auto"/>
+              <w:ind w:left="0" w:right="0" w:firstLine="0"/>
+              <w:jc w:val="left"/>
+              <w:rPr>
+                <w:color w:val="000000"/>
+              </w:rPr>
+            </w:pPr>
+            <w:r>
+              <w:rPr>
+                <w:b w:val="0"/>
+                <w:color w:val="000000"/>
+                <w:sz w:val="18"/>
               </w:rPr>
               <w:t>Trạng thái đồng bộ canonical</w:t>
             </w:r>
@@ -3445,6 +5434,1331 @@
         </w:rPr>
       </w:pPr>
     </w:p>
+    <w:p>
+      <w:pPr>
+        <w:pStyle w:val="Heading1"/>
+      </w:pPr>
+      <w:r>
+        <w:t>5. Sự kiện Cập nhật Cài đặt Học tập (UserLearningSettingsUpdatedEvent)</w:t>
+      </w:r>
+    </w:p>
+    <w:p>
+      <w:pPr/>
+      <w:r>
+        <w:t>Mục đích: Thông báo mục tiêu và cài đặt học tập cá nhân đã thay đổi để Learning và Analytics cập nhật read model theo cơ chế eventual consistency.</w:t>
+      </w:r>
+    </w:p>
+    <w:p>
+      <w:pPr/>
+      <w:r>
+        <w:t>Producer: Auth &amp; User Service. Bảng Outbox: auth_db.outbox_events.</w:t>
+      </w:r>
+    </w:p>
+    <w:p>
+      <w:pPr/>
+      <w:r>
+        <w:t>Điều kiện kích hoạt: Phát ra sau khi auth_db.user_learning_settings được cập nhật, version tăng và Outbox được ghi thành công trong cùng transaction.</w:t>
+      </w:r>
+    </w:p>
+    <w:p>
+      <w:pPr/>
+      <w:r>
+        <w:t>Consumer: Learning &amp; Theory Service; History &amp; Analytics Service. Consumer xử lý idempotent theo event_id và chỉ áp dụng event có version mới hơn read model hiện tại.</w:t>
+      </w:r>
+    </w:p>
+    <w:p>
+      <w:pPr/>
+      <w:r>
+        <w:t>Contract mặc định: daily_vocabulary_goal = 10, daily_study_minutes = 30, target_toeic_score/planned_exam_date = NULL, reminder_enabled = TRUE, reminder_time = 20:00:00, timezone = Asia/Ho_Chi_Minh. Mục tiêu là cấu hình, không phải thành tích học tập; consumer chỉ cập nhật cache cấu hình, không thay đổi counters/streak.</w:t>
+      </w:r>
+    </w:p>
+    <w:p>
+      <w:pPr/>
+      <w:r>
+        <w:t>Tiến hóa payload: giữ EventEnvelope và event_id hiện có. Question event mới dùng part_id; consumer chuyển tiếp tạm chấp nhận part cũ và chuẩn hóa sang part_id trước khi lập chỉ mục. Với TestSubmittedEvent cũ thiếu mode/phạm vi, mặc định MOCK_TEST và toàn bộ đề theo dữ liệu lịch sử. Triển khai consumer tương thích trước producer; không đổi tên event đang được sử dụng.</w:t>
+      </w:r>
+    </w:p>
+    <w:p>
+      <w:pPr>
+        <w:pStyle w:val="Heading2"/>
+      </w:pPr>
+      <w:r>
+        <w:t>Cấu trúc dữ liệu (Payload)</w:t>
+      </w:r>
+    </w:p>
+    <w:tbl>
+      <w:tblPr>
+        <w:tblW w:type="dxa" w:w="8856"/>
+        <w:tblLayout w:type="fixed"/>
+        <w:tblLook w:firstColumn="1" w:firstRow="1" w:lastColumn="0" w:lastRow="0" w:noHBand="0" w:noVBand="1" w:val="04A0"/>
+        <w:tblBorders>
+          <w:top w:val="single" w:sz="4" w:space="0" w:color="D9D9D9"/>
+          <w:left w:val="single" w:sz="4" w:space="0" w:color="D9D9D9"/>
+          <w:bottom w:val="single" w:sz="4" w:space="0" w:color="D9D9D9"/>
+          <w:right w:val="single" w:sz="4" w:space="0" w:color="D9D9D9"/>
+          <w:insideH w:val="single" w:sz="4" w:space="0" w:color="D9D9D9"/>
+          <w:insideV w:val="single" w:sz="4" w:space="0" w:color="D9D9D9"/>
+        </w:tblBorders>
+      </w:tblPr>
+      <w:tblGrid>
+        <w:gridCol w:w="2664"/>
+        <w:gridCol w:w="1440"/>
+        <w:gridCol w:w="4752"/>
+      </w:tblGrid>
+      <w:tr>
+        <w:trPr>
+          <w:tblHeader w:val="true"/>
+          <w:tblHeader w:val="true"/>
+          <w:tblHeader w:val="true"/>
+          <w:tblHeader w:val="true"/>
+        </w:trPr>
+        <w:tc>
+          <w:tcPr>
+            <w:tcW w:type="dxa" w:w="2664"/>
+            <w:vAlign w:val="center"/>
+            <w:tcMar>
+              <w:top w:w="90" w:type="dxa"/>
+              <w:start w:w="100" w:type="dxa"/>
+              <w:bottom w:w="90" w:type="dxa"/>
+              <w:end w:w="100" w:type="dxa"/>
+            </w:tcMar>
+            <w:shd w:fill="1F4E78"/>
+          </w:tcPr>
+          <w:p>
+            <w:pPr>
+              <w:keepNext w:val="0"/>
+              <w:keepLines w:val="0"/>
+              <w:pageBreakBefore w:val="0"/>
+              <w:spacing w:after="0" w:before="0" w:line="240" w:lineRule="auto"/>
+              <w:ind w:left="0" w:right="0" w:firstLine="0"/>
+              <w:jc w:val="left"/>
+            </w:pPr>
+            <w:r>
+              <w:rPr>
+                <w:b/>
+                <w:color w:val="FFFFFF"/>
+                <w:sz w:val="18"/>
+              </w:rPr>
+              <w:t>Trường</w:t>
+            </w:r>
+          </w:p>
+        </w:tc>
+        <w:tc>
+          <w:tcPr>
+            <w:tcW w:type="dxa" w:w="1440"/>
+            <w:vAlign w:val="center"/>
+            <w:tcMar>
+              <w:top w:w="90" w:type="dxa"/>
+              <w:start w:w="100" w:type="dxa"/>
+              <w:bottom w:w="90" w:type="dxa"/>
+              <w:end w:w="100" w:type="dxa"/>
+            </w:tcMar>
+            <w:shd w:fill="1F4E78"/>
+          </w:tcPr>
+          <w:p>
+            <w:pPr>
+              <w:keepNext w:val="0"/>
+              <w:keepLines w:val="0"/>
+              <w:pageBreakBefore w:val="0"/>
+              <w:spacing w:after="0" w:before="0" w:line="240" w:lineRule="auto"/>
+              <w:ind w:left="0" w:right="0" w:firstLine="0"/>
+              <w:jc w:val="left"/>
+            </w:pPr>
+            <w:r>
+              <w:rPr>
+                <w:b/>
+                <w:color w:val="FFFFFF"/>
+                <w:sz w:val="18"/>
+              </w:rPr>
+              <w:t>Kiểu dữ liệu</w:t>
+            </w:r>
+          </w:p>
+        </w:tc>
+        <w:tc>
+          <w:tcPr>
+            <w:tcW w:type="dxa" w:w="4752"/>
+            <w:vAlign w:val="center"/>
+            <w:tcMar>
+              <w:top w:w="90" w:type="dxa"/>
+              <w:start w:w="100" w:type="dxa"/>
+              <w:bottom w:w="90" w:type="dxa"/>
+              <w:end w:w="100" w:type="dxa"/>
+            </w:tcMar>
+            <w:shd w:fill="1F4E78"/>
+          </w:tcPr>
+          <w:p>
+            <w:pPr>
+              <w:keepNext w:val="0"/>
+              <w:keepLines w:val="0"/>
+              <w:pageBreakBefore w:val="0"/>
+              <w:spacing w:after="0" w:before="0" w:line="240" w:lineRule="auto"/>
+              <w:ind w:left="0" w:right="0" w:firstLine="0"/>
+              <w:jc w:val="left"/>
+            </w:pPr>
+            <w:r>
+              <w:rPr>
+                <w:b/>
+                <w:color w:val="FFFFFF"/>
+                <w:sz w:val="18"/>
+              </w:rPr>
+              <w:t>Mô tả</w:t>
+            </w:r>
+          </w:p>
+        </w:tc>
+      </w:tr>
+      <w:tr>
+        <w:trPr/>
+        <w:tc>
+          <w:tcPr>
+            <w:tcW w:type="dxa" w:w="2664"/>
+            <w:vAlign w:val="center"/>
+            <w:tcMar>
+              <w:top w:w="90" w:type="dxa"/>
+              <w:start w:w="100" w:type="dxa"/>
+              <w:bottom w:w="90" w:type="dxa"/>
+              <w:end w:w="100" w:type="dxa"/>
+            </w:tcMar>
+            <w:shd w:fill="FFFFFF"/>
+          </w:tcPr>
+          <w:p>
+            <w:pPr>
+              <w:keepNext w:val="0"/>
+              <w:keepLines w:val="0"/>
+              <w:pageBreakBefore w:val="0"/>
+              <w:spacing w:after="0" w:before="0" w:line="240" w:lineRule="auto"/>
+              <w:ind w:left="0" w:right="0" w:firstLine="0"/>
+              <w:jc w:val="left"/>
+            </w:pPr>
+            <w:r>
+              <w:rPr>
+                <w:b w:val="0"/>
+                <w:color w:val="000000"/>
+                <w:sz w:val="18"/>
+              </w:rPr>
+              <w:t>event_id</w:t>
+            </w:r>
+          </w:p>
+        </w:tc>
+        <w:tc>
+          <w:tcPr>
+            <w:tcW w:type="dxa" w:w="1440"/>
+            <w:vAlign w:val="center"/>
+            <w:tcMar>
+              <w:top w:w="90" w:type="dxa"/>
+              <w:start w:w="100" w:type="dxa"/>
+              <w:bottom w:w="90" w:type="dxa"/>
+              <w:end w:w="100" w:type="dxa"/>
+            </w:tcMar>
+            <w:shd w:fill="FFFFFF"/>
+          </w:tcPr>
+          <w:p>
+            <w:pPr>
+              <w:keepNext w:val="0"/>
+              <w:keepLines w:val="0"/>
+              <w:pageBreakBefore w:val="0"/>
+              <w:spacing w:after="0" w:before="0" w:line="240" w:lineRule="auto"/>
+              <w:ind w:left="0" w:right="0" w:firstLine="0"/>
+              <w:jc w:val="left"/>
+            </w:pPr>
+            <w:r>
+              <w:rPr>
+                <w:b w:val="0"/>
+                <w:color w:val="000000"/>
+                <w:sz w:val="18"/>
+              </w:rPr>
+              <w:t>UUID</w:t>
+            </w:r>
+          </w:p>
+        </w:tc>
+        <w:tc>
+          <w:tcPr>
+            <w:tcW w:type="dxa" w:w="4752"/>
+            <w:vAlign w:val="center"/>
+            <w:tcMar>
+              <w:top w:w="90" w:type="dxa"/>
+              <w:start w:w="100" w:type="dxa"/>
+              <w:bottom w:w="90" w:type="dxa"/>
+              <w:end w:w="100" w:type="dxa"/>
+            </w:tcMar>
+            <w:shd w:fill="FFFFFF"/>
+          </w:tcPr>
+          <w:p>
+            <w:pPr>
+              <w:keepNext w:val="0"/>
+              <w:keepLines w:val="0"/>
+              <w:pageBreakBefore w:val="0"/>
+              <w:spacing w:after="0" w:before="0" w:line="240" w:lineRule="auto"/>
+              <w:ind w:left="0" w:right="0" w:firstLine="0"/>
+              <w:jc w:val="left"/>
+            </w:pPr>
+            <w:r>
+              <w:rPr>
+                <w:b w:val="0"/>
+                <w:color w:val="000000"/>
+                <w:sz w:val="18"/>
+              </w:rPr>
+              <w:t>Idempotency key.</w:t>
+            </w:r>
+          </w:p>
+        </w:tc>
+      </w:tr>
+      <w:tr>
+        <w:trPr/>
+        <w:tc>
+          <w:tcPr>
+            <w:tcW w:type="dxa" w:w="2664"/>
+            <w:vAlign w:val="center"/>
+            <w:tcMar>
+              <w:top w:w="90" w:type="dxa"/>
+              <w:start w:w="100" w:type="dxa"/>
+              <w:bottom w:w="90" w:type="dxa"/>
+              <w:end w:w="100" w:type="dxa"/>
+            </w:tcMar>
+            <w:shd w:fill="F0F5FA"/>
+          </w:tcPr>
+          <w:p>
+            <w:pPr>
+              <w:keepNext w:val="0"/>
+              <w:keepLines w:val="0"/>
+              <w:pageBreakBefore w:val="0"/>
+              <w:spacing w:after="0" w:before="0" w:line="240" w:lineRule="auto"/>
+              <w:ind w:left="0" w:right="0" w:firstLine="0"/>
+              <w:jc w:val="left"/>
+            </w:pPr>
+            <w:r>
+              <w:rPr>
+                <w:b w:val="0"/>
+                <w:color w:val="000000"/>
+                <w:sz w:val="18"/>
+              </w:rPr>
+              <w:t>event_type</w:t>
+            </w:r>
+          </w:p>
+        </w:tc>
+        <w:tc>
+          <w:tcPr>
+            <w:tcW w:type="dxa" w:w="1440"/>
+            <w:vAlign w:val="center"/>
+            <w:tcMar>
+              <w:top w:w="90" w:type="dxa"/>
+              <w:start w:w="100" w:type="dxa"/>
+              <w:bottom w:w="90" w:type="dxa"/>
+              <w:end w:w="100" w:type="dxa"/>
+            </w:tcMar>
+            <w:shd w:fill="F0F5FA"/>
+          </w:tcPr>
+          <w:p>
+            <w:pPr>
+              <w:keepNext w:val="0"/>
+              <w:keepLines w:val="0"/>
+              <w:pageBreakBefore w:val="0"/>
+              <w:spacing w:after="0" w:before="0" w:line="240" w:lineRule="auto"/>
+              <w:ind w:left="0" w:right="0" w:firstLine="0"/>
+              <w:jc w:val="left"/>
+            </w:pPr>
+            <w:r>
+              <w:rPr>
+                <w:b w:val="0"/>
+                <w:color w:val="000000"/>
+                <w:sz w:val="18"/>
+              </w:rPr>
+              <w:t>String</w:t>
+            </w:r>
+          </w:p>
+        </w:tc>
+        <w:tc>
+          <w:tcPr>
+            <w:tcW w:type="dxa" w:w="4752"/>
+            <w:vAlign w:val="center"/>
+            <w:tcMar>
+              <w:top w:w="90" w:type="dxa"/>
+              <w:start w:w="100" w:type="dxa"/>
+              <w:bottom w:w="90" w:type="dxa"/>
+              <w:end w:w="100" w:type="dxa"/>
+            </w:tcMar>
+            <w:shd w:fill="F0F5FA"/>
+          </w:tcPr>
+          <w:p>
+            <w:pPr>
+              <w:keepNext w:val="0"/>
+              <w:keepLines w:val="0"/>
+              <w:pageBreakBefore w:val="0"/>
+              <w:spacing w:after="0" w:before="0" w:line="240" w:lineRule="auto"/>
+              <w:ind w:left="0" w:right="0" w:firstLine="0"/>
+              <w:jc w:val="left"/>
+            </w:pPr>
+            <w:r>
+              <w:rPr>
+                <w:b w:val="0"/>
+                <w:color w:val="000000"/>
+                <w:sz w:val="18"/>
+              </w:rPr>
+              <w:t>UserLearningSettingsUpdatedEvent.</w:t>
+            </w:r>
+          </w:p>
+        </w:tc>
+      </w:tr>
+      <w:tr>
+        <w:trPr/>
+        <w:tc>
+          <w:tcPr>
+            <w:tcW w:type="dxa" w:w="2664"/>
+            <w:vAlign w:val="center"/>
+            <w:tcMar>
+              <w:top w:w="90" w:type="dxa"/>
+              <w:start w:w="100" w:type="dxa"/>
+              <w:bottom w:w="90" w:type="dxa"/>
+              <w:end w:w="100" w:type="dxa"/>
+            </w:tcMar>
+            <w:shd w:fill="FFFFFF"/>
+          </w:tcPr>
+          <w:p>
+            <w:pPr>
+              <w:keepNext w:val="0"/>
+              <w:keepLines w:val="0"/>
+              <w:pageBreakBefore w:val="0"/>
+              <w:spacing w:after="0" w:before="0" w:line="240" w:lineRule="auto"/>
+              <w:ind w:left="0" w:right="0" w:firstLine="0"/>
+              <w:jc w:val="left"/>
+            </w:pPr>
+            <w:r>
+              <w:rPr>
+                <w:b w:val="0"/>
+                <w:color w:val="000000"/>
+                <w:sz w:val="18"/>
+              </w:rPr>
+              <w:t>occurred_at</w:t>
+            </w:r>
+          </w:p>
+        </w:tc>
+        <w:tc>
+          <w:tcPr>
+            <w:tcW w:type="dxa" w:w="1440"/>
+            <w:vAlign w:val="center"/>
+            <w:tcMar>
+              <w:top w:w="90" w:type="dxa"/>
+              <w:start w:w="100" w:type="dxa"/>
+              <w:bottom w:w="90" w:type="dxa"/>
+              <w:end w:w="100" w:type="dxa"/>
+            </w:tcMar>
+            <w:shd w:fill="FFFFFF"/>
+          </w:tcPr>
+          <w:p>
+            <w:pPr>
+              <w:keepNext w:val="0"/>
+              <w:keepLines w:val="0"/>
+              <w:pageBreakBefore w:val="0"/>
+              <w:spacing w:after="0" w:before="0" w:line="240" w:lineRule="auto"/>
+              <w:ind w:left="0" w:right="0" w:firstLine="0"/>
+              <w:jc w:val="left"/>
+            </w:pPr>
+            <w:r>
+              <w:rPr>
+                <w:b w:val="0"/>
+                <w:color w:val="000000"/>
+                <w:sz w:val="18"/>
+              </w:rPr>
+              <w:t>Timestamp</w:t>
+            </w:r>
+          </w:p>
+        </w:tc>
+        <w:tc>
+          <w:tcPr>
+            <w:tcW w:type="dxa" w:w="4752"/>
+            <w:vAlign w:val="center"/>
+            <w:tcMar>
+              <w:top w:w="90" w:type="dxa"/>
+              <w:start w:w="100" w:type="dxa"/>
+              <w:bottom w:w="90" w:type="dxa"/>
+              <w:end w:w="100" w:type="dxa"/>
+            </w:tcMar>
+            <w:shd w:fill="FFFFFF"/>
+          </w:tcPr>
+          <w:p>
+            <w:pPr>
+              <w:keepNext w:val="0"/>
+              <w:keepLines w:val="0"/>
+              <w:pageBreakBefore w:val="0"/>
+              <w:spacing w:after="0" w:before="0" w:line="240" w:lineRule="auto"/>
+              <w:ind w:left="0" w:right="0" w:firstLine="0"/>
+              <w:jc w:val="left"/>
+            </w:pPr>
+            <w:r>
+              <w:rPr>
+                <w:b w:val="0"/>
+                <w:color w:val="000000"/>
+                <w:sz w:val="18"/>
+              </w:rPr>
+              <w:t>Thời điểm cập nhật.</w:t>
+            </w:r>
+          </w:p>
+        </w:tc>
+      </w:tr>
+      <w:tr>
+        <w:trPr/>
+        <w:tc>
+          <w:tcPr>
+            <w:tcW w:type="dxa" w:w="2664"/>
+            <w:vAlign w:val="center"/>
+            <w:tcMar>
+              <w:top w:w="90" w:type="dxa"/>
+              <w:start w:w="100" w:type="dxa"/>
+              <w:bottom w:w="90" w:type="dxa"/>
+              <w:end w:w="100" w:type="dxa"/>
+            </w:tcMar>
+            <w:shd w:fill="F0F5FA"/>
+          </w:tcPr>
+          <w:p>
+            <w:pPr>
+              <w:keepNext w:val="0"/>
+              <w:keepLines w:val="0"/>
+              <w:pageBreakBefore w:val="0"/>
+              <w:spacing w:after="0" w:before="0" w:line="240" w:lineRule="auto"/>
+              <w:ind w:left="0" w:right="0" w:firstLine="0"/>
+              <w:jc w:val="left"/>
+            </w:pPr>
+            <w:r>
+              <w:rPr>
+                <w:b w:val="0"/>
+                <w:color w:val="000000"/>
+                <w:sz w:val="18"/>
+              </w:rPr>
+              <w:t>user_id</w:t>
+            </w:r>
+          </w:p>
+        </w:tc>
+        <w:tc>
+          <w:tcPr>
+            <w:tcW w:type="dxa" w:w="1440"/>
+            <w:vAlign w:val="center"/>
+            <w:tcMar>
+              <w:top w:w="90" w:type="dxa"/>
+              <w:start w:w="100" w:type="dxa"/>
+              <w:bottom w:w="90" w:type="dxa"/>
+              <w:end w:w="100" w:type="dxa"/>
+            </w:tcMar>
+            <w:shd w:fill="F0F5FA"/>
+          </w:tcPr>
+          <w:p>
+            <w:pPr>
+              <w:keepNext w:val="0"/>
+              <w:keepLines w:val="0"/>
+              <w:pageBreakBefore w:val="0"/>
+              <w:spacing w:after="0" w:before="0" w:line="240" w:lineRule="auto"/>
+              <w:ind w:left="0" w:right="0" w:firstLine="0"/>
+              <w:jc w:val="left"/>
+            </w:pPr>
+            <w:r>
+              <w:rPr>
+                <w:b w:val="0"/>
+                <w:color w:val="000000"/>
+                <w:sz w:val="18"/>
+              </w:rPr>
+              <w:t>UUID</w:t>
+            </w:r>
+          </w:p>
+        </w:tc>
+        <w:tc>
+          <w:tcPr>
+            <w:tcW w:type="dxa" w:w="4752"/>
+            <w:vAlign w:val="center"/>
+            <w:tcMar>
+              <w:top w:w="90" w:type="dxa"/>
+              <w:start w:w="100" w:type="dxa"/>
+              <w:bottom w:w="90" w:type="dxa"/>
+              <w:end w:w="100" w:type="dxa"/>
+            </w:tcMar>
+            <w:shd w:fill="F0F5FA"/>
+          </w:tcPr>
+          <w:p>
+            <w:pPr>
+              <w:keepNext w:val="0"/>
+              <w:keepLines w:val="0"/>
+              <w:pageBreakBefore w:val="0"/>
+              <w:spacing w:after="0" w:before="0" w:line="240" w:lineRule="auto"/>
+              <w:ind w:left="0" w:right="0" w:firstLine="0"/>
+              <w:jc w:val="left"/>
+            </w:pPr>
+            <w:r>
+              <w:rPr>
+                <w:b w:val="0"/>
+                <w:color w:val="000000"/>
+                <w:sz w:val="18"/>
+              </w:rPr>
+              <w:t>ID người dùng sở hữu setting.</w:t>
+            </w:r>
+          </w:p>
+        </w:tc>
+      </w:tr>
+      <w:tr>
+        <w:trPr/>
+        <w:tc>
+          <w:tcPr>
+            <w:tcW w:type="dxa" w:w="2664"/>
+            <w:vAlign w:val="center"/>
+            <w:tcMar>
+              <w:top w:w="90" w:type="dxa"/>
+              <w:start w:w="100" w:type="dxa"/>
+              <w:bottom w:w="90" w:type="dxa"/>
+              <w:end w:w="100" w:type="dxa"/>
+            </w:tcMar>
+            <w:shd w:fill="FFFFFF"/>
+          </w:tcPr>
+          <w:p>
+            <w:pPr>
+              <w:keepNext w:val="0"/>
+              <w:keepLines w:val="0"/>
+              <w:pageBreakBefore w:val="0"/>
+              <w:spacing w:after="0" w:before="0" w:line="240" w:lineRule="auto"/>
+              <w:ind w:left="0" w:right="0" w:firstLine="0"/>
+              <w:jc w:val="left"/>
+            </w:pPr>
+            <w:r>
+              <w:rPr>
+                <w:b w:val="0"/>
+                <w:color w:val="000000"/>
+                <w:sz w:val="18"/>
+              </w:rPr>
+              <w:t>version</w:t>
+            </w:r>
+          </w:p>
+        </w:tc>
+        <w:tc>
+          <w:tcPr>
+            <w:tcW w:type="dxa" w:w="1440"/>
+            <w:vAlign w:val="center"/>
+            <w:tcMar>
+              <w:top w:w="90" w:type="dxa"/>
+              <w:start w:w="100" w:type="dxa"/>
+              <w:bottom w:w="90" w:type="dxa"/>
+              <w:end w:w="100" w:type="dxa"/>
+            </w:tcMar>
+            <w:shd w:fill="FFFFFF"/>
+          </w:tcPr>
+          <w:p>
+            <w:pPr>
+              <w:keepNext w:val="0"/>
+              <w:keepLines w:val="0"/>
+              <w:pageBreakBefore w:val="0"/>
+              <w:spacing w:after="0" w:before="0" w:line="240" w:lineRule="auto"/>
+              <w:ind w:left="0" w:right="0" w:firstLine="0"/>
+              <w:jc w:val="left"/>
+            </w:pPr>
+            <w:r>
+              <w:rPr>
+                <w:b w:val="0"/>
+                <w:color w:val="000000"/>
+                <w:sz w:val="18"/>
+              </w:rPr>
+              <w:t>BigInt</w:t>
+            </w:r>
+          </w:p>
+        </w:tc>
+        <w:tc>
+          <w:tcPr>
+            <w:tcW w:type="dxa" w:w="4752"/>
+            <w:vAlign w:val="center"/>
+            <w:tcMar>
+              <w:top w:w="90" w:type="dxa"/>
+              <w:start w:w="100" w:type="dxa"/>
+              <w:bottom w:w="90" w:type="dxa"/>
+              <w:end w:w="100" w:type="dxa"/>
+            </w:tcMar>
+            <w:shd w:fill="FFFFFF"/>
+          </w:tcPr>
+          <w:p>
+            <w:pPr>
+              <w:keepNext w:val="0"/>
+              <w:keepLines w:val="0"/>
+              <w:pageBreakBefore w:val="0"/>
+              <w:spacing w:after="0" w:before="0" w:line="240" w:lineRule="auto"/>
+              <w:ind w:left="0" w:right="0" w:firstLine="0"/>
+              <w:jc w:val="left"/>
+            </w:pPr>
+            <w:r>
+              <w:rPr>
+                <w:b w:val="0"/>
+                <w:color w:val="000000"/>
+                <w:sz w:val="18"/>
+              </w:rPr>
+              <w:t>Phiên bản tăng đơn điệu của setting.</w:t>
+            </w:r>
+          </w:p>
+        </w:tc>
+      </w:tr>
+      <w:tr>
+        <w:trPr/>
+        <w:tc>
+          <w:tcPr>
+            <w:tcW w:type="dxa" w:w="2664"/>
+            <w:vAlign w:val="center"/>
+            <w:tcMar>
+              <w:top w:w="90" w:type="dxa"/>
+              <w:start w:w="100" w:type="dxa"/>
+              <w:bottom w:w="90" w:type="dxa"/>
+              <w:end w:w="100" w:type="dxa"/>
+            </w:tcMar>
+            <w:shd w:fill="F0F5FA"/>
+          </w:tcPr>
+          <w:p>
+            <w:pPr>
+              <w:keepNext w:val="0"/>
+              <w:keepLines w:val="0"/>
+              <w:pageBreakBefore w:val="0"/>
+              <w:spacing w:after="0" w:before="0" w:line="240" w:lineRule="auto"/>
+              <w:ind w:left="0" w:right="0" w:firstLine="0"/>
+              <w:jc w:val="left"/>
+            </w:pPr>
+            <w:r>
+              <w:rPr>
+                <w:b w:val="0"/>
+                <w:color w:val="000000"/>
+                <w:sz w:val="18"/>
+              </w:rPr>
+              <w:t>daily_vocabulary_goal</w:t>
+            </w:r>
+          </w:p>
+        </w:tc>
+        <w:tc>
+          <w:tcPr>
+            <w:tcW w:type="dxa" w:w="1440"/>
+            <w:vAlign w:val="center"/>
+            <w:tcMar>
+              <w:top w:w="90" w:type="dxa"/>
+              <w:start w:w="100" w:type="dxa"/>
+              <w:bottom w:w="90" w:type="dxa"/>
+              <w:end w:w="100" w:type="dxa"/>
+            </w:tcMar>
+            <w:shd w:fill="F0F5FA"/>
+          </w:tcPr>
+          <w:p>
+            <w:pPr>
+              <w:keepNext w:val="0"/>
+              <w:keepLines w:val="0"/>
+              <w:pageBreakBefore w:val="0"/>
+              <w:spacing w:after="0" w:before="0" w:line="240" w:lineRule="auto"/>
+              <w:ind w:left="0" w:right="0" w:firstLine="0"/>
+              <w:jc w:val="left"/>
+            </w:pPr>
+            <w:r>
+              <w:rPr>
+                <w:b w:val="0"/>
+                <w:color w:val="000000"/>
+                <w:sz w:val="18"/>
+              </w:rPr>
+              <w:t>Integer</w:t>
+            </w:r>
+          </w:p>
+        </w:tc>
+        <w:tc>
+          <w:tcPr>
+            <w:tcW w:type="dxa" w:w="4752"/>
+            <w:vAlign w:val="center"/>
+            <w:tcMar>
+              <w:top w:w="90" w:type="dxa"/>
+              <w:start w:w="100" w:type="dxa"/>
+              <w:bottom w:w="90" w:type="dxa"/>
+              <w:end w:w="100" w:type="dxa"/>
+            </w:tcMar>
+            <w:shd w:fill="F0F5FA"/>
+          </w:tcPr>
+          <w:p>
+            <w:pPr>
+              <w:keepNext w:val="0"/>
+              <w:keepLines w:val="0"/>
+              <w:pageBreakBefore w:val="0"/>
+              <w:spacing w:after="0" w:before="0" w:line="240" w:lineRule="auto"/>
+              <w:ind w:left="0" w:right="0" w:firstLine="0"/>
+              <w:jc w:val="left"/>
+            </w:pPr>
+            <w:r>
+              <w:rPr>
+                <w:b w:val="0"/>
+                <w:color w:val="000000"/>
+                <w:sz w:val="18"/>
+              </w:rPr>
+              <w:t>Số từ mục tiêu mỗi ngày.</w:t>
+            </w:r>
+          </w:p>
+        </w:tc>
+      </w:tr>
+      <w:tr>
+        <w:trPr/>
+        <w:tc>
+          <w:tcPr>
+            <w:tcW w:type="dxa" w:w="2664"/>
+            <w:vAlign w:val="center"/>
+            <w:tcMar>
+              <w:top w:w="90" w:type="dxa"/>
+              <w:start w:w="100" w:type="dxa"/>
+              <w:bottom w:w="90" w:type="dxa"/>
+              <w:end w:w="100" w:type="dxa"/>
+            </w:tcMar>
+            <w:shd w:fill="FFFFFF"/>
+          </w:tcPr>
+          <w:p>
+            <w:pPr>
+              <w:keepNext w:val="0"/>
+              <w:keepLines w:val="0"/>
+              <w:pageBreakBefore w:val="0"/>
+              <w:spacing w:after="0" w:before="0" w:line="240" w:lineRule="auto"/>
+              <w:ind w:left="0" w:right="0" w:firstLine="0"/>
+              <w:jc w:val="left"/>
+            </w:pPr>
+            <w:r>
+              <w:rPr>
+                <w:b w:val="0"/>
+                <w:color w:val="000000"/>
+                <w:sz w:val="18"/>
+              </w:rPr>
+              <w:t>daily_study_minutes</w:t>
+            </w:r>
+          </w:p>
+        </w:tc>
+        <w:tc>
+          <w:tcPr>
+            <w:tcW w:type="dxa" w:w="1440"/>
+            <w:vAlign w:val="center"/>
+            <w:tcMar>
+              <w:top w:w="90" w:type="dxa"/>
+              <w:start w:w="100" w:type="dxa"/>
+              <w:bottom w:w="90" w:type="dxa"/>
+              <w:end w:w="100" w:type="dxa"/>
+            </w:tcMar>
+            <w:shd w:fill="FFFFFF"/>
+          </w:tcPr>
+          <w:p>
+            <w:pPr>
+              <w:keepNext w:val="0"/>
+              <w:keepLines w:val="0"/>
+              <w:pageBreakBefore w:val="0"/>
+              <w:spacing w:after="0" w:before="0" w:line="240" w:lineRule="auto"/>
+              <w:ind w:left="0" w:right="0" w:firstLine="0"/>
+              <w:jc w:val="left"/>
+            </w:pPr>
+            <w:r>
+              <w:rPr>
+                <w:b w:val="0"/>
+                <w:color w:val="000000"/>
+                <w:sz w:val="18"/>
+              </w:rPr>
+              <w:t>Integer</w:t>
+            </w:r>
+          </w:p>
+        </w:tc>
+        <w:tc>
+          <w:tcPr>
+            <w:tcW w:type="dxa" w:w="4752"/>
+            <w:vAlign w:val="center"/>
+            <w:tcMar>
+              <w:top w:w="90" w:type="dxa"/>
+              <w:start w:w="100" w:type="dxa"/>
+              <w:bottom w:w="90" w:type="dxa"/>
+              <w:end w:w="100" w:type="dxa"/>
+            </w:tcMar>
+            <w:shd w:fill="FFFFFF"/>
+          </w:tcPr>
+          <w:p>
+            <w:pPr>
+              <w:keepNext w:val="0"/>
+              <w:keepLines w:val="0"/>
+              <w:pageBreakBefore w:val="0"/>
+              <w:spacing w:after="0" w:before="0" w:line="240" w:lineRule="auto"/>
+              <w:ind w:left="0" w:right="0" w:firstLine="0"/>
+              <w:jc w:val="left"/>
+            </w:pPr>
+            <w:r>
+              <w:rPr>
+                <w:b w:val="0"/>
+                <w:color w:val="000000"/>
+                <w:sz w:val="18"/>
+              </w:rPr>
+              <w:t>Thời lượng học mục tiêu.</w:t>
+            </w:r>
+          </w:p>
+        </w:tc>
+      </w:tr>
+      <w:tr>
+        <w:trPr/>
+        <w:tc>
+          <w:tcPr>
+            <w:tcW w:type="dxa" w:w="2664"/>
+            <w:vAlign w:val="center"/>
+            <w:tcMar>
+              <w:top w:w="90" w:type="dxa"/>
+              <w:start w:w="100" w:type="dxa"/>
+              <w:bottom w:w="90" w:type="dxa"/>
+              <w:end w:w="100" w:type="dxa"/>
+            </w:tcMar>
+            <w:shd w:fill="F0F5FA"/>
+          </w:tcPr>
+          <w:p>
+            <w:pPr>
+              <w:keepNext w:val="0"/>
+              <w:keepLines w:val="0"/>
+              <w:pageBreakBefore w:val="0"/>
+              <w:spacing w:after="0" w:before="0" w:line="240" w:lineRule="auto"/>
+              <w:ind w:left="0" w:right="0" w:firstLine="0"/>
+              <w:jc w:val="left"/>
+            </w:pPr>
+            <w:r>
+              <w:rPr>
+                <w:b w:val="0"/>
+                <w:color w:val="000000"/>
+                <w:sz w:val="18"/>
+              </w:rPr>
+              <w:t>target_toeic_score</w:t>
+            </w:r>
+          </w:p>
+        </w:tc>
+        <w:tc>
+          <w:tcPr>
+            <w:tcW w:type="dxa" w:w="1440"/>
+            <w:vAlign w:val="center"/>
+            <w:tcMar>
+              <w:top w:w="90" w:type="dxa"/>
+              <w:start w:w="100" w:type="dxa"/>
+              <w:bottom w:w="90" w:type="dxa"/>
+              <w:end w:w="100" w:type="dxa"/>
+            </w:tcMar>
+            <w:shd w:fill="F0F5FA"/>
+          </w:tcPr>
+          <w:p>
+            <w:pPr>
+              <w:keepNext w:val="0"/>
+              <w:keepLines w:val="0"/>
+              <w:pageBreakBefore w:val="0"/>
+              <w:spacing w:after="0" w:before="0" w:line="240" w:lineRule="auto"/>
+              <w:ind w:left="0" w:right="0" w:firstLine="0"/>
+              <w:jc w:val="left"/>
+            </w:pPr>
+            <w:r>
+              <w:rPr>
+                <w:b w:val="0"/>
+                <w:color w:val="000000"/>
+                <w:sz w:val="18"/>
+              </w:rPr>
+              <w:t>Integer/Null</w:t>
+            </w:r>
+          </w:p>
+        </w:tc>
+        <w:tc>
+          <w:tcPr>
+            <w:tcW w:type="dxa" w:w="4752"/>
+            <w:vAlign w:val="center"/>
+            <w:tcMar>
+              <w:top w:w="90" w:type="dxa"/>
+              <w:start w:w="100" w:type="dxa"/>
+              <w:bottom w:w="90" w:type="dxa"/>
+              <w:end w:w="100" w:type="dxa"/>
+            </w:tcMar>
+            <w:shd w:fill="F0F5FA"/>
+          </w:tcPr>
+          <w:p>
+            <w:pPr>
+              <w:keepNext w:val="0"/>
+              <w:keepLines w:val="0"/>
+              <w:pageBreakBefore w:val="0"/>
+              <w:spacing w:after="0" w:before="0" w:line="240" w:lineRule="auto"/>
+              <w:ind w:left="0" w:right="0" w:firstLine="0"/>
+              <w:jc w:val="left"/>
+            </w:pPr>
+            <w:r>
+              <w:rPr>
+                <w:b w:val="0"/>
+                <w:color w:val="000000"/>
+                <w:sz w:val="18"/>
+              </w:rPr>
+              <w:t>Điểm TOEIC mục tiêu.</w:t>
+            </w:r>
+          </w:p>
+        </w:tc>
+      </w:tr>
+      <w:tr>
+        <w:trPr/>
+        <w:tc>
+          <w:tcPr>
+            <w:tcW w:type="dxa" w:w="2664"/>
+            <w:vAlign w:val="center"/>
+            <w:tcMar>
+              <w:top w:w="90" w:type="dxa"/>
+              <w:start w:w="100" w:type="dxa"/>
+              <w:bottom w:w="90" w:type="dxa"/>
+              <w:end w:w="100" w:type="dxa"/>
+            </w:tcMar>
+            <w:shd w:fill="FFFFFF"/>
+          </w:tcPr>
+          <w:p>
+            <w:pPr>
+              <w:keepNext w:val="0"/>
+              <w:keepLines w:val="0"/>
+              <w:pageBreakBefore w:val="0"/>
+              <w:spacing w:after="0" w:before="0" w:line="240" w:lineRule="auto"/>
+              <w:ind w:left="0" w:right="0" w:firstLine="0"/>
+              <w:jc w:val="left"/>
+            </w:pPr>
+            <w:r>
+              <w:rPr>
+                <w:b w:val="0"/>
+                <w:color w:val="000000"/>
+                <w:sz w:val="18"/>
+              </w:rPr>
+              <w:t>planned_exam_date</w:t>
+            </w:r>
+          </w:p>
+        </w:tc>
+        <w:tc>
+          <w:tcPr>
+            <w:tcW w:type="dxa" w:w="1440"/>
+            <w:vAlign w:val="center"/>
+            <w:tcMar>
+              <w:top w:w="90" w:type="dxa"/>
+              <w:start w:w="100" w:type="dxa"/>
+              <w:bottom w:w="90" w:type="dxa"/>
+              <w:end w:w="100" w:type="dxa"/>
+            </w:tcMar>
+            <w:shd w:fill="FFFFFF"/>
+          </w:tcPr>
+          <w:p>
+            <w:pPr>
+              <w:keepNext w:val="0"/>
+              <w:keepLines w:val="0"/>
+              <w:pageBreakBefore w:val="0"/>
+              <w:spacing w:after="0" w:before="0" w:line="240" w:lineRule="auto"/>
+              <w:ind w:left="0" w:right="0" w:firstLine="0"/>
+              <w:jc w:val="left"/>
+            </w:pPr>
+            <w:r>
+              <w:rPr>
+                <w:b w:val="0"/>
+                <w:color w:val="000000"/>
+                <w:sz w:val="18"/>
+              </w:rPr>
+              <w:t>Date/Null</w:t>
+            </w:r>
+          </w:p>
+        </w:tc>
+        <w:tc>
+          <w:tcPr>
+            <w:tcW w:type="dxa" w:w="4752"/>
+            <w:vAlign w:val="center"/>
+            <w:tcMar>
+              <w:top w:w="90" w:type="dxa"/>
+              <w:start w:w="100" w:type="dxa"/>
+              <w:bottom w:w="90" w:type="dxa"/>
+              <w:end w:w="100" w:type="dxa"/>
+            </w:tcMar>
+            <w:shd w:fill="FFFFFF"/>
+          </w:tcPr>
+          <w:p>
+            <w:pPr>
+              <w:keepNext w:val="0"/>
+              <w:keepLines w:val="0"/>
+              <w:pageBreakBefore w:val="0"/>
+              <w:spacing w:after="0" w:before="0" w:line="240" w:lineRule="auto"/>
+              <w:ind w:left="0" w:right="0" w:firstLine="0"/>
+              <w:jc w:val="left"/>
+            </w:pPr>
+            <w:r>
+              <w:rPr>
+                <w:b w:val="0"/>
+                <w:color w:val="000000"/>
+                <w:sz w:val="18"/>
+              </w:rPr>
+              <w:t>Ngày thi dự kiến.</w:t>
+            </w:r>
+          </w:p>
+        </w:tc>
+      </w:tr>
+      <w:tr>
+        <w:trPr/>
+        <w:tc>
+          <w:tcPr>
+            <w:tcW w:type="dxa" w:w="2664"/>
+            <w:vAlign w:val="center"/>
+            <w:tcMar>
+              <w:top w:w="90" w:type="dxa"/>
+              <w:start w:w="100" w:type="dxa"/>
+              <w:bottom w:w="90" w:type="dxa"/>
+              <w:end w:w="100" w:type="dxa"/>
+            </w:tcMar>
+            <w:shd w:fill="F0F5FA"/>
+          </w:tcPr>
+          <w:p>
+            <w:pPr>
+              <w:keepNext w:val="0"/>
+              <w:keepLines w:val="0"/>
+              <w:pageBreakBefore w:val="0"/>
+              <w:spacing w:after="0" w:before="0" w:line="240" w:lineRule="auto"/>
+              <w:ind w:left="0" w:right="0" w:firstLine="0"/>
+              <w:jc w:val="left"/>
+            </w:pPr>
+            <w:r>
+              <w:rPr>
+                <w:b w:val="0"/>
+                <w:color w:val="000000"/>
+                <w:sz w:val="18"/>
+              </w:rPr>
+              <w:t>reminder_enabled</w:t>
+            </w:r>
+          </w:p>
+        </w:tc>
+        <w:tc>
+          <w:tcPr>
+            <w:tcW w:type="dxa" w:w="1440"/>
+            <w:vAlign w:val="center"/>
+            <w:tcMar>
+              <w:top w:w="90" w:type="dxa"/>
+              <w:start w:w="100" w:type="dxa"/>
+              <w:bottom w:w="90" w:type="dxa"/>
+              <w:end w:w="100" w:type="dxa"/>
+            </w:tcMar>
+            <w:shd w:fill="F0F5FA"/>
+          </w:tcPr>
+          <w:p>
+            <w:pPr>
+              <w:keepNext w:val="0"/>
+              <w:keepLines w:val="0"/>
+              <w:pageBreakBefore w:val="0"/>
+              <w:spacing w:after="0" w:before="0" w:line="240" w:lineRule="auto"/>
+              <w:ind w:left="0" w:right="0" w:firstLine="0"/>
+              <w:jc w:val="left"/>
+            </w:pPr>
+            <w:r>
+              <w:rPr>
+                <w:b w:val="0"/>
+                <w:color w:val="000000"/>
+                <w:sz w:val="18"/>
+              </w:rPr>
+              <w:t>Boolean</w:t>
+            </w:r>
+          </w:p>
+        </w:tc>
+        <w:tc>
+          <w:tcPr>
+            <w:tcW w:type="dxa" w:w="4752"/>
+            <w:vAlign w:val="center"/>
+            <w:tcMar>
+              <w:top w:w="90" w:type="dxa"/>
+              <w:start w:w="100" w:type="dxa"/>
+              <w:bottom w:w="90" w:type="dxa"/>
+              <w:end w:w="100" w:type="dxa"/>
+            </w:tcMar>
+            <w:shd w:fill="F0F5FA"/>
+          </w:tcPr>
+          <w:p>
+            <w:pPr>
+              <w:keepNext w:val="0"/>
+              <w:keepLines w:val="0"/>
+              <w:pageBreakBefore w:val="0"/>
+              <w:spacing w:after="0" w:before="0" w:line="240" w:lineRule="auto"/>
+              <w:ind w:left="0" w:right="0" w:firstLine="0"/>
+              <w:jc w:val="left"/>
+            </w:pPr>
+            <w:r>
+              <w:rPr>
+                <w:b w:val="0"/>
+                <w:color w:val="000000"/>
+                <w:sz w:val="18"/>
+              </w:rPr>
+              <w:t>Trạng thái nhắc học.</w:t>
+            </w:r>
+          </w:p>
+        </w:tc>
+      </w:tr>
+      <w:tr>
+        <w:trPr/>
+        <w:tc>
+          <w:tcPr>
+            <w:tcW w:type="dxa" w:w="2664"/>
+            <w:vAlign w:val="center"/>
+            <w:tcMar>
+              <w:top w:w="90" w:type="dxa"/>
+              <w:start w:w="100" w:type="dxa"/>
+              <w:bottom w:w="90" w:type="dxa"/>
+              <w:end w:w="100" w:type="dxa"/>
+            </w:tcMar>
+            <w:shd w:fill="FFFFFF"/>
+          </w:tcPr>
+          <w:p>
+            <w:pPr>
+              <w:keepNext w:val="0"/>
+              <w:keepLines w:val="0"/>
+              <w:pageBreakBefore w:val="0"/>
+              <w:spacing w:after="0" w:before="0" w:line="240" w:lineRule="auto"/>
+              <w:ind w:left="0" w:right="0" w:firstLine="0"/>
+              <w:jc w:val="left"/>
+            </w:pPr>
+            <w:r>
+              <w:rPr>
+                <w:b w:val="0"/>
+                <w:color w:val="000000"/>
+                <w:sz w:val="18"/>
+              </w:rPr>
+              <w:t>reminder_time</w:t>
+            </w:r>
+          </w:p>
+        </w:tc>
+        <w:tc>
+          <w:tcPr>
+            <w:tcW w:type="dxa" w:w="1440"/>
+            <w:vAlign w:val="center"/>
+            <w:tcMar>
+              <w:top w:w="90" w:type="dxa"/>
+              <w:start w:w="100" w:type="dxa"/>
+              <w:bottom w:w="90" w:type="dxa"/>
+              <w:end w:w="100" w:type="dxa"/>
+            </w:tcMar>
+            <w:shd w:fill="FFFFFF"/>
+          </w:tcPr>
+          <w:p>
+            <w:pPr>
+              <w:keepNext w:val="0"/>
+              <w:keepLines w:val="0"/>
+              <w:pageBreakBefore w:val="0"/>
+              <w:spacing w:after="0" w:before="0" w:line="240" w:lineRule="auto"/>
+              <w:ind w:left="0" w:right="0" w:firstLine="0"/>
+              <w:jc w:val="left"/>
+            </w:pPr>
+            <w:r>
+              <w:rPr>
+                <w:b w:val="0"/>
+                <w:color w:val="000000"/>
+                <w:sz w:val="18"/>
+              </w:rPr>
+              <w:t>Time/Null</w:t>
+            </w:r>
+          </w:p>
+        </w:tc>
+        <w:tc>
+          <w:tcPr>
+            <w:tcW w:type="dxa" w:w="4752"/>
+            <w:vAlign w:val="center"/>
+            <w:tcMar>
+              <w:top w:w="90" w:type="dxa"/>
+              <w:start w:w="100" w:type="dxa"/>
+              <w:bottom w:w="90" w:type="dxa"/>
+              <w:end w:w="100" w:type="dxa"/>
+            </w:tcMar>
+            <w:shd w:fill="FFFFFF"/>
+          </w:tcPr>
+          <w:p>
+            <w:pPr>
+              <w:keepNext w:val="0"/>
+              <w:keepLines w:val="0"/>
+              <w:pageBreakBefore w:val="0"/>
+              <w:spacing w:after="0" w:before="0" w:line="240" w:lineRule="auto"/>
+              <w:ind w:left="0" w:right="0" w:firstLine="0"/>
+              <w:jc w:val="left"/>
+            </w:pPr>
+            <w:r>
+              <w:rPr>
+                <w:b w:val="0"/>
+                <w:color w:val="000000"/>
+                <w:sz w:val="18"/>
+              </w:rPr>
+              <w:t>Giờ nhắc học.</w:t>
+            </w:r>
+          </w:p>
+        </w:tc>
+      </w:tr>
+      <w:tr>
+        <w:trPr/>
+        <w:tc>
+          <w:tcPr>
+            <w:tcW w:type="dxa" w:w="2664"/>
+            <w:vAlign w:val="center"/>
+            <w:tcMar>
+              <w:top w:w="90" w:type="dxa"/>
+              <w:start w:w="100" w:type="dxa"/>
+              <w:bottom w:w="90" w:type="dxa"/>
+              <w:end w:w="100" w:type="dxa"/>
+            </w:tcMar>
+            <w:shd w:fill="F0F5FA"/>
+          </w:tcPr>
+          <w:p>
+            <w:pPr>
+              <w:keepNext w:val="0"/>
+              <w:keepLines w:val="0"/>
+              <w:pageBreakBefore w:val="0"/>
+              <w:spacing w:after="0" w:before="0" w:line="240" w:lineRule="auto"/>
+              <w:ind w:left="0" w:right="0" w:firstLine="0"/>
+              <w:jc w:val="left"/>
+            </w:pPr>
+            <w:r>
+              <w:rPr>
+                <w:b w:val="0"/>
+                <w:color w:val="000000"/>
+                <w:sz w:val="18"/>
+              </w:rPr>
+              <w:t>timezone</w:t>
+            </w:r>
+          </w:p>
+        </w:tc>
+        <w:tc>
+          <w:tcPr>
+            <w:tcW w:type="dxa" w:w="1440"/>
+            <w:vAlign w:val="center"/>
+            <w:tcMar>
+              <w:top w:w="90" w:type="dxa"/>
+              <w:start w:w="100" w:type="dxa"/>
+              <w:bottom w:w="90" w:type="dxa"/>
+              <w:end w:w="100" w:type="dxa"/>
+            </w:tcMar>
+            <w:shd w:fill="F0F5FA"/>
+          </w:tcPr>
+          <w:p>
+            <w:pPr>
+              <w:keepNext w:val="0"/>
+              <w:keepLines w:val="0"/>
+              <w:pageBreakBefore w:val="0"/>
+              <w:spacing w:after="0" w:before="0" w:line="240" w:lineRule="auto"/>
+              <w:ind w:left="0" w:right="0" w:firstLine="0"/>
+              <w:jc w:val="left"/>
+            </w:pPr>
+            <w:r>
+              <w:rPr>
+                <w:b w:val="0"/>
+                <w:color w:val="000000"/>
+                <w:sz w:val="18"/>
+              </w:rPr>
+              <w:t>String</w:t>
+            </w:r>
+          </w:p>
+        </w:tc>
+        <w:tc>
+          <w:tcPr>
+            <w:tcW w:type="dxa" w:w="4752"/>
+            <w:vAlign w:val="center"/>
+            <w:tcMar>
+              <w:top w:w="90" w:type="dxa"/>
+              <w:start w:w="100" w:type="dxa"/>
+              <w:bottom w:w="90" w:type="dxa"/>
+              <w:end w:w="100" w:type="dxa"/>
+            </w:tcMar>
+            <w:shd w:fill="F0F5FA"/>
+          </w:tcPr>
+          <w:p>
+            <w:pPr>
+              <w:keepNext w:val="0"/>
+              <w:keepLines w:val="0"/>
+              <w:pageBreakBefore w:val="0"/>
+              <w:spacing w:after="0" w:before="0" w:line="240" w:lineRule="auto"/>
+              <w:ind w:left="0" w:right="0" w:firstLine="0"/>
+              <w:jc w:val="left"/>
+            </w:pPr>
+            <w:r>
+              <w:rPr>
+                <w:b w:val="0"/>
+                <w:color w:val="000000"/>
+                <w:sz w:val="18"/>
+              </w:rPr>
+              <w:t>IANA timezone của người dùng.</w:t>
+            </w:r>
+          </w:p>
+        </w:tc>
+      </w:tr>
+    </w:tbl>
     <w:sectPr>
       <w:pgSz w:w="11909" w:h="16834"/>
       <w:pgMar w:top="1440" w:right="1440" w:bottom="1440" w:left="1440" w:header="720" w:footer="720" w:gutter="0"/>

--- a/docs/Thiết kế Event.docx
+++ b/docs/Thiết kế Event.docx
@@ -352,7 +352,6 @@
       </w:r>
     </w:p>
     <w:p>
-      <w:pPr/>
       <w:r>
         <w:t>Mọi phiên đều phát TestSubmittedEvent. Chỉ phiên MOCK_TEST toàn bộ đề, đủ Listening/Reading và có score khác NULL được ghi test_score_facts và tính dự đoán. Phiên còn lại cập nhật hoạt động/vùng yếu bằng part_details, không tạo điểm TOEIC từ dữ liệu thiếu. part_details chỉ chứa Part trong selected_part_ids, mỗi phần tử có correct từ 0 đến total và total &gt; 0.</w:t>
       </w:r>
@@ -390,44 +389,35 @@
         <w:tblLook w:val="0620" w:firstRow="1" w:lastRow="0" w:firstColumn="0" w:lastColumn="0" w:noHBand="1" w:noVBand="1"/>
       </w:tblPr>
       <w:tblGrid>
-        <w:gridCol w:w="2664"/>
-        <w:gridCol w:w="1440"/>
-        <w:gridCol w:w="4752"/>
+        <w:gridCol w:w="2933"/>
+        <w:gridCol w:w="1981"/>
+        <w:gridCol w:w="3942"/>
       </w:tblGrid>
       <w:tr>
         <w:trPr>
           <w:cnfStyle w:val="100000000000" w:firstRow="1" w:lastRow="0" w:firstColumn="0" w:lastColumn="0" w:oddVBand="0" w:evenVBand="0" w:oddHBand="0" w:evenHBand="0" w:firstRowFirstColumn="0" w:firstRowLastColumn="0" w:lastRowFirstColumn="0" w:lastRowLastColumn="0"/>
           <w:tblHeader/>
-          <w:tblHeader w:val="true"/>
-          <w:tblHeader w:val="true"/>
         </w:trPr>
         <w:tc>
           <w:tcPr>
             <w:tcW w:w="2664" w:type="dxa"/>
-            <w:vAlign w:val="center"/>
-            <w:tcMar>
-              <w:top w:w="90" w:type="dxa"/>
-              <w:start w:w="100" w:type="dxa"/>
-              <w:bottom w:w="90" w:type="dxa"/>
-              <w:end w:w="100" w:type="dxa"/>
-            </w:tcMar>
-            <w:shd w:fill="1F4E78"/>
-          </w:tcPr>
-          <w:p>
-            <w:pPr>
-              <w:keepNext w:val="0"/>
-              <w:keepLines w:val="0"/>
-              <w:pageBreakBefore w:val="0"/>
-              <w:spacing w:before="40" w:after="40" w:line="252" w:lineRule="auto"/>
-              <w:ind w:left="0" w:right="0" w:firstLine="0"/>
-              <w:jc w:val="left"/>
-              <w:rPr>
-                <w:color w:val="000000"/>
-              </w:rPr>
-            </w:pPr>
-            <w:r>
-              <w:rPr>
-                <w:b/>
+            <w:shd w:val="clear" w:color="auto" w:fill="1F4E78"/>
+            <w:tcMar>
+              <w:top w:w="90" w:type="dxa"/>
+              <w:left w:w="100" w:type="dxa"/>
+              <w:bottom w:w="90" w:type="dxa"/>
+              <w:right w:w="100" w:type="dxa"/>
+            </w:tcMar>
+          </w:tcPr>
+          <w:p>
+            <w:pPr>
+              <w:spacing w:before="40" w:after="40" w:line="252" w:lineRule="auto"/>
+              <w:rPr>
+                <w:color w:val="000000"/>
+              </w:rPr>
+            </w:pPr>
+            <w:r>
+              <w:rPr>
                 <w:color w:val="FFFFFF"/>
                 <w:sz w:val="18"/>
               </w:rPr>
@@ -438,30 +428,23 @@
         <w:tc>
           <w:tcPr>
             <w:tcW w:w="1440" w:type="dxa"/>
-            <w:vAlign w:val="center"/>
-            <w:tcMar>
-              <w:top w:w="90" w:type="dxa"/>
-              <w:start w:w="100" w:type="dxa"/>
-              <w:bottom w:w="90" w:type="dxa"/>
-              <w:end w:w="100" w:type="dxa"/>
-            </w:tcMar>
-            <w:shd w:fill="1F4E78"/>
-          </w:tcPr>
-          <w:p>
-            <w:pPr>
-              <w:keepNext w:val="0"/>
-              <w:keepLines w:val="0"/>
-              <w:pageBreakBefore w:val="0"/>
-              <w:spacing w:before="40" w:after="40" w:line="252" w:lineRule="auto"/>
-              <w:ind w:left="0" w:right="0" w:firstLine="0"/>
-              <w:jc w:val="left"/>
-              <w:rPr>
-                <w:color w:val="000000"/>
-              </w:rPr>
-            </w:pPr>
-            <w:r>
-              <w:rPr>
-                <w:b/>
+            <w:shd w:val="clear" w:color="auto" w:fill="1F4E78"/>
+            <w:tcMar>
+              <w:top w:w="90" w:type="dxa"/>
+              <w:left w:w="100" w:type="dxa"/>
+              <w:bottom w:w="90" w:type="dxa"/>
+              <w:right w:w="100" w:type="dxa"/>
+            </w:tcMar>
+          </w:tcPr>
+          <w:p>
+            <w:pPr>
+              <w:spacing w:before="40" w:after="40" w:line="252" w:lineRule="auto"/>
+              <w:rPr>
+                <w:color w:val="000000"/>
+              </w:rPr>
+            </w:pPr>
+            <w:r>
+              <w:rPr>
                 <w:color w:val="FFFFFF"/>
                 <w:sz w:val="18"/>
               </w:rPr>
@@ -472,30 +455,23 @@
         <w:tc>
           <w:tcPr>
             <w:tcW w:w="4752" w:type="dxa"/>
-            <w:vAlign w:val="center"/>
-            <w:tcMar>
-              <w:top w:w="90" w:type="dxa"/>
-              <w:start w:w="100" w:type="dxa"/>
-              <w:bottom w:w="90" w:type="dxa"/>
-              <w:end w:w="100" w:type="dxa"/>
-            </w:tcMar>
-            <w:shd w:fill="1F4E78"/>
-          </w:tcPr>
-          <w:p>
-            <w:pPr>
-              <w:keepNext w:val="0"/>
-              <w:keepLines w:val="0"/>
-              <w:pageBreakBefore w:val="0"/>
-              <w:spacing w:before="40" w:after="40" w:line="252" w:lineRule="auto"/>
-              <w:ind w:left="0" w:right="0" w:firstLine="0"/>
-              <w:jc w:val="left"/>
-              <w:rPr>
-                <w:color w:val="000000"/>
-              </w:rPr>
-            </w:pPr>
-            <w:r>
-              <w:rPr>
-                <w:b/>
+            <w:shd w:val="clear" w:color="auto" w:fill="1F4E78"/>
+            <w:tcMar>
+              <w:top w:w="90" w:type="dxa"/>
+              <w:left w:w="100" w:type="dxa"/>
+              <w:bottom w:w="90" w:type="dxa"/>
+              <w:right w:w="100" w:type="dxa"/>
+            </w:tcMar>
+          </w:tcPr>
+          <w:p>
+            <w:pPr>
+              <w:spacing w:before="40" w:after="40" w:line="252" w:lineRule="auto"/>
+              <w:rPr>
+                <w:color w:val="000000"/>
+              </w:rPr>
+            </w:pPr>
+            <w:r>
+              <w:rPr>
                 <w:color w:val="FFFFFF"/>
                 <w:sz w:val="18"/>
               </w:rPr>
@@ -505,37 +481,32 @@
         </w:tc>
       </w:tr>
       <w:tr>
-        <w:trPr/>
         <w:tc>
           <w:tcPr>
             <w:tcW w:w="2664" w:type="dxa"/>
-            <w:vAlign w:val="center"/>
-            <w:tcMar>
-              <w:top w:w="90" w:type="dxa"/>
-              <w:start w:w="100" w:type="dxa"/>
-              <w:bottom w:w="90" w:type="dxa"/>
-              <w:end w:w="100" w:type="dxa"/>
-            </w:tcMar>
-            <w:shd w:fill="FFFFFF"/>
-          </w:tcPr>
-          <w:p>
-            <w:pPr>
-              <w:keepNext w:val="0"/>
-              <w:keepLines w:val="0"/>
-              <w:pageBreakBefore w:val="0"/>
-              <w:spacing w:before="40" w:after="40" w:line="252" w:lineRule="auto"/>
-              <w:ind w:left="0" w:right="0" w:firstLine="0"/>
-              <w:jc w:val="left"/>
-              <w:rPr>
-                <w:color w:val="000000"/>
+            <w:tcMar>
+              <w:top w:w="90" w:type="dxa"/>
+              <w:left w:w="100" w:type="dxa"/>
+              <w:bottom w:w="90" w:type="dxa"/>
+              <w:right w:w="100" w:type="dxa"/>
+            </w:tcMar>
+            <w:vAlign w:val="center"/>
+          </w:tcPr>
+          <w:p>
+            <w:pPr>
+              <w:spacing w:before="40" w:after="40" w:line="252" w:lineRule="auto"/>
+              <w:rPr>
+                <w:color w:val="000000"/>
+                <w:sz w:val="18"/>
+                <w:szCs w:val="18"/>
               </w:rPr>
             </w:pPr>
             <w:r>
               <w:rPr>
                 <w:rFonts w:ascii="Roboto Mono" w:eastAsia="Roboto Mono" w:hAnsi="Roboto Mono" w:cs="Roboto Mono"/>
-                <w:b w:val="0"/>
-                <w:color w:val="000000"/>
-                <w:sz w:val="18"/>
+                <w:color w:val="000000"/>
+                <w:sz w:val="18"/>
+                <w:szCs w:val="18"/>
               </w:rPr>
               <w:t>event_id</w:t>
             </w:r>
@@ -544,29 +515,29 @@
         <w:tc>
           <w:tcPr>
             <w:tcW w:w="1440" w:type="dxa"/>
-            <w:vAlign w:val="center"/>
-            <w:tcMar>
-              <w:top w:w="90" w:type="dxa"/>
-              <w:start w:w="100" w:type="dxa"/>
-              <w:bottom w:w="90" w:type="dxa"/>
-              <w:end w:w="100" w:type="dxa"/>
-            </w:tcMar>
-            <w:shd w:fill="FFFFFF"/>
-          </w:tcPr>
-          <w:p>
-            <w:pPr>
-              <w:keepNext w:val="0"/>
-              <w:keepLines w:val="0"/>
-              <w:pageBreakBefore w:val="0"/>
-              <w:spacing w:before="40" w:after="40" w:line="252" w:lineRule="auto"/>
-              <w:ind w:left="0" w:right="0" w:firstLine="0"/>
-              <w:jc w:val="left"/>
-              <w:rPr>
-                <w:color w:val="000000"/>
+            <w:tcMar>
+              <w:top w:w="90" w:type="dxa"/>
+              <w:left w:w="100" w:type="dxa"/>
+              <w:bottom w:w="90" w:type="dxa"/>
+              <w:right w:w="100" w:type="dxa"/>
+            </w:tcMar>
+            <w:vAlign w:val="center"/>
+          </w:tcPr>
+          <w:p>
+            <w:pPr>
+              <w:spacing w:before="40" w:after="40" w:line="252" w:lineRule="auto"/>
+              <w:rPr>
+                <w:color w:val="000000"/>
+                <w:sz w:val="18"/>
+                <w:szCs w:val="18"/>
               </w:rPr>
             </w:pPr>
             <w:sdt>
               <w:sdtPr>
+                <w:rPr>
+                  <w:sz w:val="18"/>
+                  <w:szCs w:val="18"/>
+                </w:rPr>
                 <w:alias w:val="Kiểu dữ liệu"/>
                 <w:id w:val="279066893"/>
                 <w:dropDownList>
@@ -579,6 +550,10 @@
               </w:sdtPr>
               <w:sdtContent>
                 <w:r>
+                  <w:rPr>
+                    <w:sz w:val="18"/>
+                    <w:szCs w:val="18"/>
+                  </w:rPr>
                   <w:t>UUID</w:t>
                 </w:r>
               </w:sdtContent>
@@ -588,32 +563,28 @@
         <w:tc>
           <w:tcPr>
             <w:tcW w:w="4752" w:type="dxa"/>
-            <w:vAlign w:val="center"/>
-            <w:tcMar>
-              <w:top w:w="90" w:type="dxa"/>
-              <w:start w:w="100" w:type="dxa"/>
-              <w:bottom w:w="90" w:type="dxa"/>
-              <w:end w:w="100" w:type="dxa"/>
-            </w:tcMar>
-            <w:shd w:fill="FFFFFF"/>
-          </w:tcPr>
-          <w:p>
-            <w:pPr>
-              <w:keepNext w:val="0"/>
-              <w:keepLines w:val="0"/>
-              <w:pageBreakBefore w:val="0"/>
-              <w:spacing w:before="40" w:after="40" w:line="252" w:lineRule="auto"/>
-              <w:ind w:left="0" w:right="0" w:firstLine="0"/>
-              <w:jc w:val="left"/>
-              <w:rPr>
-                <w:color w:val="000000"/>
-              </w:rPr>
-            </w:pPr>
-            <w:r>
-              <w:rPr>
-                <w:b w:val="0"/>
-                <w:color w:val="000000"/>
-                <w:sz w:val="18"/>
+            <w:tcMar>
+              <w:top w:w="90" w:type="dxa"/>
+              <w:left w:w="100" w:type="dxa"/>
+              <w:bottom w:w="90" w:type="dxa"/>
+              <w:right w:w="100" w:type="dxa"/>
+            </w:tcMar>
+            <w:vAlign w:val="center"/>
+          </w:tcPr>
+          <w:p>
+            <w:pPr>
+              <w:spacing w:before="40" w:after="40" w:line="252" w:lineRule="auto"/>
+              <w:rPr>
+                <w:color w:val="000000"/>
+                <w:sz w:val="18"/>
+                <w:szCs w:val="18"/>
+              </w:rPr>
+            </w:pPr>
+            <w:r>
+              <w:rPr>
+                <w:color w:val="000000"/>
+                <w:sz w:val="18"/>
+                <w:szCs w:val="18"/>
               </w:rPr>
               <w:t>Đóng vai trò là idempotency key</w:t>
             </w:r>
@@ -621,37 +592,33 @@
         </w:tc>
       </w:tr>
       <w:tr>
-        <w:trPr/>
         <w:tc>
           <w:tcPr>
             <w:tcW w:w="2664" w:type="dxa"/>
-            <w:vAlign w:val="center"/>
-            <w:tcMar>
-              <w:top w:w="90" w:type="dxa"/>
-              <w:start w:w="100" w:type="dxa"/>
-              <w:bottom w:w="90" w:type="dxa"/>
-              <w:end w:w="100" w:type="dxa"/>
-            </w:tcMar>
-            <w:shd w:fill="F0F5FA"/>
-          </w:tcPr>
-          <w:p>
-            <w:pPr>
-              <w:keepNext w:val="0"/>
-              <w:keepLines w:val="0"/>
-              <w:pageBreakBefore w:val="0"/>
-              <w:spacing w:before="40" w:after="40" w:line="252" w:lineRule="auto"/>
-              <w:ind w:left="0" w:right="0" w:firstLine="0"/>
-              <w:jc w:val="left"/>
-              <w:rPr>
-                <w:color w:val="000000"/>
+            <w:shd w:val="clear" w:color="auto" w:fill="F0F5FA"/>
+            <w:tcMar>
+              <w:top w:w="90" w:type="dxa"/>
+              <w:left w:w="100" w:type="dxa"/>
+              <w:bottom w:w="90" w:type="dxa"/>
+              <w:right w:w="100" w:type="dxa"/>
+            </w:tcMar>
+            <w:vAlign w:val="center"/>
+          </w:tcPr>
+          <w:p>
+            <w:pPr>
+              <w:spacing w:before="40" w:after="40" w:line="252" w:lineRule="auto"/>
+              <w:rPr>
+                <w:color w:val="000000"/>
+                <w:sz w:val="18"/>
+                <w:szCs w:val="18"/>
               </w:rPr>
             </w:pPr>
             <w:r>
               <w:rPr>
                 <w:rFonts w:ascii="Roboto Mono" w:eastAsia="Roboto Mono" w:hAnsi="Roboto Mono" w:cs="Roboto Mono"/>
-                <w:b w:val="0"/>
-                <w:color w:val="000000"/>
-                <w:sz w:val="18"/>
+                <w:color w:val="000000"/>
+                <w:sz w:val="18"/>
+                <w:szCs w:val="18"/>
               </w:rPr>
               <w:t>aggregate_id</w:t>
             </w:r>
@@ -660,29 +627,30 @@
         <w:tc>
           <w:tcPr>
             <w:tcW w:w="1440" w:type="dxa"/>
-            <w:vAlign w:val="center"/>
-            <w:tcMar>
-              <w:top w:w="90" w:type="dxa"/>
-              <w:start w:w="100" w:type="dxa"/>
-              <w:bottom w:w="90" w:type="dxa"/>
-              <w:end w:w="100" w:type="dxa"/>
-            </w:tcMar>
-            <w:shd w:fill="F0F5FA"/>
-          </w:tcPr>
-          <w:p>
-            <w:pPr>
-              <w:keepNext w:val="0"/>
-              <w:keepLines w:val="0"/>
-              <w:pageBreakBefore w:val="0"/>
-              <w:spacing w:before="40" w:after="40" w:line="252" w:lineRule="auto"/>
-              <w:ind w:left="0" w:right="0" w:firstLine="0"/>
-              <w:jc w:val="left"/>
-              <w:rPr>
-                <w:color w:val="000000"/>
+            <w:shd w:val="clear" w:color="auto" w:fill="F0F5FA"/>
+            <w:tcMar>
+              <w:top w:w="90" w:type="dxa"/>
+              <w:left w:w="100" w:type="dxa"/>
+              <w:bottom w:w="90" w:type="dxa"/>
+              <w:right w:w="100" w:type="dxa"/>
+            </w:tcMar>
+            <w:vAlign w:val="center"/>
+          </w:tcPr>
+          <w:p>
+            <w:pPr>
+              <w:spacing w:before="40" w:after="40" w:line="252" w:lineRule="auto"/>
+              <w:rPr>
+                <w:color w:val="000000"/>
+                <w:sz w:val="18"/>
+                <w:szCs w:val="18"/>
               </w:rPr>
             </w:pPr>
             <w:sdt>
               <w:sdtPr>
+                <w:rPr>
+                  <w:sz w:val="18"/>
+                  <w:szCs w:val="18"/>
+                </w:rPr>
                 <w:alias w:val="Kiểu dữ liệu"/>
                 <w:id w:val="-469381718"/>
                 <w:dropDownList>
@@ -695,6 +663,10 @@
               </w:sdtPr>
               <w:sdtContent>
                 <w:r>
+                  <w:rPr>
+                    <w:sz w:val="18"/>
+                    <w:szCs w:val="18"/>
+                  </w:rPr>
                   <w:t>UUID</w:t>
                 </w:r>
               </w:sdtContent>
@@ -704,41 +676,38 @@
         <w:tc>
           <w:tcPr>
             <w:tcW w:w="4752" w:type="dxa"/>
-            <w:vAlign w:val="center"/>
-            <w:tcMar>
-              <w:top w:w="90" w:type="dxa"/>
-              <w:start w:w="100" w:type="dxa"/>
-              <w:bottom w:w="90" w:type="dxa"/>
-              <w:end w:w="100" w:type="dxa"/>
-            </w:tcMar>
-            <w:shd w:fill="F0F5FA"/>
-          </w:tcPr>
-          <w:p>
-            <w:pPr>
-              <w:keepNext w:val="0"/>
-              <w:keepLines w:val="0"/>
-              <w:pageBreakBefore w:val="0"/>
-              <w:spacing w:before="40" w:after="40" w:line="252" w:lineRule="auto"/>
-              <w:ind w:left="0" w:right="0" w:firstLine="0"/>
-              <w:jc w:val="left"/>
-              <w:rPr>
-                <w:color w:val="000000"/>
+            <w:shd w:val="clear" w:color="auto" w:fill="F0F5FA"/>
+            <w:tcMar>
+              <w:top w:w="90" w:type="dxa"/>
+              <w:left w:w="100" w:type="dxa"/>
+              <w:bottom w:w="90" w:type="dxa"/>
+              <w:right w:w="100" w:type="dxa"/>
+            </w:tcMar>
+            <w:vAlign w:val="center"/>
+          </w:tcPr>
+          <w:p>
+            <w:pPr>
+              <w:spacing w:before="40" w:after="40" w:line="252" w:lineRule="auto"/>
+              <w:rPr>
+                <w:color w:val="000000"/>
+                <w:sz w:val="18"/>
+                <w:szCs w:val="18"/>
               </w:rPr>
             </w:pPr>
             <w:r>
               <w:rPr>
                 <w:rFonts w:ascii="Roboto Mono" w:eastAsia="Roboto Mono" w:hAnsi="Roboto Mono" w:cs="Roboto Mono"/>
-                <w:b w:val="0"/>
-                <w:color w:val="000000"/>
-                <w:sz w:val="18"/>
+                <w:color w:val="000000"/>
+                <w:sz w:val="18"/>
+                <w:szCs w:val="18"/>
               </w:rPr>
               <w:t>attempt_id</w:t>
             </w:r>
             <w:r>
               <w:rPr>
-                <w:b w:val="0"/>
-                <w:color w:val="000000"/>
-                <w:sz w:val="18"/>
+                <w:color w:val="000000"/>
+                <w:sz w:val="18"/>
+                <w:szCs w:val="18"/>
               </w:rPr>
               <w:t xml:space="preserve"> của lượt làm bài</w:t>
             </w:r>
@@ -746,37 +715,32 @@
         </w:tc>
       </w:tr>
       <w:tr>
-        <w:trPr/>
         <w:tc>
           <w:tcPr>
             <w:tcW w:w="2664" w:type="dxa"/>
-            <w:vAlign w:val="center"/>
-            <w:tcMar>
-              <w:top w:w="90" w:type="dxa"/>
-              <w:start w:w="100" w:type="dxa"/>
-              <w:bottom w:w="90" w:type="dxa"/>
-              <w:end w:w="100" w:type="dxa"/>
-            </w:tcMar>
-            <w:shd w:fill="FFFFFF"/>
-          </w:tcPr>
-          <w:p>
-            <w:pPr>
-              <w:keepNext w:val="0"/>
-              <w:keepLines w:val="0"/>
-              <w:pageBreakBefore w:val="0"/>
-              <w:spacing w:before="40" w:after="40" w:line="252" w:lineRule="auto"/>
-              <w:ind w:left="0" w:right="0" w:firstLine="0"/>
-              <w:jc w:val="left"/>
-              <w:rPr>
-                <w:color w:val="000000"/>
+            <w:tcMar>
+              <w:top w:w="90" w:type="dxa"/>
+              <w:left w:w="100" w:type="dxa"/>
+              <w:bottom w:w="90" w:type="dxa"/>
+              <w:right w:w="100" w:type="dxa"/>
+            </w:tcMar>
+            <w:vAlign w:val="center"/>
+          </w:tcPr>
+          <w:p>
+            <w:pPr>
+              <w:spacing w:before="40" w:after="40" w:line="252" w:lineRule="auto"/>
+              <w:rPr>
+                <w:color w:val="000000"/>
+                <w:sz w:val="18"/>
+                <w:szCs w:val="18"/>
               </w:rPr>
             </w:pPr>
             <w:r>
               <w:rPr>
                 <w:rFonts w:ascii="Roboto Mono" w:eastAsia="Roboto Mono" w:hAnsi="Roboto Mono" w:cs="Roboto Mono"/>
-                <w:b w:val="0"/>
-                <w:color w:val="000000"/>
-                <w:sz w:val="18"/>
+                <w:color w:val="000000"/>
+                <w:sz w:val="18"/>
+                <w:szCs w:val="18"/>
               </w:rPr>
               <w:t>event_type</w:t>
             </w:r>
@@ -785,29 +749,29 @@
         <w:tc>
           <w:tcPr>
             <w:tcW w:w="1440" w:type="dxa"/>
-            <w:vAlign w:val="center"/>
-            <w:tcMar>
-              <w:top w:w="90" w:type="dxa"/>
-              <w:start w:w="100" w:type="dxa"/>
-              <w:bottom w:w="90" w:type="dxa"/>
-              <w:end w:w="100" w:type="dxa"/>
-            </w:tcMar>
-            <w:shd w:fill="FFFFFF"/>
-          </w:tcPr>
-          <w:p>
-            <w:pPr>
-              <w:keepNext w:val="0"/>
-              <w:keepLines w:val="0"/>
-              <w:pageBreakBefore w:val="0"/>
-              <w:spacing w:before="40" w:after="40" w:line="252" w:lineRule="auto"/>
-              <w:ind w:left="0" w:right="0" w:firstLine="0"/>
-              <w:jc w:val="left"/>
-              <w:rPr>
-                <w:color w:val="000000"/>
+            <w:tcMar>
+              <w:top w:w="90" w:type="dxa"/>
+              <w:left w:w="100" w:type="dxa"/>
+              <w:bottom w:w="90" w:type="dxa"/>
+              <w:right w:w="100" w:type="dxa"/>
+            </w:tcMar>
+            <w:vAlign w:val="center"/>
+          </w:tcPr>
+          <w:p>
+            <w:pPr>
+              <w:spacing w:before="40" w:after="40" w:line="252" w:lineRule="auto"/>
+              <w:rPr>
+                <w:color w:val="000000"/>
+                <w:sz w:val="18"/>
+                <w:szCs w:val="18"/>
               </w:rPr>
             </w:pPr>
             <w:sdt>
               <w:sdtPr>
+                <w:rPr>
+                  <w:sz w:val="18"/>
+                  <w:szCs w:val="18"/>
+                </w:rPr>
                 <w:alias w:val="Kiểu dữ liệu"/>
                 <w:id w:val="2013929706"/>
                 <w:dropDownList>
@@ -820,6 +784,10 @@
               </w:sdtPr>
               <w:sdtContent>
                 <w:r>
+                  <w:rPr>
+                    <w:sz w:val="18"/>
+                    <w:szCs w:val="18"/>
+                  </w:rPr>
                   <w:t>String</w:t>
                 </w:r>
               </w:sdtContent>
@@ -829,41 +797,37 @@
         <w:tc>
           <w:tcPr>
             <w:tcW w:w="4752" w:type="dxa"/>
-            <w:vAlign w:val="center"/>
-            <w:tcMar>
-              <w:top w:w="90" w:type="dxa"/>
-              <w:start w:w="100" w:type="dxa"/>
-              <w:bottom w:w="90" w:type="dxa"/>
-              <w:end w:w="100" w:type="dxa"/>
-            </w:tcMar>
-            <w:shd w:fill="FFFFFF"/>
-          </w:tcPr>
-          <w:p>
-            <w:pPr>
-              <w:keepNext w:val="0"/>
-              <w:keepLines w:val="0"/>
-              <w:pageBreakBefore w:val="0"/>
-              <w:spacing w:before="40" w:after="40" w:line="252" w:lineRule="auto"/>
-              <w:ind w:left="0" w:right="0" w:firstLine="0"/>
-              <w:jc w:val="left"/>
-              <w:rPr>
-                <w:color w:val="000000"/>
-              </w:rPr>
-            </w:pPr>
-            <w:r>
-              <w:rPr>
-                <w:b w:val="0"/>
-                <w:color w:val="000000"/>
-                <w:sz w:val="18"/>
+            <w:tcMar>
+              <w:top w:w="90" w:type="dxa"/>
+              <w:left w:w="100" w:type="dxa"/>
+              <w:bottom w:w="90" w:type="dxa"/>
+              <w:right w:w="100" w:type="dxa"/>
+            </w:tcMar>
+            <w:vAlign w:val="center"/>
+          </w:tcPr>
+          <w:p>
+            <w:pPr>
+              <w:spacing w:before="40" w:after="40" w:line="252" w:lineRule="auto"/>
+              <w:rPr>
+                <w:color w:val="000000"/>
+                <w:sz w:val="18"/>
+                <w:szCs w:val="18"/>
+              </w:rPr>
+            </w:pPr>
+            <w:r>
+              <w:rPr>
+                <w:color w:val="000000"/>
+                <w:sz w:val="18"/>
+                <w:szCs w:val="18"/>
               </w:rPr>
               <w:t xml:space="preserve">Mặc định là </w:t>
             </w:r>
             <w:r>
               <w:rPr>
                 <w:rFonts w:ascii="Roboto Mono" w:eastAsia="Roboto Mono" w:hAnsi="Roboto Mono" w:cs="Roboto Mono"/>
-                <w:b w:val="0"/>
-                <w:color w:val="000000"/>
-                <w:sz w:val="18"/>
+                <w:color w:val="000000"/>
+                <w:sz w:val="18"/>
+                <w:szCs w:val="18"/>
               </w:rPr>
               <w:t>TestSubmittedEvent</w:t>
             </w:r>
@@ -871,38 +835,35 @@
         </w:tc>
       </w:tr>
       <w:tr>
-        <w:trPr/>
         <w:tc>
           <w:tcPr>
             <w:tcW w:w="2664" w:type="dxa"/>
-            <w:vAlign w:val="center"/>
-            <w:tcMar>
-              <w:top w:w="90" w:type="dxa"/>
-              <w:start w:w="100" w:type="dxa"/>
-              <w:bottom w:w="90" w:type="dxa"/>
-              <w:end w:w="100" w:type="dxa"/>
-            </w:tcMar>
-            <w:shd w:fill="F0F5FA"/>
-          </w:tcPr>
-          <w:p>
-            <w:pPr>
-              <w:keepNext w:val="0"/>
-              <w:keepLines w:val="0"/>
-              <w:pageBreakBefore w:val="0"/>
-              <w:spacing w:before="40" w:after="40" w:line="252" w:lineRule="auto"/>
-              <w:ind w:left="0" w:right="0" w:firstLine="0"/>
-              <w:jc w:val="left"/>
-              <w:rPr>
-                <w:color w:val="000000"/>
+            <w:shd w:val="clear" w:color="auto" w:fill="F0F5FA"/>
+            <w:tcMar>
+              <w:top w:w="90" w:type="dxa"/>
+              <w:left w:w="100" w:type="dxa"/>
+              <w:bottom w:w="90" w:type="dxa"/>
+              <w:right w:w="100" w:type="dxa"/>
+            </w:tcMar>
+            <w:vAlign w:val="center"/>
+          </w:tcPr>
+          <w:p>
+            <w:pPr>
+              <w:spacing w:before="40" w:after="40" w:line="252" w:lineRule="auto"/>
+              <w:rPr>
+                <w:color w:val="000000"/>
+                <w:sz w:val="18"/>
+                <w:szCs w:val="18"/>
               </w:rPr>
             </w:pPr>
             <w:r>
               <w:rPr>
                 <w:rFonts w:ascii="Roboto Mono" w:eastAsia="Roboto Mono" w:hAnsi="Roboto Mono" w:cs="Roboto Mono"/>
-                <w:b w:val="0"/>
-                <w:color w:val="000000"/>
-                <w:sz w:val="18"/>
-              </w:rPr>
+                <w:color w:val="000000"/>
+                <w:sz w:val="18"/>
+                <w:szCs w:val="18"/>
+              </w:rPr>
+              <w:lastRenderedPageBreak/>
               <w:t>user_id</w:t>
             </w:r>
           </w:p>
@@ -910,29 +871,30 @@
         <w:tc>
           <w:tcPr>
             <w:tcW w:w="1440" w:type="dxa"/>
-            <w:vAlign w:val="center"/>
-            <w:tcMar>
-              <w:top w:w="90" w:type="dxa"/>
-              <w:start w:w="100" w:type="dxa"/>
-              <w:bottom w:w="90" w:type="dxa"/>
-              <w:end w:w="100" w:type="dxa"/>
-            </w:tcMar>
-            <w:shd w:fill="F0F5FA"/>
-          </w:tcPr>
-          <w:p>
-            <w:pPr>
-              <w:keepNext w:val="0"/>
-              <w:keepLines w:val="0"/>
-              <w:pageBreakBefore w:val="0"/>
-              <w:spacing w:before="40" w:after="40" w:line="252" w:lineRule="auto"/>
-              <w:ind w:left="0" w:right="0" w:firstLine="0"/>
-              <w:jc w:val="left"/>
-              <w:rPr>
-                <w:color w:val="000000"/>
+            <w:shd w:val="clear" w:color="auto" w:fill="F0F5FA"/>
+            <w:tcMar>
+              <w:top w:w="90" w:type="dxa"/>
+              <w:left w:w="100" w:type="dxa"/>
+              <w:bottom w:w="90" w:type="dxa"/>
+              <w:right w:w="100" w:type="dxa"/>
+            </w:tcMar>
+            <w:vAlign w:val="center"/>
+          </w:tcPr>
+          <w:p>
+            <w:pPr>
+              <w:spacing w:before="40" w:after="40" w:line="252" w:lineRule="auto"/>
+              <w:rPr>
+                <w:color w:val="000000"/>
+                <w:sz w:val="18"/>
+                <w:szCs w:val="18"/>
               </w:rPr>
             </w:pPr>
             <w:sdt>
               <w:sdtPr>
+                <w:rPr>
+                  <w:sz w:val="18"/>
+                  <w:szCs w:val="18"/>
+                </w:rPr>
                 <w:alias w:val="Kiểu dữ liệu"/>
                 <w:id w:val="1453045356"/>
                 <w:dropDownList>
@@ -945,6 +907,10 @@
               </w:sdtPr>
               <w:sdtContent>
                 <w:r>
+                  <w:rPr>
+                    <w:sz w:val="18"/>
+                    <w:szCs w:val="18"/>
+                  </w:rPr>
                   <w:t>UUID</w:t>
                 </w:r>
               </w:sdtContent>
@@ -954,32 +920,29 @@
         <w:tc>
           <w:tcPr>
             <w:tcW w:w="4752" w:type="dxa"/>
-            <w:vAlign w:val="center"/>
-            <w:tcMar>
-              <w:top w:w="90" w:type="dxa"/>
-              <w:start w:w="100" w:type="dxa"/>
-              <w:bottom w:w="90" w:type="dxa"/>
-              <w:end w:w="100" w:type="dxa"/>
-            </w:tcMar>
-            <w:shd w:fill="F0F5FA"/>
-          </w:tcPr>
-          <w:p>
-            <w:pPr>
-              <w:keepNext w:val="0"/>
-              <w:keepLines w:val="0"/>
-              <w:pageBreakBefore w:val="0"/>
-              <w:spacing w:before="40" w:after="40" w:line="252" w:lineRule="auto"/>
-              <w:ind w:left="0" w:right="0" w:firstLine="0"/>
-              <w:jc w:val="left"/>
-              <w:rPr>
-                <w:color w:val="000000"/>
-              </w:rPr>
-            </w:pPr>
-            <w:r>
-              <w:rPr>
-                <w:b w:val="0"/>
-                <w:color w:val="000000"/>
-                <w:sz w:val="18"/>
+            <w:shd w:val="clear" w:color="auto" w:fill="F0F5FA"/>
+            <w:tcMar>
+              <w:top w:w="90" w:type="dxa"/>
+              <w:left w:w="100" w:type="dxa"/>
+              <w:bottom w:w="90" w:type="dxa"/>
+              <w:right w:w="100" w:type="dxa"/>
+            </w:tcMar>
+            <w:vAlign w:val="center"/>
+          </w:tcPr>
+          <w:p>
+            <w:pPr>
+              <w:spacing w:before="40" w:after="40" w:line="252" w:lineRule="auto"/>
+              <w:rPr>
+                <w:color w:val="000000"/>
+                <w:sz w:val="18"/>
+                <w:szCs w:val="18"/>
+              </w:rPr>
+            </w:pPr>
+            <w:r>
+              <w:rPr>
+                <w:color w:val="000000"/>
+                <w:sz w:val="18"/>
+                <w:szCs w:val="18"/>
               </w:rPr>
               <w:t>ID người dùng thực hiện bài thi</w:t>
             </w:r>
@@ -987,37 +950,32 @@
         </w:tc>
       </w:tr>
       <w:tr>
-        <w:trPr/>
         <w:tc>
           <w:tcPr>
             <w:tcW w:w="2664" w:type="dxa"/>
-            <w:vAlign w:val="center"/>
-            <w:tcMar>
-              <w:top w:w="90" w:type="dxa"/>
-              <w:start w:w="100" w:type="dxa"/>
-              <w:bottom w:w="90" w:type="dxa"/>
-              <w:end w:w="100" w:type="dxa"/>
-            </w:tcMar>
-            <w:shd w:fill="FFFFFF"/>
-          </w:tcPr>
-          <w:p>
-            <w:pPr>
-              <w:keepNext w:val="0"/>
-              <w:keepLines w:val="0"/>
-              <w:pageBreakBefore w:val="0"/>
-              <w:spacing w:before="40" w:after="40" w:line="252" w:lineRule="auto"/>
-              <w:ind w:left="0" w:right="0" w:firstLine="0"/>
-              <w:jc w:val="left"/>
-              <w:rPr>
-                <w:color w:val="000000"/>
+            <w:tcMar>
+              <w:top w:w="90" w:type="dxa"/>
+              <w:left w:w="100" w:type="dxa"/>
+              <w:bottom w:w="90" w:type="dxa"/>
+              <w:right w:w="100" w:type="dxa"/>
+            </w:tcMar>
+            <w:vAlign w:val="center"/>
+          </w:tcPr>
+          <w:p>
+            <w:pPr>
+              <w:spacing w:before="40" w:after="40" w:line="252" w:lineRule="auto"/>
+              <w:rPr>
+                <w:color w:val="000000"/>
+                <w:sz w:val="18"/>
+                <w:szCs w:val="18"/>
               </w:rPr>
             </w:pPr>
             <w:r>
               <w:rPr>
                 <w:rFonts w:ascii="Roboto Mono" w:eastAsia="Roboto Mono" w:hAnsi="Roboto Mono" w:cs="Roboto Mono"/>
-                <w:b w:val="0"/>
-                <w:color w:val="000000"/>
-                <w:sz w:val="18"/>
+                <w:color w:val="000000"/>
+                <w:sz w:val="18"/>
+                <w:szCs w:val="18"/>
               </w:rPr>
               <w:t>test_id</w:t>
             </w:r>
@@ -1026,29 +984,29 @@
         <w:tc>
           <w:tcPr>
             <w:tcW w:w="1440" w:type="dxa"/>
-            <w:vAlign w:val="center"/>
-            <w:tcMar>
-              <w:top w:w="90" w:type="dxa"/>
-              <w:start w:w="100" w:type="dxa"/>
-              <w:bottom w:w="90" w:type="dxa"/>
-              <w:end w:w="100" w:type="dxa"/>
-            </w:tcMar>
-            <w:shd w:fill="FFFFFF"/>
-          </w:tcPr>
-          <w:p>
-            <w:pPr>
-              <w:keepNext w:val="0"/>
-              <w:keepLines w:val="0"/>
-              <w:pageBreakBefore w:val="0"/>
-              <w:spacing w:before="40" w:after="40" w:line="252" w:lineRule="auto"/>
-              <w:ind w:left="0" w:right="0" w:firstLine="0"/>
-              <w:jc w:val="left"/>
-              <w:rPr>
-                <w:color w:val="000000"/>
+            <w:tcMar>
+              <w:top w:w="90" w:type="dxa"/>
+              <w:left w:w="100" w:type="dxa"/>
+              <w:bottom w:w="90" w:type="dxa"/>
+              <w:right w:w="100" w:type="dxa"/>
+            </w:tcMar>
+            <w:vAlign w:val="center"/>
+          </w:tcPr>
+          <w:p>
+            <w:pPr>
+              <w:spacing w:before="40" w:after="40" w:line="252" w:lineRule="auto"/>
+              <w:rPr>
+                <w:color w:val="000000"/>
+                <w:sz w:val="18"/>
+                <w:szCs w:val="18"/>
               </w:rPr>
             </w:pPr>
             <w:sdt>
               <w:sdtPr>
+                <w:rPr>
+                  <w:sz w:val="18"/>
+                  <w:szCs w:val="18"/>
+                </w:rPr>
                 <w:alias w:val="Kiểu dữ liệu"/>
                 <w:id w:val="588404186"/>
                 <w:dropDownList>
@@ -1061,6 +1019,10 @@
               </w:sdtPr>
               <w:sdtContent>
                 <w:r>
+                  <w:rPr>
+                    <w:sz w:val="18"/>
+                    <w:szCs w:val="18"/>
+                  </w:rPr>
                   <w:t>UUID</w:t>
                 </w:r>
               </w:sdtContent>
@@ -1070,32 +1032,28 @@
         <w:tc>
           <w:tcPr>
             <w:tcW w:w="4752" w:type="dxa"/>
-            <w:vAlign w:val="center"/>
-            <w:tcMar>
-              <w:top w:w="90" w:type="dxa"/>
-              <w:start w:w="100" w:type="dxa"/>
-              <w:bottom w:w="90" w:type="dxa"/>
-              <w:end w:w="100" w:type="dxa"/>
-            </w:tcMar>
-            <w:shd w:fill="FFFFFF"/>
-          </w:tcPr>
-          <w:p>
-            <w:pPr>
-              <w:keepNext w:val="0"/>
-              <w:keepLines w:val="0"/>
-              <w:pageBreakBefore w:val="0"/>
-              <w:spacing w:before="40" w:after="40" w:line="252" w:lineRule="auto"/>
-              <w:ind w:left="0" w:right="0" w:firstLine="0"/>
-              <w:jc w:val="left"/>
-              <w:rPr>
-                <w:color w:val="000000"/>
-              </w:rPr>
-            </w:pPr>
-            <w:r>
-              <w:rPr>
-                <w:b w:val="0"/>
-                <w:color w:val="000000"/>
-                <w:sz w:val="18"/>
+            <w:tcMar>
+              <w:top w:w="90" w:type="dxa"/>
+              <w:left w:w="100" w:type="dxa"/>
+              <w:bottom w:w="90" w:type="dxa"/>
+              <w:right w:w="100" w:type="dxa"/>
+            </w:tcMar>
+            <w:vAlign w:val="center"/>
+          </w:tcPr>
+          <w:p>
+            <w:pPr>
+              <w:spacing w:before="40" w:after="40" w:line="252" w:lineRule="auto"/>
+              <w:rPr>
+                <w:color w:val="000000"/>
+                <w:sz w:val="18"/>
+                <w:szCs w:val="18"/>
+              </w:rPr>
+            </w:pPr>
+            <w:r>
+              <w:rPr>
+                <w:color w:val="000000"/>
+                <w:sz w:val="18"/>
+                <w:szCs w:val="18"/>
               </w:rPr>
               <w:t>ID của đề thi</w:t>
             </w:r>
@@ -1103,69 +1061,47 @@
         </w:tc>
       </w:tr>
       <w:tr>
-        <w:trPr/>
-        <w:tc>
-          <w:tcPr>
-            <w:tcW w:w="2664" w:type="dxa"/>
-            <w:vAlign w:val="center"/>
-            <w:tcMar>
-              <w:top w:w="90" w:type="dxa"/>
-              <w:start w:w="100" w:type="dxa"/>
-              <w:bottom w:w="90" w:type="dxa"/>
-              <w:end w:w="100" w:type="dxa"/>
-            </w:tcMar>
-            <w:shd w:fill="F0F5FA"/>
-          </w:tcPr>
-          <w:p>
-            <w:pPr>
-              <w:keepNext w:val="0"/>
-              <w:keepLines w:val="0"/>
-              <w:pageBreakBefore w:val="0"/>
-              <w:spacing w:before="40" w:after="40" w:line="252" w:lineRule="auto"/>
-              <w:ind w:left="0" w:right="0" w:firstLine="0"/>
-              <w:jc w:val="left"/>
-              <w:rPr>
-                <w:color w:val="000000"/>
+        <w:tc>
+          <w:tcPr>
+            <w:tcW w:w="3510" w:type="dxa"/>
+            <w:shd w:val="clear" w:color="auto" w:fill="F0F5FA"/>
+          </w:tcPr>
+          <w:p>
+            <w:pPr>
+              <w:rPr>
+                <w:color w:val="000000"/>
+                <w:sz w:val="18"/>
+                <w:szCs w:val="18"/>
               </w:rPr>
             </w:pPr>
             <w:r>
               <w:rPr>
                 <w:rFonts w:ascii="Roboto Mono" w:eastAsia="Roboto Mono" w:hAnsi="Roboto Mono" w:cs="Roboto Mono"/>
-                <w:b w:val="0"/>
-                <w:color w:val="000000"/>
-                <w:sz w:val="18"/>
-              </w:rPr>
-              <w:lastRenderedPageBreak/>
+                <w:color w:val="000000"/>
+                <w:sz w:val="18"/>
+                <w:szCs w:val="18"/>
+              </w:rPr>
               <w:t>score</w:t>
             </w:r>
           </w:p>
         </w:tc>
         <w:tc>
           <w:tcPr>
-            <w:tcW w:w="1440" w:type="dxa"/>
-            <w:vAlign w:val="center"/>
-            <w:tcMar>
-              <w:top w:w="90" w:type="dxa"/>
-              <w:start w:w="100" w:type="dxa"/>
-              <w:bottom w:w="90" w:type="dxa"/>
-              <w:end w:w="100" w:type="dxa"/>
-            </w:tcMar>
-            <w:shd w:fill="F0F5FA"/>
-          </w:tcPr>
-          <w:p>
-            <w:pPr>
-              <w:keepNext w:val="0"/>
-              <w:keepLines w:val="0"/>
-              <w:pageBreakBefore w:val="0"/>
-              <w:spacing w:before="40" w:after="40" w:line="252" w:lineRule="auto"/>
-              <w:ind w:left="0" w:right="0" w:firstLine="0"/>
-              <w:jc w:val="left"/>
-            </w:pPr>
-            <w:r>
-              <w:rPr>
-                <w:b w:val="0"/>
-                <w:color w:val="000000"/>
-                <w:sz w:val="18"/>
+            <w:tcW w:w="2340" w:type="dxa"/>
+            <w:shd w:val="clear" w:color="auto" w:fill="F0F5FA"/>
+          </w:tcPr>
+          <w:p>
+            <w:pPr>
+              <w:rPr>
+                <w:color w:val="000000"/>
+                <w:sz w:val="18"/>
+                <w:szCs w:val="18"/>
+              </w:rPr>
+            </w:pPr>
+            <w:r>
+              <w:rPr>
+                <w:sz w:val="18"/>
+                <w:szCs w:val="18"/>
               </w:rPr>
               <w:t>Integer/Null</w:t>
             </w:r>
@@ -1173,30 +1109,22 @@
         </w:tc>
         <w:tc>
           <w:tcPr>
-            <w:tcW w:w="4752" w:type="dxa"/>
-            <w:vAlign w:val="center"/>
-            <w:tcMar>
-              <w:top w:w="90" w:type="dxa"/>
-              <w:start w:w="100" w:type="dxa"/>
-              <w:bottom w:w="90" w:type="dxa"/>
-              <w:end w:w="100" w:type="dxa"/>
-            </w:tcMar>
-            <w:shd w:fill="F0F5FA"/>
-          </w:tcPr>
-          <w:p>
-            <w:pPr>
-              <w:keepNext w:val="0"/>
-              <w:keepLines w:val="0"/>
-              <w:pageBreakBefore w:val="0"/>
-              <w:spacing w:before="40" w:after="40" w:line="252" w:lineRule="auto"/>
-              <w:ind w:left="0" w:right="0" w:firstLine="0"/>
-              <w:jc w:val="left"/>
-            </w:pPr>
-            <w:r>
-              <w:rPr>
-                <w:b w:val="0"/>
-                <w:color w:val="000000"/>
-                <w:sz w:val="18"/>
+            <w:tcW w:w="4230" w:type="dxa"/>
+            <w:shd w:val="clear" w:color="auto" w:fill="F0F5FA"/>
+          </w:tcPr>
+          <w:p>
+            <w:pPr>
+              <w:rPr>
+                <w:color w:val="000000"/>
+                <w:sz w:val="18"/>
+                <w:szCs w:val="18"/>
+              </w:rPr>
+            </w:pPr>
+            <w:r>
+              <w:rPr>
+                <w:color w:val="000000"/>
+                <w:sz w:val="18"/>
+                <w:szCs w:val="18"/>
               </w:rPr>
               <w:t>Điểm tổng TOEIC (10-990); NULL cho PRACTICE hoặc phiên chỉ làm một phần đề.</w:t>
             </w:r>
@@ -1204,37 +1132,24 @@
         </w:tc>
       </w:tr>
       <w:tr>
-        <w:trPr/>
-        <w:tc>
-          <w:tcPr>
-            <w:tcW w:w="2664" w:type="dxa"/>
-            <w:vAlign w:val="center"/>
-            <w:tcMar>
-              <w:top w:w="90" w:type="dxa"/>
-              <w:start w:w="100" w:type="dxa"/>
-              <w:bottom w:w="90" w:type="dxa"/>
-              <w:end w:w="100" w:type="dxa"/>
-            </w:tcMar>
-            <w:shd w:fill="FFFFFF"/>
-          </w:tcPr>
-          <w:p>
-            <w:pPr>
-              <w:keepNext w:val="0"/>
-              <w:keepLines w:val="0"/>
-              <w:pageBreakBefore w:val="0"/>
-              <w:spacing w:before="40" w:after="40" w:line="252" w:lineRule="auto"/>
-              <w:ind w:left="0" w:right="0" w:firstLine="0"/>
-              <w:jc w:val="left"/>
-              <w:rPr>
-                <w:color w:val="000000"/>
+        <w:tc>
+          <w:tcPr>
+            <w:tcW w:w="3510" w:type="dxa"/>
+          </w:tcPr>
+          <w:p>
+            <w:pPr>
+              <w:rPr>
+                <w:color w:val="000000"/>
+                <w:sz w:val="18"/>
+                <w:szCs w:val="18"/>
               </w:rPr>
             </w:pPr>
             <w:r>
               <w:rPr>
                 <w:rFonts w:ascii="Roboto Mono" w:eastAsia="Roboto Mono" w:hAnsi="Roboto Mono" w:cs="Roboto Mono"/>
-                <w:b w:val="0"/>
-                <w:color w:val="000000"/>
-                <w:sz w:val="18"/>
+                <w:color w:val="000000"/>
+                <w:sz w:val="18"/>
+                <w:szCs w:val="18"/>
               </w:rPr>
               <w:t>total_correct</w:t>
             </w:r>
@@ -1242,30 +1157,22 @@
         </w:tc>
         <w:tc>
           <w:tcPr>
-            <w:tcW w:w="1440" w:type="dxa"/>
-            <w:vAlign w:val="center"/>
-            <w:tcMar>
-              <w:top w:w="90" w:type="dxa"/>
-              <w:start w:w="100" w:type="dxa"/>
-              <w:bottom w:w="90" w:type="dxa"/>
-              <w:end w:w="100" w:type="dxa"/>
-            </w:tcMar>
-            <w:shd w:fill="FFFFFF"/>
-          </w:tcPr>
-          <w:p>
-            <w:pPr>
-              <w:keepNext w:val="0"/>
-              <w:keepLines w:val="0"/>
-              <w:pageBreakBefore w:val="0"/>
-              <w:spacing w:before="40" w:after="40" w:line="252" w:lineRule="auto"/>
-              <w:ind w:left="0" w:right="0" w:firstLine="0"/>
-              <w:jc w:val="left"/>
-              <w:rPr>
-                <w:color w:val="000000"/>
+            <w:tcW w:w="2340" w:type="dxa"/>
+          </w:tcPr>
+          <w:p>
+            <w:pPr>
+              <w:rPr>
+                <w:color w:val="000000"/>
+                <w:sz w:val="18"/>
+                <w:szCs w:val="18"/>
               </w:rPr>
             </w:pPr>
             <w:sdt>
               <w:sdtPr>
+                <w:rPr>
+                  <w:sz w:val="18"/>
+                  <w:szCs w:val="18"/>
+                </w:rPr>
                 <w:alias w:val="Kiểu dữ liệu"/>
                 <w:id w:val="-534256819"/>
                 <w:dropDownList>
@@ -1278,6 +1185,10 @@
               </w:sdtPr>
               <w:sdtContent>
                 <w:r>
+                  <w:rPr>
+                    <w:sz w:val="18"/>
+                    <w:szCs w:val="18"/>
+                  </w:rPr>
                   <w:t>Integer</w:t>
                 </w:r>
               </w:sdtContent>
@@ -1286,30 +1197,21 @@
         </w:tc>
         <w:tc>
           <w:tcPr>
-            <w:tcW w:w="4752" w:type="dxa"/>
-            <w:vAlign w:val="center"/>
-            <w:tcMar>
-              <w:top w:w="90" w:type="dxa"/>
-              <w:start w:w="100" w:type="dxa"/>
-              <w:bottom w:w="90" w:type="dxa"/>
-              <w:end w:w="100" w:type="dxa"/>
-            </w:tcMar>
-            <w:shd w:fill="FFFFFF"/>
-          </w:tcPr>
-          <w:p>
-            <w:pPr>
-              <w:keepNext w:val="0"/>
-              <w:keepLines w:val="0"/>
-              <w:pageBreakBefore w:val="0"/>
-              <w:spacing w:before="40" w:after="40" w:line="252" w:lineRule="auto"/>
-              <w:ind w:left="0" w:right="0" w:firstLine="0"/>
-              <w:jc w:val="left"/>
-            </w:pPr>
-            <w:r>
-              <w:rPr>
-                <w:b w:val="0"/>
-                <w:color w:val="000000"/>
-                <w:sz w:val="18"/>
+            <w:tcW w:w="4230" w:type="dxa"/>
+          </w:tcPr>
+          <w:p>
+            <w:pPr>
+              <w:rPr>
+                <w:color w:val="000000"/>
+                <w:sz w:val="18"/>
+                <w:szCs w:val="18"/>
+              </w:rPr>
+            </w:pPr>
+            <w:r>
+              <w:rPr>
+                <w:color w:val="000000"/>
+                <w:sz w:val="18"/>
+                <w:szCs w:val="18"/>
               </w:rPr>
               <w:t>Tổng số câu trả lời đúng; chi tiết được phân nhóm theo part_id.</w:t>
             </w:r>
@@ -1317,38 +1219,26 @@
         </w:tc>
       </w:tr>
       <w:tr>
-        <w:trPr/>
-        <w:tc>
-          <w:tcPr>
-            <w:tcW w:w="2664" w:type="dxa"/>
-            <w:vAlign w:val="center"/>
-            <w:tcMar>
-              <w:top w:w="90" w:type="dxa"/>
-              <w:start w:w="100" w:type="dxa"/>
-              <w:bottom w:w="90" w:type="dxa"/>
-              <w:end w:w="100" w:type="dxa"/>
-            </w:tcMar>
-            <w:shd w:fill="F0F5FA"/>
-          </w:tcPr>
-          <w:p>
-            <w:pPr>
-              <w:keepNext w:val="0"/>
-              <w:keepLines w:val="0"/>
-              <w:pageBreakBefore w:val="0"/>
-              <w:spacing w:before="40" w:after="40" w:line="252" w:lineRule="auto"/>
-              <w:ind w:left="0" w:right="0" w:firstLine="0"/>
-              <w:jc w:val="left"/>
+        <w:tc>
+          <w:tcPr>
+            <w:tcW w:w="3510" w:type="dxa"/>
+            <w:shd w:val="clear" w:color="auto" w:fill="F0F5FA"/>
+          </w:tcPr>
+          <w:p>
+            <w:pPr>
               <w:rPr>
                 <w:rFonts w:ascii="Roboto Mono" w:eastAsia="Roboto Mono" w:hAnsi="Roboto Mono" w:cs="Roboto Mono"/>
                 <w:color w:val="000000"/>
+                <w:sz w:val="18"/>
+                <w:szCs w:val="18"/>
               </w:rPr>
             </w:pPr>
             <w:r>
               <w:rPr>
                 <w:rFonts w:ascii="Roboto Mono" w:eastAsia="Roboto Mono" w:hAnsi="Roboto Mono" w:cs="Roboto Mono"/>
-                <w:b w:val="0"/>
-                <w:color w:val="000000"/>
-                <w:sz w:val="18"/>
+                <w:color w:val="000000"/>
+                <w:sz w:val="18"/>
+                <w:szCs w:val="18"/>
               </w:rPr>
               <w:t>score_listening</w:t>
             </w:r>
@@ -1356,30 +1246,20 @@
         </w:tc>
         <w:tc>
           <w:tcPr>
-            <w:tcW w:w="1440" w:type="dxa"/>
-            <w:vAlign w:val="center"/>
-            <w:tcMar>
-              <w:top w:w="90" w:type="dxa"/>
-              <w:start w:w="100" w:type="dxa"/>
-              <w:bottom w:w="90" w:type="dxa"/>
-              <w:end w:w="100" w:type="dxa"/>
-            </w:tcMar>
-            <w:shd w:fill="F0F5FA"/>
-          </w:tcPr>
-          <w:p>
-            <w:pPr>
-              <w:keepNext w:val="0"/>
-              <w:keepLines w:val="0"/>
-              <w:pageBreakBefore w:val="0"/>
-              <w:spacing w:before="40" w:after="40" w:line="252" w:lineRule="auto"/>
-              <w:ind w:left="0" w:right="0" w:firstLine="0"/>
-              <w:jc w:val="left"/>
-            </w:pPr>
-            <w:r>
-              <w:rPr>
-                <w:b w:val="0"/>
-                <w:color w:val="000000"/>
-                <w:sz w:val="18"/>
+            <w:tcW w:w="2340" w:type="dxa"/>
+            <w:shd w:val="clear" w:color="auto" w:fill="F0F5FA"/>
+          </w:tcPr>
+          <w:p>
+            <w:pPr>
+              <w:rPr>
+                <w:sz w:val="18"/>
+                <w:szCs w:val="18"/>
+              </w:rPr>
+            </w:pPr>
+            <w:r>
+              <w:rPr>
+                <w:sz w:val="18"/>
+                <w:szCs w:val="18"/>
               </w:rPr>
               <w:t>Integer/Null</w:t>
             </w:r>
@@ -1387,30 +1267,22 @@
         </w:tc>
         <w:tc>
           <w:tcPr>
-            <w:tcW w:w="4752" w:type="dxa"/>
-            <w:vAlign w:val="center"/>
-            <w:tcMar>
-              <w:top w:w="90" w:type="dxa"/>
-              <w:start w:w="100" w:type="dxa"/>
-              <w:bottom w:w="90" w:type="dxa"/>
-              <w:end w:w="100" w:type="dxa"/>
-            </w:tcMar>
-            <w:shd w:fill="F0F5FA"/>
-          </w:tcPr>
-          <w:p>
-            <w:pPr>
-              <w:keepNext w:val="0"/>
-              <w:keepLines w:val="0"/>
-              <w:pageBreakBefore w:val="0"/>
-              <w:spacing w:before="40" w:after="40" w:line="252" w:lineRule="auto"/>
-              <w:ind w:left="0" w:right="0" w:firstLine="0"/>
-              <w:jc w:val="left"/>
-            </w:pPr>
-            <w:r>
-              <w:rPr>
-                <w:b w:val="0"/>
-                <w:color w:val="000000"/>
-                <w:sz w:val="18"/>
+            <w:tcW w:w="4230" w:type="dxa"/>
+            <w:shd w:val="clear" w:color="auto" w:fill="F0F5FA"/>
+          </w:tcPr>
+          <w:p>
+            <w:pPr>
+              <w:rPr>
+                <w:color w:val="000000"/>
+                <w:sz w:val="18"/>
+                <w:szCs w:val="18"/>
+              </w:rPr>
+            </w:pPr>
+            <w:r>
+              <w:rPr>
+                <w:color w:val="000000"/>
+                <w:sz w:val="18"/>
+                <w:szCs w:val="18"/>
               </w:rPr>
               <w:t>Điểm Listening (5-495); NULL cho PRACTICE hoặc phiên chỉ làm một phần đề.</w:t>
             </w:r>
@@ -1418,38 +1290,25 @@
         </w:tc>
       </w:tr>
       <w:tr>
-        <w:trPr/>
-        <w:tc>
-          <w:tcPr>
-            <w:tcW w:w="2664" w:type="dxa"/>
-            <w:vAlign w:val="center"/>
-            <w:tcMar>
-              <w:top w:w="90" w:type="dxa"/>
-              <w:start w:w="100" w:type="dxa"/>
-              <w:bottom w:w="90" w:type="dxa"/>
-              <w:end w:w="100" w:type="dxa"/>
-            </w:tcMar>
-            <w:shd w:fill="FFFFFF"/>
-          </w:tcPr>
-          <w:p>
-            <w:pPr>
-              <w:keepNext w:val="0"/>
-              <w:keepLines w:val="0"/>
-              <w:pageBreakBefore w:val="0"/>
-              <w:spacing w:before="40" w:after="40" w:line="252" w:lineRule="auto"/>
-              <w:ind w:left="0" w:right="0" w:firstLine="0"/>
-              <w:jc w:val="left"/>
+        <w:tc>
+          <w:tcPr>
+            <w:tcW w:w="3510" w:type="dxa"/>
+          </w:tcPr>
+          <w:p>
+            <w:pPr>
               <w:rPr>
                 <w:rFonts w:ascii="Roboto Mono" w:eastAsia="Roboto Mono" w:hAnsi="Roboto Mono" w:cs="Roboto Mono"/>
                 <w:color w:val="000000"/>
+                <w:sz w:val="18"/>
+                <w:szCs w:val="18"/>
               </w:rPr>
             </w:pPr>
             <w:r>
               <w:rPr>
                 <w:rFonts w:ascii="Roboto Mono" w:eastAsia="Roboto Mono" w:hAnsi="Roboto Mono" w:cs="Roboto Mono"/>
-                <w:b w:val="0"/>
-                <w:color w:val="000000"/>
-                <w:sz w:val="18"/>
+                <w:color w:val="000000"/>
+                <w:sz w:val="18"/>
+                <w:szCs w:val="18"/>
               </w:rPr>
               <w:t>score_reading</w:t>
             </w:r>
@@ -1457,30 +1316,19 @@
         </w:tc>
         <w:tc>
           <w:tcPr>
-            <w:tcW w:w="1440" w:type="dxa"/>
-            <w:vAlign w:val="center"/>
-            <w:tcMar>
-              <w:top w:w="90" w:type="dxa"/>
-              <w:start w:w="100" w:type="dxa"/>
-              <w:bottom w:w="90" w:type="dxa"/>
-              <w:end w:w="100" w:type="dxa"/>
-            </w:tcMar>
-            <w:shd w:fill="FFFFFF"/>
-          </w:tcPr>
-          <w:p>
-            <w:pPr>
-              <w:keepNext w:val="0"/>
-              <w:keepLines w:val="0"/>
-              <w:pageBreakBefore w:val="0"/>
-              <w:spacing w:before="40" w:after="40" w:line="252" w:lineRule="auto"/>
-              <w:ind w:left="0" w:right="0" w:firstLine="0"/>
-              <w:jc w:val="left"/>
-            </w:pPr>
-            <w:r>
-              <w:rPr>
-                <w:b w:val="0"/>
-                <w:color w:val="000000"/>
-                <w:sz w:val="18"/>
+            <w:tcW w:w="2340" w:type="dxa"/>
+          </w:tcPr>
+          <w:p>
+            <w:pPr>
+              <w:rPr>
+                <w:sz w:val="18"/>
+                <w:szCs w:val="18"/>
+              </w:rPr>
+            </w:pPr>
+            <w:r>
+              <w:rPr>
+                <w:sz w:val="18"/>
+                <w:szCs w:val="18"/>
               </w:rPr>
               <w:t>Integer/Null</w:t>
             </w:r>
@@ -1488,30 +1336,21 @@
         </w:tc>
         <w:tc>
           <w:tcPr>
-            <w:tcW w:w="4752" w:type="dxa"/>
-            <w:vAlign w:val="center"/>
-            <w:tcMar>
-              <w:top w:w="90" w:type="dxa"/>
-              <w:start w:w="100" w:type="dxa"/>
-              <w:bottom w:w="90" w:type="dxa"/>
-              <w:end w:w="100" w:type="dxa"/>
-            </w:tcMar>
-            <w:shd w:fill="FFFFFF"/>
-          </w:tcPr>
-          <w:p>
-            <w:pPr>
-              <w:keepNext w:val="0"/>
-              <w:keepLines w:val="0"/>
-              <w:pageBreakBefore w:val="0"/>
-              <w:spacing w:before="40" w:after="40" w:line="252" w:lineRule="auto"/>
-              <w:ind w:left="0" w:right="0" w:firstLine="0"/>
-              <w:jc w:val="left"/>
-            </w:pPr>
-            <w:r>
-              <w:rPr>
-                <w:b w:val="0"/>
-                <w:color w:val="000000"/>
-                <w:sz w:val="18"/>
+            <w:tcW w:w="4230" w:type="dxa"/>
+          </w:tcPr>
+          <w:p>
+            <w:pPr>
+              <w:rPr>
+                <w:color w:val="000000"/>
+                <w:sz w:val="18"/>
+                <w:szCs w:val="18"/>
+              </w:rPr>
+            </w:pPr>
+            <w:r>
+              <w:rPr>
+                <w:color w:val="000000"/>
+                <w:sz w:val="18"/>
+                <w:szCs w:val="18"/>
               </w:rPr>
               <w:t>Điểm Reading (5-495); NULL cho PRACTICE hoặc phiên chỉ làm một phần đề.</w:t>
             </w:r>
@@ -1519,38 +1358,34 @@
         </w:tc>
       </w:tr>
       <w:tr>
-        <w:trPr/>
         <w:tc>
           <w:tcPr>
             <w:tcW w:w="2664" w:type="dxa"/>
-            <w:vAlign w:val="center"/>
-            <w:tcMar>
-              <w:top w:w="90" w:type="dxa"/>
-              <w:start w:w="100" w:type="dxa"/>
-              <w:bottom w:w="90" w:type="dxa"/>
-              <w:end w:w="100" w:type="dxa"/>
-            </w:tcMar>
-            <w:shd w:fill="F0F5FA"/>
-          </w:tcPr>
-          <w:p>
-            <w:pPr>
-              <w:keepNext w:val="0"/>
-              <w:keepLines w:val="0"/>
-              <w:pageBreakBefore w:val="0"/>
-              <w:spacing w:before="40" w:after="40" w:line="252" w:lineRule="auto"/>
-              <w:ind w:left="0" w:right="0" w:firstLine="0"/>
-              <w:jc w:val="left"/>
+            <w:shd w:val="clear" w:color="auto" w:fill="F0F5FA"/>
+            <w:tcMar>
+              <w:top w:w="90" w:type="dxa"/>
+              <w:left w:w="100" w:type="dxa"/>
+              <w:bottom w:w="90" w:type="dxa"/>
+              <w:right w:w="100" w:type="dxa"/>
+            </w:tcMar>
+            <w:vAlign w:val="center"/>
+          </w:tcPr>
+          <w:p>
+            <w:pPr>
+              <w:spacing w:before="40" w:after="40" w:line="252" w:lineRule="auto"/>
               <w:rPr>
                 <w:rFonts w:ascii="Roboto Mono" w:eastAsia="Roboto Mono" w:hAnsi="Roboto Mono" w:cs="Roboto Mono"/>
                 <w:color w:val="000000"/>
+                <w:sz w:val="18"/>
+                <w:szCs w:val="18"/>
               </w:rPr>
             </w:pPr>
             <w:r>
               <w:rPr>
                 <w:rFonts w:ascii="Roboto Mono" w:eastAsia="Roboto Mono" w:hAnsi="Roboto Mono" w:cs="Roboto Mono"/>
-                <w:b w:val="0"/>
-                <w:color w:val="000000"/>
-                <w:sz w:val="18"/>
+                <w:color w:val="000000"/>
+                <w:sz w:val="18"/>
+                <w:szCs w:val="18"/>
               </w:rPr>
               <w:t>correct_listening_count</w:t>
             </w:r>
@@ -1559,29 +1394,28 @@
         <w:tc>
           <w:tcPr>
             <w:tcW w:w="1440" w:type="dxa"/>
-            <w:vAlign w:val="center"/>
-            <w:tcMar>
-              <w:top w:w="90" w:type="dxa"/>
-              <w:start w:w="100" w:type="dxa"/>
-              <w:bottom w:w="90" w:type="dxa"/>
-              <w:end w:w="100" w:type="dxa"/>
-            </w:tcMar>
-            <w:shd w:fill="F0F5FA"/>
-          </w:tcPr>
-          <w:p>
-            <w:pPr>
-              <w:keepNext w:val="0"/>
-              <w:keepLines w:val="0"/>
-              <w:pageBreakBefore w:val="0"/>
-              <w:spacing w:before="40" w:after="40" w:line="252" w:lineRule="auto"/>
-              <w:ind w:left="0" w:right="0" w:firstLine="0"/>
-              <w:jc w:val="left"/>
-            </w:pPr>
-            <w:r>
-              <w:rPr>
-                <w:b w:val="0"/>
-                <w:color w:val="000000"/>
-                <w:sz w:val="18"/>
+            <w:shd w:val="clear" w:color="auto" w:fill="F0F5FA"/>
+            <w:tcMar>
+              <w:top w:w="90" w:type="dxa"/>
+              <w:left w:w="100" w:type="dxa"/>
+              <w:bottom w:w="90" w:type="dxa"/>
+              <w:right w:w="100" w:type="dxa"/>
+            </w:tcMar>
+            <w:vAlign w:val="center"/>
+          </w:tcPr>
+          <w:p>
+            <w:pPr>
+              <w:spacing w:before="40" w:after="40" w:line="252" w:lineRule="auto"/>
+              <w:rPr>
+                <w:sz w:val="18"/>
+                <w:szCs w:val="18"/>
+              </w:rPr>
+            </w:pPr>
+            <w:r>
+              <w:rPr>
+                <w:color w:val="000000"/>
+                <w:sz w:val="18"/>
+                <w:szCs w:val="18"/>
               </w:rPr>
               <w:t>Integer</w:t>
             </w:r>
@@ -1590,32 +1424,29 @@
         <w:tc>
           <w:tcPr>
             <w:tcW w:w="4752" w:type="dxa"/>
-            <w:vAlign w:val="center"/>
-            <w:tcMar>
-              <w:top w:w="90" w:type="dxa"/>
-              <w:start w:w="100" w:type="dxa"/>
-              <w:bottom w:w="90" w:type="dxa"/>
-              <w:end w:w="100" w:type="dxa"/>
-            </w:tcMar>
-            <w:shd w:fill="F0F5FA"/>
-          </w:tcPr>
-          <w:p>
-            <w:pPr>
-              <w:keepNext w:val="0"/>
-              <w:keepLines w:val="0"/>
-              <w:pageBreakBefore w:val="0"/>
-              <w:spacing w:before="40" w:after="40" w:line="252" w:lineRule="auto"/>
-              <w:ind w:left="0" w:right="0" w:firstLine="0"/>
-              <w:jc w:val="left"/>
-              <w:rPr>
-                <w:color w:val="000000"/>
-              </w:rPr>
-            </w:pPr>
-            <w:r>
-              <w:rPr>
-                <w:b w:val="0"/>
-                <w:color w:val="000000"/>
-                <w:sz w:val="18"/>
+            <w:shd w:val="clear" w:color="auto" w:fill="F0F5FA"/>
+            <w:tcMar>
+              <w:top w:w="90" w:type="dxa"/>
+              <w:left w:w="100" w:type="dxa"/>
+              <w:bottom w:w="90" w:type="dxa"/>
+              <w:right w:w="100" w:type="dxa"/>
+            </w:tcMar>
+            <w:vAlign w:val="center"/>
+          </w:tcPr>
+          <w:p>
+            <w:pPr>
+              <w:spacing w:before="40" w:after="40" w:line="252" w:lineRule="auto"/>
+              <w:rPr>
+                <w:color w:val="000000"/>
+                <w:sz w:val="18"/>
+                <w:szCs w:val="18"/>
+              </w:rPr>
+            </w:pPr>
+            <w:r>
+              <w:rPr>
+                <w:color w:val="000000"/>
+                <w:sz w:val="18"/>
+                <w:szCs w:val="18"/>
               </w:rPr>
               <w:t>Số câu đúng phần Listening</w:t>
             </w:r>
@@ -1623,38 +1454,33 @@
         </w:tc>
       </w:tr>
       <w:tr>
-        <w:trPr/>
         <w:tc>
           <w:tcPr>
             <w:tcW w:w="2664" w:type="dxa"/>
-            <w:vAlign w:val="center"/>
-            <w:tcMar>
-              <w:top w:w="90" w:type="dxa"/>
-              <w:start w:w="100" w:type="dxa"/>
-              <w:bottom w:w="90" w:type="dxa"/>
-              <w:end w:w="100" w:type="dxa"/>
-            </w:tcMar>
-            <w:shd w:fill="FFFFFF"/>
-          </w:tcPr>
-          <w:p>
-            <w:pPr>
-              <w:keepNext w:val="0"/>
-              <w:keepLines w:val="0"/>
-              <w:pageBreakBefore w:val="0"/>
-              <w:spacing w:before="40" w:after="40" w:line="252" w:lineRule="auto"/>
-              <w:ind w:left="0" w:right="0" w:firstLine="0"/>
-              <w:jc w:val="left"/>
+            <w:tcMar>
+              <w:top w:w="90" w:type="dxa"/>
+              <w:left w:w="100" w:type="dxa"/>
+              <w:bottom w:w="90" w:type="dxa"/>
+              <w:right w:w="100" w:type="dxa"/>
+            </w:tcMar>
+            <w:vAlign w:val="center"/>
+          </w:tcPr>
+          <w:p>
+            <w:pPr>
+              <w:spacing w:before="40" w:after="40" w:line="252" w:lineRule="auto"/>
               <w:rPr>
                 <w:rFonts w:ascii="Roboto Mono" w:eastAsia="Roboto Mono" w:hAnsi="Roboto Mono" w:cs="Roboto Mono"/>
                 <w:color w:val="000000"/>
+                <w:sz w:val="18"/>
+                <w:szCs w:val="18"/>
               </w:rPr>
             </w:pPr>
             <w:r>
               <w:rPr>
                 <w:rFonts w:ascii="Roboto Mono" w:eastAsia="Roboto Mono" w:hAnsi="Roboto Mono" w:cs="Roboto Mono"/>
-                <w:b w:val="0"/>
-                <w:color w:val="000000"/>
-                <w:sz w:val="18"/>
+                <w:color w:val="000000"/>
+                <w:sz w:val="18"/>
+                <w:szCs w:val="18"/>
               </w:rPr>
               <w:t>correct_reading_count</w:t>
             </w:r>
@@ -1663,29 +1489,27 @@
         <w:tc>
           <w:tcPr>
             <w:tcW w:w="1440" w:type="dxa"/>
-            <w:vAlign w:val="center"/>
-            <w:tcMar>
-              <w:top w:w="90" w:type="dxa"/>
-              <w:start w:w="100" w:type="dxa"/>
-              <w:bottom w:w="90" w:type="dxa"/>
-              <w:end w:w="100" w:type="dxa"/>
-            </w:tcMar>
-            <w:shd w:fill="FFFFFF"/>
-          </w:tcPr>
-          <w:p>
-            <w:pPr>
-              <w:keepNext w:val="0"/>
-              <w:keepLines w:val="0"/>
-              <w:pageBreakBefore w:val="0"/>
-              <w:spacing w:before="40" w:after="40" w:line="252" w:lineRule="auto"/>
-              <w:ind w:left="0" w:right="0" w:firstLine="0"/>
-              <w:jc w:val="left"/>
-            </w:pPr>
-            <w:r>
-              <w:rPr>
-                <w:b w:val="0"/>
-                <w:color w:val="000000"/>
-                <w:sz w:val="18"/>
+            <w:tcMar>
+              <w:top w:w="90" w:type="dxa"/>
+              <w:left w:w="100" w:type="dxa"/>
+              <w:bottom w:w="90" w:type="dxa"/>
+              <w:right w:w="100" w:type="dxa"/>
+            </w:tcMar>
+            <w:vAlign w:val="center"/>
+          </w:tcPr>
+          <w:p>
+            <w:pPr>
+              <w:spacing w:before="40" w:after="40" w:line="252" w:lineRule="auto"/>
+              <w:rPr>
+                <w:sz w:val="18"/>
+                <w:szCs w:val="18"/>
+              </w:rPr>
+            </w:pPr>
+            <w:r>
+              <w:rPr>
+                <w:color w:val="000000"/>
+                <w:sz w:val="18"/>
+                <w:szCs w:val="18"/>
               </w:rPr>
               <w:t>Integer</w:t>
             </w:r>
@@ -1694,32 +1518,28 @@
         <w:tc>
           <w:tcPr>
             <w:tcW w:w="4752" w:type="dxa"/>
-            <w:vAlign w:val="center"/>
-            <w:tcMar>
-              <w:top w:w="90" w:type="dxa"/>
-              <w:start w:w="100" w:type="dxa"/>
-              <w:bottom w:w="90" w:type="dxa"/>
-              <w:end w:w="100" w:type="dxa"/>
-            </w:tcMar>
-            <w:shd w:fill="FFFFFF"/>
-          </w:tcPr>
-          <w:p>
-            <w:pPr>
-              <w:keepNext w:val="0"/>
-              <w:keepLines w:val="0"/>
-              <w:pageBreakBefore w:val="0"/>
-              <w:spacing w:before="40" w:after="40" w:line="252" w:lineRule="auto"/>
-              <w:ind w:left="0" w:right="0" w:firstLine="0"/>
-              <w:jc w:val="left"/>
-              <w:rPr>
-                <w:color w:val="000000"/>
-              </w:rPr>
-            </w:pPr>
-            <w:r>
-              <w:rPr>
-                <w:b w:val="0"/>
-                <w:color w:val="000000"/>
-                <w:sz w:val="18"/>
+            <w:tcMar>
+              <w:top w:w="90" w:type="dxa"/>
+              <w:left w:w="100" w:type="dxa"/>
+              <w:bottom w:w="90" w:type="dxa"/>
+              <w:right w:w="100" w:type="dxa"/>
+            </w:tcMar>
+            <w:vAlign w:val="center"/>
+          </w:tcPr>
+          <w:p>
+            <w:pPr>
+              <w:spacing w:before="40" w:after="40" w:line="252" w:lineRule="auto"/>
+              <w:rPr>
+                <w:color w:val="000000"/>
+                <w:sz w:val="18"/>
+                <w:szCs w:val="18"/>
+              </w:rPr>
+            </w:pPr>
+            <w:r>
+              <w:rPr>
+                <w:color w:val="000000"/>
+                <w:sz w:val="18"/>
+                <w:szCs w:val="18"/>
               </w:rPr>
               <w:t>Số câu đúng phần Reading</w:t>
             </w:r>
@@ -1727,38 +1547,26 @@
         </w:tc>
       </w:tr>
       <w:tr>
-        <w:trPr/>
-        <w:tc>
-          <w:tcPr>
-            <w:tcW w:w="2664" w:type="dxa"/>
-            <w:vAlign w:val="center"/>
-            <w:tcMar>
-              <w:top w:w="90" w:type="dxa"/>
-              <w:start w:w="100" w:type="dxa"/>
-              <w:bottom w:w="90" w:type="dxa"/>
-              <w:end w:w="100" w:type="dxa"/>
-            </w:tcMar>
-            <w:shd w:fill="F0F5FA"/>
-          </w:tcPr>
-          <w:p>
-            <w:pPr>
-              <w:keepNext w:val="0"/>
-              <w:keepLines w:val="0"/>
-              <w:pageBreakBefore w:val="0"/>
-              <w:spacing w:before="40" w:after="40" w:line="252" w:lineRule="auto"/>
-              <w:ind w:left="0" w:right="0" w:firstLine="0"/>
-              <w:jc w:val="left"/>
+        <w:tc>
+          <w:tcPr>
+            <w:tcW w:w="3510" w:type="dxa"/>
+            <w:shd w:val="clear" w:color="auto" w:fill="F0F5FA"/>
+          </w:tcPr>
+          <w:p>
+            <w:pPr>
               <w:rPr>
                 <w:rFonts w:ascii="Roboto Mono" w:eastAsia="Roboto Mono" w:hAnsi="Roboto Mono" w:cs="Roboto Mono"/>
                 <w:color w:val="000000"/>
+                <w:sz w:val="18"/>
+                <w:szCs w:val="18"/>
               </w:rPr>
             </w:pPr>
             <w:r>
               <w:rPr>
                 <w:rFonts w:ascii="Roboto Mono" w:eastAsia="Roboto Mono" w:hAnsi="Roboto Mono" w:cs="Roboto Mono"/>
-                <w:b w:val="0"/>
-                <w:color w:val="000000"/>
-                <w:sz w:val="18"/>
+                <w:color w:val="000000"/>
+                <w:sz w:val="18"/>
+                <w:szCs w:val="18"/>
               </w:rPr>
               <w:t>part_details</w:t>
             </w:r>
@@ -1766,30 +1574,20 @@
         </w:tc>
         <w:tc>
           <w:tcPr>
-            <w:tcW w:w="1440" w:type="dxa"/>
-            <w:vAlign w:val="center"/>
-            <w:tcMar>
-              <w:top w:w="90" w:type="dxa"/>
-              <w:start w:w="100" w:type="dxa"/>
-              <w:bottom w:w="90" w:type="dxa"/>
-              <w:end w:w="100" w:type="dxa"/>
-            </w:tcMar>
-            <w:shd w:fill="F0F5FA"/>
-          </w:tcPr>
-          <w:p>
-            <w:pPr>
-              <w:keepNext w:val="0"/>
-              <w:keepLines w:val="0"/>
-              <w:pageBreakBefore w:val="0"/>
-              <w:spacing w:before="40" w:after="40" w:line="252" w:lineRule="auto"/>
-              <w:ind w:left="0" w:right="0" w:firstLine="0"/>
-              <w:jc w:val="left"/>
-            </w:pPr>
-            <w:r>
-              <w:rPr>
-                <w:b w:val="0"/>
-                <w:color w:val="000000"/>
-                <w:sz w:val="18"/>
+            <w:tcW w:w="2340" w:type="dxa"/>
+            <w:shd w:val="clear" w:color="auto" w:fill="F0F5FA"/>
+          </w:tcPr>
+          <w:p>
+            <w:pPr>
+              <w:rPr>
+                <w:sz w:val="18"/>
+                <w:szCs w:val="18"/>
+              </w:rPr>
+            </w:pPr>
+            <w:r>
+              <w:rPr>
+                <w:sz w:val="18"/>
+                <w:szCs w:val="18"/>
               </w:rPr>
               <w:t>Array</w:t>
             </w:r>
@@ -1797,30 +1595,22 @@
         </w:tc>
         <w:tc>
           <w:tcPr>
-            <w:tcW w:w="4752" w:type="dxa"/>
-            <w:vAlign w:val="center"/>
-            <w:tcMar>
-              <w:top w:w="90" w:type="dxa"/>
-              <w:start w:w="100" w:type="dxa"/>
-              <w:bottom w:w="90" w:type="dxa"/>
-              <w:end w:w="100" w:type="dxa"/>
-            </w:tcMar>
-            <w:shd w:fill="F0F5FA"/>
-          </w:tcPr>
-          <w:p>
-            <w:pPr>
-              <w:keepNext w:val="0"/>
-              <w:keepLines w:val="0"/>
-              <w:pageBreakBefore w:val="0"/>
-              <w:spacing w:before="40" w:after="40" w:line="252" w:lineRule="auto"/>
-              <w:ind w:left="0" w:right="0" w:firstLine="0"/>
-              <w:jc w:val="left"/>
-            </w:pPr>
-            <w:r>
-              <w:rPr>
-                <w:b w:val="0"/>
-                <w:color w:val="000000"/>
-                <w:sz w:val="18"/>
+            <w:tcW w:w="4230" w:type="dxa"/>
+            <w:shd w:val="clear" w:color="auto" w:fill="F0F5FA"/>
+          </w:tcPr>
+          <w:p>
+            <w:pPr>
+              <w:rPr>
+                <w:color w:val="000000"/>
+                <w:sz w:val="18"/>
+                <w:szCs w:val="18"/>
+              </w:rPr>
+            </w:pPr>
+            <w:r>
+              <w:rPr>
+                <w:color w:val="000000"/>
+                <w:sz w:val="18"/>
+                <w:szCs w:val="18"/>
               </w:rPr>
               <w:t>Mảng chi tiết theo Part: [{part_id, correct, total}]. part_id thuộc miền 1-7.</w:t>
             </w:r>
@@ -1828,37 +1618,32 @@
         </w:tc>
       </w:tr>
       <w:tr>
-        <w:trPr/>
         <w:tc>
           <w:tcPr>
             <w:tcW w:w="2664" w:type="dxa"/>
-            <w:vAlign w:val="center"/>
-            <w:tcMar>
-              <w:top w:w="90" w:type="dxa"/>
-              <w:start w:w="100" w:type="dxa"/>
-              <w:bottom w:w="90" w:type="dxa"/>
-              <w:end w:w="100" w:type="dxa"/>
-            </w:tcMar>
-            <w:shd w:fill="FFFFFF"/>
-          </w:tcPr>
-          <w:p>
-            <w:pPr>
-              <w:keepNext w:val="0"/>
-              <w:keepLines w:val="0"/>
-              <w:pageBreakBefore w:val="0"/>
-              <w:spacing w:before="40" w:after="40" w:line="252" w:lineRule="auto"/>
-              <w:ind w:left="0" w:right="0" w:firstLine="0"/>
-              <w:jc w:val="left"/>
-              <w:rPr>
-                <w:color w:val="000000"/>
+            <w:tcMar>
+              <w:top w:w="90" w:type="dxa"/>
+              <w:left w:w="100" w:type="dxa"/>
+              <w:bottom w:w="90" w:type="dxa"/>
+              <w:right w:w="100" w:type="dxa"/>
+            </w:tcMar>
+            <w:vAlign w:val="center"/>
+          </w:tcPr>
+          <w:p>
+            <w:pPr>
+              <w:spacing w:before="40" w:after="40" w:line="252" w:lineRule="auto"/>
+              <w:rPr>
+                <w:color w:val="000000"/>
+                <w:sz w:val="18"/>
+                <w:szCs w:val="18"/>
               </w:rPr>
             </w:pPr>
             <w:r>
               <w:rPr>
                 <w:rFonts w:ascii="Roboto Mono" w:eastAsia="Roboto Mono" w:hAnsi="Roboto Mono" w:cs="Roboto Mono"/>
-                <w:b w:val="0"/>
-                <w:color w:val="000000"/>
-                <w:sz w:val="18"/>
+                <w:color w:val="000000"/>
+                <w:sz w:val="18"/>
+                <w:szCs w:val="18"/>
               </w:rPr>
               <w:t>completed_at</w:t>
             </w:r>
@@ -1867,29 +1652,29 @@
         <w:tc>
           <w:tcPr>
             <w:tcW w:w="1440" w:type="dxa"/>
-            <w:vAlign w:val="center"/>
-            <w:tcMar>
-              <w:top w:w="90" w:type="dxa"/>
-              <w:start w:w="100" w:type="dxa"/>
-              <w:bottom w:w="90" w:type="dxa"/>
-              <w:end w:w="100" w:type="dxa"/>
-            </w:tcMar>
-            <w:shd w:fill="FFFFFF"/>
-          </w:tcPr>
-          <w:p>
-            <w:pPr>
-              <w:keepNext w:val="0"/>
-              <w:keepLines w:val="0"/>
-              <w:pageBreakBefore w:val="0"/>
-              <w:spacing w:before="40" w:after="40" w:line="252" w:lineRule="auto"/>
-              <w:ind w:left="0" w:right="0" w:firstLine="0"/>
-              <w:jc w:val="left"/>
-              <w:rPr>
-                <w:color w:val="000000"/>
+            <w:tcMar>
+              <w:top w:w="90" w:type="dxa"/>
+              <w:left w:w="100" w:type="dxa"/>
+              <w:bottom w:w="90" w:type="dxa"/>
+              <w:right w:w="100" w:type="dxa"/>
+            </w:tcMar>
+            <w:vAlign w:val="center"/>
+          </w:tcPr>
+          <w:p>
+            <w:pPr>
+              <w:spacing w:before="40" w:after="40" w:line="252" w:lineRule="auto"/>
+              <w:rPr>
+                <w:color w:val="000000"/>
+                <w:sz w:val="18"/>
+                <w:szCs w:val="18"/>
               </w:rPr>
             </w:pPr>
             <w:sdt>
               <w:sdtPr>
+                <w:rPr>
+                  <w:sz w:val="18"/>
+                  <w:szCs w:val="18"/>
+                </w:rPr>
                 <w:alias w:val="Kiểu dữ liệu"/>
                 <w:id w:val="499762827"/>
                 <w:dropDownList>
@@ -1902,6 +1687,10 @@
               </w:sdtPr>
               <w:sdtContent>
                 <w:r>
+                  <w:rPr>
+                    <w:sz w:val="18"/>
+                    <w:szCs w:val="18"/>
+                  </w:rPr>
                   <w:t>Timestamp</w:t>
                 </w:r>
               </w:sdtContent>
@@ -1911,32 +1700,28 @@
         <w:tc>
           <w:tcPr>
             <w:tcW w:w="4752" w:type="dxa"/>
-            <w:vAlign w:val="center"/>
-            <w:tcMar>
-              <w:top w:w="90" w:type="dxa"/>
-              <w:start w:w="100" w:type="dxa"/>
-              <w:bottom w:w="90" w:type="dxa"/>
-              <w:end w:w="100" w:type="dxa"/>
-            </w:tcMar>
-            <w:shd w:fill="FFFFFF"/>
-          </w:tcPr>
-          <w:p>
-            <w:pPr>
-              <w:keepNext w:val="0"/>
-              <w:keepLines w:val="0"/>
-              <w:pageBreakBefore w:val="0"/>
-              <w:spacing w:before="40" w:after="40" w:line="252" w:lineRule="auto"/>
-              <w:ind w:left="0" w:right="0" w:firstLine="0"/>
-              <w:jc w:val="left"/>
-              <w:rPr>
-                <w:color w:val="000000"/>
-              </w:rPr>
-            </w:pPr>
-            <w:r>
-              <w:rPr>
-                <w:b w:val="0"/>
-                <w:color w:val="000000"/>
-                <w:sz w:val="18"/>
+            <w:tcMar>
+              <w:top w:w="90" w:type="dxa"/>
+              <w:left w:w="100" w:type="dxa"/>
+              <w:bottom w:w="90" w:type="dxa"/>
+              <w:right w:w="100" w:type="dxa"/>
+            </w:tcMar>
+            <w:vAlign w:val="center"/>
+          </w:tcPr>
+          <w:p>
+            <w:pPr>
+              <w:spacing w:before="40" w:after="40" w:line="252" w:lineRule="auto"/>
+              <w:rPr>
+                <w:color w:val="000000"/>
+                <w:sz w:val="18"/>
+                <w:szCs w:val="18"/>
+              </w:rPr>
+            </w:pPr>
+            <w:r>
+              <w:rPr>
+                <w:color w:val="000000"/>
+                <w:sz w:val="18"/>
+                <w:szCs w:val="18"/>
               </w:rPr>
               <w:t>Thời điểm nộp bài</w:t>
             </w:r>
@@ -1944,33 +1729,25 @@
         </w:tc>
       </w:tr>
       <w:tr>
-        <w:trPr/>
-        <w:tc>
-          <w:tcPr>
-            <w:tcW w:type="dxa" w:w="2664"/>
-            <w:vAlign w:val="center"/>
-            <w:tcMar>
-              <w:top w:w="90" w:type="dxa"/>
-              <w:start w:w="100" w:type="dxa"/>
-              <w:bottom w:w="90" w:type="dxa"/>
-              <w:end w:w="100" w:type="dxa"/>
-            </w:tcMar>
-            <w:shd w:fill="F0F5FA"/>
-          </w:tcPr>
-          <w:p>
-            <w:pPr>
-              <w:keepNext w:val="0"/>
-              <w:keepLines w:val="0"/>
-              <w:pageBreakBefore w:val="0"/>
-              <w:spacing w:before="40" w:after="40" w:line="252" w:lineRule="auto"/>
-              <w:ind w:left="0" w:right="0" w:firstLine="0"/>
-              <w:jc w:val="left"/>
-            </w:pPr>
-            <w:r>
-              <w:rPr>
-                <w:b w:val="0"/>
-                <w:color w:val="000000"/>
-                <w:sz w:val="18"/>
+        <w:tc>
+          <w:tcPr>
+            <w:tcW w:w="3510" w:type="dxa"/>
+            <w:shd w:val="clear" w:color="auto" w:fill="F0F5FA"/>
+          </w:tcPr>
+          <w:p>
+            <w:pPr>
+              <w:rPr>
+                <w:color w:val="000000"/>
+                <w:sz w:val="18"/>
+                <w:szCs w:val="18"/>
+              </w:rPr>
+            </w:pPr>
+            <w:r>
+              <w:rPr>
+                <w:rFonts w:ascii="Roboto Mono" w:eastAsia="Roboto Mono" w:hAnsi="Roboto Mono" w:cs="Roboto Mono"/>
+                <w:color w:val="000000"/>
+                <w:sz w:val="18"/>
+                <w:szCs w:val="18"/>
               </w:rPr>
               <w:t>mode</w:t>
             </w:r>
@@ -1978,30 +1755,21 @@
         </w:tc>
         <w:tc>
           <w:tcPr>
-            <w:tcW w:type="dxa" w:w="1440"/>
-            <w:vAlign w:val="center"/>
-            <w:tcMar>
-              <w:top w:w="90" w:type="dxa"/>
-              <w:start w:w="100" w:type="dxa"/>
-              <w:bottom w:w="90" w:type="dxa"/>
-              <w:end w:w="100" w:type="dxa"/>
-            </w:tcMar>
-            <w:shd w:fill="F0F5FA"/>
-          </w:tcPr>
-          <w:p>
-            <w:pPr>
-              <w:keepNext w:val="0"/>
-              <w:keepLines w:val="0"/>
-              <w:pageBreakBefore w:val="0"/>
-              <w:spacing w:before="40" w:after="40" w:line="252" w:lineRule="auto"/>
-              <w:ind w:left="0" w:right="0" w:firstLine="0"/>
-              <w:jc w:val="left"/>
-            </w:pPr>
-            <w:r>
-              <w:rPr>
-                <w:b w:val="0"/>
-                <w:color w:val="000000"/>
-                <w:sz w:val="18"/>
+            <w:tcW w:w="2340" w:type="dxa"/>
+            <w:shd w:val="clear" w:color="auto" w:fill="F0F5FA"/>
+          </w:tcPr>
+          <w:p>
+            <w:pPr>
+              <w:rPr>
+                <w:color w:val="000000"/>
+                <w:sz w:val="18"/>
+                <w:szCs w:val="18"/>
+              </w:rPr>
+            </w:pPr>
+            <w:r>
+              <w:rPr>
+                <w:sz w:val="18"/>
+                <w:szCs w:val="18"/>
               </w:rPr>
               <w:t>String</w:t>
             </w:r>
@@ -2009,30 +1777,22 @@
         </w:tc>
         <w:tc>
           <w:tcPr>
-            <w:tcW w:type="dxa" w:w="4752"/>
-            <w:vAlign w:val="center"/>
-            <w:tcMar>
-              <w:top w:w="90" w:type="dxa"/>
-              <w:start w:w="100" w:type="dxa"/>
-              <w:bottom w:w="90" w:type="dxa"/>
-              <w:end w:w="100" w:type="dxa"/>
-            </w:tcMar>
-            <w:shd w:fill="F0F5FA"/>
-          </w:tcPr>
-          <w:p>
-            <w:pPr>
-              <w:keepNext w:val="0"/>
-              <w:keepLines w:val="0"/>
-              <w:pageBreakBefore w:val="0"/>
-              <w:spacing w:before="40" w:after="40" w:line="252" w:lineRule="auto"/>
-              <w:ind w:left="0" w:right="0" w:firstLine="0"/>
-              <w:jc w:val="left"/>
-            </w:pPr>
-            <w:r>
-              <w:rPr>
-                <w:b w:val="0"/>
-                <w:color w:val="000000"/>
-                <w:sz w:val="18"/>
+            <w:tcW w:w="4230" w:type="dxa"/>
+            <w:shd w:val="clear" w:color="auto" w:fill="F0F5FA"/>
+          </w:tcPr>
+          <w:p>
+            <w:pPr>
+              <w:rPr>
+                <w:color w:val="000000"/>
+                <w:sz w:val="18"/>
+                <w:szCs w:val="18"/>
+              </w:rPr>
+            </w:pPr>
+            <w:r>
+              <w:rPr>
+                <w:color w:val="000000"/>
+                <w:sz w:val="18"/>
+                <w:szCs w:val="18"/>
               </w:rPr>
               <w:t>PRACTICE hoặc MOCK_TEST; lấy từ Attempt.</w:t>
             </w:r>
@@ -2040,33 +1800,24 @@
         </w:tc>
       </w:tr>
       <w:tr>
-        <w:trPr/>
-        <w:tc>
-          <w:tcPr>
-            <w:tcW w:type="dxa" w:w="2664"/>
-            <w:vAlign w:val="center"/>
-            <w:tcMar>
-              <w:top w:w="90" w:type="dxa"/>
-              <w:start w:w="100" w:type="dxa"/>
-              <w:bottom w:w="90" w:type="dxa"/>
-              <w:end w:w="100" w:type="dxa"/>
-            </w:tcMar>
-            <w:shd w:fill="FFFFFF"/>
-          </w:tcPr>
-          <w:p>
-            <w:pPr>
-              <w:keepNext w:val="0"/>
-              <w:keepLines w:val="0"/>
-              <w:pageBreakBefore w:val="0"/>
-              <w:spacing w:before="40" w:after="40" w:line="252" w:lineRule="auto"/>
-              <w:ind w:left="0" w:right="0" w:firstLine="0"/>
-              <w:jc w:val="left"/>
-            </w:pPr>
-            <w:r>
-              <w:rPr>
-                <w:b w:val="0"/>
-                <w:color w:val="000000"/>
-                <w:sz w:val="18"/>
+        <w:tc>
+          <w:tcPr>
+            <w:tcW w:w="3510" w:type="dxa"/>
+          </w:tcPr>
+          <w:p>
+            <w:pPr>
+              <w:rPr>
+                <w:color w:val="000000"/>
+                <w:sz w:val="18"/>
+                <w:szCs w:val="18"/>
+              </w:rPr>
+            </w:pPr>
+            <w:r>
+              <w:rPr>
+                <w:rFonts w:ascii="Roboto Mono" w:eastAsia="Roboto Mono" w:hAnsi="Roboto Mono" w:cs="Roboto Mono"/>
+                <w:color w:val="000000"/>
+                <w:sz w:val="18"/>
+                <w:szCs w:val="18"/>
               </w:rPr>
               <w:t>selected_part_ids</w:t>
             </w:r>
@@ -2074,30 +1825,20 @@
         </w:tc>
         <w:tc>
           <w:tcPr>
-            <w:tcW w:type="dxa" w:w="1440"/>
-            <w:vAlign w:val="center"/>
-            <w:tcMar>
-              <w:top w:w="90" w:type="dxa"/>
-              <w:start w:w="100" w:type="dxa"/>
-              <w:bottom w:w="90" w:type="dxa"/>
-              <w:end w:w="100" w:type="dxa"/>
-            </w:tcMar>
-            <w:shd w:fill="FFFFFF"/>
-          </w:tcPr>
-          <w:p>
-            <w:pPr>
-              <w:keepNext w:val="0"/>
-              <w:keepLines w:val="0"/>
-              <w:pageBreakBefore w:val="0"/>
-              <w:spacing w:before="40" w:after="40" w:line="252" w:lineRule="auto"/>
-              <w:ind w:left="0" w:right="0" w:firstLine="0"/>
-              <w:jc w:val="left"/>
-            </w:pPr>
-            <w:r>
-              <w:rPr>
-                <w:b w:val="0"/>
-                <w:color w:val="000000"/>
-                <w:sz w:val="18"/>
+            <w:tcW w:w="2340" w:type="dxa"/>
+          </w:tcPr>
+          <w:p>
+            <w:pPr>
+              <w:rPr>
+                <w:color w:val="000000"/>
+                <w:sz w:val="18"/>
+                <w:szCs w:val="18"/>
+              </w:rPr>
+            </w:pPr>
+            <w:r>
+              <w:rPr>
+                <w:sz w:val="18"/>
+                <w:szCs w:val="18"/>
               </w:rPr>
               <w:t>Array&lt;Integer&gt;</w:t>
             </w:r>
@@ -2105,30 +1846,21 @@
         </w:tc>
         <w:tc>
           <w:tcPr>
-            <w:tcW w:type="dxa" w:w="4752"/>
-            <w:vAlign w:val="center"/>
-            <w:tcMar>
-              <w:top w:w="90" w:type="dxa"/>
-              <w:start w:w="100" w:type="dxa"/>
-              <w:bottom w:w="90" w:type="dxa"/>
-              <w:end w:w="100" w:type="dxa"/>
-            </w:tcMar>
-            <w:shd w:fill="FFFFFF"/>
-          </w:tcPr>
-          <w:p>
-            <w:pPr>
-              <w:keepNext w:val="0"/>
-              <w:keepLines w:val="0"/>
-              <w:pageBreakBefore w:val="0"/>
-              <w:spacing w:before="40" w:after="40" w:line="252" w:lineRule="auto"/>
-              <w:ind w:left="0" w:right="0" w:firstLine="0"/>
-              <w:jc w:val="left"/>
-            </w:pPr>
-            <w:r>
-              <w:rPr>
-                <w:b w:val="0"/>
-                <w:color w:val="000000"/>
-                <w:sz w:val="18"/>
+            <w:tcW w:w="4230" w:type="dxa"/>
+          </w:tcPr>
+          <w:p>
+            <w:pPr>
+              <w:rPr>
+                <w:color w:val="000000"/>
+                <w:sz w:val="18"/>
+                <w:szCs w:val="18"/>
+              </w:rPr>
+            </w:pPr>
+            <w:r>
+              <w:rPr>
+                <w:color w:val="000000"/>
+                <w:sz w:val="18"/>
+                <w:szCs w:val="18"/>
               </w:rPr>
               <w:t>Phạm vi Part đã chốt; từ 1 đến 7, không trùng.</w:t>
             </w:r>
@@ -2136,33 +1868,25 @@
         </w:tc>
       </w:tr>
       <w:tr>
-        <w:trPr/>
-        <w:tc>
-          <w:tcPr>
-            <w:tcW w:type="dxa" w:w="2664"/>
-            <w:vAlign w:val="center"/>
-            <w:tcMar>
-              <w:top w:w="90" w:type="dxa"/>
-              <w:start w:w="100" w:type="dxa"/>
-              <w:bottom w:w="90" w:type="dxa"/>
-              <w:end w:w="100" w:type="dxa"/>
-            </w:tcMar>
-            <w:shd w:fill="F0F5FA"/>
-          </w:tcPr>
-          <w:p>
-            <w:pPr>
-              <w:keepNext w:val="0"/>
-              <w:keepLines w:val="0"/>
-              <w:pageBreakBefore w:val="0"/>
-              <w:spacing w:before="40" w:after="40" w:line="252" w:lineRule="auto"/>
-              <w:ind w:left="0" w:right="0" w:firstLine="0"/>
-              <w:jc w:val="left"/>
-            </w:pPr>
-            <w:r>
-              <w:rPr>
-                <w:b w:val="0"/>
-                <w:color w:val="000000"/>
-                <w:sz w:val="18"/>
+        <w:tc>
+          <w:tcPr>
+            <w:tcW w:w="3510" w:type="dxa"/>
+            <w:shd w:val="clear" w:color="auto" w:fill="F0F5FA"/>
+          </w:tcPr>
+          <w:p>
+            <w:pPr>
+              <w:rPr>
+                <w:color w:val="000000"/>
+                <w:sz w:val="18"/>
+                <w:szCs w:val="18"/>
+              </w:rPr>
+            </w:pPr>
+            <w:r>
+              <w:rPr>
+                <w:rFonts w:ascii="Roboto Mono" w:eastAsia="Roboto Mono" w:hAnsi="Roboto Mono" w:cs="Roboto Mono"/>
+                <w:color w:val="000000"/>
+                <w:sz w:val="18"/>
+                <w:szCs w:val="18"/>
               </w:rPr>
               <w:t>duration_seconds</w:t>
             </w:r>
@@ -2170,30 +1894,21 @@
         </w:tc>
         <w:tc>
           <w:tcPr>
-            <w:tcW w:type="dxa" w:w="1440"/>
-            <w:vAlign w:val="center"/>
-            <w:tcMar>
-              <w:top w:w="90" w:type="dxa"/>
-              <w:start w:w="100" w:type="dxa"/>
-              <w:bottom w:w="90" w:type="dxa"/>
-              <w:end w:w="100" w:type="dxa"/>
-            </w:tcMar>
-            <w:shd w:fill="F0F5FA"/>
-          </w:tcPr>
-          <w:p>
-            <w:pPr>
-              <w:keepNext w:val="0"/>
-              <w:keepLines w:val="0"/>
-              <w:pageBreakBefore w:val="0"/>
-              <w:spacing w:before="40" w:after="40" w:line="252" w:lineRule="auto"/>
-              <w:ind w:left="0" w:right="0" w:firstLine="0"/>
-              <w:jc w:val="left"/>
-            </w:pPr>
-            <w:r>
-              <w:rPr>
-                <w:b w:val="0"/>
-                <w:color w:val="000000"/>
-                <w:sz w:val="18"/>
+            <w:tcW w:w="2340" w:type="dxa"/>
+            <w:shd w:val="clear" w:color="auto" w:fill="F0F5FA"/>
+          </w:tcPr>
+          <w:p>
+            <w:pPr>
+              <w:rPr>
+                <w:color w:val="000000"/>
+                <w:sz w:val="18"/>
+                <w:szCs w:val="18"/>
+              </w:rPr>
+            </w:pPr>
+            <w:r>
+              <w:rPr>
+                <w:sz w:val="18"/>
+                <w:szCs w:val="18"/>
               </w:rPr>
               <w:t>Integer</w:t>
             </w:r>
@@ -2201,30 +1916,22 @@
         </w:tc>
         <w:tc>
           <w:tcPr>
-            <w:tcW w:type="dxa" w:w="4752"/>
-            <w:vAlign w:val="center"/>
-            <w:tcMar>
-              <w:top w:w="90" w:type="dxa"/>
-              <w:start w:w="100" w:type="dxa"/>
-              <w:bottom w:w="90" w:type="dxa"/>
-              <w:end w:w="100" w:type="dxa"/>
-            </w:tcMar>
-            <w:shd w:fill="F0F5FA"/>
-          </w:tcPr>
-          <w:p>
-            <w:pPr>
-              <w:keepNext w:val="0"/>
-              <w:keepLines w:val="0"/>
-              <w:pageBreakBefore w:val="0"/>
-              <w:spacing w:before="40" w:after="40" w:line="252" w:lineRule="auto"/>
-              <w:ind w:left="0" w:right="0" w:firstLine="0"/>
-              <w:jc w:val="left"/>
-            </w:pPr>
-            <w:r>
-              <w:rPr>
-                <w:b w:val="0"/>
-                <w:color w:val="000000"/>
-                <w:sz w:val="18"/>
+            <w:tcW w:w="4230" w:type="dxa"/>
+            <w:shd w:val="clear" w:color="auto" w:fill="F0F5FA"/>
+          </w:tcPr>
+          <w:p>
+            <w:pPr>
+              <w:rPr>
+                <w:color w:val="000000"/>
+                <w:sz w:val="18"/>
+                <w:szCs w:val="18"/>
+              </w:rPr>
+            </w:pPr>
+            <w:r>
+              <w:rPr>
+                <w:color w:val="000000"/>
+                <w:sz w:val="18"/>
+                <w:szCs w:val="18"/>
               </w:rPr>
               <w:t>Thời lượng đã chốt lúc bắt đầu phiên.</w:t>
             </w:r>
@@ -2401,6 +2108,7 @@
           <w:bCs/>
           <w:color w:val="000000"/>
         </w:rPr>
+        <w:lastRenderedPageBreak/>
         <w:t>Điều kiện kích hoạt (Trigger):</w:t>
       </w:r>
       <w:r>
@@ -2488,7 +2196,6 @@
       </w:r>
     </w:p>
     <w:p>
-      <w:pPr/>
       <w:r>
         <w:t>Danh mục Part có mã cố định 1-7. Thay đổi tên, mô tả hoặc trạng thái Part không làm thay đổi part_id của Question và không yêu cầu sao chép bảng Part sang quest_db.</w:t>
       </w:r>
@@ -2526,44 +2233,35 @@
         <w:tblLook w:val="0620" w:firstRow="1" w:lastRow="0" w:firstColumn="0" w:lastColumn="0" w:noHBand="1" w:noVBand="1"/>
       </w:tblPr>
       <w:tblGrid>
-        <w:gridCol w:w="2664"/>
-        <w:gridCol w:w="1440"/>
-        <w:gridCol w:w="4752"/>
+        <w:gridCol w:w="2401"/>
+        <w:gridCol w:w="1559"/>
+        <w:gridCol w:w="4896"/>
       </w:tblGrid>
       <w:tr>
         <w:trPr>
           <w:cnfStyle w:val="100000000000" w:firstRow="1" w:lastRow="0" w:firstColumn="0" w:lastColumn="0" w:oddVBand="0" w:evenVBand="0" w:oddHBand="0" w:evenHBand="0" w:firstRowFirstColumn="0" w:firstRowLastColumn="0" w:lastRowFirstColumn="0" w:lastRowLastColumn="0"/>
           <w:tblHeader/>
-          <w:tblHeader w:val="true"/>
-          <w:tblHeader w:val="true"/>
         </w:trPr>
         <w:tc>
           <w:tcPr>
             <w:tcW w:w="2664" w:type="dxa"/>
-            <w:vAlign w:val="center"/>
-            <w:tcMar>
-              <w:top w:w="90" w:type="dxa"/>
-              <w:start w:w="100" w:type="dxa"/>
-              <w:bottom w:w="90" w:type="dxa"/>
-              <w:end w:w="100" w:type="dxa"/>
-            </w:tcMar>
-            <w:shd w:fill="1F4E78"/>
-          </w:tcPr>
-          <w:p>
-            <w:pPr>
-              <w:keepNext w:val="0"/>
-              <w:keepLines w:val="0"/>
-              <w:pageBreakBefore w:val="0"/>
-              <w:spacing w:before="40" w:after="40" w:line="252" w:lineRule="auto"/>
-              <w:ind w:left="0" w:right="0" w:firstLine="0"/>
-              <w:jc w:val="left"/>
-              <w:rPr>
-                <w:color w:val="000000"/>
-              </w:rPr>
-            </w:pPr>
-            <w:r>
-              <w:rPr>
-                <w:b/>
+            <w:shd w:val="clear" w:color="auto" w:fill="1F4E78"/>
+            <w:tcMar>
+              <w:top w:w="90" w:type="dxa"/>
+              <w:left w:w="100" w:type="dxa"/>
+              <w:bottom w:w="90" w:type="dxa"/>
+              <w:right w:w="100" w:type="dxa"/>
+            </w:tcMar>
+          </w:tcPr>
+          <w:p>
+            <w:pPr>
+              <w:spacing w:before="40" w:after="40" w:line="252" w:lineRule="auto"/>
+              <w:rPr>
+                <w:color w:val="000000"/>
+              </w:rPr>
+            </w:pPr>
+            <w:r>
+              <w:rPr>
                 <w:color w:val="FFFFFF"/>
                 <w:sz w:val="18"/>
               </w:rPr>
@@ -2574,30 +2272,23 @@
         <w:tc>
           <w:tcPr>
             <w:tcW w:w="1440" w:type="dxa"/>
-            <w:vAlign w:val="center"/>
-            <w:tcMar>
-              <w:top w:w="90" w:type="dxa"/>
-              <w:start w:w="100" w:type="dxa"/>
-              <w:bottom w:w="90" w:type="dxa"/>
-              <w:end w:w="100" w:type="dxa"/>
-            </w:tcMar>
-            <w:shd w:fill="1F4E78"/>
-          </w:tcPr>
-          <w:p>
-            <w:pPr>
-              <w:keepNext w:val="0"/>
-              <w:keepLines w:val="0"/>
-              <w:pageBreakBefore w:val="0"/>
-              <w:spacing w:before="40" w:after="40" w:line="252" w:lineRule="auto"/>
-              <w:ind w:left="0" w:right="0" w:firstLine="0"/>
-              <w:jc w:val="left"/>
-              <w:rPr>
-                <w:color w:val="000000"/>
-              </w:rPr>
-            </w:pPr>
-            <w:r>
-              <w:rPr>
-                <w:b/>
+            <w:shd w:val="clear" w:color="auto" w:fill="1F4E78"/>
+            <w:tcMar>
+              <w:top w:w="90" w:type="dxa"/>
+              <w:left w:w="100" w:type="dxa"/>
+              <w:bottom w:w="90" w:type="dxa"/>
+              <w:right w:w="100" w:type="dxa"/>
+            </w:tcMar>
+          </w:tcPr>
+          <w:p>
+            <w:pPr>
+              <w:spacing w:before="40" w:after="40" w:line="252" w:lineRule="auto"/>
+              <w:rPr>
+                <w:color w:val="000000"/>
+              </w:rPr>
+            </w:pPr>
+            <w:r>
+              <w:rPr>
                 <w:color w:val="FFFFFF"/>
                 <w:sz w:val="18"/>
               </w:rPr>
@@ -2608,30 +2299,23 @@
         <w:tc>
           <w:tcPr>
             <w:tcW w:w="4752" w:type="dxa"/>
-            <w:vAlign w:val="center"/>
-            <w:tcMar>
-              <w:top w:w="90" w:type="dxa"/>
-              <w:start w:w="100" w:type="dxa"/>
-              <w:bottom w:w="90" w:type="dxa"/>
-              <w:end w:w="100" w:type="dxa"/>
-            </w:tcMar>
-            <w:shd w:fill="1F4E78"/>
-          </w:tcPr>
-          <w:p>
-            <w:pPr>
-              <w:keepNext w:val="0"/>
-              <w:keepLines w:val="0"/>
-              <w:pageBreakBefore w:val="0"/>
-              <w:spacing w:before="40" w:after="40" w:line="252" w:lineRule="auto"/>
-              <w:ind w:left="0" w:right="0" w:firstLine="0"/>
-              <w:jc w:val="left"/>
-              <w:rPr>
-                <w:color w:val="000000"/>
-              </w:rPr>
-            </w:pPr>
-            <w:r>
-              <w:rPr>
-                <w:b/>
+            <w:shd w:val="clear" w:color="auto" w:fill="1F4E78"/>
+            <w:tcMar>
+              <w:top w:w="90" w:type="dxa"/>
+              <w:left w:w="100" w:type="dxa"/>
+              <w:bottom w:w="90" w:type="dxa"/>
+              <w:right w:w="100" w:type="dxa"/>
+            </w:tcMar>
+          </w:tcPr>
+          <w:p>
+            <w:pPr>
+              <w:spacing w:before="40" w:after="40" w:line="252" w:lineRule="auto"/>
+              <w:rPr>
+                <w:color w:val="000000"/>
+              </w:rPr>
+            </w:pPr>
+            <w:r>
+              <w:rPr>
                 <w:color w:val="FFFFFF"/>
                 <w:sz w:val="18"/>
               </w:rPr>
@@ -2641,37 +2325,32 @@
         </w:tc>
       </w:tr>
       <w:tr>
-        <w:trPr/>
         <w:tc>
           <w:tcPr>
             <w:tcW w:w="2664" w:type="dxa"/>
-            <w:vAlign w:val="center"/>
-            <w:tcMar>
-              <w:top w:w="90" w:type="dxa"/>
-              <w:start w:w="100" w:type="dxa"/>
-              <w:bottom w:w="90" w:type="dxa"/>
-              <w:end w:w="100" w:type="dxa"/>
-            </w:tcMar>
-            <w:shd w:fill="FFFFFF"/>
-          </w:tcPr>
-          <w:p>
-            <w:pPr>
-              <w:keepNext w:val="0"/>
-              <w:keepLines w:val="0"/>
-              <w:pageBreakBefore w:val="0"/>
-              <w:spacing w:before="40" w:after="40" w:line="252" w:lineRule="auto"/>
-              <w:ind w:left="0" w:right="0" w:firstLine="0"/>
-              <w:jc w:val="left"/>
-              <w:rPr>
-                <w:color w:val="000000"/>
+            <w:tcMar>
+              <w:top w:w="90" w:type="dxa"/>
+              <w:left w:w="100" w:type="dxa"/>
+              <w:bottom w:w="90" w:type="dxa"/>
+              <w:right w:w="100" w:type="dxa"/>
+            </w:tcMar>
+            <w:vAlign w:val="center"/>
+          </w:tcPr>
+          <w:p>
+            <w:pPr>
+              <w:spacing w:before="40" w:after="40" w:line="252" w:lineRule="auto"/>
+              <w:rPr>
+                <w:color w:val="000000"/>
+                <w:sz w:val="18"/>
+                <w:szCs w:val="18"/>
               </w:rPr>
             </w:pPr>
             <w:r>
               <w:rPr>
                 <w:rFonts w:ascii="Roboto Mono" w:eastAsia="Roboto Mono" w:hAnsi="Roboto Mono" w:cs="Roboto Mono"/>
-                <w:b w:val="0"/>
-                <w:color w:val="000000"/>
-                <w:sz w:val="18"/>
+                <w:color w:val="000000"/>
+                <w:sz w:val="18"/>
+                <w:szCs w:val="18"/>
               </w:rPr>
               <w:t>event_id</w:t>
             </w:r>
@@ -2680,29 +2359,29 @@
         <w:tc>
           <w:tcPr>
             <w:tcW w:w="1440" w:type="dxa"/>
-            <w:vAlign w:val="center"/>
-            <w:tcMar>
-              <w:top w:w="90" w:type="dxa"/>
-              <w:start w:w="100" w:type="dxa"/>
-              <w:bottom w:w="90" w:type="dxa"/>
-              <w:end w:w="100" w:type="dxa"/>
-            </w:tcMar>
-            <w:shd w:fill="FFFFFF"/>
-          </w:tcPr>
-          <w:p>
-            <w:pPr>
-              <w:keepNext w:val="0"/>
-              <w:keepLines w:val="0"/>
-              <w:pageBreakBefore w:val="0"/>
-              <w:spacing w:before="40" w:after="40" w:line="252" w:lineRule="auto"/>
-              <w:ind w:left="0" w:right="0" w:firstLine="0"/>
-              <w:jc w:val="left"/>
-              <w:rPr>
-                <w:color w:val="000000"/>
+            <w:tcMar>
+              <w:top w:w="90" w:type="dxa"/>
+              <w:left w:w="100" w:type="dxa"/>
+              <w:bottom w:w="90" w:type="dxa"/>
+              <w:right w:w="100" w:type="dxa"/>
+            </w:tcMar>
+            <w:vAlign w:val="center"/>
+          </w:tcPr>
+          <w:p>
+            <w:pPr>
+              <w:spacing w:before="40" w:after="40" w:line="252" w:lineRule="auto"/>
+              <w:rPr>
+                <w:color w:val="000000"/>
+                <w:sz w:val="18"/>
+                <w:szCs w:val="18"/>
               </w:rPr>
             </w:pPr>
             <w:sdt>
               <w:sdtPr>
+                <w:rPr>
+                  <w:sz w:val="18"/>
+                  <w:szCs w:val="18"/>
+                </w:rPr>
                 <w:alias w:val="Kiểu dữ liệu"/>
                 <w:id w:val="1038449345"/>
                 <w:dropDownList>
@@ -2713,6 +2392,10 @@
               </w:sdtPr>
               <w:sdtContent>
                 <w:r>
+                  <w:rPr>
+                    <w:sz w:val="18"/>
+                    <w:szCs w:val="18"/>
+                  </w:rPr>
                   <w:t>UUID</w:t>
                 </w:r>
               </w:sdtContent>
@@ -2722,32 +2405,28 @@
         <w:tc>
           <w:tcPr>
             <w:tcW w:w="4752" w:type="dxa"/>
-            <w:vAlign w:val="center"/>
-            <w:tcMar>
-              <w:top w:w="90" w:type="dxa"/>
-              <w:start w:w="100" w:type="dxa"/>
-              <w:bottom w:w="90" w:type="dxa"/>
-              <w:end w:w="100" w:type="dxa"/>
-            </w:tcMar>
-            <w:shd w:fill="FFFFFF"/>
-          </w:tcPr>
-          <w:p>
-            <w:pPr>
-              <w:keepNext w:val="0"/>
-              <w:keepLines w:val="0"/>
-              <w:pageBreakBefore w:val="0"/>
-              <w:spacing w:before="40" w:after="40" w:line="252" w:lineRule="auto"/>
-              <w:ind w:left="0" w:right="0" w:firstLine="0"/>
-              <w:jc w:val="left"/>
-              <w:rPr>
-                <w:color w:val="000000"/>
-              </w:rPr>
-            </w:pPr>
-            <w:r>
-              <w:rPr>
-                <w:b w:val="0"/>
-                <w:color w:val="000000"/>
-                <w:sz w:val="18"/>
+            <w:tcMar>
+              <w:top w:w="90" w:type="dxa"/>
+              <w:left w:w="100" w:type="dxa"/>
+              <w:bottom w:w="90" w:type="dxa"/>
+              <w:right w:w="100" w:type="dxa"/>
+            </w:tcMar>
+            <w:vAlign w:val="center"/>
+          </w:tcPr>
+          <w:p>
+            <w:pPr>
+              <w:spacing w:before="40" w:after="40" w:line="252" w:lineRule="auto"/>
+              <w:rPr>
+                <w:color w:val="000000"/>
+                <w:sz w:val="18"/>
+                <w:szCs w:val="18"/>
+              </w:rPr>
+            </w:pPr>
+            <w:r>
+              <w:rPr>
+                <w:color w:val="000000"/>
+                <w:sz w:val="18"/>
+                <w:szCs w:val="18"/>
               </w:rPr>
               <w:t>Idempotency key</w:t>
             </w:r>
@@ -2755,39 +2434,34 @@
         </w:tc>
       </w:tr>
       <w:tr>
-        <w:trPr/>
         <w:tc>
           <w:tcPr>
             <w:tcW w:w="2664" w:type="dxa"/>
-            <w:vAlign w:val="center"/>
-            <w:tcMar>
-              <w:top w:w="90" w:type="dxa"/>
-              <w:start w:w="100" w:type="dxa"/>
-              <w:bottom w:w="90" w:type="dxa"/>
-              <w:end w:w="100" w:type="dxa"/>
-            </w:tcMar>
-            <w:shd w:fill="F0F5FA"/>
-          </w:tcPr>
-          <w:p>
-            <w:pPr>
-              <w:keepNext w:val="0"/>
-              <w:keepLines w:val="0"/>
-              <w:pageBreakBefore w:val="0"/>
-              <w:spacing w:before="40" w:after="40" w:line="252" w:lineRule="auto"/>
-              <w:ind w:left="0" w:right="0" w:firstLine="0"/>
-              <w:jc w:val="left"/>
-              <w:rPr>
-                <w:color w:val="000000"/>
+            <w:shd w:val="clear" w:color="auto" w:fill="F0F5FA"/>
+            <w:tcMar>
+              <w:top w:w="90" w:type="dxa"/>
+              <w:left w:w="100" w:type="dxa"/>
+              <w:bottom w:w="90" w:type="dxa"/>
+              <w:right w:w="100" w:type="dxa"/>
+            </w:tcMar>
+            <w:vAlign w:val="center"/>
+          </w:tcPr>
+          <w:p>
+            <w:pPr>
+              <w:spacing w:before="40" w:after="40" w:line="252" w:lineRule="auto"/>
+              <w:rPr>
+                <w:color w:val="000000"/>
+                <w:sz w:val="18"/>
+                <w:szCs w:val="18"/>
               </w:rPr>
             </w:pPr>
             <w:r>
               <w:rPr>
                 <w:rFonts w:ascii="Roboto Mono" w:eastAsia="Roboto Mono" w:hAnsi="Roboto Mono" w:cs="Roboto Mono"/>
-                <w:b w:val="0"/>
-                <w:color w:val="000000"/>
-                <w:sz w:val="18"/>
-              </w:rPr>
-              <w:lastRenderedPageBreak/>
+                <w:color w:val="000000"/>
+                <w:sz w:val="18"/>
+                <w:szCs w:val="18"/>
+              </w:rPr>
               <w:t>aggregate_id</w:t>
             </w:r>
           </w:p>
@@ -2795,29 +2469,30 @@
         <w:tc>
           <w:tcPr>
             <w:tcW w:w="1440" w:type="dxa"/>
-            <w:vAlign w:val="center"/>
-            <w:tcMar>
-              <w:top w:w="90" w:type="dxa"/>
-              <w:start w:w="100" w:type="dxa"/>
-              <w:bottom w:w="90" w:type="dxa"/>
-              <w:end w:w="100" w:type="dxa"/>
-            </w:tcMar>
-            <w:shd w:fill="F0F5FA"/>
-          </w:tcPr>
-          <w:p>
-            <w:pPr>
-              <w:keepNext w:val="0"/>
-              <w:keepLines w:val="0"/>
-              <w:pageBreakBefore w:val="0"/>
-              <w:spacing w:before="40" w:after="40" w:line="252" w:lineRule="auto"/>
-              <w:ind w:left="0" w:right="0" w:firstLine="0"/>
-              <w:jc w:val="left"/>
-              <w:rPr>
-                <w:color w:val="000000"/>
+            <w:shd w:val="clear" w:color="auto" w:fill="F0F5FA"/>
+            <w:tcMar>
+              <w:top w:w="90" w:type="dxa"/>
+              <w:left w:w="100" w:type="dxa"/>
+              <w:bottom w:w="90" w:type="dxa"/>
+              <w:right w:w="100" w:type="dxa"/>
+            </w:tcMar>
+            <w:vAlign w:val="center"/>
+          </w:tcPr>
+          <w:p>
+            <w:pPr>
+              <w:spacing w:before="40" w:after="40" w:line="252" w:lineRule="auto"/>
+              <w:rPr>
+                <w:color w:val="000000"/>
+                <w:sz w:val="18"/>
+                <w:szCs w:val="18"/>
               </w:rPr>
             </w:pPr>
             <w:sdt>
               <w:sdtPr>
+                <w:rPr>
+                  <w:sz w:val="18"/>
+                  <w:szCs w:val="18"/>
+                </w:rPr>
                 <w:alias w:val="Kiểu dữ liệu"/>
                 <w:id w:val="386932611"/>
                 <w:dropDownList>
@@ -2828,6 +2503,10 @@
               </w:sdtPr>
               <w:sdtContent>
                 <w:r>
+                  <w:rPr>
+                    <w:sz w:val="18"/>
+                    <w:szCs w:val="18"/>
+                  </w:rPr>
                   <w:t>UUID</w:t>
                 </w:r>
               </w:sdtContent>
@@ -2837,41 +2516,38 @@
         <w:tc>
           <w:tcPr>
             <w:tcW w:w="4752" w:type="dxa"/>
-            <w:vAlign w:val="center"/>
-            <w:tcMar>
-              <w:top w:w="90" w:type="dxa"/>
-              <w:start w:w="100" w:type="dxa"/>
-              <w:bottom w:w="90" w:type="dxa"/>
-              <w:end w:w="100" w:type="dxa"/>
-            </w:tcMar>
-            <w:shd w:fill="F0F5FA"/>
-          </w:tcPr>
-          <w:p>
-            <w:pPr>
-              <w:keepNext w:val="0"/>
-              <w:keepLines w:val="0"/>
-              <w:pageBreakBefore w:val="0"/>
-              <w:spacing w:before="40" w:after="40" w:line="252" w:lineRule="auto"/>
-              <w:ind w:left="0" w:right="0" w:firstLine="0"/>
-              <w:jc w:val="left"/>
-              <w:rPr>
-                <w:color w:val="000000"/>
+            <w:shd w:val="clear" w:color="auto" w:fill="F0F5FA"/>
+            <w:tcMar>
+              <w:top w:w="90" w:type="dxa"/>
+              <w:left w:w="100" w:type="dxa"/>
+              <w:bottom w:w="90" w:type="dxa"/>
+              <w:right w:w="100" w:type="dxa"/>
+            </w:tcMar>
+            <w:vAlign w:val="center"/>
+          </w:tcPr>
+          <w:p>
+            <w:pPr>
+              <w:spacing w:before="40" w:after="40" w:line="252" w:lineRule="auto"/>
+              <w:rPr>
+                <w:color w:val="000000"/>
+                <w:sz w:val="18"/>
+                <w:szCs w:val="18"/>
               </w:rPr>
             </w:pPr>
             <w:r>
               <w:rPr>
                 <w:rFonts w:ascii="Roboto Mono" w:eastAsia="Roboto Mono" w:hAnsi="Roboto Mono" w:cs="Roboto Mono"/>
-                <w:b w:val="0"/>
-                <w:color w:val="000000"/>
-                <w:sz w:val="18"/>
+                <w:color w:val="000000"/>
+                <w:sz w:val="18"/>
+                <w:szCs w:val="18"/>
               </w:rPr>
               <w:t>question_id</w:t>
             </w:r>
             <w:r>
               <w:rPr>
-                <w:b w:val="0"/>
-                <w:color w:val="000000"/>
-                <w:sz w:val="18"/>
+                <w:color w:val="000000"/>
+                <w:sz w:val="18"/>
+                <w:szCs w:val="18"/>
               </w:rPr>
               <w:t xml:space="preserve"> của câu hỏi</w:t>
             </w:r>
@@ -2879,37 +2555,32 @@
         </w:tc>
       </w:tr>
       <w:tr>
-        <w:trPr/>
         <w:tc>
           <w:tcPr>
             <w:tcW w:w="2664" w:type="dxa"/>
-            <w:vAlign w:val="center"/>
-            <w:tcMar>
-              <w:top w:w="90" w:type="dxa"/>
-              <w:start w:w="100" w:type="dxa"/>
-              <w:bottom w:w="90" w:type="dxa"/>
-              <w:end w:w="100" w:type="dxa"/>
-            </w:tcMar>
-            <w:shd w:fill="FFFFFF"/>
-          </w:tcPr>
-          <w:p>
-            <w:pPr>
-              <w:keepNext w:val="0"/>
-              <w:keepLines w:val="0"/>
-              <w:pageBreakBefore w:val="0"/>
-              <w:spacing w:before="40" w:after="40" w:line="252" w:lineRule="auto"/>
-              <w:ind w:left="0" w:right="0" w:firstLine="0"/>
-              <w:jc w:val="left"/>
-              <w:rPr>
-                <w:color w:val="000000"/>
+            <w:tcMar>
+              <w:top w:w="90" w:type="dxa"/>
+              <w:left w:w="100" w:type="dxa"/>
+              <w:bottom w:w="90" w:type="dxa"/>
+              <w:right w:w="100" w:type="dxa"/>
+            </w:tcMar>
+            <w:vAlign w:val="center"/>
+          </w:tcPr>
+          <w:p>
+            <w:pPr>
+              <w:spacing w:before="40" w:after="40" w:line="252" w:lineRule="auto"/>
+              <w:rPr>
+                <w:color w:val="000000"/>
+                <w:sz w:val="18"/>
+                <w:szCs w:val="18"/>
               </w:rPr>
             </w:pPr>
             <w:r>
               <w:rPr>
                 <w:rFonts w:ascii="Roboto Mono" w:eastAsia="Roboto Mono" w:hAnsi="Roboto Mono" w:cs="Roboto Mono"/>
-                <w:b w:val="0"/>
-                <w:color w:val="000000"/>
-                <w:sz w:val="18"/>
+                <w:color w:val="000000"/>
+                <w:sz w:val="18"/>
+                <w:szCs w:val="18"/>
               </w:rPr>
               <w:t>event_type</w:t>
             </w:r>
@@ -2918,29 +2589,29 @@
         <w:tc>
           <w:tcPr>
             <w:tcW w:w="1440" w:type="dxa"/>
-            <w:vAlign w:val="center"/>
-            <w:tcMar>
-              <w:top w:w="90" w:type="dxa"/>
-              <w:start w:w="100" w:type="dxa"/>
-              <w:bottom w:w="90" w:type="dxa"/>
-              <w:end w:w="100" w:type="dxa"/>
-            </w:tcMar>
-            <w:shd w:fill="FFFFFF"/>
-          </w:tcPr>
-          <w:p>
-            <w:pPr>
-              <w:keepNext w:val="0"/>
-              <w:keepLines w:val="0"/>
-              <w:pageBreakBefore w:val="0"/>
-              <w:spacing w:before="40" w:after="40" w:line="252" w:lineRule="auto"/>
-              <w:ind w:left="0" w:right="0" w:firstLine="0"/>
-              <w:jc w:val="left"/>
-              <w:rPr>
-                <w:color w:val="000000"/>
+            <w:tcMar>
+              <w:top w:w="90" w:type="dxa"/>
+              <w:left w:w="100" w:type="dxa"/>
+              <w:bottom w:w="90" w:type="dxa"/>
+              <w:right w:w="100" w:type="dxa"/>
+            </w:tcMar>
+            <w:vAlign w:val="center"/>
+          </w:tcPr>
+          <w:p>
+            <w:pPr>
+              <w:spacing w:before="40" w:after="40" w:line="252" w:lineRule="auto"/>
+              <w:rPr>
+                <w:color w:val="000000"/>
+                <w:sz w:val="18"/>
+                <w:szCs w:val="18"/>
               </w:rPr>
             </w:pPr>
             <w:sdt>
               <w:sdtPr>
+                <w:rPr>
+                  <w:sz w:val="18"/>
+                  <w:szCs w:val="18"/>
+                </w:rPr>
                 <w:alias w:val="Kiểu dữ liệu"/>
                 <w:id w:val="-1930931613"/>
                 <w:dropDownList>
@@ -2951,6 +2622,10 @@
               </w:sdtPr>
               <w:sdtContent>
                 <w:r>
+                  <w:rPr>
+                    <w:sz w:val="18"/>
+                    <w:szCs w:val="18"/>
+                  </w:rPr>
                   <w:t>String</w:t>
                 </w:r>
               </w:sdtContent>
@@ -2960,83 +2635,79 @@
         <w:tc>
           <w:tcPr>
             <w:tcW w:w="4752" w:type="dxa"/>
-            <w:vAlign w:val="center"/>
-            <w:tcMar>
-              <w:top w:w="90" w:type="dxa"/>
-              <w:start w:w="100" w:type="dxa"/>
-              <w:bottom w:w="90" w:type="dxa"/>
-              <w:end w:w="100" w:type="dxa"/>
-            </w:tcMar>
-            <w:shd w:fill="FFFFFF"/>
-          </w:tcPr>
-          <w:p>
-            <w:pPr>
-              <w:keepNext w:val="0"/>
-              <w:keepLines w:val="0"/>
-              <w:pageBreakBefore w:val="0"/>
-              <w:spacing w:before="40" w:after="40" w:line="252" w:lineRule="auto"/>
-              <w:ind w:left="0" w:right="0" w:firstLine="0"/>
-              <w:jc w:val="left"/>
-              <w:rPr>
-                <w:color w:val="000000"/>
-              </w:rPr>
-            </w:pPr>
-            <w:r>
-              <w:rPr>
-                <w:b w:val="0"/>
-                <w:color w:val="000000"/>
-                <w:sz w:val="18"/>
+            <w:tcMar>
+              <w:top w:w="90" w:type="dxa"/>
+              <w:left w:w="100" w:type="dxa"/>
+              <w:bottom w:w="90" w:type="dxa"/>
+              <w:right w:w="100" w:type="dxa"/>
+            </w:tcMar>
+            <w:vAlign w:val="center"/>
+          </w:tcPr>
+          <w:p>
+            <w:pPr>
+              <w:spacing w:before="40" w:after="40" w:line="252" w:lineRule="auto"/>
+              <w:rPr>
+                <w:color w:val="000000"/>
+                <w:sz w:val="18"/>
+                <w:szCs w:val="18"/>
+              </w:rPr>
+            </w:pPr>
+            <w:r>
+              <w:rPr>
+                <w:color w:val="000000"/>
+                <w:sz w:val="18"/>
+                <w:szCs w:val="18"/>
               </w:rPr>
               <w:t>Tên sự kiện tương ứng (</w:t>
             </w:r>
             <w:r>
               <w:rPr>
                 <w:rFonts w:ascii="Roboto Mono" w:eastAsia="Roboto Mono" w:hAnsi="Roboto Mono" w:cs="Roboto Mono"/>
-                <w:b w:val="0"/>
-                <w:color w:val="000000"/>
-                <w:sz w:val="18"/>
+                <w:color w:val="000000"/>
+                <w:sz w:val="18"/>
+                <w:szCs w:val="18"/>
               </w:rPr>
               <w:t>QuestionCreatedEvent</w:t>
             </w:r>
             <w:r>
               <w:rPr>
-                <w:b w:val="0"/>
-                <w:color w:val="000000"/>
-                <w:sz w:val="18"/>
+                <w:color w:val="000000"/>
+                <w:sz w:val="18"/>
+                <w:szCs w:val="18"/>
               </w:rPr>
               <w:t xml:space="preserve">, </w:t>
             </w:r>
             <w:r>
               <w:rPr>
                 <w:rFonts w:ascii="Roboto Mono" w:eastAsia="Roboto Mono" w:hAnsi="Roboto Mono" w:cs="Roboto Mono"/>
-                <w:b w:val="0"/>
-                <w:color w:val="000000"/>
-                <w:sz w:val="18"/>
+                <w:color w:val="000000"/>
+                <w:sz w:val="18"/>
+                <w:szCs w:val="18"/>
               </w:rPr>
               <w:t>QuestionUpdatedEvent</w:t>
             </w:r>
             <w:r>
               <w:rPr>
-                <w:b w:val="0"/>
-                <w:color w:val="000000"/>
-                <w:sz w:val="18"/>
+                <w:color w:val="000000"/>
+                <w:sz w:val="18"/>
+                <w:szCs w:val="18"/>
               </w:rPr>
               <w:t xml:space="preserve">, </w:t>
             </w:r>
             <w:r>
               <w:rPr>
                 <w:rFonts w:ascii="Roboto Mono" w:eastAsia="Roboto Mono" w:hAnsi="Roboto Mono" w:cs="Roboto Mono"/>
-                <w:b w:val="0"/>
-                <w:color w:val="000000"/>
-                <w:sz w:val="18"/>
+                <w:color w:val="000000"/>
+                <w:sz w:val="18"/>
+                <w:szCs w:val="18"/>
               </w:rPr>
               <w:t>QuestionDeletedEvent</w:t>
             </w:r>
             <w:r>
               <w:rPr>
-                <w:b w:val="0"/>
-                <w:color w:val="000000"/>
-                <w:sz w:val="18"/>
+                <w:color w:val="000000"/>
+                <w:sz w:val="18"/>
+                <w:szCs w:val="18"/>
               </w:rPr>
               <w:t>)</w:t>
             </w:r>
@@ -3044,37 +2715,25 @@
         </w:tc>
       </w:tr>
       <w:tr>
-        <w:trPr/>
-        <w:tc>
-          <w:tcPr>
-            <w:tcW w:w="2664" w:type="dxa"/>
-            <w:vAlign w:val="center"/>
-            <w:tcMar>
-              <w:top w:w="90" w:type="dxa"/>
-              <w:start w:w="100" w:type="dxa"/>
-              <w:bottom w:w="90" w:type="dxa"/>
-              <w:end w:w="100" w:type="dxa"/>
-            </w:tcMar>
-            <w:shd w:fill="F0F5FA"/>
-          </w:tcPr>
-          <w:p>
-            <w:pPr>
-              <w:keepNext w:val="0"/>
-              <w:keepLines w:val="0"/>
-              <w:pageBreakBefore w:val="0"/>
-              <w:spacing w:before="40" w:after="40" w:line="252" w:lineRule="auto"/>
-              <w:ind w:left="0" w:right="0" w:firstLine="0"/>
-              <w:jc w:val="left"/>
-              <w:rPr>
-                <w:color w:val="000000"/>
+        <w:tc>
+          <w:tcPr>
+            <w:tcW w:w="2070" w:type="dxa"/>
+            <w:shd w:val="clear" w:color="auto" w:fill="F0F5FA"/>
+          </w:tcPr>
+          <w:p>
+            <w:pPr>
+              <w:rPr>
+                <w:color w:val="000000"/>
+                <w:sz w:val="18"/>
+                <w:szCs w:val="18"/>
               </w:rPr>
             </w:pPr>
             <w:r>
               <w:rPr>
                 <w:rFonts w:ascii="Roboto Mono" w:eastAsia="Roboto Mono" w:hAnsi="Roboto Mono" w:cs="Roboto Mono"/>
-                <w:b w:val="0"/>
-                <w:color w:val="000000"/>
-                <w:sz w:val="18"/>
+                <w:color w:val="000000"/>
+                <w:sz w:val="18"/>
+                <w:szCs w:val="18"/>
               </w:rPr>
               <w:t>payload</w:t>
             </w:r>
@@ -3082,30 +2741,23 @@
         </w:tc>
         <w:tc>
           <w:tcPr>
-            <w:tcW w:w="1440" w:type="dxa"/>
-            <w:vAlign w:val="center"/>
-            <w:tcMar>
-              <w:top w:w="90" w:type="dxa"/>
-              <w:start w:w="100" w:type="dxa"/>
-              <w:bottom w:w="90" w:type="dxa"/>
-              <w:end w:w="100" w:type="dxa"/>
-            </w:tcMar>
-            <w:shd w:fill="F0F5FA"/>
-          </w:tcPr>
-          <w:p>
-            <w:pPr>
-              <w:keepNext w:val="0"/>
-              <w:keepLines w:val="0"/>
-              <w:pageBreakBefore w:val="0"/>
-              <w:spacing w:before="40" w:after="40" w:line="252" w:lineRule="auto"/>
-              <w:ind w:left="0" w:right="0" w:firstLine="0"/>
-              <w:jc w:val="left"/>
-              <w:rPr>
-                <w:color w:val="000000"/>
+            <w:tcW w:w="1710" w:type="dxa"/>
+            <w:shd w:val="clear" w:color="auto" w:fill="F0F5FA"/>
+          </w:tcPr>
+          <w:p>
+            <w:pPr>
+              <w:rPr>
+                <w:color w:val="000000"/>
+                <w:sz w:val="18"/>
+                <w:szCs w:val="18"/>
               </w:rPr>
             </w:pPr>
             <w:sdt>
               <w:sdtPr>
+                <w:rPr>
+                  <w:sz w:val="18"/>
+                  <w:szCs w:val="18"/>
+                </w:rPr>
                 <w:alias w:val="Kiểu dữ liệu"/>
                 <w:id w:val="2063539630"/>
                 <w:dropDownList>
@@ -3116,6 +2768,10 @@
               </w:sdtPr>
               <w:sdtContent>
                 <w:r>
+                  <w:rPr>
+                    <w:sz w:val="18"/>
+                    <w:szCs w:val="18"/>
+                  </w:rPr>
                   <w:t>JSONB</w:t>
                 </w:r>
               </w:sdtContent>
@@ -3124,30 +2780,22 @@
         </w:tc>
         <w:tc>
           <w:tcPr>
-            <w:tcW w:w="4752" w:type="dxa"/>
-            <w:vAlign w:val="center"/>
-            <w:tcMar>
-              <w:top w:w="90" w:type="dxa"/>
-              <w:start w:w="100" w:type="dxa"/>
-              <w:bottom w:w="90" w:type="dxa"/>
-              <w:end w:w="100" w:type="dxa"/>
-            </w:tcMar>
-            <w:shd w:fill="F0F5FA"/>
-          </w:tcPr>
-          <w:p>
-            <w:pPr>
-              <w:keepNext w:val="0"/>
-              <w:keepLines w:val="0"/>
-              <w:pageBreakBefore w:val="0"/>
-              <w:spacing w:before="40" w:after="40" w:line="252" w:lineRule="auto"/>
-              <w:ind w:left="0" w:right="0" w:firstLine="0"/>
-              <w:jc w:val="left"/>
-            </w:pPr>
-            <w:r>
-              <w:rPr>
-                <w:b w:val="0"/>
-                <w:color w:val="000000"/>
-                <w:sz w:val="18"/>
+            <w:tcW w:w="5490" w:type="dxa"/>
+            <w:shd w:val="clear" w:color="auto" w:fill="F0F5FA"/>
+          </w:tcPr>
+          <w:p>
+            <w:pPr>
+              <w:rPr>
+                <w:color w:val="000000"/>
+                <w:sz w:val="18"/>
+                <w:szCs w:val="18"/>
+              </w:rPr>
+            </w:pPr>
+            <w:r>
+              <w:rPr>
+                <w:color w:val="000000"/>
+                <w:sz w:val="18"/>
+                <w:szCs w:val="18"/>
               </w:rPr>
               <w:t>Thông tin câu hỏi để lập chỉ mục, gồm nội dung, part_id 1-7, difficulty và tags. part_id là logical reference tới exam_db.parts.</w:t>
             </w:r>
@@ -3395,6 +3043,7 @@
         <w:rPr>
           <w:color w:val="000000"/>
         </w:rPr>
+        <w:lastRenderedPageBreak/>
         <w:t>Cấu trúc dữ liệu (Payload)</w:t>
       </w:r>
     </w:p>
@@ -3423,36 +3072,27 @@
         <w:trPr>
           <w:cnfStyle w:val="100000000000" w:firstRow="1" w:lastRow="0" w:firstColumn="0" w:lastColumn="0" w:oddVBand="0" w:evenVBand="0" w:oddHBand="0" w:evenHBand="0" w:firstRowFirstColumn="0" w:firstRowLastColumn="0" w:lastRowFirstColumn="0" w:lastRowLastColumn="0"/>
           <w:tblHeader/>
-          <w:tblHeader w:val="true"/>
-          <w:tblHeader w:val="true"/>
         </w:trPr>
         <w:tc>
           <w:tcPr>
             <w:tcW w:w="2664" w:type="dxa"/>
-            <w:vAlign w:val="center"/>
-            <w:tcMar>
-              <w:top w:w="90" w:type="dxa"/>
-              <w:start w:w="100" w:type="dxa"/>
-              <w:bottom w:w="90" w:type="dxa"/>
-              <w:end w:w="100" w:type="dxa"/>
-            </w:tcMar>
-            <w:shd w:fill="1F4E78"/>
-          </w:tcPr>
-          <w:p>
-            <w:pPr>
-              <w:keepNext w:val="0"/>
-              <w:keepLines w:val="0"/>
-              <w:pageBreakBefore w:val="0"/>
-              <w:spacing w:before="40" w:after="40" w:line="252" w:lineRule="auto"/>
-              <w:ind w:left="0" w:right="0" w:firstLine="0"/>
-              <w:jc w:val="left"/>
-              <w:rPr>
-                <w:color w:val="000000"/>
-              </w:rPr>
-            </w:pPr>
-            <w:r>
-              <w:rPr>
-                <w:b/>
+            <w:shd w:val="clear" w:color="auto" w:fill="1F4E78"/>
+            <w:tcMar>
+              <w:top w:w="90" w:type="dxa"/>
+              <w:left w:w="100" w:type="dxa"/>
+              <w:bottom w:w="90" w:type="dxa"/>
+              <w:right w:w="100" w:type="dxa"/>
+            </w:tcMar>
+          </w:tcPr>
+          <w:p>
+            <w:pPr>
+              <w:spacing w:before="40" w:after="40" w:line="252" w:lineRule="auto"/>
+              <w:rPr>
+                <w:color w:val="000000"/>
+              </w:rPr>
+            </w:pPr>
+            <w:r>
+              <w:rPr>
                 <w:color w:val="FFFFFF"/>
                 <w:sz w:val="18"/>
               </w:rPr>
@@ -3463,30 +3103,23 @@
         <w:tc>
           <w:tcPr>
             <w:tcW w:w="1440" w:type="dxa"/>
-            <w:vAlign w:val="center"/>
-            <w:tcMar>
-              <w:top w:w="90" w:type="dxa"/>
-              <w:start w:w="100" w:type="dxa"/>
-              <w:bottom w:w="90" w:type="dxa"/>
-              <w:end w:w="100" w:type="dxa"/>
-            </w:tcMar>
-            <w:shd w:fill="1F4E78"/>
-          </w:tcPr>
-          <w:p>
-            <w:pPr>
-              <w:keepNext w:val="0"/>
-              <w:keepLines w:val="0"/>
-              <w:pageBreakBefore w:val="0"/>
-              <w:spacing w:before="40" w:after="40" w:line="252" w:lineRule="auto"/>
-              <w:ind w:left="0" w:right="0" w:firstLine="0"/>
-              <w:jc w:val="left"/>
-              <w:rPr>
-                <w:color w:val="000000"/>
-              </w:rPr>
-            </w:pPr>
-            <w:r>
-              <w:rPr>
-                <w:b/>
+            <w:shd w:val="clear" w:color="auto" w:fill="1F4E78"/>
+            <w:tcMar>
+              <w:top w:w="90" w:type="dxa"/>
+              <w:left w:w="100" w:type="dxa"/>
+              <w:bottom w:w="90" w:type="dxa"/>
+              <w:right w:w="100" w:type="dxa"/>
+            </w:tcMar>
+          </w:tcPr>
+          <w:p>
+            <w:pPr>
+              <w:spacing w:before="40" w:after="40" w:line="252" w:lineRule="auto"/>
+              <w:rPr>
+                <w:color w:val="000000"/>
+              </w:rPr>
+            </w:pPr>
+            <w:r>
+              <w:rPr>
                 <w:color w:val="FFFFFF"/>
                 <w:sz w:val="18"/>
               </w:rPr>
@@ -3497,30 +3130,23 @@
         <w:tc>
           <w:tcPr>
             <w:tcW w:w="4752" w:type="dxa"/>
-            <w:vAlign w:val="center"/>
-            <w:tcMar>
-              <w:top w:w="90" w:type="dxa"/>
-              <w:start w:w="100" w:type="dxa"/>
-              <w:bottom w:w="90" w:type="dxa"/>
-              <w:end w:w="100" w:type="dxa"/>
-            </w:tcMar>
-            <w:shd w:fill="1F4E78"/>
-          </w:tcPr>
-          <w:p>
-            <w:pPr>
-              <w:keepNext w:val="0"/>
-              <w:keepLines w:val="0"/>
-              <w:pageBreakBefore w:val="0"/>
-              <w:spacing w:before="40" w:after="40" w:line="252" w:lineRule="auto"/>
-              <w:ind w:left="0" w:right="0" w:firstLine="0"/>
-              <w:jc w:val="left"/>
-              <w:rPr>
-                <w:color w:val="000000"/>
-              </w:rPr>
-            </w:pPr>
-            <w:r>
-              <w:rPr>
-                <w:b/>
+            <w:shd w:val="clear" w:color="auto" w:fill="1F4E78"/>
+            <w:tcMar>
+              <w:top w:w="90" w:type="dxa"/>
+              <w:left w:w="100" w:type="dxa"/>
+              <w:bottom w:w="90" w:type="dxa"/>
+              <w:right w:w="100" w:type="dxa"/>
+            </w:tcMar>
+          </w:tcPr>
+          <w:p>
+            <w:pPr>
+              <w:spacing w:before="40" w:after="40" w:line="252" w:lineRule="auto"/>
+              <w:rPr>
+                <w:color w:val="000000"/>
+              </w:rPr>
+            </w:pPr>
+            <w:r>
+              <w:rPr>
                 <w:color w:val="FFFFFF"/>
                 <w:sz w:val="18"/>
               </w:rPr>
@@ -3530,37 +3156,32 @@
         </w:tc>
       </w:tr>
       <w:tr>
-        <w:trPr/>
         <w:tc>
           <w:tcPr>
             <w:tcW w:w="2664" w:type="dxa"/>
-            <w:vAlign w:val="center"/>
-            <w:tcMar>
-              <w:top w:w="90" w:type="dxa"/>
-              <w:start w:w="100" w:type="dxa"/>
-              <w:bottom w:w="90" w:type="dxa"/>
-              <w:end w:w="100" w:type="dxa"/>
-            </w:tcMar>
-            <w:shd w:fill="FFFFFF"/>
-          </w:tcPr>
-          <w:p>
-            <w:pPr>
-              <w:keepNext w:val="0"/>
-              <w:keepLines w:val="0"/>
-              <w:pageBreakBefore w:val="0"/>
-              <w:spacing w:before="40" w:after="40" w:line="252" w:lineRule="auto"/>
-              <w:ind w:left="0" w:right="0" w:firstLine="0"/>
-              <w:jc w:val="left"/>
-              <w:rPr>
-                <w:color w:val="000000"/>
+            <w:tcMar>
+              <w:top w:w="90" w:type="dxa"/>
+              <w:left w:w="100" w:type="dxa"/>
+              <w:bottom w:w="90" w:type="dxa"/>
+              <w:right w:w="100" w:type="dxa"/>
+            </w:tcMar>
+            <w:vAlign w:val="center"/>
+          </w:tcPr>
+          <w:p>
+            <w:pPr>
+              <w:spacing w:before="40" w:after="40" w:line="252" w:lineRule="auto"/>
+              <w:rPr>
+                <w:color w:val="000000"/>
+                <w:sz w:val="18"/>
+                <w:szCs w:val="18"/>
               </w:rPr>
             </w:pPr>
             <w:r>
               <w:rPr>
                 <w:rFonts w:ascii="Roboto Mono" w:eastAsia="Roboto Mono" w:hAnsi="Roboto Mono" w:cs="Roboto Mono"/>
-                <w:b w:val="0"/>
-                <w:color w:val="000000"/>
-                <w:sz w:val="18"/>
+                <w:color w:val="000000"/>
+                <w:sz w:val="18"/>
+                <w:szCs w:val="18"/>
               </w:rPr>
               <w:t>event_id</w:t>
             </w:r>
@@ -3569,29 +3190,29 @@
         <w:tc>
           <w:tcPr>
             <w:tcW w:w="1440" w:type="dxa"/>
-            <w:vAlign w:val="center"/>
-            <w:tcMar>
-              <w:top w:w="90" w:type="dxa"/>
-              <w:start w:w="100" w:type="dxa"/>
-              <w:bottom w:w="90" w:type="dxa"/>
-              <w:end w:w="100" w:type="dxa"/>
-            </w:tcMar>
-            <w:shd w:fill="FFFFFF"/>
-          </w:tcPr>
-          <w:p>
-            <w:pPr>
-              <w:keepNext w:val="0"/>
-              <w:keepLines w:val="0"/>
-              <w:pageBreakBefore w:val="0"/>
-              <w:spacing w:before="40" w:after="40" w:line="252" w:lineRule="auto"/>
-              <w:ind w:left="0" w:right="0" w:firstLine="0"/>
-              <w:jc w:val="left"/>
-              <w:rPr>
-                <w:color w:val="000000"/>
+            <w:tcMar>
+              <w:top w:w="90" w:type="dxa"/>
+              <w:left w:w="100" w:type="dxa"/>
+              <w:bottom w:w="90" w:type="dxa"/>
+              <w:right w:w="100" w:type="dxa"/>
+            </w:tcMar>
+            <w:vAlign w:val="center"/>
+          </w:tcPr>
+          <w:p>
+            <w:pPr>
+              <w:spacing w:before="40" w:after="40" w:line="252" w:lineRule="auto"/>
+              <w:rPr>
+                <w:color w:val="000000"/>
+                <w:sz w:val="18"/>
+                <w:szCs w:val="18"/>
               </w:rPr>
             </w:pPr>
             <w:sdt>
               <w:sdtPr>
+                <w:rPr>
+                  <w:sz w:val="18"/>
+                  <w:szCs w:val="18"/>
+                </w:rPr>
                 <w:alias w:val="Kiểu dữ liệu"/>
                 <w:id w:val="1809467036"/>
                 <w:dropDownList>
@@ -3603,6 +3224,10 @@
               </w:sdtPr>
               <w:sdtContent>
                 <w:r>
+                  <w:rPr>
+                    <w:sz w:val="18"/>
+                    <w:szCs w:val="18"/>
+                  </w:rPr>
                   <w:t>UUID</w:t>
                 </w:r>
               </w:sdtContent>
@@ -3612,32 +3237,28 @@
         <w:tc>
           <w:tcPr>
             <w:tcW w:w="4752" w:type="dxa"/>
-            <w:vAlign w:val="center"/>
-            <w:tcMar>
-              <w:top w:w="90" w:type="dxa"/>
-              <w:start w:w="100" w:type="dxa"/>
-              <w:bottom w:w="90" w:type="dxa"/>
-              <w:end w:w="100" w:type="dxa"/>
-            </w:tcMar>
-            <w:shd w:fill="FFFFFF"/>
-          </w:tcPr>
-          <w:p>
-            <w:pPr>
-              <w:keepNext w:val="0"/>
-              <w:keepLines w:val="0"/>
-              <w:pageBreakBefore w:val="0"/>
-              <w:spacing w:before="40" w:after="40" w:line="252" w:lineRule="auto"/>
-              <w:ind w:left="0" w:right="0" w:firstLine="0"/>
-              <w:jc w:val="left"/>
-              <w:rPr>
-                <w:color w:val="000000"/>
-              </w:rPr>
-            </w:pPr>
-            <w:r>
-              <w:rPr>
-                <w:b w:val="0"/>
-                <w:color w:val="000000"/>
-                <w:sz w:val="18"/>
+            <w:tcMar>
+              <w:top w:w="90" w:type="dxa"/>
+              <w:left w:w="100" w:type="dxa"/>
+              <w:bottom w:w="90" w:type="dxa"/>
+              <w:right w:w="100" w:type="dxa"/>
+            </w:tcMar>
+            <w:vAlign w:val="center"/>
+          </w:tcPr>
+          <w:p>
+            <w:pPr>
+              <w:spacing w:before="40" w:after="40" w:line="252" w:lineRule="auto"/>
+              <w:rPr>
+                <w:color w:val="000000"/>
+                <w:sz w:val="18"/>
+                <w:szCs w:val="18"/>
+              </w:rPr>
+            </w:pPr>
+            <w:r>
+              <w:rPr>
+                <w:color w:val="000000"/>
+                <w:sz w:val="18"/>
+                <w:szCs w:val="18"/>
               </w:rPr>
               <w:t>Idempotency key</w:t>
             </w:r>
@@ -3645,37 +3266,33 @@
         </w:tc>
       </w:tr>
       <w:tr>
-        <w:trPr/>
         <w:tc>
           <w:tcPr>
             <w:tcW w:w="2664" w:type="dxa"/>
-            <w:vAlign w:val="center"/>
-            <w:tcMar>
-              <w:top w:w="90" w:type="dxa"/>
-              <w:start w:w="100" w:type="dxa"/>
-              <w:bottom w:w="90" w:type="dxa"/>
-              <w:end w:w="100" w:type="dxa"/>
-            </w:tcMar>
-            <w:shd w:fill="F0F5FA"/>
-          </w:tcPr>
-          <w:p>
-            <w:pPr>
-              <w:keepNext w:val="0"/>
-              <w:keepLines w:val="0"/>
-              <w:pageBreakBefore w:val="0"/>
-              <w:spacing w:before="40" w:after="40" w:line="252" w:lineRule="auto"/>
-              <w:ind w:left="0" w:right="0" w:firstLine="0"/>
-              <w:jc w:val="left"/>
-              <w:rPr>
-                <w:color w:val="000000"/>
+            <w:shd w:val="clear" w:color="auto" w:fill="F0F5FA"/>
+            <w:tcMar>
+              <w:top w:w="90" w:type="dxa"/>
+              <w:left w:w="100" w:type="dxa"/>
+              <w:bottom w:w="90" w:type="dxa"/>
+              <w:right w:w="100" w:type="dxa"/>
+            </w:tcMar>
+            <w:vAlign w:val="center"/>
+          </w:tcPr>
+          <w:p>
+            <w:pPr>
+              <w:spacing w:before="40" w:after="40" w:line="252" w:lineRule="auto"/>
+              <w:rPr>
+                <w:color w:val="000000"/>
+                <w:sz w:val="18"/>
+                <w:szCs w:val="18"/>
               </w:rPr>
             </w:pPr>
             <w:r>
               <w:rPr>
                 <w:rFonts w:ascii="Roboto Mono" w:eastAsia="Roboto Mono" w:hAnsi="Roboto Mono" w:cs="Roboto Mono"/>
-                <w:b w:val="0"/>
-                <w:color w:val="000000"/>
-                <w:sz w:val="18"/>
+                <w:color w:val="000000"/>
+                <w:sz w:val="18"/>
+                <w:szCs w:val="18"/>
               </w:rPr>
               <w:t>aggregate_id</w:t>
             </w:r>
@@ -3684,29 +3301,30 @@
         <w:tc>
           <w:tcPr>
             <w:tcW w:w="1440" w:type="dxa"/>
-            <w:vAlign w:val="center"/>
-            <w:tcMar>
-              <w:top w:w="90" w:type="dxa"/>
-              <w:start w:w="100" w:type="dxa"/>
-              <w:bottom w:w="90" w:type="dxa"/>
-              <w:end w:w="100" w:type="dxa"/>
-            </w:tcMar>
-            <w:shd w:fill="F0F5FA"/>
-          </w:tcPr>
-          <w:p>
-            <w:pPr>
-              <w:keepNext w:val="0"/>
-              <w:keepLines w:val="0"/>
-              <w:pageBreakBefore w:val="0"/>
-              <w:spacing w:before="40" w:after="40" w:line="252" w:lineRule="auto"/>
-              <w:ind w:left="0" w:right="0" w:firstLine="0"/>
-              <w:jc w:val="left"/>
-              <w:rPr>
-                <w:color w:val="000000"/>
+            <w:shd w:val="clear" w:color="auto" w:fill="F0F5FA"/>
+            <w:tcMar>
+              <w:top w:w="90" w:type="dxa"/>
+              <w:left w:w="100" w:type="dxa"/>
+              <w:bottom w:w="90" w:type="dxa"/>
+              <w:right w:w="100" w:type="dxa"/>
+            </w:tcMar>
+            <w:vAlign w:val="center"/>
+          </w:tcPr>
+          <w:p>
+            <w:pPr>
+              <w:spacing w:before="40" w:after="40" w:line="252" w:lineRule="auto"/>
+              <w:rPr>
+                <w:color w:val="000000"/>
+                <w:sz w:val="18"/>
+                <w:szCs w:val="18"/>
               </w:rPr>
             </w:pPr>
             <w:sdt>
               <w:sdtPr>
+                <w:rPr>
+                  <w:sz w:val="18"/>
+                  <w:szCs w:val="18"/>
+                </w:rPr>
                 <w:alias w:val="Kiểu dữ liệu"/>
                 <w:id w:val="-633955776"/>
                 <w:dropDownList>
@@ -3718,6 +3336,10 @@
               </w:sdtPr>
               <w:sdtContent>
                 <w:r>
+                  <w:rPr>
+                    <w:sz w:val="18"/>
+                    <w:szCs w:val="18"/>
+                  </w:rPr>
                   <w:t>UUID</w:t>
                 </w:r>
               </w:sdtContent>
@@ -3727,50 +3349,47 @@
         <w:tc>
           <w:tcPr>
             <w:tcW w:w="4752" w:type="dxa"/>
-            <w:vAlign w:val="center"/>
-            <w:tcMar>
-              <w:top w:w="90" w:type="dxa"/>
-              <w:start w:w="100" w:type="dxa"/>
-              <w:bottom w:w="90" w:type="dxa"/>
-              <w:end w:w="100" w:type="dxa"/>
-            </w:tcMar>
-            <w:shd w:fill="F0F5FA"/>
-          </w:tcPr>
-          <w:p>
-            <w:pPr>
-              <w:keepNext w:val="0"/>
-              <w:keepLines w:val="0"/>
-              <w:pageBreakBefore w:val="0"/>
-              <w:spacing w:before="40" w:after="40" w:line="252" w:lineRule="auto"/>
-              <w:ind w:left="0" w:right="0" w:firstLine="0"/>
-              <w:jc w:val="left"/>
-              <w:rPr>
-                <w:color w:val="000000"/>
+            <w:shd w:val="clear" w:color="auto" w:fill="F0F5FA"/>
+            <w:tcMar>
+              <w:top w:w="90" w:type="dxa"/>
+              <w:left w:w="100" w:type="dxa"/>
+              <w:bottom w:w="90" w:type="dxa"/>
+              <w:right w:w="100" w:type="dxa"/>
+            </w:tcMar>
+            <w:vAlign w:val="center"/>
+          </w:tcPr>
+          <w:p>
+            <w:pPr>
+              <w:spacing w:before="40" w:after="40" w:line="252" w:lineRule="auto"/>
+              <w:rPr>
+                <w:color w:val="000000"/>
+                <w:sz w:val="18"/>
+                <w:szCs w:val="18"/>
               </w:rPr>
             </w:pPr>
             <w:r>
               <w:rPr>
                 <w:rFonts w:ascii="Roboto Mono" w:eastAsia="Roboto Mono" w:hAnsi="Roboto Mono" w:cs="Roboto Mono"/>
-                <w:b w:val="0"/>
-                <w:color w:val="000000"/>
-                <w:sz w:val="18"/>
+                <w:color w:val="000000"/>
+                <w:sz w:val="18"/>
+                <w:szCs w:val="18"/>
               </w:rPr>
               <w:t>vocabulary_id</w:t>
             </w:r>
             <w:r>
               <w:rPr>
-                <w:b w:val="0"/>
-                <w:color w:val="000000"/>
-                <w:sz w:val="18"/>
+                <w:color w:val="000000"/>
+                <w:sz w:val="18"/>
+                <w:szCs w:val="18"/>
               </w:rPr>
               <w:t xml:space="preserve"> hoặc </w:t>
             </w:r>
             <w:r>
               <w:rPr>
                 <w:rFonts w:ascii="Roboto Mono" w:eastAsia="Roboto Mono" w:hAnsi="Roboto Mono" w:cs="Roboto Mono"/>
-                <w:b w:val="0"/>
-                <w:color w:val="000000"/>
-                <w:sz w:val="18"/>
+                <w:color w:val="000000"/>
+                <w:sz w:val="18"/>
+                <w:szCs w:val="18"/>
               </w:rPr>
               <w:t>lesson_id</w:t>
             </w:r>
@@ -3778,39 +3397,33 @@
         </w:tc>
       </w:tr>
       <w:tr>
-        <w:trPr/>
         <w:tc>
           <w:tcPr>
             <w:tcW w:w="2664" w:type="dxa"/>
-            <w:vAlign w:val="center"/>
-            <w:tcMar>
-              <w:top w:w="90" w:type="dxa"/>
-              <w:start w:w="100" w:type="dxa"/>
-              <w:bottom w:w="90" w:type="dxa"/>
-              <w:end w:w="100" w:type="dxa"/>
-            </w:tcMar>
-            <w:shd w:fill="FFFFFF"/>
-          </w:tcPr>
-          <w:p>
-            <w:pPr>
-              <w:keepNext w:val="0"/>
-              <w:keepLines w:val="0"/>
-              <w:pageBreakBefore w:val="0"/>
-              <w:spacing w:before="40" w:after="40" w:line="252" w:lineRule="auto"/>
-              <w:ind w:left="0" w:right="0" w:firstLine="0"/>
-              <w:jc w:val="left"/>
-              <w:rPr>
-                <w:color w:val="000000"/>
+            <w:tcMar>
+              <w:top w:w="90" w:type="dxa"/>
+              <w:left w:w="100" w:type="dxa"/>
+              <w:bottom w:w="90" w:type="dxa"/>
+              <w:right w:w="100" w:type="dxa"/>
+            </w:tcMar>
+            <w:vAlign w:val="center"/>
+          </w:tcPr>
+          <w:p>
+            <w:pPr>
+              <w:spacing w:before="40" w:after="40" w:line="252" w:lineRule="auto"/>
+              <w:rPr>
+                <w:color w:val="000000"/>
+                <w:sz w:val="18"/>
+                <w:szCs w:val="18"/>
               </w:rPr>
             </w:pPr>
             <w:r>
               <w:rPr>
                 <w:rFonts w:ascii="Roboto Mono" w:eastAsia="Roboto Mono" w:hAnsi="Roboto Mono" w:cs="Roboto Mono"/>
-                <w:b w:val="0"/>
-                <w:color w:val="000000"/>
-                <w:sz w:val="18"/>
-              </w:rPr>
-              <w:lastRenderedPageBreak/>
+                <w:color w:val="000000"/>
+                <w:sz w:val="18"/>
+                <w:szCs w:val="18"/>
+              </w:rPr>
               <w:t>event_type</w:t>
             </w:r>
           </w:p>
@@ -3818,29 +3431,29 @@
         <w:tc>
           <w:tcPr>
             <w:tcW w:w="1440" w:type="dxa"/>
-            <w:vAlign w:val="center"/>
-            <w:tcMar>
-              <w:top w:w="90" w:type="dxa"/>
-              <w:start w:w="100" w:type="dxa"/>
-              <w:bottom w:w="90" w:type="dxa"/>
-              <w:end w:w="100" w:type="dxa"/>
-            </w:tcMar>
-            <w:shd w:fill="FFFFFF"/>
-          </w:tcPr>
-          <w:p>
-            <w:pPr>
-              <w:keepNext w:val="0"/>
-              <w:keepLines w:val="0"/>
-              <w:pageBreakBefore w:val="0"/>
-              <w:spacing w:before="40" w:after="40" w:line="252" w:lineRule="auto"/>
-              <w:ind w:left="0" w:right="0" w:firstLine="0"/>
-              <w:jc w:val="left"/>
-              <w:rPr>
-                <w:color w:val="000000"/>
+            <w:tcMar>
+              <w:top w:w="90" w:type="dxa"/>
+              <w:left w:w="100" w:type="dxa"/>
+              <w:bottom w:w="90" w:type="dxa"/>
+              <w:right w:w="100" w:type="dxa"/>
+            </w:tcMar>
+            <w:vAlign w:val="center"/>
+          </w:tcPr>
+          <w:p>
+            <w:pPr>
+              <w:spacing w:before="40" w:after="40" w:line="252" w:lineRule="auto"/>
+              <w:rPr>
+                <w:color w:val="000000"/>
+                <w:sz w:val="18"/>
+                <w:szCs w:val="18"/>
               </w:rPr>
             </w:pPr>
             <w:sdt>
               <w:sdtPr>
+                <w:rPr>
+                  <w:sz w:val="18"/>
+                  <w:szCs w:val="18"/>
+                </w:rPr>
                 <w:alias w:val="Kiểu dữ liệu"/>
                 <w:id w:val="-1023011473"/>
                 <w:dropDownList>
@@ -3852,6 +3465,10 @@
               </w:sdtPr>
               <w:sdtContent>
                 <w:r>
+                  <w:rPr>
+                    <w:sz w:val="18"/>
+                    <w:szCs w:val="18"/>
+                  </w:rPr>
                   <w:t>String</w:t>
                 </w:r>
               </w:sdtContent>
@@ -3861,50 +3478,46 @@
         <w:tc>
           <w:tcPr>
             <w:tcW w:w="4752" w:type="dxa"/>
-            <w:vAlign w:val="center"/>
-            <w:tcMar>
-              <w:top w:w="90" w:type="dxa"/>
-              <w:start w:w="100" w:type="dxa"/>
-              <w:bottom w:w="90" w:type="dxa"/>
-              <w:end w:w="100" w:type="dxa"/>
-            </w:tcMar>
-            <w:shd w:fill="FFFFFF"/>
-          </w:tcPr>
-          <w:p>
-            <w:pPr>
-              <w:keepNext w:val="0"/>
-              <w:keepLines w:val="0"/>
-              <w:pageBreakBefore w:val="0"/>
-              <w:spacing w:before="40" w:after="40" w:line="252" w:lineRule="auto"/>
-              <w:ind w:left="0" w:right="0" w:firstLine="0"/>
-              <w:jc w:val="left"/>
-              <w:rPr>
-                <w:color w:val="000000"/>
+            <w:tcMar>
+              <w:top w:w="90" w:type="dxa"/>
+              <w:left w:w="100" w:type="dxa"/>
+              <w:bottom w:w="90" w:type="dxa"/>
+              <w:right w:w="100" w:type="dxa"/>
+            </w:tcMar>
+            <w:vAlign w:val="center"/>
+          </w:tcPr>
+          <w:p>
+            <w:pPr>
+              <w:spacing w:before="40" w:after="40" w:line="252" w:lineRule="auto"/>
+              <w:rPr>
+                <w:color w:val="000000"/>
+                <w:sz w:val="18"/>
+                <w:szCs w:val="18"/>
               </w:rPr>
             </w:pPr>
             <w:r>
               <w:rPr>
                 <w:rFonts w:ascii="Roboto Mono" w:eastAsia="Roboto Mono" w:hAnsi="Roboto Mono" w:cs="Roboto Mono"/>
-                <w:b w:val="0"/>
-                <w:color w:val="000000"/>
-                <w:sz w:val="18"/>
+                <w:color w:val="000000"/>
+                <w:sz w:val="18"/>
+                <w:szCs w:val="18"/>
               </w:rPr>
               <w:t>VocabularyLearnedEvent</w:t>
             </w:r>
             <w:r>
               <w:rPr>
-                <w:b w:val="0"/>
-                <w:color w:val="000000"/>
-                <w:sz w:val="18"/>
+                <w:color w:val="000000"/>
+                <w:sz w:val="18"/>
+                <w:szCs w:val="18"/>
               </w:rPr>
               <w:t xml:space="preserve"> hoặc </w:t>
             </w:r>
             <w:r>
               <w:rPr>
                 <w:rFonts w:ascii="Roboto Mono" w:eastAsia="Roboto Mono" w:hAnsi="Roboto Mono" w:cs="Roboto Mono"/>
-                <w:b w:val="0"/>
-                <w:color w:val="000000"/>
-                <w:sz w:val="18"/>
+                <w:color w:val="000000"/>
+                <w:sz w:val="18"/>
+                <w:szCs w:val="18"/>
               </w:rPr>
               <w:t>LessonCompletedEvent</w:t>
             </w:r>
@@ -3912,37 +3525,33 @@
         </w:tc>
       </w:tr>
       <w:tr>
-        <w:trPr/>
         <w:tc>
           <w:tcPr>
             <w:tcW w:w="2664" w:type="dxa"/>
-            <w:vAlign w:val="center"/>
-            <w:tcMar>
-              <w:top w:w="90" w:type="dxa"/>
-              <w:start w:w="100" w:type="dxa"/>
-              <w:bottom w:w="90" w:type="dxa"/>
-              <w:end w:w="100" w:type="dxa"/>
-            </w:tcMar>
-            <w:shd w:fill="F0F5FA"/>
-          </w:tcPr>
-          <w:p>
-            <w:pPr>
-              <w:keepNext w:val="0"/>
-              <w:keepLines w:val="0"/>
-              <w:pageBreakBefore w:val="0"/>
-              <w:spacing w:before="40" w:after="40" w:line="252" w:lineRule="auto"/>
-              <w:ind w:left="0" w:right="0" w:firstLine="0"/>
-              <w:jc w:val="left"/>
-              <w:rPr>
-                <w:color w:val="000000"/>
+            <w:shd w:val="clear" w:color="auto" w:fill="F0F5FA"/>
+            <w:tcMar>
+              <w:top w:w="90" w:type="dxa"/>
+              <w:left w:w="100" w:type="dxa"/>
+              <w:bottom w:w="90" w:type="dxa"/>
+              <w:right w:w="100" w:type="dxa"/>
+            </w:tcMar>
+            <w:vAlign w:val="center"/>
+          </w:tcPr>
+          <w:p>
+            <w:pPr>
+              <w:spacing w:before="40" w:after="40" w:line="252" w:lineRule="auto"/>
+              <w:rPr>
+                <w:color w:val="000000"/>
+                <w:sz w:val="18"/>
+                <w:szCs w:val="18"/>
               </w:rPr>
             </w:pPr>
             <w:r>
               <w:rPr>
                 <w:rFonts w:ascii="Roboto Mono" w:eastAsia="Roboto Mono" w:hAnsi="Roboto Mono" w:cs="Roboto Mono"/>
-                <w:b w:val="0"/>
-                <w:color w:val="000000"/>
-                <w:sz w:val="18"/>
+                <w:color w:val="000000"/>
+                <w:sz w:val="18"/>
+                <w:szCs w:val="18"/>
               </w:rPr>
               <w:t>user_id</w:t>
             </w:r>
@@ -3951,29 +3560,30 @@
         <w:tc>
           <w:tcPr>
             <w:tcW w:w="1440" w:type="dxa"/>
-            <w:vAlign w:val="center"/>
-            <w:tcMar>
-              <w:top w:w="90" w:type="dxa"/>
-              <w:start w:w="100" w:type="dxa"/>
-              <w:bottom w:w="90" w:type="dxa"/>
-              <w:end w:w="100" w:type="dxa"/>
-            </w:tcMar>
-            <w:shd w:fill="F0F5FA"/>
-          </w:tcPr>
-          <w:p>
-            <w:pPr>
-              <w:keepNext w:val="0"/>
-              <w:keepLines w:val="0"/>
-              <w:pageBreakBefore w:val="0"/>
-              <w:spacing w:before="40" w:after="40" w:line="252" w:lineRule="auto"/>
-              <w:ind w:left="0" w:right="0" w:firstLine="0"/>
-              <w:jc w:val="left"/>
-              <w:rPr>
-                <w:color w:val="000000"/>
+            <w:shd w:val="clear" w:color="auto" w:fill="F0F5FA"/>
+            <w:tcMar>
+              <w:top w:w="90" w:type="dxa"/>
+              <w:left w:w="100" w:type="dxa"/>
+              <w:bottom w:w="90" w:type="dxa"/>
+              <w:right w:w="100" w:type="dxa"/>
+            </w:tcMar>
+            <w:vAlign w:val="center"/>
+          </w:tcPr>
+          <w:p>
+            <w:pPr>
+              <w:spacing w:before="40" w:after="40" w:line="252" w:lineRule="auto"/>
+              <w:rPr>
+                <w:color w:val="000000"/>
+                <w:sz w:val="18"/>
+                <w:szCs w:val="18"/>
               </w:rPr>
             </w:pPr>
             <w:sdt>
               <w:sdtPr>
+                <w:rPr>
+                  <w:sz w:val="18"/>
+                  <w:szCs w:val="18"/>
+                </w:rPr>
                 <w:alias w:val="Kiểu dữ liệu"/>
                 <w:id w:val="1944358495"/>
                 <w:dropDownList>
@@ -3985,6 +3595,10 @@
               </w:sdtPr>
               <w:sdtContent>
                 <w:r>
+                  <w:rPr>
+                    <w:sz w:val="18"/>
+                    <w:szCs w:val="18"/>
+                  </w:rPr>
                   <w:t>UUID</w:t>
                 </w:r>
               </w:sdtContent>
@@ -3994,32 +3608,29 @@
         <w:tc>
           <w:tcPr>
             <w:tcW w:w="4752" w:type="dxa"/>
-            <w:vAlign w:val="center"/>
-            <w:tcMar>
-              <w:top w:w="90" w:type="dxa"/>
-              <w:start w:w="100" w:type="dxa"/>
-              <w:bottom w:w="90" w:type="dxa"/>
-              <w:end w:w="100" w:type="dxa"/>
-            </w:tcMar>
-            <w:shd w:fill="F0F5FA"/>
-          </w:tcPr>
-          <w:p>
-            <w:pPr>
-              <w:keepNext w:val="0"/>
-              <w:keepLines w:val="0"/>
-              <w:pageBreakBefore w:val="0"/>
-              <w:spacing w:before="40" w:after="40" w:line="252" w:lineRule="auto"/>
-              <w:ind w:left="0" w:right="0" w:firstLine="0"/>
-              <w:jc w:val="left"/>
-              <w:rPr>
-                <w:color w:val="000000"/>
-              </w:rPr>
-            </w:pPr>
-            <w:r>
-              <w:rPr>
-                <w:b w:val="0"/>
-                <w:color w:val="000000"/>
-                <w:sz w:val="18"/>
+            <w:shd w:val="clear" w:color="auto" w:fill="F0F5FA"/>
+            <w:tcMar>
+              <w:top w:w="90" w:type="dxa"/>
+              <w:left w:w="100" w:type="dxa"/>
+              <w:bottom w:w="90" w:type="dxa"/>
+              <w:right w:w="100" w:type="dxa"/>
+            </w:tcMar>
+            <w:vAlign w:val="center"/>
+          </w:tcPr>
+          <w:p>
+            <w:pPr>
+              <w:spacing w:before="40" w:after="40" w:line="252" w:lineRule="auto"/>
+              <w:rPr>
+                <w:color w:val="000000"/>
+                <w:sz w:val="18"/>
+                <w:szCs w:val="18"/>
+              </w:rPr>
+            </w:pPr>
+            <w:r>
+              <w:rPr>
+                <w:color w:val="000000"/>
+                <w:sz w:val="18"/>
+                <w:szCs w:val="18"/>
               </w:rPr>
               <w:t>ID của người dùng</w:t>
             </w:r>
@@ -4027,37 +3638,32 @@
         </w:tc>
       </w:tr>
       <w:tr>
-        <w:trPr/>
         <w:tc>
           <w:tcPr>
             <w:tcW w:w="2664" w:type="dxa"/>
-            <w:vAlign w:val="center"/>
-            <w:tcMar>
-              <w:top w:w="90" w:type="dxa"/>
-              <w:start w:w="100" w:type="dxa"/>
-              <w:bottom w:w="90" w:type="dxa"/>
-              <w:end w:w="100" w:type="dxa"/>
-            </w:tcMar>
-            <w:shd w:fill="FFFFFF"/>
-          </w:tcPr>
-          <w:p>
-            <w:pPr>
-              <w:keepNext w:val="0"/>
-              <w:keepLines w:val="0"/>
-              <w:pageBreakBefore w:val="0"/>
-              <w:spacing w:before="40" w:after="40" w:line="252" w:lineRule="auto"/>
-              <w:ind w:left="0" w:right="0" w:firstLine="0"/>
-              <w:jc w:val="left"/>
-              <w:rPr>
-                <w:color w:val="000000"/>
+            <w:tcMar>
+              <w:top w:w="90" w:type="dxa"/>
+              <w:left w:w="100" w:type="dxa"/>
+              <w:bottom w:w="90" w:type="dxa"/>
+              <w:right w:w="100" w:type="dxa"/>
+            </w:tcMar>
+            <w:vAlign w:val="center"/>
+          </w:tcPr>
+          <w:p>
+            <w:pPr>
+              <w:spacing w:before="40" w:after="40" w:line="252" w:lineRule="auto"/>
+              <w:rPr>
+                <w:color w:val="000000"/>
+                <w:sz w:val="18"/>
+                <w:szCs w:val="18"/>
               </w:rPr>
             </w:pPr>
             <w:r>
               <w:rPr>
                 <w:rFonts w:ascii="Roboto Mono" w:eastAsia="Roboto Mono" w:hAnsi="Roboto Mono" w:cs="Roboto Mono"/>
-                <w:b w:val="0"/>
-                <w:color w:val="000000"/>
-                <w:sz w:val="18"/>
+                <w:color w:val="000000"/>
+                <w:sz w:val="18"/>
+                <w:szCs w:val="18"/>
               </w:rPr>
               <w:t>entity_id</w:t>
             </w:r>
@@ -4066,29 +3672,29 @@
         <w:tc>
           <w:tcPr>
             <w:tcW w:w="1440" w:type="dxa"/>
-            <w:vAlign w:val="center"/>
-            <w:tcMar>
-              <w:top w:w="90" w:type="dxa"/>
-              <w:start w:w="100" w:type="dxa"/>
-              <w:bottom w:w="90" w:type="dxa"/>
-              <w:end w:w="100" w:type="dxa"/>
-            </w:tcMar>
-            <w:shd w:fill="FFFFFF"/>
-          </w:tcPr>
-          <w:p>
-            <w:pPr>
-              <w:keepNext w:val="0"/>
-              <w:keepLines w:val="0"/>
-              <w:pageBreakBefore w:val="0"/>
-              <w:spacing w:before="40" w:after="40" w:line="252" w:lineRule="auto"/>
-              <w:ind w:left="0" w:right="0" w:firstLine="0"/>
-              <w:jc w:val="left"/>
-              <w:rPr>
-                <w:color w:val="000000"/>
+            <w:tcMar>
+              <w:top w:w="90" w:type="dxa"/>
+              <w:left w:w="100" w:type="dxa"/>
+              <w:bottom w:w="90" w:type="dxa"/>
+              <w:right w:w="100" w:type="dxa"/>
+            </w:tcMar>
+            <w:vAlign w:val="center"/>
+          </w:tcPr>
+          <w:p>
+            <w:pPr>
+              <w:spacing w:before="40" w:after="40" w:line="252" w:lineRule="auto"/>
+              <w:rPr>
+                <w:color w:val="000000"/>
+                <w:sz w:val="18"/>
+                <w:szCs w:val="18"/>
               </w:rPr>
             </w:pPr>
             <w:sdt>
               <w:sdtPr>
+                <w:rPr>
+                  <w:sz w:val="18"/>
+                  <w:szCs w:val="18"/>
+                </w:rPr>
                 <w:alias w:val="Kiểu dữ liệu"/>
                 <w:id w:val="1042683924"/>
                 <w:dropDownList>
@@ -4100,6 +3706,10 @@
               </w:sdtPr>
               <w:sdtContent>
                 <w:r>
+                  <w:rPr>
+                    <w:sz w:val="18"/>
+                    <w:szCs w:val="18"/>
+                  </w:rPr>
                   <w:t>UUID</w:t>
                 </w:r>
               </w:sdtContent>
@@ -4109,32 +3719,28 @@
         <w:tc>
           <w:tcPr>
             <w:tcW w:w="4752" w:type="dxa"/>
-            <w:vAlign w:val="center"/>
-            <w:tcMar>
-              <w:top w:w="90" w:type="dxa"/>
-              <w:start w:w="100" w:type="dxa"/>
-              <w:bottom w:w="90" w:type="dxa"/>
-              <w:end w:w="100" w:type="dxa"/>
-            </w:tcMar>
-            <w:shd w:fill="FFFFFF"/>
-          </w:tcPr>
-          <w:p>
-            <w:pPr>
-              <w:keepNext w:val="0"/>
-              <w:keepLines w:val="0"/>
-              <w:pageBreakBefore w:val="0"/>
-              <w:spacing w:before="40" w:after="40" w:line="252" w:lineRule="auto"/>
-              <w:ind w:left="0" w:right="0" w:firstLine="0"/>
-              <w:jc w:val="left"/>
-              <w:rPr>
-                <w:color w:val="000000"/>
-              </w:rPr>
-            </w:pPr>
-            <w:r>
-              <w:rPr>
-                <w:b w:val="0"/>
-                <w:color w:val="000000"/>
-                <w:sz w:val="18"/>
+            <w:tcMar>
+              <w:top w:w="90" w:type="dxa"/>
+              <w:left w:w="100" w:type="dxa"/>
+              <w:bottom w:w="90" w:type="dxa"/>
+              <w:right w:w="100" w:type="dxa"/>
+            </w:tcMar>
+            <w:vAlign w:val="center"/>
+          </w:tcPr>
+          <w:p>
+            <w:pPr>
+              <w:spacing w:before="40" w:after="40" w:line="252" w:lineRule="auto"/>
+              <w:rPr>
+                <w:color w:val="000000"/>
+                <w:sz w:val="18"/>
+                <w:szCs w:val="18"/>
+              </w:rPr>
+            </w:pPr>
+            <w:r>
+              <w:rPr>
+                <w:color w:val="000000"/>
+                <w:sz w:val="18"/>
+                <w:szCs w:val="18"/>
               </w:rPr>
               <w:t>ID của đối tượng liên quan (bài học hoặc từ vựng)</w:t>
             </w:r>
@@ -4142,37 +3748,33 @@
         </w:tc>
       </w:tr>
       <w:tr>
-        <w:trPr/>
         <w:tc>
           <w:tcPr>
             <w:tcW w:w="2664" w:type="dxa"/>
-            <w:vAlign w:val="center"/>
-            <w:tcMar>
-              <w:top w:w="90" w:type="dxa"/>
-              <w:start w:w="100" w:type="dxa"/>
-              <w:bottom w:w="90" w:type="dxa"/>
-              <w:end w:w="100" w:type="dxa"/>
-            </w:tcMar>
-            <w:shd w:fill="F0F5FA"/>
-          </w:tcPr>
-          <w:p>
-            <w:pPr>
-              <w:keepNext w:val="0"/>
-              <w:keepLines w:val="0"/>
-              <w:pageBreakBefore w:val="0"/>
-              <w:spacing w:before="40" w:after="40" w:line="252" w:lineRule="auto"/>
-              <w:ind w:left="0" w:right="0" w:firstLine="0"/>
-              <w:jc w:val="left"/>
-              <w:rPr>
-                <w:color w:val="000000"/>
+            <w:shd w:val="clear" w:color="auto" w:fill="F0F5FA"/>
+            <w:tcMar>
+              <w:top w:w="90" w:type="dxa"/>
+              <w:left w:w="100" w:type="dxa"/>
+              <w:bottom w:w="90" w:type="dxa"/>
+              <w:right w:w="100" w:type="dxa"/>
+            </w:tcMar>
+            <w:vAlign w:val="center"/>
+          </w:tcPr>
+          <w:p>
+            <w:pPr>
+              <w:spacing w:before="40" w:after="40" w:line="252" w:lineRule="auto"/>
+              <w:rPr>
+                <w:color w:val="000000"/>
+                <w:sz w:val="18"/>
+                <w:szCs w:val="18"/>
               </w:rPr>
             </w:pPr>
             <w:r>
               <w:rPr>
                 <w:rFonts w:ascii="Roboto Mono" w:eastAsia="Roboto Mono" w:hAnsi="Roboto Mono" w:cs="Roboto Mono"/>
-                <w:b w:val="0"/>
-                <w:color w:val="000000"/>
-                <w:sz w:val="18"/>
+                <w:color w:val="000000"/>
+                <w:sz w:val="18"/>
+                <w:szCs w:val="18"/>
               </w:rPr>
               <w:t>occurred_at</w:t>
             </w:r>
@@ -4181,29 +3783,30 @@
         <w:tc>
           <w:tcPr>
             <w:tcW w:w="1440" w:type="dxa"/>
-            <w:vAlign w:val="center"/>
-            <w:tcMar>
-              <w:top w:w="90" w:type="dxa"/>
-              <w:start w:w="100" w:type="dxa"/>
-              <w:bottom w:w="90" w:type="dxa"/>
-              <w:end w:w="100" w:type="dxa"/>
-            </w:tcMar>
-            <w:shd w:fill="F0F5FA"/>
-          </w:tcPr>
-          <w:p>
-            <w:pPr>
-              <w:keepNext w:val="0"/>
-              <w:keepLines w:val="0"/>
-              <w:pageBreakBefore w:val="0"/>
-              <w:spacing w:before="40" w:after="40" w:line="252" w:lineRule="auto"/>
-              <w:ind w:left="0" w:right="0" w:firstLine="0"/>
-              <w:jc w:val="left"/>
-              <w:rPr>
-                <w:color w:val="000000"/>
+            <w:shd w:val="clear" w:color="auto" w:fill="F0F5FA"/>
+            <w:tcMar>
+              <w:top w:w="90" w:type="dxa"/>
+              <w:left w:w="100" w:type="dxa"/>
+              <w:bottom w:w="90" w:type="dxa"/>
+              <w:right w:w="100" w:type="dxa"/>
+            </w:tcMar>
+            <w:vAlign w:val="center"/>
+          </w:tcPr>
+          <w:p>
+            <w:pPr>
+              <w:spacing w:before="40" w:after="40" w:line="252" w:lineRule="auto"/>
+              <w:rPr>
+                <w:color w:val="000000"/>
+                <w:sz w:val="18"/>
+                <w:szCs w:val="18"/>
               </w:rPr>
             </w:pPr>
             <w:sdt>
               <w:sdtPr>
+                <w:rPr>
+                  <w:sz w:val="18"/>
+                  <w:szCs w:val="18"/>
+                </w:rPr>
                 <w:alias w:val="Kiểu dữ liệu"/>
                 <w:id w:val="1250344495"/>
                 <w:dropDownList>
@@ -4215,6 +3818,10 @@
               </w:sdtPr>
               <w:sdtContent>
                 <w:r>
+                  <w:rPr>
+                    <w:sz w:val="18"/>
+                    <w:szCs w:val="18"/>
+                  </w:rPr>
                   <w:t>Timestamp</w:t>
                 </w:r>
               </w:sdtContent>
@@ -4224,32 +3831,29 @@
         <w:tc>
           <w:tcPr>
             <w:tcW w:w="4752" w:type="dxa"/>
-            <w:vAlign w:val="center"/>
-            <w:tcMar>
-              <w:top w:w="90" w:type="dxa"/>
-              <w:start w:w="100" w:type="dxa"/>
-              <w:bottom w:w="90" w:type="dxa"/>
-              <w:end w:w="100" w:type="dxa"/>
-            </w:tcMar>
-            <w:shd w:fill="F0F5FA"/>
-          </w:tcPr>
-          <w:p>
-            <w:pPr>
-              <w:keepNext w:val="0"/>
-              <w:keepLines w:val="0"/>
-              <w:pageBreakBefore w:val="0"/>
-              <w:spacing w:before="40" w:after="40" w:line="252" w:lineRule="auto"/>
-              <w:ind w:left="0" w:right="0" w:firstLine="0"/>
-              <w:jc w:val="left"/>
-              <w:rPr>
-                <w:color w:val="000000"/>
-              </w:rPr>
-            </w:pPr>
-            <w:r>
-              <w:rPr>
-                <w:b w:val="0"/>
-                <w:color w:val="000000"/>
-                <w:sz w:val="18"/>
+            <w:shd w:val="clear" w:color="auto" w:fill="F0F5FA"/>
+            <w:tcMar>
+              <w:top w:w="90" w:type="dxa"/>
+              <w:left w:w="100" w:type="dxa"/>
+              <w:bottom w:w="90" w:type="dxa"/>
+              <w:right w:w="100" w:type="dxa"/>
+            </w:tcMar>
+            <w:vAlign w:val="center"/>
+          </w:tcPr>
+          <w:p>
+            <w:pPr>
+              <w:spacing w:before="40" w:after="40" w:line="252" w:lineRule="auto"/>
+              <w:rPr>
+                <w:color w:val="000000"/>
+                <w:sz w:val="18"/>
+                <w:szCs w:val="18"/>
+              </w:rPr>
+            </w:pPr>
+            <w:r>
+              <w:rPr>
+                <w:color w:val="000000"/>
+                <w:sz w:val="18"/>
+                <w:szCs w:val="18"/>
               </w:rPr>
               <w:t>Thời gian diễn ra sự kiện</w:t>
             </w:r>
@@ -4257,37 +3861,32 @@
         </w:tc>
       </w:tr>
       <w:tr>
-        <w:trPr/>
         <w:tc>
           <w:tcPr>
             <w:tcW w:w="2664" w:type="dxa"/>
-            <w:vAlign w:val="center"/>
-            <w:tcMar>
-              <w:top w:w="90" w:type="dxa"/>
-              <w:start w:w="100" w:type="dxa"/>
-              <w:bottom w:w="90" w:type="dxa"/>
-              <w:end w:w="100" w:type="dxa"/>
-            </w:tcMar>
-            <w:shd w:fill="FFFFFF"/>
-          </w:tcPr>
-          <w:p>
-            <w:pPr>
-              <w:keepNext w:val="0"/>
-              <w:keepLines w:val="0"/>
-              <w:pageBreakBefore w:val="0"/>
-              <w:spacing w:before="40" w:after="40" w:line="252" w:lineRule="auto"/>
-              <w:ind w:left="0" w:right="0" w:firstLine="0"/>
-              <w:jc w:val="left"/>
-              <w:rPr>
-                <w:color w:val="000000"/>
+            <w:tcMar>
+              <w:top w:w="90" w:type="dxa"/>
+              <w:left w:w="100" w:type="dxa"/>
+              <w:bottom w:w="90" w:type="dxa"/>
+              <w:right w:w="100" w:type="dxa"/>
+            </w:tcMar>
+            <w:vAlign w:val="center"/>
+          </w:tcPr>
+          <w:p>
+            <w:pPr>
+              <w:spacing w:before="40" w:after="40" w:line="252" w:lineRule="auto"/>
+              <w:rPr>
+                <w:color w:val="000000"/>
+                <w:sz w:val="18"/>
+                <w:szCs w:val="18"/>
               </w:rPr>
             </w:pPr>
             <w:r>
               <w:rPr>
                 <w:rFonts w:ascii="Roboto Mono" w:eastAsia="Roboto Mono" w:hAnsi="Roboto Mono" w:cs="Roboto Mono"/>
-                <w:b w:val="0"/>
-                <w:color w:val="000000"/>
-                <w:sz w:val="18"/>
+                <w:color w:val="000000"/>
+                <w:sz w:val="18"/>
+                <w:szCs w:val="18"/>
               </w:rPr>
               <w:t>metadata</w:t>
             </w:r>
@@ -4296,29 +3895,29 @@
         <w:tc>
           <w:tcPr>
             <w:tcW w:w="1440" w:type="dxa"/>
-            <w:vAlign w:val="center"/>
-            <w:tcMar>
-              <w:top w:w="90" w:type="dxa"/>
-              <w:start w:w="100" w:type="dxa"/>
-              <w:bottom w:w="90" w:type="dxa"/>
-              <w:end w:w="100" w:type="dxa"/>
-            </w:tcMar>
-            <w:shd w:fill="FFFFFF"/>
-          </w:tcPr>
-          <w:p>
-            <w:pPr>
-              <w:keepNext w:val="0"/>
-              <w:keepLines w:val="0"/>
-              <w:pageBreakBefore w:val="0"/>
-              <w:spacing w:before="40" w:after="40" w:line="252" w:lineRule="auto"/>
-              <w:ind w:left="0" w:right="0" w:firstLine="0"/>
-              <w:jc w:val="left"/>
-              <w:rPr>
-                <w:color w:val="000000"/>
+            <w:tcMar>
+              <w:top w:w="90" w:type="dxa"/>
+              <w:left w:w="100" w:type="dxa"/>
+              <w:bottom w:w="90" w:type="dxa"/>
+              <w:right w:w="100" w:type="dxa"/>
+            </w:tcMar>
+            <w:vAlign w:val="center"/>
+          </w:tcPr>
+          <w:p>
+            <w:pPr>
+              <w:spacing w:before="40" w:after="40" w:line="252" w:lineRule="auto"/>
+              <w:rPr>
+                <w:color w:val="000000"/>
+                <w:sz w:val="18"/>
+                <w:szCs w:val="18"/>
               </w:rPr>
             </w:pPr>
             <w:sdt>
               <w:sdtPr>
+                <w:rPr>
+                  <w:sz w:val="18"/>
+                  <w:szCs w:val="18"/>
+                </w:rPr>
                 <w:alias w:val="Kiểu dữ liệu"/>
                 <w:id w:val="-1466601092"/>
                 <w:dropDownList>
@@ -4330,6 +3929,10 @@
               </w:sdtPr>
               <w:sdtContent>
                 <w:r>
+                  <w:rPr>
+                    <w:sz w:val="18"/>
+                    <w:szCs w:val="18"/>
+                  </w:rPr>
                   <w:t>JSONB</w:t>
                 </w:r>
               </w:sdtContent>
@@ -4339,32 +3942,28 @@
         <w:tc>
           <w:tcPr>
             <w:tcW w:w="4752" w:type="dxa"/>
-            <w:vAlign w:val="center"/>
-            <w:tcMar>
-              <w:top w:w="90" w:type="dxa"/>
-              <w:start w:w="100" w:type="dxa"/>
-              <w:bottom w:w="90" w:type="dxa"/>
-              <w:end w:w="100" w:type="dxa"/>
-            </w:tcMar>
-            <w:shd w:fill="FFFFFF"/>
-          </w:tcPr>
-          <w:p>
-            <w:pPr>
-              <w:keepNext w:val="0"/>
-              <w:keepLines w:val="0"/>
-              <w:pageBreakBefore w:val="0"/>
-              <w:spacing w:before="40" w:after="40" w:line="252" w:lineRule="auto"/>
-              <w:ind w:left="0" w:right="0" w:firstLine="0"/>
-              <w:jc w:val="left"/>
-              <w:rPr>
-                <w:color w:val="000000"/>
-              </w:rPr>
-            </w:pPr>
-            <w:r>
-              <w:rPr>
-                <w:b w:val="0"/>
-                <w:color w:val="000000"/>
-                <w:sz w:val="18"/>
+            <w:tcMar>
+              <w:top w:w="90" w:type="dxa"/>
+              <w:left w:w="100" w:type="dxa"/>
+              <w:bottom w:w="90" w:type="dxa"/>
+              <w:right w:w="100" w:type="dxa"/>
+            </w:tcMar>
+            <w:vAlign w:val="center"/>
+          </w:tcPr>
+          <w:p>
+            <w:pPr>
+              <w:spacing w:before="40" w:after="40" w:line="252" w:lineRule="auto"/>
+              <w:rPr>
+                <w:color w:val="000000"/>
+                <w:sz w:val="18"/>
+                <w:szCs w:val="18"/>
+              </w:rPr>
+            </w:pPr>
+            <w:r>
+              <w:rPr>
+                <w:color w:val="000000"/>
+                <w:sz w:val="18"/>
+                <w:szCs w:val="18"/>
               </w:rPr>
               <w:t>Chứa các dữ liệu bổ sung</w:t>
             </w:r>
@@ -4574,36 +4173,27 @@
         <w:trPr>
           <w:cnfStyle w:val="100000000000" w:firstRow="1" w:lastRow="0" w:firstColumn="0" w:lastColumn="0" w:oddVBand="0" w:evenVBand="0" w:oddHBand="0" w:evenHBand="0" w:firstRowFirstColumn="0" w:firstRowLastColumn="0" w:lastRowFirstColumn="0" w:lastRowLastColumn="0"/>
           <w:tblHeader/>
-          <w:tblHeader w:val="true"/>
-          <w:tblHeader w:val="true"/>
         </w:trPr>
         <w:tc>
           <w:tcPr>
             <w:tcW w:w="2664" w:type="dxa"/>
-            <w:vAlign w:val="center"/>
-            <w:tcMar>
-              <w:top w:w="90" w:type="dxa"/>
-              <w:start w:w="100" w:type="dxa"/>
-              <w:bottom w:w="90" w:type="dxa"/>
-              <w:end w:w="100" w:type="dxa"/>
-            </w:tcMar>
-            <w:shd w:fill="1F4E78"/>
-          </w:tcPr>
-          <w:p>
-            <w:pPr>
-              <w:keepNext w:val="0"/>
-              <w:keepLines w:val="0"/>
-              <w:pageBreakBefore w:val="0"/>
-              <w:spacing w:before="40" w:after="40" w:line="252" w:lineRule="auto"/>
-              <w:ind w:left="0" w:right="0" w:firstLine="0"/>
-              <w:jc w:val="left"/>
-              <w:rPr>
-                <w:color w:val="000000"/>
-              </w:rPr>
-            </w:pPr>
-            <w:r>
-              <w:rPr>
-                <w:b/>
+            <w:shd w:val="clear" w:color="auto" w:fill="1F4E78"/>
+            <w:tcMar>
+              <w:top w:w="90" w:type="dxa"/>
+              <w:left w:w="100" w:type="dxa"/>
+              <w:bottom w:w="90" w:type="dxa"/>
+              <w:right w:w="100" w:type="dxa"/>
+            </w:tcMar>
+          </w:tcPr>
+          <w:p>
+            <w:pPr>
+              <w:spacing w:before="40" w:after="40" w:line="252" w:lineRule="auto"/>
+              <w:rPr>
+                <w:color w:val="000000"/>
+              </w:rPr>
+            </w:pPr>
+            <w:r>
+              <w:rPr>
                 <w:color w:val="FFFFFF"/>
                 <w:sz w:val="18"/>
               </w:rPr>
@@ -4614,30 +4204,23 @@
         <w:tc>
           <w:tcPr>
             <w:tcW w:w="1440" w:type="dxa"/>
-            <w:vAlign w:val="center"/>
-            <w:tcMar>
-              <w:top w:w="90" w:type="dxa"/>
-              <w:start w:w="100" w:type="dxa"/>
-              <w:bottom w:w="90" w:type="dxa"/>
-              <w:end w:w="100" w:type="dxa"/>
-            </w:tcMar>
-            <w:shd w:fill="1F4E78"/>
-          </w:tcPr>
-          <w:p>
-            <w:pPr>
-              <w:keepNext w:val="0"/>
-              <w:keepLines w:val="0"/>
-              <w:pageBreakBefore w:val="0"/>
-              <w:spacing w:before="40" w:after="40" w:line="252" w:lineRule="auto"/>
-              <w:ind w:left="0" w:right="0" w:firstLine="0"/>
-              <w:jc w:val="left"/>
-              <w:rPr>
-                <w:color w:val="000000"/>
-              </w:rPr>
-            </w:pPr>
-            <w:r>
-              <w:rPr>
-                <w:b/>
+            <w:shd w:val="clear" w:color="auto" w:fill="1F4E78"/>
+            <w:tcMar>
+              <w:top w:w="90" w:type="dxa"/>
+              <w:left w:w="100" w:type="dxa"/>
+              <w:bottom w:w="90" w:type="dxa"/>
+              <w:right w:w="100" w:type="dxa"/>
+            </w:tcMar>
+          </w:tcPr>
+          <w:p>
+            <w:pPr>
+              <w:spacing w:before="40" w:after="40" w:line="252" w:lineRule="auto"/>
+              <w:rPr>
+                <w:color w:val="000000"/>
+              </w:rPr>
+            </w:pPr>
+            <w:r>
+              <w:rPr>
                 <w:color w:val="FFFFFF"/>
                 <w:sz w:val="18"/>
               </w:rPr>
@@ -4648,30 +4231,23 @@
         <w:tc>
           <w:tcPr>
             <w:tcW w:w="4752" w:type="dxa"/>
-            <w:vAlign w:val="center"/>
-            <w:tcMar>
-              <w:top w:w="90" w:type="dxa"/>
-              <w:start w:w="100" w:type="dxa"/>
-              <w:bottom w:w="90" w:type="dxa"/>
-              <w:end w:w="100" w:type="dxa"/>
-            </w:tcMar>
-            <w:shd w:fill="1F4E78"/>
-          </w:tcPr>
-          <w:p>
-            <w:pPr>
-              <w:keepNext w:val="0"/>
-              <w:keepLines w:val="0"/>
-              <w:pageBreakBefore w:val="0"/>
-              <w:spacing w:before="40" w:after="40" w:line="252" w:lineRule="auto"/>
-              <w:ind w:left="0" w:right="0" w:firstLine="0"/>
-              <w:jc w:val="left"/>
-              <w:rPr>
-                <w:color w:val="000000"/>
-              </w:rPr>
-            </w:pPr>
-            <w:r>
-              <w:rPr>
-                <w:b/>
+            <w:shd w:val="clear" w:color="auto" w:fill="1F4E78"/>
+            <w:tcMar>
+              <w:top w:w="90" w:type="dxa"/>
+              <w:left w:w="100" w:type="dxa"/>
+              <w:bottom w:w="90" w:type="dxa"/>
+              <w:right w:w="100" w:type="dxa"/>
+            </w:tcMar>
+          </w:tcPr>
+          <w:p>
+            <w:pPr>
+              <w:spacing w:before="40" w:after="40" w:line="252" w:lineRule="auto"/>
+              <w:rPr>
+                <w:color w:val="000000"/>
+              </w:rPr>
+            </w:pPr>
+            <w:r>
+              <w:rPr>
                 <w:color w:val="FFFFFF"/>
                 <w:sz w:val="18"/>
               </w:rPr>
@@ -4681,27 +4257,20 @@
         </w:tc>
       </w:tr>
       <w:tr>
-        <w:trPr/>
         <w:tc>
           <w:tcPr>
             <w:tcW w:w="2664" w:type="dxa"/>
-            <w:vAlign w:val="center"/>
-            <w:tcMar>
-              <w:top w:w="90" w:type="dxa"/>
-              <w:start w:w="100" w:type="dxa"/>
-              <w:bottom w:w="90" w:type="dxa"/>
-              <w:end w:w="100" w:type="dxa"/>
-            </w:tcMar>
-            <w:shd w:fill="FFFFFF"/>
-          </w:tcPr>
-          <w:p>
-            <w:pPr>
-              <w:keepNext w:val="0"/>
-              <w:keepLines w:val="0"/>
-              <w:pageBreakBefore w:val="0"/>
-              <w:spacing w:before="40" w:after="40" w:line="252" w:lineRule="auto"/>
-              <w:ind w:left="0" w:right="0" w:firstLine="0"/>
-              <w:jc w:val="left"/>
+            <w:tcMar>
+              <w:top w:w="90" w:type="dxa"/>
+              <w:left w:w="100" w:type="dxa"/>
+              <w:bottom w:w="90" w:type="dxa"/>
+              <w:right w:w="100" w:type="dxa"/>
+            </w:tcMar>
+            <w:vAlign w:val="center"/>
+          </w:tcPr>
+          <w:p>
+            <w:pPr>
+              <w:spacing w:before="40" w:after="40" w:line="252" w:lineRule="auto"/>
               <w:rPr>
                 <w:rFonts w:ascii="Roboto Mono" w:eastAsia="Roboto Mono" w:hAnsi="Roboto Mono" w:cs="Roboto Mono"/>
                 <w:color w:val="000000"/>
@@ -4710,7 +4279,6 @@
             <w:r>
               <w:rPr>
                 <w:rFonts w:ascii="Roboto Mono" w:eastAsia="Roboto Mono" w:hAnsi="Roboto Mono" w:cs="Roboto Mono"/>
-                <w:b w:val="0"/>
                 <w:color w:val="000000"/>
                 <w:sz w:val="18"/>
               </w:rPr>
@@ -4721,30 +4289,23 @@
         <w:tc>
           <w:tcPr>
             <w:tcW w:w="1440" w:type="dxa"/>
-            <w:vAlign w:val="center"/>
-            <w:tcMar>
-              <w:top w:w="90" w:type="dxa"/>
-              <w:start w:w="100" w:type="dxa"/>
-              <w:bottom w:w="90" w:type="dxa"/>
-              <w:end w:w="100" w:type="dxa"/>
-            </w:tcMar>
-            <w:shd w:fill="FFFFFF"/>
-          </w:tcPr>
-          <w:p>
-            <w:pPr>
-              <w:keepNext w:val="0"/>
-              <w:keepLines w:val="0"/>
-              <w:pageBreakBefore w:val="0"/>
-              <w:spacing w:before="40" w:after="40" w:line="252" w:lineRule="auto"/>
-              <w:ind w:left="0" w:right="0" w:firstLine="0"/>
-              <w:jc w:val="left"/>
-              <w:rPr>
-                <w:color w:val="000000"/>
-              </w:rPr>
-            </w:pPr>
-            <w:r>
-              <w:rPr>
-                <w:b w:val="0"/>
+            <w:tcMar>
+              <w:top w:w="90" w:type="dxa"/>
+              <w:left w:w="100" w:type="dxa"/>
+              <w:bottom w:w="90" w:type="dxa"/>
+              <w:right w:w="100" w:type="dxa"/>
+            </w:tcMar>
+            <w:vAlign w:val="center"/>
+          </w:tcPr>
+          <w:p>
+            <w:pPr>
+              <w:spacing w:before="40" w:after="40" w:line="252" w:lineRule="auto"/>
+              <w:rPr>
+                <w:color w:val="000000"/>
+              </w:rPr>
+            </w:pPr>
+            <w:r>
+              <w:rPr>
                 <w:color w:val="000000"/>
                 <w:sz w:val="18"/>
               </w:rPr>
@@ -4755,30 +4316,23 @@
         <w:tc>
           <w:tcPr>
             <w:tcW w:w="4752" w:type="dxa"/>
-            <w:vAlign w:val="center"/>
-            <w:tcMar>
-              <w:top w:w="90" w:type="dxa"/>
-              <w:start w:w="100" w:type="dxa"/>
-              <w:bottom w:w="90" w:type="dxa"/>
-              <w:end w:w="100" w:type="dxa"/>
-            </w:tcMar>
-            <w:shd w:fill="FFFFFF"/>
-          </w:tcPr>
-          <w:p>
-            <w:pPr>
-              <w:keepNext w:val="0"/>
-              <w:keepLines w:val="0"/>
-              <w:pageBreakBefore w:val="0"/>
-              <w:spacing w:before="40" w:after="40" w:line="252" w:lineRule="auto"/>
-              <w:ind w:left="0" w:right="0" w:firstLine="0"/>
-              <w:jc w:val="left"/>
-              <w:rPr>
-                <w:color w:val="000000"/>
-              </w:rPr>
-            </w:pPr>
-            <w:r>
-              <w:rPr>
-                <w:b w:val="0"/>
+            <w:tcMar>
+              <w:top w:w="90" w:type="dxa"/>
+              <w:left w:w="100" w:type="dxa"/>
+              <w:bottom w:w="90" w:type="dxa"/>
+              <w:right w:w="100" w:type="dxa"/>
+            </w:tcMar>
+            <w:vAlign w:val="center"/>
+          </w:tcPr>
+          <w:p>
+            <w:pPr>
+              <w:spacing w:before="40" w:after="40" w:line="252" w:lineRule="auto"/>
+              <w:rPr>
+                <w:color w:val="000000"/>
+              </w:rPr>
+            </w:pPr>
+            <w:r>
+              <w:rPr>
                 <w:color w:val="000000"/>
                 <w:sz w:val="18"/>
               </w:rPr>
@@ -4788,27 +4342,21 @@
         </w:tc>
       </w:tr>
       <w:tr>
-        <w:trPr/>
         <w:tc>
           <w:tcPr>
             <w:tcW w:w="2664" w:type="dxa"/>
-            <w:vAlign w:val="center"/>
-            <w:tcMar>
-              <w:top w:w="90" w:type="dxa"/>
-              <w:start w:w="100" w:type="dxa"/>
-              <w:bottom w:w="90" w:type="dxa"/>
-              <w:end w:w="100" w:type="dxa"/>
-            </w:tcMar>
-            <w:shd w:fill="F0F5FA"/>
-          </w:tcPr>
-          <w:p>
-            <w:pPr>
-              <w:keepNext w:val="0"/>
-              <w:keepLines w:val="0"/>
-              <w:pageBreakBefore w:val="0"/>
-              <w:spacing w:before="40" w:after="40" w:line="252" w:lineRule="auto"/>
-              <w:ind w:left="0" w:right="0" w:firstLine="0"/>
-              <w:jc w:val="left"/>
+            <w:shd w:val="clear" w:color="auto" w:fill="F0F5FA"/>
+            <w:tcMar>
+              <w:top w:w="90" w:type="dxa"/>
+              <w:left w:w="100" w:type="dxa"/>
+              <w:bottom w:w="90" w:type="dxa"/>
+              <w:right w:w="100" w:type="dxa"/>
+            </w:tcMar>
+            <w:vAlign w:val="center"/>
+          </w:tcPr>
+          <w:p>
+            <w:pPr>
+              <w:spacing w:before="40" w:after="40" w:line="252" w:lineRule="auto"/>
               <w:rPr>
                 <w:rFonts w:ascii="Roboto Mono" w:eastAsia="Roboto Mono" w:hAnsi="Roboto Mono" w:cs="Roboto Mono"/>
                 <w:color w:val="000000"/>
@@ -4817,7 +4365,6 @@
             <w:r>
               <w:rPr>
                 <w:rFonts w:ascii="Roboto Mono" w:eastAsia="Roboto Mono" w:hAnsi="Roboto Mono" w:cs="Roboto Mono"/>
-                <w:b w:val="0"/>
                 <w:color w:val="000000"/>
                 <w:sz w:val="18"/>
               </w:rPr>
@@ -4828,30 +4375,24 @@
         <w:tc>
           <w:tcPr>
             <w:tcW w:w="1440" w:type="dxa"/>
-            <w:vAlign w:val="center"/>
-            <w:tcMar>
-              <w:top w:w="90" w:type="dxa"/>
-              <w:start w:w="100" w:type="dxa"/>
-              <w:bottom w:w="90" w:type="dxa"/>
-              <w:end w:w="100" w:type="dxa"/>
-            </w:tcMar>
-            <w:shd w:fill="F0F5FA"/>
-          </w:tcPr>
-          <w:p>
-            <w:pPr>
-              <w:keepNext w:val="0"/>
-              <w:keepLines w:val="0"/>
-              <w:pageBreakBefore w:val="0"/>
-              <w:spacing w:before="40" w:after="40" w:line="252" w:lineRule="auto"/>
-              <w:ind w:left="0" w:right="0" w:firstLine="0"/>
-              <w:jc w:val="left"/>
-              <w:rPr>
-                <w:color w:val="000000"/>
-              </w:rPr>
-            </w:pPr>
-            <w:r>
-              <w:rPr>
-                <w:b w:val="0"/>
+            <w:shd w:val="clear" w:color="auto" w:fill="F0F5FA"/>
+            <w:tcMar>
+              <w:top w:w="90" w:type="dxa"/>
+              <w:left w:w="100" w:type="dxa"/>
+              <w:bottom w:w="90" w:type="dxa"/>
+              <w:right w:w="100" w:type="dxa"/>
+            </w:tcMar>
+            <w:vAlign w:val="center"/>
+          </w:tcPr>
+          <w:p>
+            <w:pPr>
+              <w:spacing w:before="40" w:after="40" w:line="252" w:lineRule="auto"/>
+              <w:rPr>
+                <w:color w:val="000000"/>
+              </w:rPr>
+            </w:pPr>
+            <w:r>
+              <w:rPr>
                 <w:color w:val="000000"/>
                 <w:sz w:val="18"/>
               </w:rPr>
@@ -4862,30 +4403,24 @@
         <w:tc>
           <w:tcPr>
             <w:tcW w:w="4752" w:type="dxa"/>
-            <w:vAlign w:val="center"/>
-            <w:tcMar>
-              <w:top w:w="90" w:type="dxa"/>
-              <w:start w:w="100" w:type="dxa"/>
-              <w:bottom w:w="90" w:type="dxa"/>
-              <w:end w:w="100" w:type="dxa"/>
-            </w:tcMar>
-            <w:shd w:fill="F0F5FA"/>
-          </w:tcPr>
-          <w:p>
-            <w:pPr>
-              <w:keepNext w:val="0"/>
-              <w:keepLines w:val="0"/>
-              <w:pageBreakBefore w:val="0"/>
-              <w:spacing w:before="40" w:after="40" w:line="252" w:lineRule="auto"/>
-              <w:ind w:left="0" w:right="0" w:firstLine="0"/>
-              <w:jc w:val="left"/>
-              <w:rPr>
-                <w:color w:val="000000"/>
-              </w:rPr>
-            </w:pPr>
-            <w:r>
-              <w:rPr>
-                <w:b w:val="0"/>
+            <w:shd w:val="clear" w:color="auto" w:fill="F0F5FA"/>
+            <w:tcMar>
+              <w:top w:w="90" w:type="dxa"/>
+              <w:left w:w="100" w:type="dxa"/>
+              <w:bottom w:w="90" w:type="dxa"/>
+              <w:right w:w="100" w:type="dxa"/>
+            </w:tcMar>
+            <w:vAlign w:val="center"/>
+          </w:tcPr>
+          <w:p>
+            <w:pPr>
+              <w:spacing w:before="40" w:after="40" w:line="252" w:lineRule="auto"/>
+              <w:rPr>
+                <w:color w:val="000000"/>
+              </w:rPr>
+            </w:pPr>
+            <w:r>
+              <w:rPr>
                 <w:color w:val="000000"/>
                 <w:sz w:val="18"/>
               </w:rPr>
@@ -4895,27 +4430,20 @@
         </w:tc>
       </w:tr>
       <w:tr>
-        <w:trPr/>
         <w:tc>
           <w:tcPr>
             <w:tcW w:w="2664" w:type="dxa"/>
-            <w:vAlign w:val="center"/>
-            <w:tcMar>
-              <w:top w:w="90" w:type="dxa"/>
-              <w:start w:w="100" w:type="dxa"/>
-              <w:bottom w:w="90" w:type="dxa"/>
-              <w:end w:w="100" w:type="dxa"/>
-            </w:tcMar>
-            <w:shd w:fill="FFFFFF"/>
-          </w:tcPr>
-          <w:p>
-            <w:pPr>
-              <w:keepNext w:val="0"/>
-              <w:keepLines w:val="0"/>
-              <w:pageBreakBefore w:val="0"/>
-              <w:spacing w:before="40" w:after="40" w:line="252" w:lineRule="auto"/>
-              <w:ind w:left="0" w:right="0" w:firstLine="0"/>
-              <w:jc w:val="left"/>
+            <w:tcMar>
+              <w:top w:w="90" w:type="dxa"/>
+              <w:left w:w="100" w:type="dxa"/>
+              <w:bottom w:w="90" w:type="dxa"/>
+              <w:right w:w="100" w:type="dxa"/>
+            </w:tcMar>
+            <w:vAlign w:val="center"/>
+          </w:tcPr>
+          <w:p>
+            <w:pPr>
+              <w:spacing w:before="40" w:after="40" w:line="252" w:lineRule="auto"/>
               <w:rPr>
                 <w:color w:val="000000"/>
               </w:rPr>
@@ -4923,7 +4451,6 @@
             <w:r>
               <w:rPr>
                 <w:rFonts w:ascii="Roboto Mono" w:eastAsia="Roboto Mono" w:hAnsi="Roboto Mono" w:cs="Roboto Mono"/>
-                <w:b w:val="0"/>
                 <w:color w:val="000000"/>
                 <w:sz w:val="18"/>
               </w:rPr>
@@ -4934,30 +4461,23 @@
         <w:tc>
           <w:tcPr>
             <w:tcW w:w="1440" w:type="dxa"/>
-            <w:vAlign w:val="center"/>
-            <w:tcMar>
-              <w:top w:w="90" w:type="dxa"/>
-              <w:start w:w="100" w:type="dxa"/>
-              <w:bottom w:w="90" w:type="dxa"/>
-              <w:end w:w="100" w:type="dxa"/>
-            </w:tcMar>
-            <w:shd w:fill="FFFFFF"/>
-          </w:tcPr>
-          <w:p>
-            <w:pPr>
-              <w:keepNext w:val="0"/>
-              <w:keepLines w:val="0"/>
-              <w:pageBreakBefore w:val="0"/>
-              <w:spacing w:before="40" w:after="40" w:line="252" w:lineRule="auto"/>
-              <w:ind w:left="0" w:right="0" w:firstLine="0"/>
-              <w:jc w:val="left"/>
-              <w:rPr>
-                <w:color w:val="000000"/>
-              </w:rPr>
-            </w:pPr>
-            <w:r>
-              <w:rPr>
-                <w:b w:val="0"/>
+            <w:tcMar>
+              <w:top w:w="90" w:type="dxa"/>
+              <w:left w:w="100" w:type="dxa"/>
+              <w:bottom w:w="90" w:type="dxa"/>
+              <w:right w:w="100" w:type="dxa"/>
+            </w:tcMar>
+            <w:vAlign w:val="center"/>
+          </w:tcPr>
+          <w:p>
+            <w:pPr>
+              <w:spacing w:before="40" w:after="40" w:line="252" w:lineRule="auto"/>
+              <w:rPr>
+                <w:color w:val="000000"/>
+              </w:rPr>
+            </w:pPr>
+            <w:r>
+              <w:rPr>
                 <w:color w:val="000000"/>
                 <w:sz w:val="18"/>
               </w:rPr>
@@ -4968,30 +4488,23 @@
         <w:tc>
           <w:tcPr>
             <w:tcW w:w="4752" w:type="dxa"/>
-            <w:vAlign w:val="center"/>
-            <w:tcMar>
-              <w:top w:w="90" w:type="dxa"/>
-              <w:start w:w="100" w:type="dxa"/>
-              <w:bottom w:w="90" w:type="dxa"/>
-              <w:end w:w="100" w:type="dxa"/>
-            </w:tcMar>
-            <w:shd w:fill="FFFFFF"/>
-          </w:tcPr>
-          <w:p>
-            <w:pPr>
-              <w:keepNext w:val="0"/>
-              <w:keepLines w:val="0"/>
-              <w:pageBreakBefore w:val="0"/>
-              <w:spacing w:before="40" w:after="40" w:line="252" w:lineRule="auto"/>
-              <w:ind w:left="0" w:right="0" w:firstLine="0"/>
-              <w:jc w:val="left"/>
-              <w:rPr>
-                <w:color w:val="000000"/>
-              </w:rPr>
-            </w:pPr>
-            <w:r>
-              <w:rPr>
-                <w:b w:val="0"/>
+            <w:tcMar>
+              <w:top w:w="90" w:type="dxa"/>
+              <w:left w:w="100" w:type="dxa"/>
+              <w:bottom w:w="90" w:type="dxa"/>
+              <w:right w:w="100" w:type="dxa"/>
+            </w:tcMar>
+            <w:vAlign w:val="center"/>
+          </w:tcPr>
+          <w:p>
+            <w:pPr>
+              <w:spacing w:before="40" w:after="40" w:line="252" w:lineRule="auto"/>
+              <w:rPr>
+                <w:color w:val="000000"/>
+              </w:rPr>
+            </w:pPr>
+            <w:r>
+              <w:rPr>
                 <w:color w:val="000000"/>
                 <w:sz w:val="18"/>
               </w:rPr>
@@ -5001,27 +4514,21 @@
         </w:tc>
       </w:tr>
       <w:tr>
-        <w:trPr/>
         <w:tc>
           <w:tcPr>
             <w:tcW w:w="2664" w:type="dxa"/>
-            <w:vAlign w:val="center"/>
-            <w:tcMar>
-              <w:top w:w="90" w:type="dxa"/>
-              <w:start w:w="100" w:type="dxa"/>
-              <w:bottom w:w="90" w:type="dxa"/>
-              <w:end w:w="100" w:type="dxa"/>
-            </w:tcMar>
-            <w:shd w:fill="F0F5FA"/>
-          </w:tcPr>
-          <w:p>
-            <w:pPr>
-              <w:keepNext w:val="0"/>
-              <w:keepLines w:val="0"/>
-              <w:pageBreakBefore w:val="0"/>
-              <w:spacing w:before="40" w:after="40" w:line="252" w:lineRule="auto"/>
-              <w:ind w:left="0" w:right="0" w:firstLine="0"/>
-              <w:jc w:val="left"/>
+            <w:shd w:val="clear" w:color="auto" w:fill="F0F5FA"/>
+            <w:tcMar>
+              <w:top w:w="90" w:type="dxa"/>
+              <w:left w:w="100" w:type="dxa"/>
+              <w:bottom w:w="90" w:type="dxa"/>
+              <w:right w:w="100" w:type="dxa"/>
+            </w:tcMar>
+            <w:vAlign w:val="center"/>
+          </w:tcPr>
+          <w:p>
+            <w:pPr>
+              <w:spacing w:before="40" w:after="40" w:line="252" w:lineRule="auto"/>
               <w:rPr>
                 <w:color w:val="000000"/>
               </w:rPr>
@@ -5029,7 +4536,6 @@
             <w:r>
               <w:rPr>
                 <w:rFonts w:ascii="Roboto Mono" w:eastAsia="Roboto Mono" w:hAnsi="Roboto Mono" w:cs="Roboto Mono"/>
-                <w:b w:val="0"/>
                 <w:color w:val="000000"/>
                 <w:sz w:val="18"/>
               </w:rPr>
@@ -5040,30 +4546,24 @@
         <w:tc>
           <w:tcPr>
             <w:tcW w:w="1440" w:type="dxa"/>
-            <w:vAlign w:val="center"/>
-            <w:tcMar>
-              <w:top w:w="90" w:type="dxa"/>
-              <w:start w:w="100" w:type="dxa"/>
-              <w:bottom w:w="90" w:type="dxa"/>
-              <w:end w:w="100" w:type="dxa"/>
-            </w:tcMar>
-            <w:shd w:fill="F0F5FA"/>
-          </w:tcPr>
-          <w:p>
-            <w:pPr>
-              <w:keepNext w:val="0"/>
-              <w:keepLines w:val="0"/>
-              <w:pageBreakBefore w:val="0"/>
-              <w:spacing w:before="40" w:after="40" w:line="252" w:lineRule="auto"/>
-              <w:ind w:left="0" w:right="0" w:firstLine="0"/>
-              <w:jc w:val="left"/>
-              <w:rPr>
-                <w:color w:val="000000"/>
-              </w:rPr>
-            </w:pPr>
-            <w:r>
-              <w:rPr>
-                <w:b w:val="0"/>
+            <w:shd w:val="clear" w:color="auto" w:fill="F0F5FA"/>
+            <w:tcMar>
+              <w:top w:w="90" w:type="dxa"/>
+              <w:left w:w="100" w:type="dxa"/>
+              <w:bottom w:w="90" w:type="dxa"/>
+              <w:right w:w="100" w:type="dxa"/>
+            </w:tcMar>
+            <w:vAlign w:val="center"/>
+          </w:tcPr>
+          <w:p>
+            <w:pPr>
+              <w:spacing w:before="40" w:after="40" w:line="252" w:lineRule="auto"/>
+              <w:rPr>
+                <w:color w:val="000000"/>
+              </w:rPr>
+            </w:pPr>
+            <w:r>
+              <w:rPr>
                 <w:color w:val="000000"/>
                 <w:sz w:val="18"/>
               </w:rPr>
@@ -5074,30 +4574,24 @@
         <w:tc>
           <w:tcPr>
             <w:tcW w:w="4752" w:type="dxa"/>
-            <w:vAlign w:val="center"/>
-            <w:tcMar>
-              <w:top w:w="90" w:type="dxa"/>
-              <w:start w:w="100" w:type="dxa"/>
-              <w:bottom w:w="90" w:type="dxa"/>
-              <w:end w:w="100" w:type="dxa"/>
-            </w:tcMar>
-            <w:shd w:fill="F0F5FA"/>
-          </w:tcPr>
-          <w:p>
-            <w:pPr>
-              <w:keepNext w:val="0"/>
-              <w:keepLines w:val="0"/>
-              <w:pageBreakBefore w:val="0"/>
-              <w:spacing w:before="40" w:after="40" w:line="252" w:lineRule="auto"/>
-              <w:ind w:left="0" w:right="0" w:firstLine="0"/>
-              <w:jc w:val="left"/>
-              <w:rPr>
-                <w:color w:val="000000"/>
-              </w:rPr>
-            </w:pPr>
-            <w:r>
-              <w:rPr>
-                <w:b w:val="0"/>
+            <w:shd w:val="clear" w:color="auto" w:fill="F0F5FA"/>
+            <w:tcMar>
+              <w:top w:w="90" w:type="dxa"/>
+              <w:left w:w="100" w:type="dxa"/>
+              <w:bottom w:w="90" w:type="dxa"/>
+              <w:right w:w="100" w:type="dxa"/>
+            </w:tcMar>
+            <w:vAlign w:val="center"/>
+          </w:tcPr>
+          <w:p>
+            <w:pPr>
+              <w:spacing w:before="40" w:after="40" w:line="252" w:lineRule="auto"/>
+              <w:rPr>
+                <w:color w:val="000000"/>
+              </w:rPr>
+            </w:pPr>
+            <w:r>
+              <w:rPr>
                 <w:color w:val="000000"/>
                 <w:sz w:val="18"/>
               </w:rPr>
@@ -5107,27 +4601,20 @@
         </w:tc>
       </w:tr>
       <w:tr>
-        <w:trPr/>
         <w:tc>
           <w:tcPr>
             <w:tcW w:w="2664" w:type="dxa"/>
-            <w:vAlign w:val="center"/>
-            <w:tcMar>
-              <w:top w:w="90" w:type="dxa"/>
-              <w:start w:w="100" w:type="dxa"/>
-              <w:bottom w:w="90" w:type="dxa"/>
-              <w:end w:w="100" w:type="dxa"/>
-            </w:tcMar>
-            <w:shd w:fill="FFFFFF"/>
-          </w:tcPr>
-          <w:p>
-            <w:pPr>
-              <w:keepNext w:val="0"/>
-              <w:keepLines w:val="0"/>
-              <w:pageBreakBefore w:val="0"/>
-              <w:spacing w:before="40" w:after="40" w:line="252" w:lineRule="auto"/>
-              <w:ind w:left="0" w:right="0" w:firstLine="0"/>
-              <w:jc w:val="left"/>
+            <w:tcMar>
+              <w:top w:w="90" w:type="dxa"/>
+              <w:left w:w="100" w:type="dxa"/>
+              <w:bottom w:w="90" w:type="dxa"/>
+              <w:right w:w="100" w:type="dxa"/>
+            </w:tcMar>
+            <w:vAlign w:val="center"/>
+          </w:tcPr>
+          <w:p>
+            <w:pPr>
+              <w:spacing w:before="40" w:after="40" w:line="252" w:lineRule="auto"/>
               <w:rPr>
                 <w:color w:val="000000"/>
               </w:rPr>
@@ -5135,11 +4622,9 @@
             <w:r>
               <w:rPr>
                 <w:rFonts w:ascii="Roboto Mono" w:eastAsia="Roboto Mono" w:hAnsi="Roboto Mono" w:cs="Roboto Mono"/>
-                <w:b w:val="0"/>
-                <w:color w:val="000000"/>
-                <w:sz w:val="18"/>
-              </w:rPr>
-              <w:lastRenderedPageBreak/>
+                <w:color w:val="000000"/>
+                <w:sz w:val="18"/>
+              </w:rPr>
               <w:t>server_updated_at</w:t>
             </w:r>
           </w:p>
@@ -5147,30 +4632,23 @@
         <w:tc>
           <w:tcPr>
             <w:tcW w:w="1440" w:type="dxa"/>
-            <w:vAlign w:val="center"/>
-            <w:tcMar>
-              <w:top w:w="90" w:type="dxa"/>
-              <w:start w:w="100" w:type="dxa"/>
-              <w:bottom w:w="90" w:type="dxa"/>
-              <w:end w:w="100" w:type="dxa"/>
-            </w:tcMar>
-            <w:shd w:fill="FFFFFF"/>
-          </w:tcPr>
-          <w:p>
-            <w:pPr>
-              <w:keepNext w:val="0"/>
-              <w:keepLines w:val="0"/>
-              <w:pageBreakBefore w:val="0"/>
-              <w:spacing w:before="40" w:after="40" w:line="252" w:lineRule="auto"/>
-              <w:ind w:left="0" w:right="0" w:firstLine="0"/>
-              <w:jc w:val="left"/>
-              <w:rPr>
-                <w:color w:val="000000"/>
-              </w:rPr>
-            </w:pPr>
-            <w:r>
-              <w:rPr>
-                <w:b w:val="0"/>
+            <w:tcMar>
+              <w:top w:w="90" w:type="dxa"/>
+              <w:left w:w="100" w:type="dxa"/>
+              <w:bottom w:w="90" w:type="dxa"/>
+              <w:right w:w="100" w:type="dxa"/>
+            </w:tcMar>
+            <w:vAlign w:val="center"/>
+          </w:tcPr>
+          <w:p>
+            <w:pPr>
+              <w:spacing w:before="40" w:after="40" w:line="252" w:lineRule="auto"/>
+              <w:rPr>
+                <w:color w:val="000000"/>
+              </w:rPr>
+            </w:pPr>
+            <w:r>
+              <w:rPr>
                 <w:color w:val="000000"/>
                 <w:sz w:val="18"/>
               </w:rPr>
@@ -5181,30 +4659,23 @@
         <w:tc>
           <w:tcPr>
             <w:tcW w:w="4752" w:type="dxa"/>
-            <w:vAlign w:val="center"/>
-            <w:tcMar>
-              <w:top w:w="90" w:type="dxa"/>
-              <w:start w:w="100" w:type="dxa"/>
-              <w:bottom w:w="90" w:type="dxa"/>
-              <w:end w:w="100" w:type="dxa"/>
-            </w:tcMar>
-            <w:shd w:fill="FFFFFF"/>
-          </w:tcPr>
-          <w:p>
-            <w:pPr>
-              <w:keepNext w:val="0"/>
-              <w:keepLines w:val="0"/>
-              <w:pageBreakBefore w:val="0"/>
-              <w:spacing w:before="40" w:after="40" w:line="252" w:lineRule="auto"/>
-              <w:ind w:left="0" w:right="0" w:firstLine="0"/>
-              <w:jc w:val="left"/>
-              <w:rPr>
-                <w:color w:val="000000"/>
-              </w:rPr>
-            </w:pPr>
-            <w:r>
-              <w:rPr>
-                <w:b w:val="0"/>
+            <w:tcMar>
+              <w:top w:w="90" w:type="dxa"/>
+              <w:left w:w="100" w:type="dxa"/>
+              <w:bottom w:w="90" w:type="dxa"/>
+              <w:right w:w="100" w:type="dxa"/>
+            </w:tcMar>
+            <w:vAlign w:val="center"/>
+          </w:tcPr>
+          <w:p>
+            <w:pPr>
+              <w:spacing w:before="40" w:after="40" w:line="252" w:lineRule="auto"/>
+              <w:rPr>
+                <w:color w:val="000000"/>
+              </w:rPr>
+            </w:pPr>
+            <w:r>
+              <w:rPr>
                 <w:color w:val="000000"/>
                 <w:sz w:val="18"/>
               </w:rPr>
@@ -5214,27 +4685,21 @@
         </w:tc>
       </w:tr>
       <w:tr>
-        <w:trPr/>
         <w:tc>
           <w:tcPr>
             <w:tcW w:w="2664" w:type="dxa"/>
-            <w:vAlign w:val="center"/>
-            <w:tcMar>
-              <w:top w:w="90" w:type="dxa"/>
-              <w:start w:w="100" w:type="dxa"/>
-              <w:bottom w:w="90" w:type="dxa"/>
-              <w:end w:w="100" w:type="dxa"/>
-            </w:tcMar>
-            <w:shd w:fill="F0F5FA"/>
-          </w:tcPr>
-          <w:p>
-            <w:pPr>
-              <w:keepNext w:val="0"/>
-              <w:keepLines w:val="0"/>
-              <w:pageBreakBefore w:val="0"/>
-              <w:spacing w:before="40" w:after="40" w:line="252" w:lineRule="auto"/>
-              <w:ind w:left="0" w:right="0" w:firstLine="0"/>
-              <w:jc w:val="left"/>
+            <w:shd w:val="clear" w:color="auto" w:fill="F0F5FA"/>
+            <w:tcMar>
+              <w:top w:w="90" w:type="dxa"/>
+              <w:left w:w="100" w:type="dxa"/>
+              <w:bottom w:w="90" w:type="dxa"/>
+              <w:right w:w="100" w:type="dxa"/>
+            </w:tcMar>
+            <w:vAlign w:val="center"/>
+          </w:tcPr>
+          <w:p>
+            <w:pPr>
+              <w:spacing w:before="40" w:after="40" w:line="252" w:lineRule="auto"/>
               <w:rPr>
                 <w:color w:val="000000"/>
               </w:rPr>
@@ -5242,10 +4707,10 @@
             <w:r>
               <w:rPr>
                 <w:rFonts w:ascii="Roboto Mono" w:eastAsia="Roboto Mono" w:hAnsi="Roboto Mono" w:cs="Roboto Mono"/>
-                <w:b w:val="0"/>
-                <w:color w:val="000000"/>
-                <w:sz w:val="18"/>
-              </w:rPr>
+                <w:color w:val="000000"/>
+                <w:sz w:val="18"/>
+              </w:rPr>
+              <w:lastRenderedPageBreak/>
               <w:t>version</w:t>
             </w:r>
           </w:p>
@@ -5253,30 +4718,24 @@
         <w:tc>
           <w:tcPr>
             <w:tcW w:w="1440" w:type="dxa"/>
-            <w:vAlign w:val="center"/>
-            <w:tcMar>
-              <w:top w:w="90" w:type="dxa"/>
-              <w:start w:w="100" w:type="dxa"/>
-              <w:bottom w:w="90" w:type="dxa"/>
-              <w:end w:w="100" w:type="dxa"/>
-            </w:tcMar>
-            <w:shd w:fill="F0F5FA"/>
-          </w:tcPr>
-          <w:p>
-            <w:pPr>
-              <w:keepNext w:val="0"/>
-              <w:keepLines w:val="0"/>
-              <w:pageBreakBefore w:val="0"/>
-              <w:spacing w:before="40" w:after="40" w:line="252" w:lineRule="auto"/>
-              <w:ind w:left="0" w:right="0" w:firstLine="0"/>
-              <w:jc w:val="left"/>
-              <w:rPr>
-                <w:color w:val="000000"/>
-              </w:rPr>
-            </w:pPr>
-            <w:r>
-              <w:rPr>
-                <w:b w:val="0"/>
+            <w:shd w:val="clear" w:color="auto" w:fill="F0F5FA"/>
+            <w:tcMar>
+              <w:top w:w="90" w:type="dxa"/>
+              <w:left w:w="100" w:type="dxa"/>
+              <w:bottom w:w="90" w:type="dxa"/>
+              <w:right w:w="100" w:type="dxa"/>
+            </w:tcMar>
+            <w:vAlign w:val="center"/>
+          </w:tcPr>
+          <w:p>
+            <w:pPr>
+              <w:spacing w:before="40" w:after="40" w:line="252" w:lineRule="auto"/>
+              <w:rPr>
+                <w:color w:val="000000"/>
+              </w:rPr>
+            </w:pPr>
+            <w:r>
+              <w:rPr>
                 <w:color w:val="000000"/>
                 <w:sz w:val="18"/>
               </w:rPr>
@@ -5287,30 +4746,24 @@
         <w:tc>
           <w:tcPr>
             <w:tcW w:w="4752" w:type="dxa"/>
-            <w:vAlign w:val="center"/>
-            <w:tcMar>
-              <w:top w:w="90" w:type="dxa"/>
-              <w:start w:w="100" w:type="dxa"/>
-              <w:bottom w:w="90" w:type="dxa"/>
-              <w:end w:w="100" w:type="dxa"/>
-            </w:tcMar>
-            <w:shd w:fill="F0F5FA"/>
-          </w:tcPr>
-          <w:p>
-            <w:pPr>
-              <w:keepNext w:val="0"/>
-              <w:keepLines w:val="0"/>
-              <w:pageBreakBefore w:val="0"/>
-              <w:spacing w:before="40" w:after="40" w:line="252" w:lineRule="auto"/>
-              <w:ind w:left="0" w:right="0" w:firstLine="0"/>
-              <w:jc w:val="left"/>
-              <w:rPr>
-                <w:color w:val="000000"/>
-              </w:rPr>
-            </w:pPr>
-            <w:r>
-              <w:rPr>
-                <w:b w:val="0"/>
+            <w:shd w:val="clear" w:color="auto" w:fill="F0F5FA"/>
+            <w:tcMar>
+              <w:top w:w="90" w:type="dxa"/>
+              <w:left w:w="100" w:type="dxa"/>
+              <w:bottom w:w="90" w:type="dxa"/>
+              <w:right w:w="100" w:type="dxa"/>
+            </w:tcMar>
+            <w:vAlign w:val="center"/>
+          </w:tcPr>
+          <w:p>
+            <w:pPr>
+              <w:spacing w:before="40" w:after="40" w:line="252" w:lineRule="auto"/>
+              <w:rPr>
+                <w:color w:val="000000"/>
+              </w:rPr>
+            </w:pPr>
+            <w:r>
+              <w:rPr>
                 <w:color w:val="000000"/>
                 <w:sz w:val="18"/>
               </w:rPr>
@@ -5320,27 +4773,20 @@
         </w:tc>
       </w:tr>
       <w:tr>
-        <w:trPr/>
         <w:tc>
           <w:tcPr>
             <w:tcW w:w="2664" w:type="dxa"/>
-            <w:vAlign w:val="center"/>
-            <w:tcMar>
-              <w:top w:w="90" w:type="dxa"/>
-              <w:start w:w="100" w:type="dxa"/>
-              <w:bottom w:w="90" w:type="dxa"/>
-              <w:end w:w="100" w:type="dxa"/>
-            </w:tcMar>
-            <w:shd w:fill="FFFFFF"/>
-          </w:tcPr>
-          <w:p>
-            <w:pPr>
-              <w:keepNext w:val="0"/>
-              <w:keepLines w:val="0"/>
-              <w:pageBreakBefore w:val="0"/>
-              <w:spacing w:before="40" w:after="40" w:line="252" w:lineRule="auto"/>
-              <w:ind w:left="0" w:right="0" w:firstLine="0"/>
-              <w:jc w:val="left"/>
+            <w:tcMar>
+              <w:top w:w="90" w:type="dxa"/>
+              <w:left w:w="100" w:type="dxa"/>
+              <w:bottom w:w="90" w:type="dxa"/>
+              <w:right w:w="100" w:type="dxa"/>
+            </w:tcMar>
+            <w:vAlign w:val="center"/>
+          </w:tcPr>
+          <w:p>
+            <w:pPr>
+              <w:spacing w:before="40" w:after="40" w:line="252" w:lineRule="auto"/>
               <w:rPr>
                 <w:rFonts w:ascii="Roboto Mono" w:eastAsia="Roboto Mono" w:hAnsi="Roboto Mono" w:cs="Roboto Mono"/>
                 <w:color w:val="000000"/>
@@ -5349,7 +4795,6 @@
             <w:r>
               <w:rPr>
                 <w:rFonts w:ascii="Roboto Mono" w:eastAsia="Roboto Mono" w:hAnsi="Roboto Mono" w:cs="Roboto Mono"/>
-                <w:b w:val="0"/>
                 <w:color w:val="000000"/>
                 <w:sz w:val="18"/>
               </w:rPr>
@@ -5360,30 +4805,23 @@
         <w:tc>
           <w:tcPr>
             <w:tcW w:w="1440" w:type="dxa"/>
-            <w:vAlign w:val="center"/>
-            <w:tcMar>
-              <w:top w:w="90" w:type="dxa"/>
-              <w:start w:w="100" w:type="dxa"/>
-              <w:bottom w:w="90" w:type="dxa"/>
-              <w:end w:w="100" w:type="dxa"/>
-            </w:tcMar>
-            <w:shd w:fill="FFFFFF"/>
-          </w:tcPr>
-          <w:p>
-            <w:pPr>
-              <w:keepNext w:val="0"/>
-              <w:keepLines w:val="0"/>
-              <w:pageBreakBefore w:val="0"/>
-              <w:spacing w:before="40" w:after="40" w:line="252" w:lineRule="auto"/>
-              <w:ind w:left="0" w:right="0" w:firstLine="0"/>
-              <w:jc w:val="left"/>
-              <w:rPr>
-                <w:color w:val="000000"/>
-              </w:rPr>
-            </w:pPr>
-            <w:r>
-              <w:rPr>
-                <w:b w:val="0"/>
+            <w:tcMar>
+              <w:top w:w="90" w:type="dxa"/>
+              <w:left w:w="100" w:type="dxa"/>
+              <w:bottom w:w="90" w:type="dxa"/>
+              <w:right w:w="100" w:type="dxa"/>
+            </w:tcMar>
+            <w:vAlign w:val="center"/>
+          </w:tcPr>
+          <w:p>
+            <w:pPr>
+              <w:spacing w:before="40" w:after="40" w:line="252" w:lineRule="auto"/>
+              <w:rPr>
+                <w:color w:val="000000"/>
+              </w:rPr>
+            </w:pPr>
+            <w:r>
+              <w:rPr>
                 <w:color w:val="000000"/>
                 <w:sz w:val="18"/>
               </w:rPr>
@@ -5394,30 +4832,23 @@
         <w:tc>
           <w:tcPr>
             <w:tcW w:w="4752" w:type="dxa"/>
-            <w:vAlign w:val="center"/>
-            <w:tcMar>
-              <w:top w:w="90" w:type="dxa"/>
-              <w:start w:w="100" w:type="dxa"/>
-              <w:bottom w:w="90" w:type="dxa"/>
-              <w:end w:w="100" w:type="dxa"/>
-            </w:tcMar>
-            <w:shd w:fill="FFFFFF"/>
-          </w:tcPr>
-          <w:p>
-            <w:pPr>
-              <w:keepNext w:val="0"/>
-              <w:keepLines w:val="0"/>
-              <w:pageBreakBefore w:val="0"/>
-              <w:spacing w:before="40" w:after="40" w:line="252" w:lineRule="auto"/>
-              <w:ind w:left="0" w:right="0" w:firstLine="0"/>
-              <w:jc w:val="left"/>
-              <w:rPr>
-                <w:color w:val="000000"/>
-              </w:rPr>
-            </w:pPr>
-            <w:r>
-              <w:rPr>
-                <w:b w:val="0"/>
+            <w:tcMar>
+              <w:top w:w="90" w:type="dxa"/>
+              <w:left w:w="100" w:type="dxa"/>
+              <w:bottom w:w="90" w:type="dxa"/>
+              <w:right w:w="100" w:type="dxa"/>
+            </w:tcMar>
+            <w:vAlign w:val="center"/>
+          </w:tcPr>
+          <w:p>
+            <w:pPr>
+              <w:spacing w:before="40" w:after="40" w:line="252" w:lineRule="auto"/>
+              <w:rPr>
+                <w:color w:val="000000"/>
+              </w:rPr>
+            </w:pPr>
+            <w:r>
+              <w:rPr>
                 <w:color w:val="000000"/>
                 <w:sz w:val="18"/>
               </w:rPr>
@@ -5437,45 +4868,308 @@
     <w:p>
       <w:pPr>
         <w:pStyle w:val="Heading1"/>
+        <w:rPr>
+          <w:color w:val="000000"/>
+        </w:rPr>
       </w:pPr>
       <w:r>
-        <w:t>5. Sự kiện Cập nhật Cài đặt Học tập (UserLearningSettingsUpdatedEvent)</w:t>
+        <w:rPr>
+          <w:color w:val="000000"/>
+        </w:rPr>
+        <w:t>5. Sự kiện Cập nhật Cài đặt Học tập (</w:t>
+      </w:r>
+      <w:r>
+        <w:rPr>
+          <w:rFonts w:ascii="Roboto Mono" w:eastAsia="Roboto Mono" w:hAnsi="Roboto Mono" w:cs="Roboto Mono"/>
+          <w:color w:val="000000"/>
+        </w:rPr>
+        <w:t>UserLearningSettingsUpdatedEvent</w:t>
+      </w:r>
+      <w:r>
+        <w:rPr>
+          <w:color w:val="000000"/>
+        </w:rPr>
+        <w:t>)</w:t>
       </w:r>
     </w:p>
     <w:p>
-      <w:pPr/>
-      <w:r>
-        <w:t>Mục đích: Thông báo mục tiêu và cài đặt học tập cá nhân đã thay đổi để Learning và Analytics cập nhật read model theo cơ chế eventual consistency.</w:t>
+      <w:pPr>
+        <w:numPr>
+          <w:ilvl w:val="0"/>
+          <w:numId w:val="1"/>
+        </w:numPr>
+      </w:pPr>
+      <w:r>
+        <w:rPr>
+          <w:b/>
+          <w:bCs/>
+          <w:color w:val="000000"/>
+        </w:rPr>
+        <w:t>Mục đích:</w:t>
+      </w:r>
+      <w:r>
+        <w:rPr>
+          <w:color w:val="000000"/>
+        </w:rPr>
+        <w:t xml:space="preserve"> Thông báo mục tiêu và cài đặt học tập cá nhân đã thay đổi để Learning và Analytics cập nhật read model theo cơ chế eventual consistency.</w:t>
       </w:r>
     </w:p>
     <w:p>
-      <w:pPr/>
-      <w:r>
-        <w:t>Producer: Auth &amp; User Service. Bảng Outbox: auth_db.outbox_events.</w:t>
+      <w:pPr>
+        <w:numPr>
+          <w:ilvl w:val="0"/>
+          <w:numId w:val="1"/>
+        </w:numPr>
+      </w:pPr>
+      <w:r>
+        <w:rPr>
+          <w:b/>
+          <w:bCs/>
+          <w:color w:val="000000"/>
+        </w:rPr>
+        <w:t>Producer:</w:t>
+      </w:r>
+      <w:r>
+        <w:rPr>
+          <w:color w:val="000000"/>
+        </w:rPr>
+        <w:t xml:space="preserve"> Auth &amp; User Service. </w:t>
+      </w:r>
+      <w:r>
+        <w:rPr>
+          <w:b/>
+          <w:bCs/>
+          <w:color w:val="000000"/>
+        </w:rPr>
+        <w:t>Bảng Outbox:</w:t>
+      </w:r>
+      <w:r>
+        <w:rPr>
+          <w:color w:val="000000"/>
+        </w:rPr>
+        <w:t xml:space="preserve"> </w:t>
+      </w:r>
+      <w:r>
+        <w:rPr>
+          <w:rFonts w:ascii="Roboto Mono" w:eastAsia="Roboto Mono" w:hAnsi="Roboto Mono" w:cs="Roboto Mono"/>
+          <w:color w:val="000000"/>
+        </w:rPr>
+        <w:t>auth_db.outbox_events.</w:t>
       </w:r>
     </w:p>
     <w:p>
-      <w:pPr/>
-      <w:r>
-        <w:t>Điều kiện kích hoạt: Phát ra sau khi auth_db.user_learning_settings được cập nhật, version tăng và Outbox được ghi thành công trong cùng transaction.</w:t>
+      <w:pPr>
+        <w:numPr>
+          <w:ilvl w:val="0"/>
+          <w:numId w:val="1"/>
+        </w:numPr>
+      </w:pPr>
+      <w:r>
+        <w:rPr>
+          <w:b/>
+          <w:bCs/>
+          <w:color w:val="000000"/>
+        </w:rPr>
+        <w:t>Điều kiện kích hoạt:</w:t>
+      </w:r>
+      <w:r>
+        <w:rPr>
+          <w:color w:val="000000"/>
+        </w:rPr>
+        <w:t xml:space="preserve"> Phát ra sau khi </w:t>
+      </w:r>
+      <w:r>
+        <w:rPr>
+          <w:rFonts w:ascii="Roboto Mono" w:eastAsia="Roboto Mono" w:hAnsi="Roboto Mono" w:cs="Roboto Mono"/>
+          <w:color w:val="000000"/>
+        </w:rPr>
+        <w:t>auth_db.user_learning_settings</w:t>
+      </w:r>
+      <w:r>
+        <w:rPr>
+          <w:color w:val="000000"/>
+        </w:rPr>
+        <w:t xml:space="preserve"> được cập nhật, version tăng và Outbox được ghi thành công trong cùng transaction.</w:t>
       </w:r>
     </w:p>
     <w:p>
-      <w:pPr/>
-      <w:r>
-        <w:t>Consumer: Learning &amp; Theory Service; History &amp; Analytics Service. Consumer xử lý idempotent theo event_id và chỉ áp dụng event có version mới hơn read model hiện tại.</w:t>
+      <w:pPr>
+        <w:numPr>
+          <w:ilvl w:val="0"/>
+          <w:numId w:val="1"/>
+        </w:numPr>
+      </w:pPr>
+      <w:r>
+        <w:rPr>
+          <w:b/>
+          <w:bCs/>
+          <w:color w:val="000000"/>
+        </w:rPr>
+        <w:t>Consumer:</w:t>
+      </w:r>
+      <w:r>
+        <w:rPr>
+          <w:color w:val="000000"/>
+        </w:rPr>
+        <w:t xml:space="preserve"> Learning &amp; Theory Service; History &amp; Analytics Service. Consumer xử lý idempotent theo event_id và chỉ áp dụng event có version mới hơn read model hiện tại.</w:t>
       </w:r>
     </w:p>
     <w:p>
-      <w:pPr/>
-      <w:r>
-        <w:t>Contract mặc định: daily_vocabulary_goal = 10, daily_study_minutes = 30, target_toeic_score/planned_exam_date = NULL, reminder_enabled = TRUE, reminder_time = 20:00:00, timezone = Asia/Ho_Chi_Minh. Mục tiêu là cấu hình, không phải thành tích học tập; consumer chỉ cập nhật cache cấu hình, không thay đổi counters/streak.</w:t>
+      <w:pPr>
+        <w:numPr>
+          <w:ilvl w:val="0"/>
+          <w:numId w:val="1"/>
+        </w:numPr>
+      </w:pPr>
+      <w:r>
+        <w:rPr>
+          <w:color w:val="000000"/>
+        </w:rPr>
+        <w:t xml:space="preserve">Contract mặc định: </w:t>
+      </w:r>
+      <w:r>
+        <w:rPr>
+          <w:rFonts w:ascii="Roboto Mono" w:eastAsia="Roboto Mono" w:hAnsi="Roboto Mono" w:cs="Roboto Mono"/>
+          <w:color w:val="000000"/>
+        </w:rPr>
+        <w:t>daily_vocabulary_goal</w:t>
+      </w:r>
+      <w:r>
+        <w:rPr>
+          <w:color w:val="000000"/>
+        </w:rPr>
+        <w:t xml:space="preserve"> = 10, </w:t>
+      </w:r>
+      <w:r>
+        <w:rPr>
+          <w:rFonts w:ascii="Roboto Mono" w:eastAsia="Roboto Mono" w:hAnsi="Roboto Mono" w:cs="Roboto Mono"/>
+          <w:color w:val="000000"/>
+        </w:rPr>
+        <w:t>daily_study_minutes</w:t>
+      </w:r>
+      <w:r>
+        <w:rPr>
+          <w:color w:val="000000"/>
+        </w:rPr>
+        <w:t xml:space="preserve"> = 30, </w:t>
+      </w:r>
+      <w:r>
+        <w:rPr>
+          <w:rFonts w:ascii="Roboto Mono" w:eastAsia="Roboto Mono" w:hAnsi="Roboto Mono" w:cs="Roboto Mono"/>
+          <w:color w:val="000000"/>
+        </w:rPr>
+        <w:t>target_toeic_score</w:t>
+      </w:r>
+      <w:r>
+        <w:rPr>
+          <w:color w:val="000000"/>
+        </w:rPr>
+        <w:t>/</w:t>
+      </w:r>
+      <w:r>
+        <w:rPr>
+          <w:rFonts w:ascii="Roboto Mono" w:eastAsia="Roboto Mono" w:hAnsi="Roboto Mono" w:cs="Roboto Mono"/>
+          <w:color w:val="000000"/>
+        </w:rPr>
+        <w:t>planned_exam_date</w:t>
+      </w:r>
+      <w:r>
+        <w:rPr>
+          <w:color w:val="000000"/>
+        </w:rPr>
+        <w:t xml:space="preserve"> = NULL, </w:t>
+      </w:r>
+      <w:r>
+        <w:rPr>
+          <w:rFonts w:ascii="Roboto Mono" w:eastAsia="Roboto Mono" w:hAnsi="Roboto Mono" w:cs="Roboto Mono"/>
+          <w:color w:val="000000"/>
+        </w:rPr>
+        <w:t>reminder_enabled</w:t>
+      </w:r>
+      <w:r>
+        <w:rPr>
+          <w:color w:val="000000"/>
+        </w:rPr>
+        <w:t xml:space="preserve"> = TRUE, </w:t>
+      </w:r>
+      <w:r>
+        <w:rPr>
+          <w:rFonts w:ascii="Roboto Mono" w:eastAsia="Roboto Mono" w:hAnsi="Roboto Mono" w:cs="Roboto Mono"/>
+          <w:color w:val="000000"/>
+        </w:rPr>
+        <w:t>reminder_time</w:t>
+      </w:r>
+      <w:r>
+        <w:rPr>
+          <w:color w:val="000000"/>
+        </w:rPr>
+        <w:t xml:space="preserve"> = 20:00:00, timezone = Asia/Ho_Chi_Minh. Mục tiêu là cấu hình, không phải thành tích học tập; consumer chỉ cập nhật cache cấu hình, không thay đổi counters/streak.</w:t>
       </w:r>
     </w:p>
     <w:p>
-      <w:pPr/>
-      <w:r>
-        <w:t>Tiến hóa payload: giữ EventEnvelope và event_id hiện có. Question event mới dùng part_id; consumer chuyển tiếp tạm chấp nhận part cũ và chuẩn hóa sang part_id trước khi lập chỉ mục. Với TestSubmittedEvent cũ thiếu mode/phạm vi, mặc định MOCK_TEST và toàn bộ đề theo dữ liệu lịch sử. Triển khai consumer tương thích trước producer; không đổi tên event đang được sử dụng.</w:t>
+      <w:pPr>
+        <w:numPr>
+          <w:ilvl w:val="0"/>
+          <w:numId w:val="1"/>
+        </w:numPr>
+      </w:pPr>
+      <w:r>
+        <w:rPr>
+          <w:color w:val="000000"/>
+        </w:rPr>
+        <w:t xml:space="preserve">Tiến hóa payload: giữ </w:t>
+      </w:r>
+      <w:r>
+        <w:rPr>
+          <w:rFonts w:ascii="Roboto Mono" w:eastAsia="Roboto Mono" w:hAnsi="Roboto Mono" w:cs="Roboto Mono"/>
+          <w:color w:val="000000"/>
+        </w:rPr>
+        <w:t>EventEnvelope</w:t>
+      </w:r>
+      <w:r>
+        <w:rPr>
+          <w:color w:val="000000"/>
+        </w:rPr>
+        <w:t xml:space="preserve"> và </w:t>
+      </w:r>
+      <w:r>
+        <w:rPr>
+          <w:rFonts w:ascii="Roboto Mono" w:eastAsia="Roboto Mono" w:hAnsi="Roboto Mono" w:cs="Roboto Mono"/>
+          <w:color w:val="000000"/>
+        </w:rPr>
+        <w:t>event_id</w:t>
+      </w:r>
+      <w:r>
+        <w:rPr>
+          <w:color w:val="000000"/>
+        </w:rPr>
+        <w:t xml:space="preserve"> hiện có. Question event mới dùng </w:t>
+      </w:r>
+      <w:r>
+        <w:rPr>
+          <w:rFonts w:ascii="Roboto Mono" w:eastAsia="Roboto Mono" w:hAnsi="Roboto Mono" w:cs="Roboto Mono"/>
+          <w:color w:val="000000"/>
+        </w:rPr>
+        <w:t>part_id</w:t>
+      </w:r>
+      <w:r>
+        <w:rPr>
+          <w:color w:val="000000"/>
+        </w:rPr>
+        <w:t xml:space="preserve">; consumer chuyển tiếp tạm chấp nhận part cũ và chuẩn hóa sang </w:t>
+      </w:r>
+      <w:r>
+        <w:rPr>
+          <w:rFonts w:ascii="Roboto Mono" w:eastAsia="Roboto Mono" w:hAnsi="Roboto Mono" w:cs="Roboto Mono"/>
+          <w:color w:val="000000"/>
+        </w:rPr>
+        <w:t>part_id</w:t>
+      </w:r>
+      <w:r>
+        <w:rPr>
+          <w:color w:val="000000"/>
+        </w:rPr>
+        <w:t xml:space="preserve"> trước khi lập chỉ mục. Với TestSubmittedEvent cũ thiếu mode/phạm vi, mặc định MOCK_TEST và toàn bộ đề theo dữ liệu lịch sử. Triển khai consumer tương thích trước producer; không đổi tên event đang được sử dụng.</w:t>
       </w:r>
     </w:p>
     <w:p>
@@ -5488,9 +5182,9 @@
     </w:p>
     <w:tbl>
       <w:tblPr>
-        <w:tblW w:type="dxa" w:w="8856"/>
-        <w:tblLayout w:type="fixed"/>
-        <w:tblLook w:firstColumn="1" w:firstRow="1" w:lastColumn="0" w:lastRow="0" w:noHBand="0" w:noVBand="1" w:val="04A0"/>
+        <w:tblStyle w:val="a2"/>
+        <w:tblW w:w="8856" w:type="dxa"/>
+        <w:tblInd w:w="0" w:type="dxa"/>
         <w:tblBorders>
           <w:top w:val="single" w:sz="4" w:space="0" w:color="D9D9D9"/>
           <w:left w:val="single" w:sz="4" w:space="0" w:color="D9D9D9"/>
@@ -5499,6 +5193,8 @@
           <w:insideH w:val="single" w:sz="4" w:space="0" w:color="D9D9D9"/>
           <w:insideV w:val="single" w:sz="4" w:space="0" w:color="D9D9D9"/>
         </w:tblBorders>
+        <w:tblLayout w:type="fixed"/>
+        <w:tblLook w:val="0620" w:firstRow="1" w:lastRow="0" w:firstColumn="0" w:lastColumn="0" w:noHBand="1" w:noVBand="1"/>
       </w:tblPr>
       <w:tblGrid>
         <w:gridCol w:w="2664"/>
@@ -5507,66 +5203,56 @@
       </w:tblGrid>
       <w:tr>
         <w:trPr>
-          <w:tblHeader w:val="true"/>
-          <w:tblHeader w:val="true"/>
-          <w:tblHeader w:val="true"/>
-          <w:tblHeader w:val="true"/>
+          <w:cnfStyle w:val="100000000000" w:firstRow="1" w:lastRow="0" w:firstColumn="0" w:lastColumn="0" w:oddVBand="0" w:evenVBand="0" w:oddHBand="0" w:evenHBand="0" w:firstRowFirstColumn="0" w:firstRowLastColumn="0" w:lastRowFirstColumn="0" w:lastRowLastColumn="0"/>
+          <w:tblHeader/>
         </w:trPr>
         <w:tc>
           <w:tcPr>
-            <w:tcW w:type="dxa" w:w="2664"/>
-            <w:vAlign w:val="center"/>
-            <w:tcMar>
-              <w:top w:w="90" w:type="dxa"/>
-              <w:start w:w="100" w:type="dxa"/>
-              <w:bottom w:w="90" w:type="dxa"/>
-              <w:end w:w="100" w:type="dxa"/>
-            </w:tcMar>
-            <w:shd w:fill="1F4E78"/>
-          </w:tcPr>
-          <w:p>
-            <w:pPr>
-              <w:keepNext w:val="0"/>
-              <w:keepLines w:val="0"/>
-              <w:pageBreakBefore w:val="0"/>
-              <w:spacing w:after="0" w:before="0" w:line="240" w:lineRule="auto"/>
-              <w:ind w:left="0" w:right="0" w:firstLine="0"/>
-              <w:jc w:val="left"/>
-            </w:pPr>
-            <w:r>
-              <w:rPr>
-                <w:b/>
+            <w:tcW w:w="2664" w:type="dxa"/>
+            <w:shd w:val="clear" w:color="auto" w:fill="1F4E78"/>
+            <w:tcMar>
+              <w:top w:w="90" w:type="dxa"/>
+              <w:left w:w="100" w:type="dxa"/>
+              <w:bottom w:w="90" w:type="dxa"/>
+              <w:right w:w="100" w:type="dxa"/>
+            </w:tcMar>
+          </w:tcPr>
+          <w:p>
+            <w:pPr>
+              <w:spacing w:before="40" w:after="40" w:line="252" w:lineRule="auto"/>
+              <w:rPr>
+                <w:color w:val="000000"/>
+              </w:rPr>
+            </w:pPr>
+            <w:r>
+              <w:rPr>
                 <w:color w:val="FFFFFF"/>
                 <w:sz w:val="18"/>
               </w:rPr>
-              <w:t>Trường</w:t>
-            </w:r>
-          </w:p>
-        </w:tc>
-        <w:tc>
-          <w:tcPr>
-            <w:tcW w:type="dxa" w:w="1440"/>
-            <w:vAlign w:val="center"/>
-            <w:tcMar>
-              <w:top w:w="90" w:type="dxa"/>
-              <w:start w:w="100" w:type="dxa"/>
-              <w:bottom w:w="90" w:type="dxa"/>
-              <w:end w:w="100" w:type="dxa"/>
-            </w:tcMar>
-            <w:shd w:fill="1F4E78"/>
-          </w:tcPr>
-          <w:p>
-            <w:pPr>
-              <w:keepNext w:val="0"/>
-              <w:keepLines w:val="0"/>
-              <w:pageBreakBefore w:val="0"/>
-              <w:spacing w:after="0" w:before="0" w:line="240" w:lineRule="auto"/>
-              <w:ind w:left="0" w:right="0" w:firstLine="0"/>
-              <w:jc w:val="left"/>
-            </w:pPr>
-            <w:r>
-              <w:rPr>
-                <w:b/>
+              <w:t>Trường (Field)</w:t>
+            </w:r>
+          </w:p>
+        </w:tc>
+        <w:tc>
+          <w:tcPr>
+            <w:tcW w:w="1440" w:type="dxa"/>
+            <w:shd w:val="clear" w:color="auto" w:fill="1F4E78"/>
+            <w:tcMar>
+              <w:top w:w="90" w:type="dxa"/>
+              <w:left w:w="100" w:type="dxa"/>
+              <w:bottom w:w="90" w:type="dxa"/>
+              <w:right w:w="100" w:type="dxa"/>
+            </w:tcMar>
+          </w:tcPr>
+          <w:p>
+            <w:pPr>
+              <w:spacing w:before="40" w:after="40" w:line="252" w:lineRule="auto"/>
+              <w:rPr>
+                <w:color w:val="000000"/>
+              </w:rPr>
+            </w:pPr>
+            <w:r>
+              <w:rPr>
                 <w:color w:val="FFFFFF"/>
                 <w:sz w:val="18"/>
               </w:rPr>
@@ -5576,28 +5262,24 @@
         </w:tc>
         <w:tc>
           <w:tcPr>
-            <w:tcW w:type="dxa" w:w="4752"/>
-            <w:vAlign w:val="center"/>
-            <w:tcMar>
-              <w:top w:w="90" w:type="dxa"/>
-              <w:start w:w="100" w:type="dxa"/>
-              <w:bottom w:w="90" w:type="dxa"/>
-              <w:end w:w="100" w:type="dxa"/>
-            </w:tcMar>
-            <w:shd w:fill="1F4E78"/>
-          </w:tcPr>
-          <w:p>
-            <w:pPr>
-              <w:keepNext w:val="0"/>
-              <w:keepLines w:val="0"/>
-              <w:pageBreakBefore w:val="0"/>
-              <w:spacing w:after="0" w:before="0" w:line="240" w:lineRule="auto"/>
-              <w:ind w:left="0" w:right="0" w:firstLine="0"/>
-              <w:jc w:val="left"/>
-            </w:pPr>
-            <w:r>
-              <w:rPr>
-                <w:b/>
+            <w:tcW w:w="4752" w:type="dxa"/>
+            <w:shd w:val="clear" w:color="auto" w:fill="1F4E78"/>
+            <w:tcMar>
+              <w:top w:w="90" w:type="dxa"/>
+              <w:left w:w="100" w:type="dxa"/>
+              <w:bottom w:w="90" w:type="dxa"/>
+              <w:right w:w="100" w:type="dxa"/>
+            </w:tcMar>
+          </w:tcPr>
+          <w:p>
+            <w:pPr>
+              <w:spacing w:before="40" w:after="40" w:line="252" w:lineRule="auto"/>
+              <w:rPr>
+                <w:color w:val="000000"/>
+              </w:rPr>
+            </w:pPr>
+            <w:r>
+              <w:rPr>
                 <w:color w:val="FFFFFF"/>
                 <w:sz w:val="18"/>
               </w:rPr>
@@ -5607,31 +5289,28 @@
         </w:tc>
       </w:tr>
       <w:tr>
-        <w:trPr/>
-        <w:tc>
-          <w:tcPr>
-            <w:tcW w:type="dxa" w:w="2664"/>
-            <w:vAlign w:val="center"/>
-            <w:tcMar>
-              <w:top w:w="90" w:type="dxa"/>
-              <w:start w:w="100" w:type="dxa"/>
-              <w:bottom w:w="90" w:type="dxa"/>
-              <w:end w:w="100" w:type="dxa"/>
-            </w:tcMar>
-            <w:shd w:fill="FFFFFF"/>
-          </w:tcPr>
-          <w:p>
-            <w:pPr>
-              <w:keepNext w:val="0"/>
-              <w:keepLines w:val="0"/>
-              <w:pageBreakBefore w:val="0"/>
-              <w:spacing w:after="0" w:before="0" w:line="240" w:lineRule="auto"/>
-              <w:ind w:left="0" w:right="0" w:firstLine="0"/>
-              <w:jc w:val="left"/>
-            </w:pPr>
-            <w:r>
-              <w:rPr>
-                <w:b w:val="0"/>
+        <w:tc>
+          <w:tcPr>
+            <w:tcW w:w="2664" w:type="dxa"/>
+            <w:tcMar>
+              <w:top w:w="90" w:type="dxa"/>
+              <w:left w:w="100" w:type="dxa"/>
+              <w:bottom w:w="90" w:type="dxa"/>
+              <w:right w:w="100" w:type="dxa"/>
+            </w:tcMar>
+            <w:vAlign w:val="center"/>
+          </w:tcPr>
+          <w:p>
+            <w:pPr>
+              <w:spacing w:before="40" w:after="40" w:line="252" w:lineRule="auto"/>
+              <w:rPr>
+                <w:rFonts w:ascii="Roboto Mono" w:eastAsia="Roboto Mono" w:hAnsi="Roboto Mono" w:cs="Roboto Mono"/>
+                <w:color w:val="000000"/>
+              </w:rPr>
+            </w:pPr>
+            <w:r>
+              <w:rPr>
+                <w:rFonts w:ascii="Roboto Mono" w:eastAsia="Roboto Mono" w:hAnsi="Roboto Mono" w:cs="Roboto Mono"/>
                 <w:color w:val="000000"/>
                 <w:sz w:val="18"/>
               </w:rPr>
@@ -5641,28 +5320,24 @@
         </w:tc>
         <w:tc>
           <w:tcPr>
-            <w:tcW w:type="dxa" w:w="1440"/>
-            <w:vAlign w:val="center"/>
-            <w:tcMar>
-              <w:top w:w="90" w:type="dxa"/>
-              <w:start w:w="100" w:type="dxa"/>
-              <w:bottom w:w="90" w:type="dxa"/>
-              <w:end w:w="100" w:type="dxa"/>
-            </w:tcMar>
-            <w:shd w:fill="FFFFFF"/>
-          </w:tcPr>
-          <w:p>
-            <w:pPr>
-              <w:keepNext w:val="0"/>
-              <w:keepLines w:val="0"/>
-              <w:pageBreakBefore w:val="0"/>
-              <w:spacing w:after="0" w:before="0" w:line="240" w:lineRule="auto"/>
-              <w:ind w:left="0" w:right="0" w:firstLine="0"/>
-              <w:jc w:val="left"/>
-            </w:pPr>
-            <w:r>
-              <w:rPr>
-                <w:b w:val="0"/>
+            <w:tcW w:w="1440" w:type="dxa"/>
+            <w:tcMar>
+              <w:top w:w="90" w:type="dxa"/>
+              <w:left w:w="100" w:type="dxa"/>
+              <w:bottom w:w="90" w:type="dxa"/>
+              <w:right w:w="100" w:type="dxa"/>
+            </w:tcMar>
+            <w:vAlign w:val="center"/>
+          </w:tcPr>
+          <w:p>
+            <w:pPr>
+              <w:spacing w:before="40" w:after="40" w:line="252" w:lineRule="auto"/>
+              <w:rPr>
+                <w:color w:val="000000"/>
+              </w:rPr>
+            </w:pPr>
+            <w:r>
+              <w:rPr>
                 <w:color w:val="000000"/>
                 <w:sz w:val="18"/>
               </w:rPr>
@@ -5672,28 +5347,24 @@
         </w:tc>
         <w:tc>
           <w:tcPr>
-            <w:tcW w:type="dxa" w:w="4752"/>
-            <w:vAlign w:val="center"/>
-            <w:tcMar>
-              <w:top w:w="90" w:type="dxa"/>
-              <w:start w:w="100" w:type="dxa"/>
-              <w:bottom w:w="90" w:type="dxa"/>
-              <w:end w:w="100" w:type="dxa"/>
-            </w:tcMar>
-            <w:shd w:fill="FFFFFF"/>
-          </w:tcPr>
-          <w:p>
-            <w:pPr>
-              <w:keepNext w:val="0"/>
-              <w:keepLines w:val="0"/>
-              <w:pageBreakBefore w:val="0"/>
-              <w:spacing w:after="0" w:before="0" w:line="240" w:lineRule="auto"/>
-              <w:ind w:left="0" w:right="0" w:firstLine="0"/>
-              <w:jc w:val="left"/>
-            </w:pPr>
-            <w:r>
-              <w:rPr>
-                <w:b w:val="0"/>
+            <w:tcW w:w="4752" w:type="dxa"/>
+            <w:tcMar>
+              <w:top w:w="90" w:type="dxa"/>
+              <w:left w:w="100" w:type="dxa"/>
+              <w:bottom w:w="90" w:type="dxa"/>
+              <w:right w:w="100" w:type="dxa"/>
+            </w:tcMar>
+            <w:vAlign w:val="center"/>
+          </w:tcPr>
+          <w:p>
+            <w:pPr>
+              <w:spacing w:before="40" w:after="40" w:line="252" w:lineRule="auto"/>
+              <w:rPr>
+                <w:color w:val="000000"/>
+              </w:rPr>
+            </w:pPr>
+            <w:r>
+              <w:rPr>
                 <w:color w:val="000000"/>
                 <w:sz w:val="18"/>
               </w:rPr>
@@ -5703,31 +5374,29 @@
         </w:tc>
       </w:tr>
       <w:tr>
-        <w:trPr/>
-        <w:tc>
-          <w:tcPr>
-            <w:tcW w:type="dxa" w:w="2664"/>
-            <w:vAlign w:val="center"/>
-            <w:tcMar>
-              <w:top w:w="90" w:type="dxa"/>
-              <w:start w:w="100" w:type="dxa"/>
-              <w:bottom w:w="90" w:type="dxa"/>
-              <w:end w:w="100" w:type="dxa"/>
-            </w:tcMar>
-            <w:shd w:fill="F0F5FA"/>
-          </w:tcPr>
-          <w:p>
-            <w:pPr>
-              <w:keepNext w:val="0"/>
-              <w:keepLines w:val="0"/>
-              <w:pageBreakBefore w:val="0"/>
-              <w:spacing w:after="0" w:before="0" w:line="240" w:lineRule="auto"/>
-              <w:ind w:left="0" w:right="0" w:firstLine="0"/>
-              <w:jc w:val="left"/>
-            </w:pPr>
-            <w:r>
-              <w:rPr>
-                <w:b w:val="0"/>
+        <w:tc>
+          <w:tcPr>
+            <w:tcW w:w="2664" w:type="dxa"/>
+            <w:shd w:val="clear" w:color="auto" w:fill="F0F5FA"/>
+            <w:tcMar>
+              <w:top w:w="90" w:type="dxa"/>
+              <w:left w:w="100" w:type="dxa"/>
+              <w:bottom w:w="90" w:type="dxa"/>
+              <w:right w:w="100" w:type="dxa"/>
+            </w:tcMar>
+            <w:vAlign w:val="center"/>
+          </w:tcPr>
+          <w:p>
+            <w:pPr>
+              <w:spacing w:before="40" w:after="40" w:line="252" w:lineRule="auto"/>
+              <w:rPr>
+                <w:rFonts w:ascii="Roboto Mono" w:eastAsia="Roboto Mono" w:hAnsi="Roboto Mono" w:cs="Roboto Mono"/>
+                <w:color w:val="000000"/>
+              </w:rPr>
+            </w:pPr>
+            <w:r>
+              <w:rPr>
+                <w:rFonts w:ascii="Roboto Mono" w:eastAsia="Roboto Mono" w:hAnsi="Roboto Mono" w:cs="Roboto Mono"/>
                 <w:color w:val="000000"/>
                 <w:sz w:val="18"/>
               </w:rPr>
@@ -5737,28 +5406,25 @@
         </w:tc>
         <w:tc>
           <w:tcPr>
-            <w:tcW w:type="dxa" w:w="1440"/>
-            <w:vAlign w:val="center"/>
-            <w:tcMar>
-              <w:top w:w="90" w:type="dxa"/>
-              <w:start w:w="100" w:type="dxa"/>
-              <w:bottom w:w="90" w:type="dxa"/>
-              <w:end w:w="100" w:type="dxa"/>
-            </w:tcMar>
-            <w:shd w:fill="F0F5FA"/>
-          </w:tcPr>
-          <w:p>
-            <w:pPr>
-              <w:keepNext w:val="0"/>
-              <w:keepLines w:val="0"/>
-              <w:pageBreakBefore w:val="0"/>
-              <w:spacing w:after="0" w:before="0" w:line="240" w:lineRule="auto"/>
-              <w:ind w:left="0" w:right="0" w:firstLine="0"/>
-              <w:jc w:val="left"/>
-            </w:pPr>
-            <w:r>
-              <w:rPr>
-                <w:b w:val="0"/>
+            <w:tcW w:w="1440" w:type="dxa"/>
+            <w:shd w:val="clear" w:color="auto" w:fill="F0F5FA"/>
+            <w:tcMar>
+              <w:top w:w="90" w:type="dxa"/>
+              <w:left w:w="100" w:type="dxa"/>
+              <w:bottom w:w="90" w:type="dxa"/>
+              <w:right w:w="100" w:type="dxa"/>
+            </w:tcMar>
+            <w:vAlign w:val="center"/>
+          </w:tcPr>
+          <w:p>
+            <w:pPr>
+              <w:spacing w:before="40" w:after="40" w:line="252" w:lineRule="auto"/>
+              <w:rPr>
+                <w:color w:val="000000"/>
+              </w:rPr>
+            </w:pPr>
+            <w:r>
+              <w:rPr>
                 <w:color w:val="000000"/>
                 <w:sz w:val="18"/>
               </w:rPr>
@@ -5768,28 +5434,25 @@
         </w:tc>
         <w:tc>
           <w:tcPr>
-            <w:tcW w:type="dxa" w:w="4752"/>
-            <w:vAlign w:val="center"/>
-            <w:tcMar>
-              <w:top w:w="90" w:type="dxa"/>
-              <w:start w:w="100" w:type="dxa"/>
-              <w:bottom w:w="90" w:type="dxa"/>
-              <w:end w:w="100" w:type="dxa"/>
-            </w:tcMar>
-            <w:shd w:fill="F0F5FA"/>
-          </w:tcPr>
-          <w:p>
-            <w:pPr>
-              <w:keepNext w:val="0"/>
-              <w:keepLines w:val="0"/>
-              <w:pageBreakBefore w:val="0"/>
-              <w:spacing w:after="0" w:before="0" w:line="240" w:lineRule="auto"/>
-              <w:ind w:left="0" w:right="0" w:firstLine="0"/>
-              <w:jc w:val="left"/>
-            </w:pPr>
-            <w:r>
-              <w:rPr>
-                <w:b w:val="0"/>
+            <w:tcW w:w="4752" w:type="dxa"/>
+            <w:shd w:val="clear" w:color="auto" w:fill="F0F5FA"/>
+            <w:tcMar>
+              <w:top w:w="90" w:type="dxa"/>
+              <w:left w:w="100" w:type="dxa"/>
+              <w:bottom w:w="90" w:type="dxa"/>
+              <w:right w:w="100" w:type="dxa"/>
+            </w:tcMar>
+            <w:vAlign w:val="center"/>
+          </w:tcPr>
+          <w:p>
+            <w:pPr>
+              <w:spacing w:before="40" w:after="40" w:line="252" w:lineRule="auto"/>
+              <w:rPr>
+                <w:color w:val="000000"/>
+              </w:rPr>
+            </w:pPr>
+            <w:r>
+              <w:rPr>
                 <w:color w:val="000000"/>
                 <w:sz w:val="18"/>
               </w:rPr>
@@ -5799,31 +5462,27 @@
         </w:tc>
       </w:tr>
       <w:tr>
-        <w:trPr/>
-        <w:tc>
-          <w:tcPr>
-            <w:tcW w:type="dxa" w:w="2664"/>
-            <w:vAlign w:val="center"/>
-            <w:tcMar>
-              <w:top w:w="90" w:type="dxa"/>
-              <w:start w:w="100" w:type="dxa"/>
-              <w:bottom w:w="90" w:type="dxa"/>
-              <w:end w:w="100" w:type="dxa"/>
-            </w:tcMar>
-            <w:shd w:fill="FFFFFF"/>
-          </w:tcPr>
-          <w:p>
-            <w:pPr>
-              <w:keepNext w:val="0"/>
-              <w:keepLines w:val="0"/>
-              <w:pageBreakBefore w:val="0"/>
-              <w:spacing w:after="0" w:before="0" w:line="240" w:lineRule="auto"/>
-              <w:ind w:left="0" w:right="0" w:firstLine="0"/>
-              <w:jc w:val="left"/>
-            </w:pPr>
-            <w:r>
-              <w:rPr>
-                <w:b w:val="0"/>
+        <w:tc>
+          <w:tcPr>
+            <w:tcW w:w="2664" w:type="dxa"/>
+            <w:tcMar>
+              <w:top w:w="90" w:type="dxa"/>
+              <w:left w:w="100" w:type="dxa"/>
+              <w:bottom w:w="90" w:type="dxa"/>
+              <w:right w:w="100" w:type="dxa"/>
+            </w:tcMar>
+            <w:vAlign w:val="center"/>
+          </w:tcPr>
+          <w:p>
+            <w:pPr>
+              <w:spacing w:before="40" w:after="40" w:line="252" w:lineRule="auto"/>
+              <w:rPr>
+                <w:color w:val="000000"/>
+              </w:rPr>
+            </w:pPr>
+            <w:r>
+              <w:rPr>
+                <w:rFonts w:ascii="Roboto Mono" w:eastAsia="Roboto Mono" w:hAnsi="Roboto Mono" w:cs="Roboto Mono"/>
                 <w:color w:val="000000"/>
                 <w:sz w:val="18"/>
               </w:rPr>
@@ -5833,28 +5492,24 @@
         </w:tc>
         <w:tc>
           <w:tcPr>
-            <w:tcW w:type="dxa" w:w="1440"/>
-            <w:vAlign w:val="center"/>
-            <w:tcMar>
-              <w:top w:w="90" w:type="dxa"/>
-              <w:start w:w="100" w:type="dxa"/>
-              <w:bottom w:w="90" w:type="dxa"/>
-              <w:end w:w="100" w:type="dxa"/>
-            </w:tcMar>
-            <w:shd w:fill="FFFFFF"/>
-          </w:tcPr>
-          <w:p>
-            <w:pPr>
-              <w:keepNext w:val="0"/>
-              <w:keepLines w:val="0"/>
-              <w:pageBreakBefore w:val="0"/>
-              <w:spacing w:after="0" w:before="0" w:line="240" w:lineRule="auto"/>
-              <w:ind w:left="0" w:right="0" w:firstLine="0"/>
-              <w:jc w:val="left"/>
-            </w:pPr>
-            <w:r>
-              <w:rPr>
-                <w:b w:val="0"/>
+            <w:tcW w:w="1440" w:type="dxa"/>
+            <w:tcMar>
+              <w:top w:w="90" w:type="dxa"/>
+              <w:left w:w="100" w:type="dxa"/>
+              <w:bottom w:w="90" w:type="dxa"/>
+              <w:right w:w="100" w:type="dxa"/>
+            </w:tcMar>
+            <w:vAlign w:val="center"/>
+          </w:tcPr>
+          <w:p>
+            <w:pPr>
+              <w:spacing w:before="40" w:after="40" w:line="252" w:lineRule="auto"/>
+              <w:rPr>
+                <w:color w:val="000000"/>
+              </w:rPr>
+            </w:pPr>
+            <w:r>
+              <w:rPr>
                 <w:color w:val="000000"/>
                 <w:sz w:val="18"/>
               </w:rPr>
@@ -5864,28 +5519,24 @@
         </w:tc>
         <w:tc>
           <w:tcPr>
-            <w:tcW w:type="dxa" w:w="4752"/>
-            <w:vAlign w:val="center"/>
-            <w:tcMar>
-              <w:top w:w="90" w:type="dxa"/>
-              <w:start w:w="100" w:type="dxa"/>
-              <w:bottom w:w="90" w:type="dxa"/>
-              <w:end w:w="100" w:type="dxa"/>
-            </w:tcMar>
-            <w:shd w:fill="FFFFFF"/>
-          </w:tcPr>
-          <w:p>
-            <w:pPr>
-              <w:keepNext w:val="0"/>
-              <w:keepLines w:val="0"/>
-              <w:pageBreakBefore w:val="0"/>
-              <w:spacing w:after="0" w:before="0" w:line="240" w:lineRule="auto"/>
-              <w:ind w:left="0" w:right="0" w:firstLine="0"/>
-              <w:jc w:val="left"/>
-            </w:pPr>
-            <w:r>
-              <w:rPr>
-                <w:b w:val="0"/>
+            <w:tcW w:w="4752" w:type="dxa"/>
+            <w:tcMar>
+              <w:top w:w="90" w:type="dxa"/>
+              <w:left w:w="100" w:type="dxa"/>
+              <w:bottom w:w="90" w:type="dxa"/>
+              <w:right w:w="100" w:type="dxa"/>
+            </w:tcMar>
+            <w:vAlign w:val="center"/>
+          </w:tcPr>
+          <w:p>
+            <w:pPr>
+              <w:spacing w:before="40" w:after="40" w:line="252" w:lineRule="auto"/>
+              <w:rPr>
+                <w:color w:val="000000"/>
+              </w:rPr>
+            </w:pPr>
+            <w:r>
+              <w:rPr>
                 <w:color w:val="000000"/>
                 <w:sz w:val="18"/>
               </w:rPr>
@@ -5895,62 +5546,57 @@
         </w:tc>
       </w:tr>
       <w:tr>
-        <w:trPr/>
-        <w:tc>
-          <w:tcPr>
-            <w:tcW w:type="dxa" w:w="2664"/>
-            <w:vAlign w:val="center"/>
-            <w:tcMar>
-              <w:top w:w="90" w:type="dxa"/>
-              <w:start w:w="100" w:type="dxa"/>
-              <w:bottom w:w="90" w:type="dxa"/>
-              <w:end w:w="100" w:type="dxa"/>
-            </w:tcMar>
-            <w:shd w:fill="F0F5FA"/>
-          </w:tcPr>
-          <w:p>
-            <w:pPr>
-              <w:keepNext w:val="0"/>
-              <w:keepLines w:val="0"/>
-              <w:pageBreakBefore w:val="0"/>
-              <w:spacing w:after="0" w:before="0" w:line="240" w:lineRule="auto"/>
-              <w:ind w:left="0" w:right="0" w:firstLine="0"/>
-              <w:jc w:val="left"/>
-            </w:pPr>
-            <w:r>
-              <w:rPr>
-                <w:b w:val="0"/>
-                <w:color w:val="000000"/>
-                <w:sz w:val="18"/>
-              </w:rPr>
+        <w:tc>
+          <w:tcPr>
+            <w:tcW w:w="2664" w:type="dxa"/>
+            <w:shd w:val="clear" w:color="auto" w:fill="F0F5FA"/>
+            <w:tcMar>
+              <w:top w:w="90" w:type="dxa"/>
+              <w:left w:w="100" w:type="dxa"/>
+              <w:bottom w:w="90" w:type="dxa"/>
+              <w:right w:w="100" w:type="dxa"/>
+            </w:tcMar>
+            <w:vAlign w:val="center"/>
+          </w:tcPr>
+          <w:p>
+            <w:pPr>
+              <w:spacing w:before="40" w:after="40" w:line="252" w:lineRule="auto"/>
+              <w:rPr>
+                <w:color w:val="000000"/>
+              </w:rPr>
+            </w:pPr>
+            <w:r>
+              <w:rPr>
+                <w:rFonts w:ascii="Roboto Mono" w:eastAsia="Roboto Mono" w:hAnsi="Roboto Mono" w:cs="Roboto Mono"/>
+                <w:color w:val="000000"/>
+                <w:sz w:val="18"/>
+              </w:rPr>
+              <w:lastRenderedPageBreak/>
               <w:t>user_id</w:t>
             </w:r>
           </w:p>
         </w:tc>
         <w:tc>
           <w:tcPr>
-            <w:tcW w:type="dxa" w:w="1440"/>
-            <w:vAlign w:val="center"/>
-            <w:tcMar>
-              <w:top w:w="90" w:type="dxa"/>
-              <w:start w:w="100" w:type="dxa"/>
-              <w:bottom w:w="90" w:type="dxa"/>
-              <w:end w:w="100" w:type="dxa"/>
-            </w:tcMar>
-            <w:shd w:fill="F0F5FA"/>
-          </w:tcPr>
-          <w:p>
-            <w:pPr>
-              <w:keepNext w:val="0"/>
-              <w:keepLines w:val="0"/>
-              <w:pageBreakBefore w:val="0"/>
-              <w:spacing w:after="0" w:before="0" w:line="240" w:lineRule="auto"/>
-              <w:ind w:left="0" w:right="0" w:firstLine="0"/>
-              <w:jc w:val="left"/>
-            </w:pPr>
-            <w:r>
-              <w:rPr>
-                <w:b w:val="0"/>
+            <w:tcW w:w="1440" w:type="dxa"/>
+            <w:shd w:val="clear" w:color="auto" w:fill="F0F5FA"/>
+            <w:tcMar>
+              <w:top w:w="90" w:type="dxa"/>
+              <w:left w:w="100" w:type="dxa"/>
+              <w:bottom w:w="90" w:type="dxa"/>
+              <w:right w:w="100" w:type="dxa"/>
+            </w:tcMar>
+            <w:vAlign w:val="center"/>
+          </w:tcPr>
+          <w:p>
+            <w:pPr>
+              <w:spacing w:before="40" w:after="40" w:line="252" w:lineRule="auto"/>
+              <w:rPr>
+                <w:color w:val="000000"/>
+              </w:rPr>
+            </w:pPr>
+            <w:r>
+              <w:rPr>
                 <w:color w:val="000000"/>
                 <w:sz w:val="18"/>
               </w:rPr>
@@ -5960,28 +5606,25 @@
         </w:tc>
         <w:tc>
           <w:tcPr>
-            <w:tcW w:type="dxa" w:w="4752"/>
-            <w:vAlign w:val="center"/>
-            <w:tcMar>
-              <w:top w:w="90" w:type="dxa"/>
-              <w:start w:w="100" w:type="dxa"/>
-              <w:bottom w:w="90" w:type="dxa"/>
-              <w:end w:w="100" w:type="dxa"/>
-            </w:tcMar>
-            <w:shd w:fill="F0F5FA"/>
-          </w:tcPr>
-          <w:p>
-            <w:pPr>
-              <w:keepNext w:val="0"/>
-              <w:keepLines w:val="0"/>
-              <w:pageBreakBefore w:val="0"/>
-              <w:spacing w:after="0" w:before="0" w:line="240" w:lineRule="auto"/>
-              <w:ind w:left="0" w:right="0" w:firstLine="0"/>
-              <w:jc w:val="left"/>
-            </w:pPr>
-            <w:r>
-              <w:rPr>
-                <w:b w:val="0"/>
+            <w:tcW w:w="4752" w:type="dxa"/>
+            <w:shd w:val="clear" w:color="auto" w:fill="F0F5FA"/>
+            <w:tcMar>
+              <w:top w:w="90" w:type="dxa"/>
+              <w:left w:w="100" w:type="dxa"/>
+              <w:bottom w:w="90" w:type="dxa"/>
+              <w:right w:w="100" w:type="dxa"/>
+            </w:tcMar>
+            <w:vAlign w:val="center"/>
+          </w:tcPr>
+          <w:p>
+            <w:pPr>
+              <w:spacing w:before="40" w:after="40" w:line="252" w:lineRule="auto"/>
+              <w:rPr>
+                <w:color w:val="000000"/>
+              </w:rPr>
+            </w:pPr>
+            <w:r>
+              <w:rPr>
                 <w:color w:val="000000"/>
                 <w:sz w:val="18"/>
               </w:rPr>
@@ -5991,31 +5634,27 @@
         </w:tc>
       </w:tr>
       <w:tr>
-        <w:trPr/>
-        <w:tc>
-          <w:tcPr>
-            <w:tcW w:type="dxa" w:w="2664"/>
-            <w:vAlign w:val="center"/>
-            <w:tcMar>
-              <w:top w:w="90" w:type="dxa"/>
-              <w:start w:w="100" w:type="dxa"/>
-              <w:bottom w:w="90" w:type="dxa"/>
-              <w:end w:w="100" w:type="dxa"/>
-            </w:tcMar>
-            <w:shd w:fill="FFFFFF"/>
-          </w:tcPr>
-          <w:p>
-            <w:pPr>
-              <w:keepNext w:val="0"/>
-              <w:keepLines w:val="0"/>
-              <w:pageBreakBefore w:val="0"/>
-              <w:spacing w:after="0" w:before="0" w:line="240" w:lineRule="auto"/>
-              <w:ind w:left="0" w:right="0" w:firstLine="0"/>
-              <w:jc w:val="left"/>
-            </w:pPr>
-            <w:r>
-              <w:rPr>
-                <w:b w:val="0"/>
+        <w:tc>
+          <w:tcPr>
+            <w:tcW w:w="2664" w:type="dxa"/>
+            <w:tcMar>
+              <w:top w:w="90" w:type="dxa"/>
+              <w:left w:w="100" w:type="dxa"/>
+              <w:bottom w:w="90" w:type="dxa"/>
+              <w:right w:w="100" w:type="dxa"/>
+            </w:tcMar>
+            <w:vAlign w:val="center"/>
+          </w:tcPr>
+          <w:p>
+            <w:pPr>
+              <w:spacing w:before="40" w:after="40" w:line="252" w:lineRule="auto"/>
+              <w:rPr>
+                <w:color w:val="000000"/>
+              </w:rPr>
+            </w:pPr>
+            <w:r>
+              <w:rPr>
+                <w:rFonts w:ascii="Roboto Mono" w:eastAsia="Roboto Mono" w:hAnsi="Roboto Mono" w:cs="Roboto Mono"/>
                 <w:color w:val="000000"/>
                 <w:sz w:val="18"/>
               </w:rPr>
@@ -6025,28 +5664,24 @@
         </w:tc>
         <w:tc>
           <w:tcPr>
-            <w:tcW w:type="dxa" w:w="1440"/>
-            <w:vAlign w:val="center"/>
-            <w:tcMar>
-              <w:top w:w="90" w:type="dxa"/>
-              <w:start w:w="100" w:type="dxa"/>
-              <w:bottom w:w="90" w:type="dxa"/>
-              <w:end w:w="100" w:type="dxa"/>
-            </w:tcMar>
-            <w:shd w:fill="FFFFFF"/>
-          </w:tcPr>
-          <w:p>
-            <w:pPr>
-              <w:keepNext w:val="0"/>
-              <w:keepLines w:val="0"/>
-              <w:pageBreakBefore w:val="0"/>
-              <w:spacing w:after="0" w:before="0" w:line="240" w:lineRule="auto"/>
-              <w:ind w:left="0" w:right="0" w:firstLine="0"/>
-              <w:jc w:val="left"/>
-            </w:pPr>
-            <w:r>
-              <w:rPr>
-                <w:b w:val="0"/>
+            <w:tcW w:w="1440" w:type="dxa"/>
+            <w:tcMar>
+              <w:top w:w="90" w:type="dxa"/>
+              <w:left w:w="100" w:type="dxa"/>
+              <w:bottom w:w="90" w:type="dxa"/>
+              <w:right w:w="100" w:type="dxa"/>
+            </w:tcMar>
+            <w:vAlign w:val="center"/>
+          </w:tcPr>
+          <w:p>
+            <w:pPr>
+              <w:spacing w:before="40" w:after="40" w:line="252" w:lineRule="auto"/>
+              <w:rPr>
+                <w:color w:val="000000"/>
+              </w:rPr>
+            </w:pPr>
+            <w:r>
+              <w:rPr>
                 <w:color w:val="000000"/>
                 <w:sz w:val="18"/>
               </w:rPr>
@@ -6056,28 +5691,24 @@
         </w:tc>
         <w:tc>
           <w:tcPr>
-            <w:tcW w:type="dxa" w:w="4752"/>
-            <w:vAlign w:val="center"/>
-            <w:tcMar>
-              <w:top w:w="90" w:type="dxa"/>
-              <w:start w:w="100" w:type="dxa"/>
-              <w:bottom w:w="90" w:type="dxa"/>
-              <w:end w:w="100" w:type="dxa"/>
-            </w:tcMar>
-            <w:shd w:fill="FFFFFF"/>
-          </w:tcPr>
-          <w:p>
-            <w:pPr>
-              <w:keepNext w:val="0"/>
-              <w:keepLines w:val="0"/>
-              <w:pageBreakBefore w:val="0"/>
-              <w:spacing w:after="0" w:before="0" w:line="240" w:lineRule="auto"/>
-              <w:ind w:left="0" w:right="0" w:firstLine="0"/>
-              <w:jc w:val="left"/>
-            </w:pPr>
-            <w:r>
-              <w:rPr>
-                <w:b w:val="0"/>
+            <w:tcW w:w="4752" w:type="dxa"/>
+            <w:tcMar>
+              <w:top w:w="90" w:type="dxa"/>
+              <w:left w:w="100" w:type="dxa"/>
+              <w:bottom w:w="90" w:type="dxa"/>
+              <w:right w:w="100" w:type="dxa"/>
+            </w:tcMar>
+            <w:vAlign w:val="center"/>
+          </w:tcPr>
+          <w:p>
+            <w:pPr>
+              <w:spacing w:before="40" w:after="40" w:line="252" w:lineRule="auto"/>
+              <w:rPr>
+                <w:color w:val="000000"/>
+              </w:rPr>
+            </w:pPr>
+            <w:r>
+              <w:rPr>
                 <w:color w:val="000000"/>
                 <w:sz w:val="18"/>
               </w:rPr>
@@ -6087,31 +5718,28 @@
         </w:tc>
       </w:tr>
       <w:tr>
-        <w:trPr/>
-        <w:tc>
-          <w:tcPr>
-            <w:tcW w:type="dxa" w:w="2664"/>
-            <w:vAlign w:val="center"/>
-            <w:tcMar>
-              <w:top w:w="90" w:type="dxa"/>
-              <w:start w:w="100" w:type="dxa"/>
-              <w:bottom w:w="90" w:type="dxa"/>
-              <w:end w:w="100" w:type="dxa"/>
-            </w:tcMar>
-            <w:shd w:fill="F0F5FA"/>
-          </w:tcPr>
-          <w:p>
-            <w:pPr>
-              <w:keepNext w:val="0"/>
-              <w:keepLines w:val="0"/>
-              <w:pageBreakBefore w:val="0"/>
-              <w:spacing w:after="0" w:before="0" w:line="240" w:lineRule="auto"/>
-              <w:ind w:left="0" w:right="0" w:firstLine="0"/>
-              <w:jc w:val="left"/>
-            </w:pPr>
-            <w:r>
-              <w:rPr>
-                <w:b w:val="0"/>
+        <w:tc>
+          <w:tcPr>
+            <w:tcW w:w="2664" w:type="dxa"/>
+            <w:shd w:val="clear" w:color="auto" w:fill="F0F5FA"/>
+            <w:tcMar>
+              <w:top w:w="90" w:type="dxa"/>
+              <w:left w:w="100" w:type="dxa"/>
+              <w:bottom w:w="90" w:type="dxa"/>
+              <w:right w:w="100" w:type="dxa"/>
+            </w:tcMar>
+            <w:vAlign w:val="center"/>
+          </w:tcPr>
+          <w:p>
+            <w:pPr>
+              <w:spacing w:before="40" w:after="40" w:line="252" w:lineRule="auto"/>
+              <w:rPr>
+                <w:color w:val="000000"/>
+              </w:rPr>
+            </w:pPr>
+            <w:r>
+              <w:rPr>
+                <w:rFonts w:ascii="Roboto Mono" w:eastAsia="Roboto Mono" w:hAnsi="Roboto Mono" w:cs="Roboto Mono"/>
                 <w:color w:val="000000"/>
                 <w:sz w:val="18"/>
               </w:rPr>
@@ -6121,28 +5749,25 @@
         </w:tc>
         <w:tc>
           <w:tcPr>
-            <w:tcW w:type="dxa" w:w="1440"/>
-            <w:vAlign w:val="center"/>
-            <w:tcMar>
-              <w:top w:w="90" w:type="dxa"/>
-              <w:start w:w="100" w:type="dxa"/>
-              <w:bottom w:w="90" w:type="dxa"/>
-              <w:end w:w="100" w:type="dxa"/>
-            </w:tcMar>
-            <w:shd w:fill="F0F5FA"/>
-          </w:tcPr>
-          <w:p>
-            <w:pPr>
-              <w:keepNext w:val="0"/>
-              <w:keepLines w:val="0"/>
-              <w:pageBreakBefore w:val="0"/>
-              <w:spacing w:after="0" w:before="0" w:line="240" w:lineRule="auto"/>
-              <w:ind w:left="0" w:right="0" w:firstLine="0"/>
-              <w:jc w:val="left"/>
-            </w:pPr>
-            <w:r>
-              <w:rPr>
-                <w:b w:val="0"/>
+            <w:tcW w:w="1440" w:type="dxa"/>
+            <w:shd w:val="clear" w:color="auto" w:fill="F0F5FA"/>
+            <w:tcMar>
+              <w:top w:w="90" w:type="dxa"/>
+              <w:left w:w="100" w:type="dxa"/>
+              <w:bottom w:w="90" w:type="dxa"/>
+              <w:right w:w="100" w:type="dxa"/>
+            </w:tcMar>
+            <w:vAlign w:val="center"/>
+          </w:tcPr>
+          <w:p>
+            <w:pPr>
+              <w:spacing w:before="40" w:after="40" w:line="252" w:lineRule="auto"/>
+              <w:rPr>
+                <w:color w:val="000000"/>
+              </w:rPr>
+            </w:pPr>
+            <w:r>
+              <w:rPr>
                 <w:color w:val="000000"/>
                 <w:sz w:val="18"/>
               </w:rPr>
@@ -6152,28 +5777,25 @@
         </w:tc>
         <w:tc>
           <w:tcPr>
-            <w:tcW w:type="dxa" w:w="4752"/>
-            <w:vAlign w:val="center"/>
-            <w:tcMar>
-              <w:top w:w="90" w:type="dxa"/>
-              <w:start w:w="100" w:type="dxa"/>
-              <w:bottom w:w="90" w:type="dxa"/>
-              <w:end w:w="100" w:type="dxa"/>
-            </w:tcMar>
-            <w:shd w:fill="F0F5FA"/>
-          </w:tcPr>
-          <w:p>
-            <w:pPr>
-              <w:keepNext w:val="0"/>
-              <w:keepLines w:val="0"/>
-              <w:pageBreakBefore w:val="0"/>
-              <w:spacing w:after="0" w:before="0" w:line="240" w:lineRule="auto"/>
-              <w:ind w:left="0" w:right="0" w:firstLine="0"/>
-              <w:jc w:val="left"/>
-            </w:pPr>
-            <w:r>
-              <w:rPr>
-                <w:b w:val="0"/>
+            <w:tcW w:w="4752" w:type="dxa"/>
+            <w:shd w:val="clear" w:color="auto" w:fill="F0F5FA"/>
+            <w:tcMar>
+              <w:top w:w="90" w:type="dxa"/>
+              <w:left w:w="100" w:type="dxa"/>
+              <w:bottom w:w="90" w:type="dxa"/>
+              <w:right w:w="100" w:type="dxa"/>
+            </w:tcMar>
+            <w:vAlign w:val="center"/>
+          </w:tcPr>
+          <w:p>
+            <w:pPr>
+              <w:spacing w:before="40" w:after="40" w:line="252" w:lineRule="auto"/>
+              <w:rPr>
+                <w:color w:val="000000"/>
+              </w:rPr>
+            </w:pPr>
+            <w:r>
+              <w:rPr>
                 <w:color w:val="000000"/>
                 <w:sz w:val="18"/>
               </w:rPr>
@@ -6183,31 +5805,28 @@
         </w:tc>
       </w:tr>
       <w:tr>
-        <w:trPr/>
-        <w:tc>
-          <w:tcPr>
-            <w:tcW w:type="dxa" w:w="2664"/>
-            <w:vAlign w:val="center"/>
-            <w:tcMar>
-              <w:top w:w="90" w:type="dxa"/>
-              <w:start w:w="100" w:type="dxa"/>
-              <w:bottom w:w="90" w:type="dxa"/>
-              <w:end w:w="100" w:type="dxa"/>
-            </w:tcMar>
-            <w:shd w:fill="FFFFFF"/>
-          </w:tcPr>
-          <w:p>
-            <w:pPr>
-              <w:keepNext w:val="0"/>
-              <w:keepLines w:val="0"/>
-              <w:pageBreakBefore w:val="0"/>
-              <w:spacing w:after="0" w:before="0" w:line="240" w:lineRule="auto"/>
-              <w:ind w:left="0" w:right="0" w:firstLine="0"/>
-              <w:jc w:val="left"/>
-            </w:pPr>
-            <w:r>
-              <w:rPr>
-                <w:b w:val="0"/>
+        <w:tc>
+          <w:tcPr>
+            <w:tcW w:w="2664" w:type="dxa"/>
+            <w:tcMar>
+              <w:top w:w="90" w:type="dxa"/>
+              <w:left w:w="100" w:type="dxa"/>
+              <w:bottom w:w="90" w:type="dxa"/>
+              <w:right w:w="100" w:type="dxa"/>
+            </w:tcMar>
+            <w:vAlign w:val="center"/>
+          </w:tcPr>
+          <w:p>
+            <w:pPr>
+              <w:spacing w:before="40" w:after="40" w:line="252" w:lineRule="auto"/>
+              <w:rPr>
+                <w:rFonts w:ascii="Roboto Mono" w:eastAsia="Roboto Mono" w:hAnsi="Roboto Mono" w:cs="Roboto Mono"/>
+                <w:color w:val="000000"/>
+              </w:rPr>
+            </w:pPr>
+            <w:r>
+              <w:rPr>
+                <w:rFonts w:ascii="Roboto Mono" w:eastAsia="Roboto Mono" w:hAnsi="Roboto Mono" w:cs="Roboto Mono"/>
                 <w:color w:val="000000"/>
                 <w:sz w:val="18"/>
               </w:rPr>
@@ -6217,28 +5836,24 @@
         </w:tc>
         <w:tc>
           <w:tcPr>
-            <w:tcW w:type="dxa" w:w="1440"/>
-            <w:vAlign w:val="center"/>
-            <w:tcMar>
-              <w:top w:w="90" w:type="dxa"/>
-              <w:start w:w="100" w:type="dxa"/>
-              <w:bottom w:w="90" w:type="dxa"/>
-              <w:end w:w="100" w:type="dxa"/>
-            </w:tcMar>
-            <w:shd w:fill="FFFFFF"/>
-          </w:tcPr>
-          <w:p>
-            <w:pPr>
-              <w:keepNext w:val="0"/>
-              <w:keepLines w:val="0"/>
-              <w:pageBreakBefore w:val="0"/>
-              <w:spacing w:after="0" w:before="0" w:line="240" w:lineRule="auto"/>
-              <w:ind w:left="0" w:right="0" w:firstLine="0"/>
-              <w:jc w:val="left"/>
-            </w:pPr>
-            <w:r>
-              <w:rPr>
-                <w:b w:val="0"/>
+            <w:tcW w:w="1440" w:type="dxa"/>
+            <w:tcMar>
+              <w:top w:w="90" w:type="dxa"/>
+              <w:left w:w="100" w:type="dxa"/>
+              <w:bottom w:w="90" w:type="dxa"/>
+              <w:right w:w="100" w:type="dxa"/>
+            </w:tcMar>
+            <w:vAlign w:val="center"/>
+          </w:tcPr>
+          <w:p>
+            <w:pPr>
+              <w:spacing w:before="40" w:after="40" w:line="252" w:lineRule="auto"/>
+              <w:rPr>
+                <w:color w:val="000000"/>
+              </w:rPr>
+            </w:pPr>
+            <w:r>
+              <w:rPr>
                 <w:color w:val="000000"/>
                 <w:sz w:val="18"/>
               </w:rPr>
@@ -6248,28 +5863,24 @@
         </w:tc>
         <w:tc>
           <w:tcPr>
-            <w:tcW w:type="dxa" w:w="4752"/>
-            <w:vAlign w:val="center"/>
-            <w:tcMar>
-              <w:top w:w="90" w:type="dxa"/>
-              <w:start w:w="100" w:type="dxa"/>
-              <w:bottom w:w="90" w:type="dxa"/>
-              <w:end w:w="100" w:type="dxa"/>
-            </w:tcMar>
-            <w:shd w:fill="FFFFFF"/>
-          </w:tcPr>
-          <w:p>
-            <w:pPr>
-              <w:keepNext w:val="0"/>
-              <w:keepLines w:val="0"/>
-              <w:pageBreakBefore w:val="0"/>
-              <w:spacing w:after="0" w:before="0" w:line="240" w:lineRule="auto"/>
-              <w:ind w:left="0" w:right="0" w:firstLine="0"/>
-              <w:jc w:val="left"/>
-            </w:pPr>
-            <w:r>
-              <w:rPr>
-                <w:b w:val="0"/>
+            <w:tcW w:w="4752" w:type="dxa"/>
+            <w:tcMar>
+              <w:top w:w="90" w:type="dxa"/>
+              <w:left w:w="100" w:type="dxa"/>
+              <w:bottom w:w="90" w:type="dxa"/>
+              <w:right w:w="100" w:type="dxa"/>
+            </w:tcMar>
+            <w:vAlign w:val="center"/>
+          </w:tcPr>
+          <w:p>
+            <w:pPr>
+              <w:spacing w:before="40" w:after="40" w:line="252" w:lineRule="auto"/>
+              <w:rPr>
+                <w:color w:val="000000"/>
+              </w:rPr>
+            </w:pPr>
+            <w:r>
+              <w:rPr>
                 <w:color w:val="000000"/>
                 <w:sz w:val="18"/>
               </w:rPr>
@@ -6279,31 +5890,29 @@
         </w:tc>
       </w:tr>
       <w:tr>
-        <w:trPr/>
-        <w:tc>
-          <w:tcPr>
-            <w:tcW w:type="dxa" w:w="2664"/>
-            <w:vAlign w:val="center"/>
-            <w:tcMar>
-              <w:top w:w="90" w:type="dxa"/>
-              <w:start w:w="100" w:type="dxa"/>
-              <w:bottom w:w="90" w:type="dxa"/>
-              <w:end w:w="100" w:type="dxa"/>
-            </w:tcMar>
-            <w:shd w:fill="F0F5FA"/>
-          </w:tcPr>
-          <w:p>
-            <w:pPr>
-              <w:keepNext w:val="0"/>
-              <w:keepLines w:val="0"/>
-              <w:pageBreakBefore w:val="0"/>
-              <w:spacing w:after="0" w:before="0" w:line="240" w:lineRule="auto"/>
-              <w:ind w:left="0" w:right="0" w:firstLine="0"/>
-              <w:jc w:val="left"/>
-            </w:pPr>
-            <w:r>
-              <w:rPr>
-                <w:b w:val="0"/>
+        <w:tc>
+          <w:tcPr>
+            <w:tcW w:w="2664" w:type="dxa"/>
+            <w:shd w:val="clear" w:color="auto" w:fill="F0F5FA"/>
+            <w:tcMar>
+              <w:top w:w="90" w:type="dxa"/>
+              <w:left w:w="100" w:type="dxa"/>
+              <w:bottom w:w="90" w:type="dxa"/>
+              <w:right w:w="100" w:type="dxa"/>
+            </w:tcMar>
+            <w:vAlign w:val="center"/>
+          </w:tcPr>
+          <w:p>
+            <w:pPr>
+              <w:spacing w:before="40" w:after="40" w:line="252" w:lineRule="auto"/>
+              <w:rPr>
+                <w:rFonts w:ascii="Roboto Mono" w:eastAsia="Roboto Mono" w:hAnsi="Roboto Mono" w:cs="Roboto Mono"/>
+                <w:color w:val="000000"/>
+              </w:rPr>
+            </w:pPr>
+            <w:r>
+              <w:rPr>
+                <w:rFonts w:ascii="Roboto Mono" w:eastAsia="Roboto Mono" w:hAnsi="Roboto Mono" w:cs="Roboto Mono"/>
                 <w:color w:val="000000"/>
                 <w:sz w:val="18"/>
               </w:rPr>
@@ -6313,28 +5922,25 @@
         </w:tc>
         <w:tc>
           <w:tcPr>
-            <w:tcW w:type="dxa" w:w="1440"/>
-            <w:vAlign w:val="center"/>
-            <w:tcMar>
-              <w:top w:w="90" w:type="dxa"/>
-              <w:start w:w="100" w:type="dxa"/>
-              <w:bottom w:w="90" w:type="dxa"/>
-              <w:end w:w="100" w:type="dxa"/>
-            </w:tcMar>
-            <w:shd w:fill="F0F5FA"/>
-          </w:tcPr>
-          <w:p>
-            <w:pPr>
-              <w:keepNext w:val="0"/>
-              <w:keepLines w:val="0"/>
-              <w:pageBreakBefore w:val="0"/>
-              <w:spacing w:after="0" w:before="0" w:line="240" w:lineRule="auto"/>
-              <w:ind w:left="0" w:right="0" w:firstLine="0"/>
-              <w:jc w:val="left"/>
-            </w:pPr>
-            <w:r>
-              <w:rPr>
-                <w:b w:val="0"/>
+            <w:tcW w:w="1440" w:type="dxa"/>
+            <w:shd w:val="clear" w:color="auto" w:fill="F0F5FA"/>
+            <w:tcMar>
+              <w:top w:w="90" w:type="dxa"/>
+              <w:left w:w="100" w:type="dxa"/>
+              <w:bottom w:w="90" w:type="dxa"/>
+              <w:right w:w="100" w:type="dxa"/>
+            </w:tcMar>
+            <w:vAlign w:val="center"/>
+          </w:tcPr>
+          <w:p>
+            <w:pPr>
+              <w:spacing w:before="40" w:after="40" w:line="252" w:lineRule="auto"/>
+              <w:rPr>
+                <w:color w:val="000000"/>
+              </w:rPr>
+            </w:pPr>
+            <w:r>
+              <w:rPr>
                 <w:color w:val="000000"/>
                 <w:sz w:val="18"/>
               </w:rPr>
@@ -6344,28 +5950,25 @@
         </w:tc>
         <w:tc>
           <w:tcPr>
-            <w:tcW w:type="dxa" w:w="4752"/>
-            <w:vAlign w:val="center"/>
-            <w:tcMar>
-              <w:top w:w="90" w:type="dxa"/>
-              <w:start w:w="100" w:type="dxa"/>
-              <w:bottom w:w="90" w:type="dxa"/>
-              <w:end w:w="100" w:type="dxa"/>
-            </w:tcMar>
-            <w:shd w:fill="F0F5FA"/>
-          </w:tcPr>
-          <w:p>
-            <w:pPr>
-              <w:keepNext w:val="0"/>
-              <w:keepLines w:val="0"/>
-              <w:pageBreakBefore w:val="0"/>
-              <w:spacing w:after="0" w:before="0" w:line="240" w:lineRule="auto"/>
-              <w:ind w:left="0" w:right="0" w:firstLine="0"/>
-              <w:jc w:val="left"/>
-            </w:pPr>
-            <w:r>
-              <w:rPr>
-                <w:b w:val="0"/>
+            <w:tcW w:w="4752" w:type="dxa"/>
+            <w:shd w:val="clear" w:color="auto" w:fill="F0F5FA"/>
+            <w:tcMar>
+              <w:top w:w="90" w:type="dxa"/>
+              <w:left w:w="100" w:type="dxa"/>
+              <w:bottom w:w="90" w:type="dxa"/>
+              <w:right w:w="100" w:type="dxa"/>
+            </w:tcMar>
+            <w:vAlign w:val="center"/>
+          </w:tcPr>
+          <w:p>
+            <w:pPr>
+              <w:spacing w:before="40" w:after="40" w:line="252" w:lineRule="auto"/>
+              <w:rPr>
+                <w:color w:val="000000"/>
+              </w:rPr>
+            </w:pPr>
+            <w:r>
+              <w:rPr>
                 <w:color w:val="000000"/>
                 <w:sz w:val="18"/>
               </w:rPr>
@@ -6375,31 +5978,28 @@
         </w:tc>
       </w:tr>
       <w:tr>
-        <w:trPr/>
-        <w:tc>
-          <w:tcPr>
-            <w:tcW w:type="dxa" w:w="2664"/>
-            <w:vAlign w:val="center"/>
-            <w:tcMar>
-              <w:top w:w="90" w:type="dxa"/>
-              <w:start w:w="100" w:type="dxa"/>
-              <w:bottom w:w="90" w:type="dxa"/>
-              <w:end w:w="100" w:type="dxa"/>
-            </w:tcMar>
-            <w:shd w:fill="FFFFFF"/>
-          </w:tcPr>
-          <w:p>
-            <w:pPr>
-              <w:keepNext w:val="0"/>
-              <w:keepLines w:val="0"/>
-              <w:pageBreakBefore w:val="0"/>
-              <w:spacing w:after="0" w:before="0" w:line="240" w:lineRule="auto"/>
-              <w:ind w:left="0" w:right="0" w:firstLine="0"/>
-              <w:jc w:val="left"/>
-            </w:pPr>
-            <w:r>
-              <w:rPr>
-                <w:b w:val="0"/>
+        <w:tc>
+          <w:tcPr>
+            <w:tcW w:w="2664" w:type="dxa"/>
+            <w:tcMar>
+              <w:top w:w="90" w:type="dxa"/>
+              <w:left w:w="100" w:type="dxa"/>
+              <w:bottom w:w="90" w:type="dxa"/>
+              <w:right w:w="100" w:type="dxa"/>
+            </w:tcMar>
+            <w:vAlign w:val="center"/>
+          </w:tcPr>
+          <w:p>
+            <w:pPr>
+              <w:spacing w:before="40" w:after="40" w:line="252" w:lineRule="auto"/>
+              <w:rPr>
+                <w:rFonts w:ascii="Roboto Mono" w:eastAsia="Roboto Mono" w:hAnsi="Roboto Mono" w:cs="Roboto Mono"/>
+                <w:color w:val="000000"/>
+              </w:rPr>
+            </w:pPr>
+            <w:r>
+              <w:rPr>
+                <w:rFonts w:ascii="Roboto Mono" w:eastAsia="Roboto Mono" w:hAnsi="Roboto Mono" w:cs="Roboto Mono"/>
                 <w:color w:val="000000"/>
                 <w:sz w:val="18"/>
               </w:rPr>
@@ -6409,28 +6009,24 @@
         </w:tc>
         <w:tc>
           <w:tcPr>
-            <w:tcW w:type="dxa" w:w="1440"/>
-            <w:vAlign w:val="center"/>
-            <w:tcMar>
-              <w:top w:w="90" w:type="dxa"/>
-              <w:start w:w="100" w:type="dxa"/>
-              <w:bottom w:w="90" w:type="dxa"/>
-              <w:end w:w="100" w:type="dxa"/>
-            </w:tcMar>
-            <w:shd w:fill="FFFFFF"/>
-          </w:tcPr>
-          <w:p>
-            <w:pPr>
-              <w:keepNext w:val="0"/>
-              <w:keepLines w:val="0"/>
-              <w:pageBreakBefore w:val="0"/>
-              <w:spacing w:after="0" w:before="0" w:line="240" w:lineRule="auto"/>
-              <w:ind w:left="0" w:right="0" w:firstLine="0"/>
-              <w:jc w:val="left"/>
-            </w:pPr>
-            <w:r>
-              <w:rPr>
-                <w:b w:val="0"/>
+            <w:tcW w:w="1440" w:type="dxa"/>
+            <w:tcMar>
+              <w:top w:w="90" w:type="dxa"/>
+              <w:left w:w="100" w:type="dxa"/>
+              <w:bottom w:w="90" w:type="dxa"/>
+              <w:right w:w="100" w:type="dxa"/>
+            </w:tcMar>
+            <w:vAlign w:val="center"/>
+          </w:tcPr>
+          <w:p>
+            <w:pPr>
+              <w:spacing w:before="40" w:after="40" w:line="252" w:lineRule="auto"/>
+              <w:rPr>
+                <w:color w:val="000000"/>
+              </w:rPr>
+            </w:pPr>
+            <w:r>
+              <w:rPr>
                 <w:color w:val="000000"/>
                 <w:sz w:val="18"/>
               </w:rPr>
@@ -6440,28 +6036,24 @@
         </w:tc>
         <w:tc>
           <w:tcPr>
-            <w:tcW w:type="dxa" w:w="4752"/>
-            <w:vAlign w:val="center"/>
-            <w:tcMar>
-              <w:top w:w="90" w:type="dxa"/>
-              <w:start w:w="100" w:type="dxa"/>
-              <w:bottom w:w="90" w:type="dxa"/>
-              <w:end w:w="100" w:type="dxa"/>
-            </w:tcMar>
-            <w:shd w:fill="FFFFFF"/>
-          </w:tcPr>
-          <w:p>
-            <w:pPr>
-              <w:keepNext w:val="0"/>
-              <w:keepLines w:val="0"/>
-              <w:pageBreakBefore w:val="0"/>
-              <w:spacing w:after="0" w:before="0" w:line="240" w:lineRule="auto"/>
-              <w:ind w:left="0" w:right="0" w:firstLine="0"/>
-              <w:jc w:val="left"/>
-            </w:pPr>
-            <w:r>
-              <w:rPr>
-                <w:b w:val="0"/>
+            <w:tcW w:w="4752" w:type="dxa"/>
+            <w:tcMar>
+              <w:top w:w="90" w:type="dxa"/>
+              <w:left w:w="100" w:type="dxa"/>
+              <w:bottom w:w="90" w:type="dxa"/>
+              <w:right w:w="100" w:type="dxa"/>
+            </w:tcMar>
+            <w:vAlign w:val="center"/>
+          </w:tcPr>
+          <w:p>
+            <w:pPr>
+              <w:spacing w:before="40" w:after="40" w:line="252" w:lineRule="auto"/>
+              <w:rPr>
+                <w:color w:val="000000"/>
+              </w:rPr>
+            </w:pPr>
+            <w:r>
+              <w:rPr>
                 <w:color w:val="000000"/>
                 <w:sz w:val="18"/>
               </w:rPr>
@@ -6471,31 +6063,29 @@
         </w:tc>
       </w:tr>
       <w:tr>
-        <w:trPr/>
-        <w:tc>
-          <w:tcPr>
-            <w:tcW w:type="dxa" w:w="2664"/>
-            <w:vAlign w:val="center"/>
-            <w:tcMar>
-              <w:top w:w="90" w:type="dxa"/>
-              <w:start w:w="100" w:type="dxa"/>
-              <w:bottom w:w="90" w:type="dxa"/>
-              <w:end w:w="100" w:type="dxa"/>
-            </w:tcMar>
-            <w:shd w:fill="F0F5FA"/>
-          </w:tcPr>
-          <w:p>
-            <w:pPr>
-              <w:keepNext w:val="0"/>
-              <w:keepLines w:val="0"/>
-              <w:pageBreakBefore w:val="0"/>
-              <w:spacing w:after="0" w:before="0" w:line="240" w:lineRule="auto"/>
-              <w:ind w:left="0" w:right="0" w:firstLine="0"/>
-              <w:jc w:val="left"/>
-            </w:pPr>
-            <w:r>
-              <w:rPr>
-                <w:b w:val="0"/>
+        <w:tc>
+          <w:tcPr>
+            <w:tcW w:w="2664" w:type="dxa"/>
+            <w:shd w:val="clear" w:color="auto" w:fill="F0F5FA"/>
+            <w:tcMar>
+              <w:top w:w="90" w:type="dxa"/>
+              <w:left w:w="100" w:type="dxa"/>
+              <w:bottom w:w="90" w:type="dxa"/>
+              <w:right w:w="100" w:type="dxa"/>
+            </w:tcMar>
+            <w:vAlign w:val="center"/>
+          </w:tcPr>
+          <w:p>
+            <w:pPr>
+              <w:spacing w:before="40" w:after="40" w:line="252" w:lineRule="auto"/>
+              <w:rPr>
+                <w:rFonts w:ascii="Roboto Mono" w:eastAsia="Roboto Mono" w:hAnsi="Roboto Mono" w:cs="Roboto Mono"/>
+                <w:color w:val="000000"/>
+              </w:rPr>
+            </w:pPr>
+            <w:r>
+              <w:rPr>
+                <w:rFonts w:ascii="Roboto Mono" w:eastAsia="Roboto Mono" w:hAnsi="Roboto Mono" w:cs="Roboto Mono"/>
                 <w:color w:val="000000"/>
                 <w:sz w:val="18"/>
               </w:rPr>
@@ -6505,28 +6095,25 @@
         </w:tc>
         <w:tc>
           <w:tcPr>
-            <w:tcW w:type="dxa" w:w="1440"/>
-            <w:vAlign w:val="center"/>
-            <w:tcMar>
-              <w:top w:w="90" w:type="dxa"/>
-              <w:start w:w="100" w:type="dxa"/>
-              <w:bottom w:w="90" w:type="dxa"/>
-              <w:end w:w="100" w:type="dxa"/>
-            </w:tcMar>
-            <w:shd w:fill="F0F5FA"/>
-          </w:tcPr>
-          <w:p>
-            <w:pPr>
-              <w:keepNext w:val="0"/>
-              <w:keepLines w:val="0"/>
-              <w:pageBreakBefore w:val="0"/>
-              <w:spacing w:after="0" w:before="0" w:line="240" w:lineRule="auto"/>
-              <w:ind w:left="0" w:right="0" w:firstLine="0"/>
-              <w:jc w:val="left"/>
-            </w:pPr>
-            <w:r>
-              <w:rPr>
-                <w:b w:val="0"/>
+            <w:tcW w:w="1440" w:type="dxa"/>
+            <w:shd w:val="clear" w:color="auto" w:fill="F0F5FA"/>
+            <w:tcMar>
+              <w:top w:w="90" w:type="dxa"/>
+              <w:left w:w="100" w:type="dxa"/>
+              <w:bottom w:w="90" w:type="dxa"/>
+              <w:right w:w="100" w:type="dxa"/>
+            </w:tcMar>
+            <w:vAlign w:val="center"/>
+          </w:tcPr>
+          <w:p>
+            <w:pPr>
+              <w:spacing w:before="40" w:after="40" w:line="252" w:lineRule="auto"/>
+              <w:rPr>
+                <w:color w:val="000000"/>
+              </w:rPr>
+            </w:pPr>
+            <w:r>
+              <w:rPr>
                 <w:color w:val="000000"/>
                 <w:sz w:val="18"/>
               </w:rPr>
@@ -6536,28 +6123,25 @@
         </w:tc>
         <w:tc>
           <w:tcPr>
-            <w:tcW w:type="dxa" w:w="4752"/>
-            <w:vAlign w:val="center"/>
-            <w:tcMar>
-              <w:top w:w="90" w:type="dxa"/>
-              <w:start w:w="100" w:type="dxa"/>
-              <w:bottom w:w="90" w:type="dxa"/>
-              <w:end w:w="100" w:type="dxa"/>
-            </w:tcMar>
-            <w:shd w:fill="F0F5FA"/>
-          </w:tcPr>
-          <w:p>
-            <w:pPr>
-              <w:keepNext w:val="0"/>
-              <w:keepLines w:val="0"/>
-              <w:pageBreakBefore w:val="0"/>
-              <w:spacing w:after="0" w:before="0" w:line="240" w:lineRule="auto"/>
-              <w:ind w:left="0" w:right="0" w:firstLine="0"/>
-              <w:jc w:val="left"/>
-            </w:pPr>
-            <w:r>
-              <w:rPr>
-                <w:b w:val="0"/>
+            <w:tcW w:w="4752" w:type="dxa"/>
+            <w:shd w:val="clear" w:color="auto" w:fill="F0F5FA"/>
+            <w:tcMar>
+              <w:top w:w="90" w:type="dxa"/>
+              <w:left w:w="100" w:type="dxa"/>
+              <w:bottom w:w="90" w:type="dxa"/>
+              <w:right w:w="100" w:type="dxa"/>
+            </w:tcMar>
+            <w:vAlign w:val="center"/>
+          </w:tcPr>
+          <w:p>
+            <w:pPr>
+              <w:spacing w:before="40" w:after="40" w:line="252" w:lineRule="auto"/>
+              <w:rPr>
+                <w:color w:val="000000"/>
+              </w:rPr>
+            </w:pPr>
+            <w:r>
+              <w:rPr>
                 <w:color w:val="000000"/>
                 <w:sz w:val="18"/>
               </w:rPr>
@@ -6567,31 +6151,28 @@
         </w:tc>
       </w:tr>
       <w:tr>
-        <w:trPr/>
-        <w:tc>
-          <w:tcPr>
-            <w:tcW w:type="dxa" w:w="2664"/>
-            <w:vAlign w:val="center"/>
-            <w:tcMar>
-              <w:top w:w="90" w:type="dxa"/>
-              <w:start w:w="100" w:type="dxa"/>
-              <w:bottom w:w="90" w:type="dxa"/>
-              <w:end w:w="100" w:type="dxa"/>
-            </w:tcMar>
-            <w:shd w:fill="FFFFFF"/>
-          </w:tcPr>
-          <w:p>
-            <w:pPr>
-              <w:keepNext w:val="0"/>
-              <w:keepLines w:val="0"/>
-              <w:pageBreakBefore w:val="0"/>
-              <w:spacing w:after="0" w:before="0" w:line="240" w:lineRule="auto"/>
-              <w:ind w:left="0" w:right="0" w:firstLine="0"/>
-              <w:jc w:val="left"/>
-            </w:pPr>
-            <w:r>
-              <w:rPr>
-                <w:b w:val="0"/>
+        <w:tc>
+          <w:tcPr>
+            <w:tcW w:w="2664" w:type="dxa"/>
+            <w:tcMar>
+              <w:top w:w="90" w:type="dxa"/>
+              <w:left w:w="100" w:type="dxa"/>
+              <w:bottom w:w="90" w:type="dxa"/>
+              <w:right w:w="100" w:type="dxa"/>
+            </w:tcMar>
+            <w:vAlign w:val="center"/>
+          </w:tcPr>
+          <w:p>
+            <w:pPr>
+              <w:spacing w:before="40" w:after="40" w:line="252" w:lineRule="auto"/>
+              <w:rPr>
+                <w:rFonts w:ascii="Roboto Mono" w:eastAsia="Roboto Mono" w:hAnsi="Roboto Mono" w:cs="Roboto Mono"/>
+                <w:color w:val="000000"/>
+              </w:rPr>
+            </w:pPr>
+            <w:r>
+              <w:rPr>
+                <w:rFonts w:ascii="Roboto Mono" w:eastAsia="Roboto Mono" w:hAnsi="Roboto Mono" w:cs="Roboto Mono"/>
                 <w:color w:val="000000"/>
                 <w:sz w:val="18"/>
               </w:rPr>
@@ -6601,28 +6182,24 @@
         </w:tc>
         <w:tc>
           <w:tcPr>
-            <w:tcW w:type="dxa" w:w="1440"/>
-            <w:vAlign w:val="center"/>
-            <w:tcMar>
-              <w:top w:w="90" w:type="dxa"/>
-              <w:start w:w="100" w:type="dxa"/>
-              <w:bottom w:w="90" w:type="dxa"/>
-              <w:end w:w="100" w:type="dxa"/>
-            </w:tcMar>
-            <w:shd w:fill="FFFFFF"/>
-          </w:tcPr>
-          <w:p>
-            <w:pPr>
-              <w:keepNext w:val="0"/>
-              <w:keepLines w:val="0"/>
-              <w:pageBreakBefore w:val="0"/>
-              <w:spacing w:after="0" w:before="0" w:line="240" w:lineRule="auto"/>
-              <w:ind w:left="0" w:right="0" w:firstLine="0"/>
-              <w:jc w:val="left"/>
-            </w:pPr>
-            <w:r>
-              <w:rPr>
-                <w:b w:val="0"/>
+            <w:tcW w:w="1440" w:type="dxa"/>
+            <w:tcMar>
+              <w:top w:w="90" w:type="dxa"/>
+              <w:left w:w="100" w:type="dxa"/>
+              <w:bottom w:w="90" w:type="dxa"/>
+              <w:right w:w="100" w:type="dxa"/>
+            </w:tcMar>
+            <w:vAlign w:val="center"/>
+          </w:tcPr>
+          <w:p>
+            <w:pPr>
+              <w:spacing w:before="40" w:after="40" w:line="252" w:lineRule="auto"/>
+              <w:rPr>
+                <w:color w:val="000000"/>
+              </w:rPr>
+            </w:pPr>
+            <w:r>
+              <w:rPr>
                 <w:color w:val="000000"/>
                 <w:sz w:val="18"/>
               </w:rPr>
@@ -6632,28 +6209,24 @@
         </w:tc>
         <w:tc>
           <w:tcPr>
-            <w:tcW w:type="dxa" w:w="4752"/>
-            <w:vAlign w:val="center"/>
-            <w:tcMar>
-              <w:top w:w="90" w:type="dxa"/>
-              <w:start w:w="100" w:type="dxa"/>
-              <w:bottom w:w="90" w:type="dxa"/>
-              <w:end w:w="100" w:type="dxa"/>
-            </w:tcMar>
-            <w:shd w:fill="FFFFFF"/>
-          </w:tcPr>
-          <w:p>
-            <w:pPr>
-              <w:keepNext w:val="0"/>
-              <w:keepLines w:val="0"/>
-              <w:pageBreakBefore w:val="0"/>
-              <w:spacing w:after="0" w:before="0" w:line="240" w:lineRule="auto"/>
-              <w:ind w:left="0" w:right="0" w:firstLine="0"/>
-              <w:jc w:val="left"/>
-            </w:pPr>
-            <w:r>
-              <w:rPr>
-                <w:b w:val="0"/>
+            <w:tcW w:w="4752" w:type="dxa"/>
+            <w:tcMar>
+              <w:top w:w="90" w:type="dxa"/>
+              <w:left w:w="100" w:type="dxa"/>
+              <w:bottom w:w="90" w:type="dxa"/>
+              <w:right w:w="100" w:type="dxa"/>
+            </w:tcMar>
+            <w:vAlign w:val="center"/>
+          </w:tcPr>
+          <w:p>
+            <w:pPr>
+              <w:spacing w:before="40" w:after="40" w:line="252" w:lineRule="auto"/>
+              <w:rPr>
+                <w:color w:val="000000"/>
+              </w:rPr>
+            </w:pPr>
+            <w:r>
+              <w:rPr>
                 <w:color w:val="000000"/>
                 <w:sz w:val="18"/>
               </w:rPr>
@@ -6663,31 +6236,29 @@
         </w:tc>
       </w:tr>
       <w:tr>
-        <w:trPr/>
-        <w:tc>
-          <w:tcPr>
-            <w:tcW w:type="dxa" w:w="2664"/>
-            <w:vAlign w:val="center"/>
-            <w:tcMar>
-              <w:top w:w="90" w:type="dxa"/>
-              <w:start w:w="100" w:type="dxa"/>
-              <w:bottom w:w="90" w:type="dxa"/>
-              <w:end w:w="100" w:type="dxa"/>
-            </w:tcMar>
-            <w:shd w:fill="F0F5FA"/>
-          </w:tcPr>
-          <w:p>
-            <w:pPr>
-              <w:keepNext w:val="0"/>
-              <w:keepLines w:val="0"/>
-              <w:pageBreakBefore w:val="0"/>
-              <w:spacing w:after="0" w:before="0" w:line="240" w:lineRule="auto"/>
-              <w:ind w:left="0" w:right="0" w:firstLine="0"/>
-              <w:jc w:val="left"/>
-            </w:pPr>
-            <w:r>
-              <w:rPr>
-                <w:b w:val="0"/>
+        <w:tc>
+          <w:tcPr>
+            <w:tcW w:w="2664" w:type="dxa"/>
+            <w:shd w:val="clear" w:color="auto" w:fill="F0F5FA"/>
+            <w:tcMar>
+              <w:top w:w="90" w:type="dxa"/>
+              <w:left w:w="100" w:type="dxa"/>
+              <w:bottom w:w="90" w:type="dxa"/>
+              <w:right w:w="100" w:type="dxa"/>
+            </w:tcMar>
+            <w:vAlign w:val="center"/>
+          </w:tcPr>
+          <w:p>
+            <w:pPr>
+              <w:spacing w:before="40" w:after="40" w:line="252" w:lineRule="auto"/>
+              <w:rPr>
+                <w:rFonts w:ascii="Roboto Mono" w:eastAsia="Roboto Mono" w:hAnsi="Roboto Mono" w:cs="Roboto Mono"/>
+                <w:color w:val="000000"/>
+              </w:rPr>
+            </w:pPr>
+            <w:r>
+              <w:rPr>
+                <w:rFonts w:ascii="Roboto Mono" w:eastAsia="Roboto Mono" w:hAnsi="Roboto Mono" w:cs="Roboto Mono"/>
                 <w:color w:val="000000"/>
                 <w:sz w:val="18"/>
               </w:rPr>
@@ -6697,28 +6268,25 @@
         </w:tc>
         <w:tc>
           <w:tcPr>
-            <w:tcW w:type="dxa" w:w="1440"/>
-            <w:vAlign w:val="center"/>
-            <w:tcMar>
-              <w:top w:w="90" w:type="dxa"/>
-              <w:start w:w="100" w:type="dxa"/>
-              <w:bottom w:w="90" w:type="dxa"/>
-              <w:end w:w="100" w:type="dxa"/>
-            </w:tcMar>
-            <w:shd w:fill="F0F5FA"/>
-          </w:tcPr>
-          <w:p>
-            <w:pPr>
-              <w:keepNext w:val="0"/>
-              <w:keepLines w:val="0"/>
-              <w:pageBreakBefore w:val="0"/>
-              <w:spacing w:after="0" w:before="0" w:line="240" w:lineRule="auto"/>
-              <w:ind w:left="0" w:right="0" w:firstLine="0"/>
-              <w:jc w:val="left"/>
-            </w:pPr>
-            <w:r>
-              <w:rPr>
-                <w:b w:val="0"/>
+            <w:tcW w:w="1440" w:type="dxa"/>
+            <w:shd w:val="clear" w:color="auto" w:fill="F0F5FA"/>
+            <w:tcMar>
+              <w:top w:w="90" w:type="dxa"/>
+              <w:left w:w="100" w:type="dxa"/>
+              <w:bottom w:w="90" w:type="dxa"/>
+              <w:right w:w="100" w:type="dxa"/>
+            </w:tcMar>
+            <w:vAlign w:val="center"/>
+          </w:tcPr>
+          <w:p>
+            <w:pPr>
+              <w:spacing w:before="40" w:after="40" w:line="252" w:lineRule="auto"/>
+              <w:rPr>
+                <w:color w:val="000000"/>
+              </w:rPr>
+            </w:pPr>
+            <w:r>
+              <w:rPr>
                 <w:color w:val="000000"/>
                 <w:sz w:val="18"/>
               </w:rPr>
@@ -6728,28 +6296,25 @@
         </w:tc>
         <w:tc>
           <w:tcPr>
-            <w:tcW w:type="dxa" w:w="4752"/>
-            <w:vAlign w:val="center"/>
-            <w:tcMar>
-              <w:top w:w="90" w:type="dxa"/>
-              <w:start w:w="100" w:type="dxa"/>
-              <w:bottom w:w="90" w:type="dxa"/>
-              <w:end w:w="100" w:type="dxa"/>
-            </w:tcMar>
-            <w:shd w:fill="F0F5FA"/>
-          </w:tcPr>
-          <w:p>
-            <w:pPr>
-              <w:keepNext w:val="0"/>
-              <w:keepLines w:val="0"/>
-              <w:pageBreakBefore w:val="0"/>
-              <w:spacing w:after="0" w:before="0" w:line="240" w:lineRule="auto"/>
-              <w:ind w:left="0" w:right="0" w:firstLine="0"/>
-              <w:jc w:val="left"/>
-            </w:pPr>
-            <w:r>
-              <w:rPr>
-                <w:b w:val="0"/>
+            <w:tcW w:w="4752" w:type="dxa"/>
+            <w:shd w:val="clear" w:color="auto" w:fill="F0F5FA"/>
+            <w:tcMar>
+              <w:top w:w="90" w:type="dxa"/>
+              <w:left w:w="100" w:type="dxa"/>
+              <w:bottom w:w="90" w:type="dxa"/>
+              <w:right w:w="100" w:type="dxa"/>
+            </w:tcMar>
+            <w:vAlign w:val="center"/>
+          </w:tcPr>
+          <w:p>
+            <w:pPr>
+              <w:spacing w:before="40" w:after="40" w:line="252" w:lineRule="auto"/>
+              <w:rPr>
+                <w:color w:val="000000"/>
+              </w:rPr>
+            </w:pPr>
+            <w:r>
+              <w:rPr>
                 <w:color w:val="000000"/>
                 <w:sz w:val="18"/>
               </w:rPr>
@@ -6759,6 +6324,7 @@
         </w:tc>
       </w:tr>
     </w:tbl>
+    <w:p/>
     <w:sectPr>
       <w:pgSz w:w="11909" w:h="16834"/>
       <w:pgMar w:top="1440" w:right="1440" w:bottom="1440" w:left="1440" w:header="720" w:footer="720" w:gutter="0"/>
